--- a/output/13-2_北塩原村第10期_照会票_束2_給付実績・決算と第9期の計画値.docx
+++ b/output/13-2_北塩原村第10期_照会票_束2_給付実績・決算と第9期の計画値.docx
@@ -108,7 +108,7 @@
           <w:sz w:val="22"/>
           <w:szCs w:val="22"/>
         </w:rPr>
-        <w:t xml:space="preserve">ご確認・ご提供をお願いしたい事項　57件</w:t>
+        <w:t xml:space="preserve">ご確認・ご提供をお願いしたい事項　59件</w:t>
       </w:r>
     </w:p>
     <w:p>
@@ -707,7 +707,7 @@
                 <w:sz w:val="17"/>
                 <w:szCs w:val="17"/>
               </w:rPr>
-              <w:t xml:space="preserve">44件</w:t>
+              <w:t xml:space="preserve">46件</w:t>
             </w:r>
           </w:p>
         </w:tc>
@@ -6597,7 +6597,7 @@
                 <w:sz w:val="17"/>
                 <w:szCs w:val="17"/>
               </w:rPr>
-              <w:t xml:space="preserve">村外事業所の通常の事業実施地域（重要事項説明書または指定情報）</w:t>
+              <w:t xml:space="preserve">村内の住宅型有料老人ホーム・サービス付き高齢者向け住宅の有無（老人福祉法第29条の届出・高齢者住まい法の登録。県の所管）</w:t>
             </w:r>
           </w:p>
         </w:tc>
@@ -6625,7 +6625,7 @@
                 <w:sz w:val="17"/>
                 <w:szCs w:val="17"/>
               </w:rPr>
-              <w:t xml:space="preserve">別表第七。村内にほぼ事業所がないため、どの村外事業所が本村を事業実施地域に含むかが供給の範囲を決める。5-4(14)の24時間対応サービスの確保方策①の可否に直結する。</w:t>
+              <w:t xml:space="preserve">基本指針の別表 事項八が求める「高齢者向け住まいの状況」。介護保険の指定を受けた特定施設入居者生活介護・地域密着型特定施設入居者生活介護は、受領データにより村内に平成24年度から令和6年度まで一貫して0であることを確かめた（素案2-5）。残っているのは指定を受けない住まいの有無で、届出と登録はいずれも県の所管のため村に情報が入らない。</w:t>
             </w:r>
           </w:p>
         </w:tc>
@@ -6743,7 +6743,7 @@
                 <w:sz w:val="17"/>
                 <w:szCs w:val="17"/>
               </w:rPr>
-              <w:t xml:space="preserve">村外施設の入退所・待機の実績（介護老人福祉施設・介護老人保健施設・介護医療院）</w:t>
+              <w:t xml:space="preserve">村内の認知症対応型共同生活介護の入退所の状況（年度ごとの入所者数・退所者数と退所の理由）</w:t>
             </w:r>
           </w:p>
         </w:tc>
@@ -6771,7 +6771,7 @@
                 <w:sz w:val="17"/>
                 <w:szCs w:val="17"/>
               </w:rPr>
-              <w:t xml:space="preserve">別表第七の入所率・入退所の状況。5-4(13)の真に入所が必要と判断される被保険者の把握と、認知症対応型共同生活介護27人分の定員の変更の判断に用いる。</w:t>
+              <w:t xml:space="preserve">基本指針の別表 事項七が求める「入退所の状況」。施設・事業所数と入所率・稼働率は「見える化」システムの受領データで把握できたため（素案2-5・5-4(8)）、事項七で残っているのは入退所の状況と従事者数の2つである。</w:t>
             </w:r>
           </w:p>
         </w:tc>
@@ -6889,7 +6889,7 @@
                 <w:sz w:val="17"/>
                 <w:szCs w:val="17"/>
               </w:rPr>
-              <w:t xml:space="preserve">特別会計の歳入内訳の区分変更の有無（令和3→4年度）</w:t>
+              <w:t xml:space="preserve">村外事業所の通常の事業実施地域（重要事項説明書または指定情報）</w:t>
             </w:r>
           </w:p>
         </w:tc>
@@ -6917,7 +6917,7 @@
                 <w:sz w:val="17"/>
                 <w:szCs w:val="17"/>
               </w:rPr>
-              <w:t xml:space="preserve">総務費繰入金・低所得者保険料軽減繰入金が0になり一般会計繰入金が急増。時系列グラフが不連続になる。</w:t>
+              <w:t xml:space="preserve">別表第七。村内にほぼ事業所がないため、どの村外事業所が本村を事業実施地域に含むかが供給の範囲を決める。5-4(14)の24時間対応サービスの確保方策①の可否に直結する。</w:t>
             </w:r>
           </w:p>
         </w:tc>
@@ -7035,7 +7035,7 @@
                 <w:sz w:val="17"/>
                 <w:szCs w:val="17"/>
               </w:rPr>
-              <w:t xml:space="preserve">特定健診・後期高齢者健診の受診率、特定保健指導の実施率</w:t>
+              <w:t xml:space="preserve">村外施設の入退所・待機の実績（介護老人福祉施設・介護老人保健施設・介護医療院）</w:t>
             </w:r>
           </w:p>
         </w:tc>
@@ -7063,7 +7063,7 @@
                 <w:sz w:val="17"/>
                 <w:szCs w:val="17"/>
               </w:rPr>
-              <w:t xml:space="preserve">介護予防と保健事業の一体的実施（施策1-6）の評価に必要。</w:t>
+              <w:t xml:space="preserve">別表第七の入所率・入退所の状況。5-4(13)の真に入所が必要と判断される被保険者の把握と、認知症対応型共同生活介護27人分の定員の変更の判断に用いる。</w:t>
             </w:r>
           </w:p>
         </w:tc>
@@ -7181,7 +7181,7 @@
                 <w:sz w:val="17"/>
                 <w:szCs w:val="17"/>
               </w:rPr>
-              <w:t xml:space="preserve">特定健診・後期高齢者健診の受診率は見える化に系列がない</w:t>
+              <w:t xml:space="preserve">特別会計の歳入内訳の区分変更の有無（令和3→4年度）</w:t>
             </w:r>
           </w:p>
         </w:tc>
@@ -7209,7 +7209,7 @@
                 <w:sz w:val="17"/>
                 <w:szCs w:val="17"/>
               </w:rPr>
-              <w:t xml:space="preserve">施策1-6（保健事業と介護予防の一体的実施）の指標に用いる。見える化に系列がないため、村または国保データベース（KDB）システムから取る。KDBは見える化とは別のシステムであり、アクセスの可否を村に確認する。</w:t>
+              <w:t xml:space="preserve">総務費繰入金・低所得者保険料軽減繰入金が0になり一般会計繰入金が急増。時系列グラフが不連続になる。</w:t>
             </w:r>
           </w:p>
         </w:tc>
@@ -7327,7 +7327,7 @@
                 <w:sz w:val="17"/>
                 <w:szCs w:val="17"/>
               </w:rPr>
-              <w:t xml:space="preserve">特定福祉用具販売・住宅改修の件数（令和5〜7年度）</w:t>
+              <w:t xml:space="preserve">特定健診・後期高齢者健診の受診率、特定保健指導の実施率</w:t>
             </w:r>
           </w:p>
         </w:tc>
@@ -7355,7 +7355,7 @@
                 <w:sz w:val="17"/>
                 <w:szCs w:val="17"/>
               </w:rPr>
-              <w:t xml:space="preserve">計画の様式は「件／年」で記載する。見える化は給付費のみで件数の系列がない。</w:t>
+              <w:t xml:space="preserve">介護予防と保健事業の一体的実施（施策1-6）の評価に必要。</w:t>
             </w:r>
           </w:p>
         </w:tc>
@@ -7473,7 +7473,7 @@
                 <w:sz w:val="17"/>
                 <w:szCs w:val="17"/>
               </w:rPr>
-              <w:t xml:space="preserve">福島県保健医療計画（第八次）の会津・南会津区域に関する記載</w:t>
+              <w:t xml:space="preserve">特定健診・後期高齢者健診の受診率は見える化に系列がない</w:t>
             </w:r>
           </w:p>
         </w:tc>
@@ -7501,7 +7501,7 @@
                 <w:sz w:val="17"/>
                 <w:szCs w:val="17"/>
               </w:rPr>
-              <w:t xml:space="preserve">介護保険法第117条第5項により本計画は医療計画と整合が図られたものでなければならない。素案1-4に整合の記述を追加したが内容が未確定。</w:t>
+              <w:t xml:space="preserve">施策1-6（保健事業と介護予防の一体的実施）の指標に用いる。見える化に系列がないため、村または国保データベース（KDB）システムから取る。KDBは見える化とは別のシステムであり、アクセスの可否を村に確認する。</w:t>
             </w:r>
           </w:p>
         </w:tc>
@@ -7619,7 +7619,7 @@
                 <w:sz w:val="17"/>
                 <w:szCs w:val="17"/>
               </w:rPr>
-              <w:t xml:space="preserve">第9期概要版④「地域支援事業費」の集計範囲（任意事業の扱い）</w:t>
+              <w:t xml:space="preserve">特定福祉用具販売・住宅改修の件数（令和5〜7年度）</w:t>
             </w:r>
           </w:p>
         </w:tc>
@@ -7647,7 +7647,7 @@
                 <w:sz w:val="17"/>
                 <w:szCs w:val="17"/>
               </w:rPr>
-              <w:t xml:space="preserve">決算と6,300〜10,100千円ずれる。揃えないと第10期が第9期と比較不能になる。</w:t>
+              <w:t xml:space="preserve">計画の様式は「件／年」で記載する。見える化は給付費のみで件数の系列がない。</w:t>
             </w:r>
           </w:p>
         </w:tc>
@@ -7765,7 +7765,7 @@
                 <w:sz w:val="17"/>
                 <w:szCs w:val="17"/>
               </w:rPr>
-              <w:t xml:space="preserve">第9期計画の本文（第5章81〜92ページ）</w:t>
+              <w:t xml:space="preserve">福島県保健医療計画（第八次）の会津・南会津区域に関する記載</w:t>
             </w:r>
           </w:p>
         </w:tc>
@@ -7793,7 +7793,7 @@
                 <w:sz w:val="17"/>
                 <w:szCs w:val="17"/>
               </w:rPr>
-              <w:t xml:space="preserve">老人福祉事業の量の目標を第9期計画のどこに記載していたかを確認し、第10期の配置を揃えるために必要。現在は第4章末（4-6）に置いている。</w:t>
+              <w:t xml:space="preserve">介護保険法第117条第5項により本計画は医療計画と整合が図られたものでなければならない。素案1-4に整合の記述を追加したが内容が未確定。</w:t>
             </w:r>
           </w:p>
         </w:tc>
@@ -7911,7 +7911,7 @@
                 <w:sz w:val="17"/>
                 <w:szCs w:val="17"/>
               </w:rPr>
-              <w:t xml:space="preserve">老人福祉事業の量の実績（養護老人ホーム措置・軽費老人ホーム・老人クラブ）</w:t>
+              <w:t xml:space="preserve">第9期概要版④「地域支援事業費」の集計範囲（任意事業の扱い）</w:t>
             </w:r>
           </w:p>
         </w:tc>
@@ -7939,7 +7939,7 @@
                 <w:sz w:val="17"/>
                 <w:szCs w:val="17"/>
               </w:rPr>
-              <w:t xml:space="preserve">老人福祉法第20条の8第2項が「定めるものとする」とする義務的記載事項。素案に量の目標の表がなかったため4-6を新設したが、実績値がないと目標が置けない。</w:t>
+              <w:t xml:space="preserve">決算と6,300〜10,100千円ずれる。揃えないと第10期が第9期と比較不能になる。</w:t>
             </w:r>
           </w:p>
         </w:tc>
@@ -8057,7 +8057,7 @@
                 <w:sz w:val="17"/>
                 <w:szCs w:val="17"/>
               </w:rPr>
-              <w:t xml:space="preserve">要介護2の3区分の利用率の合計が101.5%となること</w:t>
+              <w:t xml:space="preserve">第9期計画の本文（第5章81〜92ページ）</w:t>
             </w:r>
           </w:p>
         </w:tc>
@@ -8085,7 +8085,7 @@
                 <w:sz w:val="17"/>
                 <w:szCs w:val="17"/>
               </w:rPr>
-              <w:t xml:space="preserve">在宅73.5%＋居住系15.7%＋施設12.3%＝101.5%。年度の途中で在宅から施設へ移った方が両方に数えられているためとみられる（受給者数は年度の延べ）。重複は1.5%。給付実績により実人数を確認する。他の要介護度で100%に届かない分はサービスを使っていない方の割合（要介護1で13.1%、要介護5で21.0%）。</w:t>
+              <w:t xml:space="preserve">老人福祉事業の量の目標を第9期計画のどこに記載していたかを確認し、第10期の配置を揃えるために必要。現在は第4章末（4-6）に置いている。</w:t>
             </w:r>
           </w:p>
         </w:tc>
@@ -8203,7 +8203,7 @@
                 <w:sz w:val="17"/>
                 <w:szCs w:val="17"/>
               </w:rPr>
-              <w:t xml:space="preserve">訪問入浴介護・地域密着型通所介護を0に戻すかどうか</w:t>
+              <w:t xml:space="preserve">老人福祉事業の量の実績（養護老人ホーム措置・軽費老人ホーム・老人クラブ）</w:t>
             </w:r>
           </w:p>
         </w:tc>
@@ -8231,7 +8231,7 @@
                 <w:sz w:val="17"/>
                 <w:szCs w:val="17"/>
               </w:rPr>
-              <w:t xml:space="preserve">令和7年度の利用は0だが、3か年平均により令和9年度以降も0.6人／月・0.3人／月が立っている。直近に利用のないサービスを3か年平均で復活させてよいかの判断。利用の見込みの有無を村に確認する。</w:t>
+              <w:t xml:space="preserve">老人福祉法第20条の8第2項が「定めるものとする」とする義務的記載事項。素案に量の目標の表がなかったため4-6を新設したが、実績値がないと目標が置けない。</w:t>
             </w:r>
           </w:p>
         </w:tc>
@@ -8349,7 +8349,7 @@
                 <w:sz w:val="17"/>
                 <w:szCs w:val="17"/>
               </w:rPr>
-              <w:t xml:space="preserve">訪問診療・訪問看護の提供実績（村内外の事業所別・令和6〜7年度）</w:t>
+              <w:t xml:space="preserve">要介護2の3区分の利用率の合計が101.5%となること</w:t>
             </w:r>
           </w:p>
         </w:tc>
@@ -8377,7 +8377,7 @@
                 <w:sz w:val="17"/>
                 <w:szCs w:val="17"/>
               </w:rPr>
-              <w:t xml:space="preserve">素案の施策4-3に在宅医療・介護連携の4場面ごとの目指すべき姿を新設し、①日常の療養支援の現状を【要確認】としている。村内は南東北裏磐梯診療所・桧原診療所の2か所で訪問看護事業所は村内にない。訪問診療の実施状況と村外からの訪問看護の提供量が分からないと、日常の療養支援の余力を示せない。県への提供依頼で把握できる範囲もあわせてご相談したい。</w:t>
+              <w:t xml:space="preserve">在宅73.5%＋居住系15.7%＋施設12.3%＝101.5%。年度の途中で在宅から施設へ移った方が両方に数えられているためとみられる（受給者数は年度の延べ）。重複は1.5%。給付実績により実人数を確認する。他の要介護度で100%に届かない分はサービスを使っていない方の割合（要介護1で13.1%、要介護5で21.0%）。</w:t>
             </w:r>
           </w:p>
         </w:tc>
@@ -8495,7 +8495,7 @@
                 <w:sz w:val="17"/>
                 <w:szCs w:val="17"/>
               </w:rPr>
-              <w:t xml:space="preserve">診療所（南東北裏磐梯・桧原）の診療日数および患者数</w:t>
+              <w:t xml:space="preserve">訪問入浴介護・地域密着型通所介護を0に戻すかどうか</w:t>
             </w:r>
           </w:p>
         </w:tc>
@@ -8523,7 +8523,7 @@
                 <w:sz w:val="17"/>
                 <w:szCs w:val="17"/>
               </w:rPr>
-              <w:t xml:space="preserve">在宅医療・介護連携の分析に直結するがこれまで把握していなかった。</w:t>
+              <w:t xml:space="preserve">令和7年度の利用は0だが、3か年平均により令和9年度以降も0.6人／月・0.3人／月が立っている。直近に利用のないサービスを3か年平均で復活させてよいかの判断。利用の見込みの有無を村に確認する。</w:t>
             </w:r>
           </w:p>
         </w:tc>
@@ -8641,7 +8641,7 @@
                 <w:sz w:val="17"/>
                 <w:szCs w:val="17"/>
               </w:rPr>
-              <w:t xml:space="preserve">認定率の分母をB1（第1号被保険者数）に統一することの可否</w:t>
+              <w:t xml:space="preserve">訪問診療・訪問看護の提供実績（村内外の事業所別・令和6〜7年度）</w:t>
             </w:r>
           </w:p>
         </w:tc>
@@ -8669,7 +8669,7 @@
                 <w:sz w:val="17"/>
                 <w:szCs w:val="17"/>
               </w:rPr>
-              <w:t xml:space="preserve">第9期は同一計画書内に19.0%（193/1,016）と19.7%（197/1,002）が併記されていた。統一すると第9期の公表値と異なる数値を示すことになる。</w:t>
+              <w:t xml:space="preserve">素案の施策4-3に在宅医療・介護連携の4場面ごとの目指すべき姿を新設し、①日常の療養支援の現状を【要確認】としている。村内は南東北裏磐梯診療所・桧原診療所の2か所で訪問看護事業所は村内にない。訪問診療の実施状況と村外からの訪問看護の提供量が分からないと、日常の療養支援の余力を示せない。県への提供依頼で把握できる範囲もあわせてご相談したい。</w:t>
             </w:r>
           </w:p>
         </w:tc>
@@ -8787,7 +8787,7 @@
                 <w:sz w:val="17"/>
                 <w:szCs w:val="17"/>
               </w:rPr>
-              <w:t xml:space="preserve">認知症の人および家族等の意見聴取の方法（認知症基本法第13条）</w:t>
+              <w:t xml:space="preserve">診療所（南東北裏磐梯・桧原）の診療日数および患者数</w:t>
             </w:r>
           </w:p>
         </w:tc>
@@ -8815,7 +8815,7 @@
                 <w:sz w:val="17"/>
                 <w:szCs w:val="17"/>
               </w:rPr>
-              <w:t xml:space="preserve">策定委員会の委員に認知症の本人・家族が含まれるかを確認する必要がある。含まれない場合は家族会・認知症カフェ等での意見聴取の機会が要る。記述の追加では埋まらず策定過程に関わるため、第2回策定委員会までに方針決定が必要。</w:t>
+              <w:t xml:space="preserve">在宅医療・介護連携の分析に直結するがこれまで把握していなかった。</w:t>
             </w:r>
           </w:p>
         </w:tc>
@@ -8933,7 +8933,7 @@
                 <w:sz w:val="17"/>
                 <w:szCs w:val="17"/>
               </w:rPr>
-              <w:t xml:space="preserve">認知症対応型共同生活介護の定員（27人）を超える需要への対応方針</w:t>
+              <w:t xml:space="preserve">認定率の分母をB1（第1号被保険者数）に統一することの可否</w:t>
             </w:r>
           </w:p>
         </w:tc>
@@ -8961,7 +8961,7 @@
                 <w:sz w:val="17"/>
                 <w:szCs w:val="17"/>
               </w:rPr>
-              <w:t xml:space="preserve">令和7年度の居住系受給者は26.9人／月で、村内GHの定員27人に対する稼働率は93%。第10期に居住系の利用が増える見込みだが村内に受け皿の余地がない。施設整備の意向、村外施設での対応、在宅での対応のいずれを取るかで見込量と施策の両方が変わる。</w:t>
+              <w:t xml:space="preserve">第9期は同一計画書内に19.0%（193/1,016）と19.7%（197/1,002）が併記されていた。統一すると第9期の公表値と異なる数値を示すことになる。</w:t>
             </w:r>
           </w:p>
         </w:tc>
@@ -9079,7 +9079,7 @@
                 <w:sz w:val="17"/>
                 <w:szCs w:val="17"/>
               </w:rPr>
-              <w:t xml:space="preserve">認知症対応型通所介護を再開するかどうか</w:t>
+              <w:t xml:space="preserve">認知症の人および家族等の意見聴取の方法（認知症基本法第13条）</w:t>
             </w:r>
           </w:p>
         </w:tc>
@@ -9107,7 +9107,7 @@
                 <w:sz w:val="17"/>
                 <w:szCs w:val="17"/>
               </w:rPr>
-              <w:t xml:space="preserve">平成30年度を最後に実績がない。地域密着型サービスは村の指定によりはじめて提供されるため村の判断による。認知症高齢者が増えるなかで在宅を支える類型として検討の余地がある。</w:t>
+              <w:t xml:space="preserve">策定委員会の委員に認知症の本人・家族が含まれるかを確認する必要がある。含まれない場合は家族会・認知症カフェ等での意見聴取の機会が要る。記述の追加では埋まらず策定過程に関わるため、第2回策定委員会までに方針決定が必要。</w:t>
             </w:r>
           </w:p>
         </w:tc>
@@ -9225,7 +9225,7 @@
                 <w:sz w:val="17"/>
                 <w:szCs w:val="17"/>
               </w:rPr>
-              <w:t xml:space="preserve">認知症高齢者自立度（B7）の認定者数合計が認定者数（B4-a）と一致しない</w:t>
+              <w:t xml:space="preserve">認知症対応型共同生活介護の定員（27人）を超える需要への対応方針</w:t>
             </w:r>
           </w:p>
         </w:tc>
@@ -9253,7 +9253,7 @@
                 <w:sz w:val="17"/>
                 <w:szCs w:val="17"/>
               </w:rPr>
-              <w:t xml:space="preserve">B7の令和6年10月末の認定者数合計253人に対し、B4-aの令和7年3月末の認定者数は198人で55人の差。集計範囲が異なるとみられるが確認が取れていない。素案2-3では実数ではなく構成比（Ⅱ以上の割合63.6%）を中心に記載している。</w:t>
+              <w:t xml:space="preserve">令和7年度の居住系受給者は26.9人／月で、村内GHの定員27人に対する稼働率は93%。第10期に居住系の利用が増える見込みだが村内に受け皿の余地がない。施設整備の意向、村外施設での対応、在宅での対応のいずれを取るかで見込量と施策の両方が変わる。</w:t>
             </w:r>
           </w:p>
         </w:tc>
@@ -9371,7 +9371,7 @@
                 <w:sz w:val="17"/>
                 <w:szCs w:val="17"/>
               </w:rPr>
-              <w:t xml:space="preserve">高齢者生きがい健康づくり事業・高齢者教室の実施状況（開催回数・参加人数）</w:t>
+              <w:t xml:space="preserve">認知症対応型通所介護を再開するかどうか</w:t>
             </w:r>
           </w:p>
         </w:tc>
@@ -9399,7 +9399,7 @@
                 <w:sz w:val="17"/>
                 <w:szCs w:val="17"/>
               </w:rPr>
-              <w:t xml:space="preserve">教育委員会所管。介護予防（通いの場）の実績にカウントできるものがあるかを確認。</w:t>
+              <w:t xml:space="preserve">平成30年度を最後に実績がない。地域密着型サービスは村の指定によりはじめて提供されるため村の判断による。認知症高齢者が増えるなかで在宅を支える類型として検討の余地がある。</w:t>
             </w:r>
           </w:p>
         </w:tc>
@@ -9517,7 +9517,7 @@
                 <w:sz w:val="17"/>
                 <w:szCs w:val="17"/>
               </w:rPr>
-              <w:t xml:space="preserve">高齢者福祉事業（村単独事業）の実績資料</w:t>
+              <w:t xml:space="preserve">認知症高齢者自立度（B7）の認定者数合計が認定者数（B4-a）と一致しない</w:t>
             </w:r>
           </w:p>
         </w:tc>
@@ -9545,7 +9545,7 @@
                 <w:sz w:val="17"/>
                 <w:szCs w:val="17"/>
               </w:rPr>
-              <w:t xml:space="preserve">現行計画の評価に必要。</w:t>
+              <w:t xml:space="preserve">B7の令和6年10月末の認定者数合計253人に対し、B4-aの令和7年3月末の認定者数は198人で55人の差。集計範囲が異なるとみられるが確認が取れていない。素案2-3では実数ではなく構成比（Ⅱ以上の割合63.6%）を中心に記載している。</w:t>
             </w:r>
           </w:p>
         </w:tc>
@@ -9663,7 +9663,7 @@
                 <w:sz w:val="17"/>
                 <w:szCs w:val="17"/>
               </w:rPr>
-              <w:t xml:space="preserve">高齢者虐待への対応実績（相談・通報件数、虐待と判断した件数、措置件数）</w:t>
+              <w:t xml:space="preserve">高齢者生きがい健康づくり事業・高齢者教室の実施状況（開催回数・参加人数）</w:t>
             </w:r>
           </w:p>
         </w:tc>
@@ -9691,7 +9691,7 @@
                 <w:sz w:val="17"/>
                 <w:szCs w:val="17"/>
               </w:rPr>
-              <w:t xml:space="preserve">国の基本指針が権利擁護として記載を求める事項。地域包括支援センターの権利擁護業務の中核でもある。</w:t>
+              <w:t xml:space="preserve">教育委員会所管。介護予防（通いの場）の実績にカウントできるものがあるかを確認。</w:t>
             </w:r>
           </w:p>
         </w:tc>
@@ -9782,6 +9782,298 @@
                 <w:szCs w:val="17"/>
               </w:rPr>
               <w:t xml:space="preserve">44</w:t>
+            </w:r>
+          </w:p>
+        </w:tc>
+        <w:tc>
+          <w:tcPr>
+            <w:tcW w:type="dxa" w:w="3182"/>
+            <w:shd w:fill="FFFFFF" w:val="clear"/>
+            <w:tcMar>
+              <w:top w:type="dxa" w:w="70"/>
+              <w:left w:type="dxa" w:w="90"/>
+              <w:bottom w:type="dxa" w:w="70"/>
+              <w:right w:type="dxa" w:w="90"/>
+            </w:tcMar>
+          </w:tcPr>
+          <w:p>
+            <w:pPr>
+              <w:spacing w:after="0" w:line="250"/>
+            </w:pPr>
+            <w:r>
+              <w:rPr>
+                <w:rFonts w:ascii="游ゴシック" w:cs="游ゴシック" w:eastAsia="游ゴシック" w:hAnsi="游ゴシック"/>
+                <w:b w:val="false"/>
+                <w:bCs w:val="false"/>
+                <w:color w:val="000000"/>
+                <w:sz w:val="17"/>
+                <w:szCs w:val="17"/>
+              </w:rPr>
+              <w:t xml:space="preserve">高齢者福祉事業（村単独事業）の実績資料</w:t>
+            </w:r>
+          </w:p>
+        </w:tc>
+        <w:tc>
+          <w:tcPr>
+            <w:tcW w:type="dxa" w:w="2714"/>
+            <w:shd w:fill="FFFFFF" w:val="clear"/>
+            <w:tcMar>
+              <w:top w:type="dxa" w:w="70"/>
+              <w:left w:type="dxa" w:w="90"/>
+              <w:bottom w:type="dxa" w:w="70"/>
+              <w:right w:type="dxa" w:w="90"/>
+            </w:tcMar>
+          </w:tcPr>
+          <w:p>
+            <w:pPr>
+              <w:spacing w:after="0" w:line="250"/>
+            </w:pPr>
+            <w:r>
+              <w:rPr>
+                <w:rFonts w:ascii="游ゴシック" w:cs="游ゴシック" w:eastAsia="游ゴシック" w:hAnsi="游ゴシック"/>
+                <w:b w:val="false"/>
+                <w:bCs w:val="false"/>
+                <w:color w:val="000000"/>
+                <w:sz w:val="17"/>
+                <w:szCs w:val="17"/>
+              </w:rPr>
+              <w:t xml:space="preserve">現行計画の評価に必要。</w:t>
+            </w:r>
+          </w:p>
+        </w:tc>
+        <w:tc>
+          <w:tcPr>
+            <w:tcW w:type="dxa" w:w="1217"/>
+            <w:shd w:fill="FFFFFF" w:val="clear"/>
+            <w:tcMar>
+              <w:top w:type="dxa" w:w="70"/>
+              <w:left w:type="dxa" w:w="90"/>
+              <w:bottom w:type="dxa" w:w="70"/>
+              <w:right w:type="dxa" w:w="90"/>
+            </w:tcMar>
+          </w:tcPr>
+          <w:p>
+            <w:pPr>
+              <w:spacing w:after="0" w:line="250"/>
+            </w:pPr>
+            <w:r>
+              <w:rPr>
+                <w:rFonts w:ascii="游ゴシック" w:cs="游ゴシック" w:eastAsia="游ゴシック" w:hAnsi="游ゴシック"/>
+                <w:b w:val="false"/>
+                <w:bCs w:val="false"/>
+                <w:color w:val="000000"/>
+                <w:sz w:val="17"/>
+                <w:szCs w:val="17"/>
+              </w:rPr>
+              <w:t xml:space="preserve">―</w:t>
+            </w:r>
+          </w:p>
+        </w:tc>
+        <w:tc>
+          <w:tcPr>
+            <w:tcW w:type="dxa" w:w="1873"/>
+            <w:shd w:fill="FFFFFF" w:val="clear"/>
+            <w:tcMar>
+              <w:top w:type="dxa" w:w="70"/>
+              <w:left w:type="dxa" w:w="90"/>
+              <w:bottom w:type="dxa" w:w="70"/>
+              <w:right w:type="dxa" w:w="90"/>
+            </w:tcMar>
+          </w:tcPr>
+          <w:p>
+            <w:pPr>
+              <w:spacing w:after="0" w:line="250"/>
+            </w:pPr>
+            <w:r>
+              <w:rPr>
+                <w:rFonts w:ascii="游ゴシック" w:cs="游ゴシック" w:eastAsia="游ゴシック" w:hAnsi="游ゴシック"/>
+                <w:b w:val="false"/>
+                <w:bCs w:val="false"/>
+                <w:color w:val="000000"/>
+                <w:sz w:val="17"/>
+                <w:szCs w:val="17"/>
+              </w:rPr>
+              <w:t xml:space="preserve"/>
+            </w:r>
+          </w:p>
+        </w:tc>
+      </w:tr>
+      <w:tr>
+        <w:trPr>
+          <w:cantSplit/>
+          <w:trHeight w:val="700" w:hRule="atLeast"/>
+        </w:trPr>
+        <w:tc>
+          <w:tcPr>
+            <w:tcW w:type="dxa" w:w="374"/>
+            <w:shd w:fill="FFFFFF" w:val="clear"/>
+            <w:tcMar>
+              <w:top w:type="dxa" w:w="70"/>
+              <w:left w:type="dxa" w:w="90"/>
+              <w:bottom w:type="dxa" w:w="70"/>
+              <w:right w:type="dxa" w:w="90"/>
+            </w:tcMar>
+          </w:tcPr>
+          <w:p>
+            <w:pPr>
+              <w:spacing w:after="0" w:line="250"/>
+            </w:pPr>
+            <w:r>
+              <w:rPr>
+                <w:rFonts w:ascii="游ゴシック" w:cs="游ゴシック" w:eastAsia="游ゴシック" w:hAnsi="游ゴシック"/>
+                <w:b w:val="false"/>
+                <w:bCs w:val="false"/>
+                <w:color w:val="000000"/>
+                <w:sz w:val="17"/>
+                <w:szCs w:val="17"/>
+              </w:rPr>
+              <w:t xml:space="preserve">45</w:t>
+            </w:r>
+          </w:p>
+        </w:tc>
+        <w:tc>
+          <w:tcPr>
+            <w:tcW w:type="dxa" w:w="3182"/>
+            <w:shd w:fill="FFFFFF" w:val="clear"/>
+            <w:tcMar>
+              <w:top w:type="dxa" w:w="70"/>
+              <w:left w:type="dxa" w:w="90"/>
+              <w:bottom w:type="dxa" w:w="70"/>
+              <w:right w:type="dxa" w:w="90"/>
+            </w:tcMar>
+          </w:tcPr>
+          <w:p>
+            <w:pPr>
+              <w:spacing w:after="0" w:line="250"/>
+            </w:pPr>
+            <w:r>
+              <w:rPr>
+                <w:rFonts w:ascii="游ゴシック" w:cs="游ゴシック" w:eastAsia="游ゴシック" w:hAnsi="游ゴシック"/>
+                <w:b w:val="false"/>
+                <w:bCs w:val="false"/>
+                <w:color w:val="000000"/>
+                <w:sz w:val="17"/>
+                <w:szCs w:val="17"/>
+              </w:rPr>
+              <w:t xml:space="preserve">高齢者虐待への対応実績（相談・通報件数、虐待と判断した件数、措置件数）</w:t>
+            </w:r>
+          </w:p>
+        </w:tc>
+        <w:tc>
+          <w:tcPr>
+            <w:tcW w:type="dxa" w:w="2714"/>
+            <w:shd w:fill="FFFFFF" w:val="clear"/>
+            <w:tcMar>
+              <w:top w:type="dxa" w:w="70"/>
+              <w:left w:type="dxa" w:w="90"/>
+              <w:bottom w:type="dxa" w:w="70"/>
+              <w:right w:type="dxa" w:w="90"/>
+            </w:tcMar>
+          </w:tcPr>
+          <w:p>
+            <w:pPr>
+              <w:spacing w:after="0" w:line="250"/>
+            </w:pPr>
+            <w:r>
+              <w:rPr>
+                <w:rFonts w:ascii="游ゴシック" w:cs="游ゴシック" w:eastAsia="游ゴシック" w:hAnsi="游ゴシック"/>
+                <w:b w:val="false"/>
+                <w:bCs w:val="false"/>
+                <w:color w:val="000000"/>
+                <w:sz w:val="17"/>
+                <w:szCs w:val="17"/>
+              </w:rPr>
+              <w:t xml:space="preserve">国の基本指針が権利擁護として記載を求める事項。地域包括支援センターの権利擁護業務の中核でもある。</w:t>
+            </w:r>
+          </w:p>
+        </w:tc>
+        <w:tc>
+          <w:tcPr>
+            <w:tcW w:type="dxa" w:w="1217"/>
+            <w:shd w:fill="FFFFFF" w:val="clear"/>
+            <w:tcMar>
+              <w:top w:type="dxa" w:w="70"/>
+              <w:left w:type="dxa" w:w="90"/>
+              <w:bottom w:type="dxa" w:w="70"/>
+              <w:right w:type="dxa" w:w="90"/>
+            </w:tcMar>
+          </w:tcPr>
+          <w:p>
+            <w:pPr>
+              <w:spacing w:after="0" w:line="250"/>
+            </w:pPr>
+            <w:r>
+              <w:rPr>
+                <w:rFonts w:ascii="游ゴシック" w:cs="游ゴシック" w:eastAsia="游ゴシック" w:hAnsi="游ゴシック"/>
+                <w:b w:val="false"/>
+                <w:bCs w:val="false"/>
+                <w:color w:val="000000"/>
+                <w:sz w:val="17"/>
+                <w:szCs w:val="17"/>
+              </w:rPr>
+              <w:t xml:space="preserve">―</w:t>
+            </w:r>
+          </w:p>
+        </w:tc>
+        <w:tc>
+          <w:tcPr>
+            <w:tcW w:type="dxa" w:w="1873"/>
+            <w:shd w:fill="FFFFFF" w:val="clear"/>
+            <w:tcMar>
+              <w:top w:type="dxa" w:w="70"/>
+              <w:left w:type="dxa" w:w="90"/>
+              <w:bottom w:type="dxa" w:w="70"/>
+              <w:right w:type="dxa" w:w="90"/>
+            </w:tcMar>
+          </w:tcPr>
+          <w:p>
+            <w:pPr>
+              <w:spacing w:after="0" w:line="250"/>
+            </w:pPr>
+            <w:r>
+              <w:rPr>
+                <w:rFonts w:ascii="游ゴシック" w:cs="游ゴシック" w:eastAsia="游ゴシック" w:hAnsi="游ゴシック"/>
+                <w:b w:val="false"/>
+                <w:bCs w:val="false"/>
+                <w:color w:val="000000"/>
+                <w:sz w:val="17"/>
+                <w:szCs w:val="17"/>
+              </w:rPr>
+              <w:t xml:space="preserve"/>
+            </w:r>
+          </w:p>
+        </w:tc>
+      </w:tr>
+      <w:tr>
+        <w:trPr>
+          <w:cantSplit/>
+          <w:trHeight w:val="700" w:hRule="atLeast"/>
+        </w:trPr>
+        <w:tc>
+          <w:tcPr>
+            <w:tcW w:type="dxa" w:w="374"/>
+            <w:shd w:fill="FFFFFF" w:val="clear"/>
+            <w:tcMar>
+              <w:top w:type="dxa" w:w="70"/>
+              <w:left w:type="dxa" w:w="90"/>
+              <w:bottom w:type="dxa" w:w="70"/>
+              <w:right w:type="dxa" w:w="90"/>
+            </w:tcMar>
+          </w:tcPr>
+          <w:p>
+            <w:pPr>
+              <w:spacing w:after="0" w:line="250"/>
+            </w:pPr>
+            <w:r>
+              <w:rPr>
+                <w:rFonts w:ascii="游ゴシック" w:cs="游ゴシック" w:eastAsia="游ゴシック" w:hAnsi="游ゴシック"/>
+                <w:b w:val="false"/>
+                <w:bCs w:val="false"/>
+                <w:color w:val="000000"/>
+                <w:sz w:val="17"/>
+                <w:szCs w:val="17"/>
+              </w:rPr>
+              <w:t xml:space="preserve">46</w:t>
             </w:r>
           </w:p>
         </w:tc>

--- a/output/13-2_北塩原村第10期_照会票_束2_給付実績・決算と第9期の計画値.docx
+++ b/output/13-2_北塩原村第10期_照会票_束2_給付実績・決算と第9期の計画値.docx
@@ -4873,7 +4873,7 @@
                 <w:sz w:val="17"/>
                 <w:szCs w:val="17"/>
               </w:rPr>
-              <w:t xml:space="preserve">見込量推計の停止要因。施設サービス（特養・老健・介護医療院）と居住系サービス（GH・特定施設）は、見える化にサービス種類別の受給者数の系列がない。現在は給付費の構成比で按分した参考値を置いているが、種類ごとに単価が違うため実態とずれる。計画に載せる確定値にするには月報の実数が要る。</w:t>
+              <w:t xml:space="preserve">見込量推計の停止要因。見える化にサービス種類別の受給者数の系列はないが、第1号被保険者1人あたり給付月額（D13系列）に第1号被保険者数を乗じ、受給者1人あたり給付月額（D17系列）で除せば受給者数を算出できる。通所介護で検算したところ素案の値（令和5年度37.2・令和6年度42.2・令和7年度38.9人／月）と一致した。</w:t>
             </w:r>
           </w:p>
         </w:tc>
@@ -5749,7 +5749,7 @@
                 <w:sz w:val="17"/>
                 <w:szCs w:val="17"/>
               </w:rPr>
-              <w:t xml:space="preserve">介護保険法第117条第2項第1号の義務的記載事項。素案5-4(5)に27人維持で仮置きした。稼働率93%で第10期は増加見込みのため、増床・村外対応・在宅対応のいずれを取るかで数値が変わる。</w:t>
+              <w:t xml:space="preserve">介護保険法第117条第2項第1号の義務的記載事項。素案5-4(5)に27人維持で仮置きした。稼働率88%で第10期は増加見込みのため、増床・村外対応・在宅対応のいずれを取るかで数値が変わる。</w:t>
             </w:r>
           </w:p>
         </w:tc>

--- a/output/13-2_北塩原村第10期_照会票_束2_給付実績・決算と第9期の計画値.docx
+++ b/output/13-2_北塩原村第10期_照会票_束2_給付実績・決算と第9期の計画値.docx
@@ -13,7 +13,7 @@
           <w:sz w:val="21"/>
           <w:szCs w:val="21"/>
         </w:rPr>
-        <w:t xml:space="preserve">令和8年10月6日</w:t>
+        <w:t xml:space="preserve">令和8年10月7日</w:t>
       </w:r>
     </w:p>
     <w:p>
@@ -108,7 +108,7 @@
           <w:sz w:val="22"/>
           <w:szCs w:val="22"/>
         </w:rPr>
-        <w:t xml:space="preserve">ご確認・ご提供をお願いしたい事項　59件</w:t>
+        <w:t xml:space="preserve">ご確認・ご提供をお願いしたい事項　60件</w:t>
       </w:r>
     </w:p>
     <w:p>
@@ -381,7 +381,7 @@
                 <w:sz w:val="17"/>
                 <w:szCs w:val="17"/>
               </w:rPr>
-              <w:t xml:space="preserve">第1部</w:t>
+              <w:t xml:space="preserve">第2部</w:t>
             </w:r>
           </w:p>
         </w:tc>
@@ -409,7 +409,7 @@
                 <w:sz w:val="17"/>
                 <w:szCs w:val="17"/>
               </w:rPr>
-              <w:t xml:space="preserve">【至急】ご回答がないと策定の作業が進まない事項</w:t>
+              <w:t xml:space="preserve">【仮置き中】当方で仮定を置いて進めている事項</w:t>
             </w:r>
           </w:p>
         </w:tc>
@@ -437,7 +437,7 @@
                 <w:sz w:val="17"/>
                 <w:szCs w:val="17"/>
               </w:rPr>
-              <w:t xml:space="preserve">1件</w:t>
+              <w:t xml:space="preserve">11件</w:t>
             </w:r>
           </w:p>
         </w:tc>
@@ -471,7 +471,7 @@
                 <w:sz w:val="17"/>
                 <w:szCs w:val="17"/>
               </w:rPr>
-              <w:t xml:space="preserve">第2部</w:t>
+              <w:t xml:space="preserve">第3部</w:t>
             </w:r>
           </w:p>
         </w:tc>
@@ -499,7 +499,7 @@
                 <w:sz w:val="17"/>
                 <w:szCs w:val="17"/>
               </w:rPr>
-              <w:t xml:space="preserve">【仮置き中】当方で仮定を置いて進めている事項</w:t>
+              <w:t xml:space="preserve">【記載待ち】文言や施策の内容が変わる事項</w:t>
             </w:r>
           </w:p>
         </w:tc>
@@ -527,7 +527,7 @@
                 <w:sz w:val="17"/>
                 <w:szCs w:val="17"/>
               </w:rPr>
-              <w:t xml:space="preserve">8件</w:t>
+              <w:t xml:space="preserve">4件</w:t>
             </w:r>
           </w:p>
         </w:tc>
@@ -561,7 +561,7 @@
                 <w:sz w:val="17"/>
                 <w:szCs w:val="17"/>
               </w:rPr>
-              <w:t xml:space="preserve">第3部</w:t>
+              <w:t xml:space="preserve">第5部</w:t>
             </w:r>
           </w:p>
         </w:tc>
@@ -589,7 +589,7 @@
                 <w:sz w:val="17"/>
                 <w:szCs w:val="17"/>
               </w:rPr>
-              <w:t xml:space="preserve">【記載待ち】文言や施策の内容が変わる事項</w:t>
+              <w:t xml:space="preserve">資料のご提供をお願いしたい事項</w:t>
             </w:r>
           </w:p>
         </w:tc>
@@ -617,459 +617,7 @@
                 <w:sz w:val="17"/>
                 <w:szCs w:val="17"/>
               </w:rPr>
-              <w:t xml:space="preserve">4件</w:t>
-            </w:r>
-          </w:p>
-        </w:tc>
-      </w:tr>
-      <w:tr>
-        <w:trPr>
-          <w:cantSplit/>
-          <w:trHeight w:val="700" w:hRule="atLeast"/>
-        </w:trPr>
-        <w:tc>
-          <w:tcPr>
-            <w:tcW w:type="dxa" w:w="1123"/>
-            <w:shd w:fill="FFFFFF" w:val="clear"/>
-            <w:tcMar>
-              <w:top w:type="dxa" w:w="70"/>
-              <w:left w:type="dxa" w:w="90"/>
-              <w:bottom w:type="dxa" w:w="70"/>
-              <w:right w:type="dxa" w:w="90"/>
-            </w:tcMar>
-          </w:tcPr>
-          <w:p>
-            <w:pPr>
-              <w:spacing w:after="0" w:line="250"/>
-            </w:pPr>
-            <w:r>
-              <w:rPr>
-                <w:rFonts w:ascii="游ゴシック" w:cs="游ゴシック" w:eastAsia="游ゴシック" w:hAnsi="游ゴシック"/>
-                <w:b w:val="false"/>
-                <w:bCs w:val="false"/>
-                <w:color w:val="000000"/>
-                <w:sz w:val="17"/>
-                <w:szCs w:val="17"/>
-              </w:rPr>
-              <w:t xml:space="preserve">第5部</w:t>
-            </w:r>
-          </w:p>
-        </w:tc>
-        <w:tc>
-          <w:tcPr>
-            <w:tcW w:type="dxa" w:w="6552"/>
-            <w:shd w:fill="FFFFFF" w:val="clear"/>
-            <w:tcMar>
-              <w:top w:type="dxa" w:w="70"/>
-              <w:left w:type="dxa" w:w="90"/>
-              <w:bottom w:type="dxa" w:w="70"/>
-              <w:right w:type="dxa" w:w="90"/>
-            </w:tcMar>
-          </w:tcPr>
-          <w:p>
-            <w:pPr>
-              <w:spacing w:after="0" w:line="250"/>
-            </w:pPr>
-            <w:r>
-              <w:rPr>
-                <w:rFonts w:ascii="游ゴシック" w:cs="游ゴシック" w:eastAsia="游ゴシック" w:hAnsi="游ゴシック"/>
-                <w:b w:val="false"/>
-                <w:bCs w:val="false"/>
-                <w:color w:val="000000"/>
-                <w:sz w:val="17"/>
-                <w:szCs w:val="17"/>
-              </w:rPr>
-              <w:t xml:space="preserve">資料のご提供をお願いしたい事項</w:t>
-            </w:r>
-          </w:p>
-        </w:tc>
-        <w:tc>
-          <w:tcPr>
-            <w:tcW w:type="dxa" w:w="1685"/>
-            <w:shd w:fill="FFFFFF" w:val="clear"/>
-            <w:tcMar>
-              <w:top w:type="dxa" w:w="70"/>
-              <w:left w:type="dxa" w:w="90"/>
-              <w:bottom w:type="dxa" w:w="70"/>
-              <w:right w:type="dxa" w:w="90"/>
-            </w:tcMar>
-          </w:tcPr>
-          <w:p>
-            <w:pPr>
-              <w:spacing w:after="0" w:line="250"/>
-            </w:pPr>
-            <w:r>
-              <w:rPr>
-                <w:rFonts w:ascii="游ゴシック" w:cs="游ゴシック" w:eastAsia="游ゴシック" w:hAnsi="游ゴシック"/>
-                <w:b w:val="false"/>
-                <w:bCs w:val="false"/>
-                <w:color w:val="000000"/>
-                <w:sz w:val="17"/>
-                <w:szCs w:val="17"/>
-              </w:rPr>
-              <w:t xml:space="preserve">46件</w:t>
-            </w:r>
-          </w:p>
-        </w:tc>
-      </w:tr>
-    </w:tbl>
-    <w:p>
-      <w:r>
-        <w:br w:type="page"/>
-      </w:r>
-    </w:p>
-    <w:p>
-      <w:pPr>
-        <w:pStyle w:val="Heading1"/>
-        <w:keepNext/>
-        <w:shd w:fill="1F3864" w:val="clear"/>
-        <w:spacing w:after="240" w:before="0"/>
-      </w:pPr>
-      <w:r>
-        <w:rPr>
-          <w:rFonts w:ascii="游ゴシック" w:cs="游ゴシック" w:eastAsia="游ゴシック" w:hAnsi="游ゴシック"/>
-          <w:b/>
-          <w:bCs/>
-          <w:color w:val="FFFFFF"/>
-          <w:sz w:val="26"/>
-          <w:szCs w:val="26"/>
-        </w:rPr>
-        <w:t xml:space="preserve">第1部　【至急】ご回答がないと策定の作業が進まない事項</w:t>
-      </w:r>
-    </w:p>
-    <w:p>
-      <w:pPr>
-        <w:keepNext/>
-        <w:pBdr>
-          <w:left w:val="single" w:color="C00000" w:sz="18" w:space="8"/>
-        </w:pBdr>
-        <w:shd w:fill="FFF3F3" w:val="clear"/>
-        <w:spacing w:after="220" w:before="60" w:line="280"/>
-        <w:ind w:left="200" w:right="200"/>
-      </w:pPr>
-      <w:r>
-        <w:rPr>
-          <w:rFonts w:ascii="游ゴシック" w:cs="游ゴシック" w:eastAsia="游ゴシック" w:hAnsi="游ゴシック"/>
-          <w:color w:val="595959"/>
-          <w:sz w:val="18"/>
-          <w:szCs w:val="18"/>
-        </w:rPr>
-        <w:t xml:space="preserve">下表の事項は、回答がないと保険料・見込量の算定を確定できず、以降の工程が止まります。お手数ですが、他の部より先にご回答をお願いいたします。</w:t>
-      </w:r>
-    </w:p>
-    <w:tbl>
-      <w:tblPr>
-        <w:tblW w:type="dxa" w:w="9360"/>
-        <w:tblBorders>
-          <w:top w:val="single" w:color="auto" w:sz="4"/>
-          <w:left w:val="single" w:color="auto" w:sz="4"/>
-          <w:bottom w:val="single" w:color="auto" w:sz="4"/>
-          <w:right w:val="single" w:color="auto" w:sz="4"/>
-          <w:insideH w:val="single" w:color="auto" w:sz="4"/>
-          <w:insideV w:val="single" w:color="auto" w:sz="4"/>
-        </w:tblBorders>
-        <w:tblLayout w:type="fixed"/>
-      </w:tblPr>
-      <w:tblGrid>
-        <w:gridCol w:w="374"/>
-        <w:gridCol w:w="3182"/>
-        <w:gridCol w:w="2714"/>
-        <w:gridCol w:w="1217"/>
-        <w:gridCol w:w="1873"/>
-      </w:tblGrid>
-      <w:tr>
-        <w:trPr>
-          <w:cantSplit/>
-          <w:tblHeader/>
-        </w:trPr>
-        <w:tc>
-          <w:tcPr>
-            <w:tcW w:type="dxa" w:w="374"/>
-            <w:shd w:fill="2E75B6" w:val="clear"/>
-            <w:tcMar>
-              <w:top w:type="dxa" w:w="70"/>
-              <w:left w:type="dxa" w:w="90"/>
-              <w:bottom w:type="dxa" w:w="70"/>
-              <w:right w:type="dxa" w:w="90"/>
-            </w:tcMar>
-          </w:tcPr>
-          <w:p>
-            <w:pPr>
-              <w:spacing w:after="0" w:line="250"/>
-              <w:jc w:val="center"/>
-            </w:pPr>
-            <w:r>
-              <w:rPr>
-                <w:rFonts w:ascii="游ゴシック" w:cs="游ゴシック" w:eastAsia="游ゴシック" w:hAnsi="游ゴシック"/>
-                <w:b/>
-                <w:bCs/>
-                <w:color w:val="FFFFFF"/>
-                <w:sz w:val="17"/>
-                <w:szCs w:val="17"/>
-              </w:rPr>
-              <w:t xml:space="preserve">#</w:t>
-            </w:r>
-          </w:p>
-        </w:tc>
-        <w:tc>
-          <w:tcPr>
-            <w:tcW w:type="dxa" w:w="3182"/>
-            <w:shd w:fill="2E75B6" w:val="clear"/>
-            <w:tcMar>
-              <w:top w:type="dxa" w:w="70"/>
-              <w:left w:type="dxa" w:w="90"/>
-              <w:bottom w:type="dxa" w:w="70"/>
-              <w:right w:type="dxa" w:w="90"/>
-            </w:tcMar>
-          </w:tcPr>
-          <w:p>
-            <w:pPr>
-              <w:spacing w:after="0" w:line="250"/>
-              <w:jc w:val="center"/>
-            </w:pPr>
-            <w:r>
-              <w:rPr>
-                <w:rFonts w:ascii="游ゴシック" w:cs="游ゴシック" w:eastAsia="游ゴシック" w:hAnsi="游ゴシック"/>
-                <w:b/>
-                <w:bCs/>
-                <w:color w:val="FFFFFF"/>
-                <w:sz w:val="17"/>
-                <w:szCs w:val="17"/>
-              </w:rPr>
-              <w:t xml:space="preserve">ご確認・ご提供をお願いしたいこと</w:t>
-            </w:r>
-          </w:p>
-        </w:tc>
-        <w:tc>
-          <w:tcPr>
-            <w:tcW w:type="dxa" w:w="2714"/>
-            <w:shd w:fill="2E75B6" w:val="clear"/>
-            <w:tcMar>
-              <w:top w:type="dxa" w:w="70"/>
-              <w:left w:type="dxa" w:w="90"/>
-              <w:bottom w:type="dxa" w:w="70"/>
-              <w:right w:type="dxa" w:w="90"/>
-            </w:tcMar>
-          </w:tcPr>
-          <w:p>
-            <w:pPr>
-              <w:spacing w:after="0" w:line="250"/>
-              <w:jc w:val="center"/>
-            </w:pPr>
-            <w:r>
-              <w:rPr>
-                <w:rFonts w:ascii="游ゴシック" w:cs="游ゴシック" w:eastAsia="游ゴシック" w:hAnsi="游ゴシック"/>
-                <w:b/>
-                <w:bCs/>
-                <w:color w:val="FFFFFF"/>
-                <w:sz w:val="17"/>
-                <w:szCs w:val="17"/>
-              </w:rPr>
-              <w:t xml:space="preserve">当方の現在の扱い</w:t>
-            </w:r>
-          </w:p>
-        </w:tc>
-        <w:tc>
-          <w:tcPr>
-            <w:tcW w:type="dxa" w:w="1217"/>
-            <w:shd w:fill="2E75B6" w:val="clear"/>
-            <w:tcMar>
-              <w:top w:type="dxa" w:w="70"/>
-              <w:left w:type="dxa" w:w="90"/>
-              <w:bottom w:type="dxa" w:w="70"/>
-              <w:right w:type="dxa" w:w="90"/>
-            </w:tcMar>
-          </w:tcPr>
-          <w:p>
-            <w:pPr>
-              <w:spacing w:after="0" w:line="250"/>
-              <w:jc w:val="center"/>
-            </w:pPr>
-            <w:r>
-              <w:rPr>
-                <w:rFonts w:ascii="游ゴシック" w:cs="游ゴシック" w:eastAsia="游ゴシック" w:hAnsi="游ゴシック"/>
-                <w:b/>
-                <w:bCs/>
-                <w:color w:val="FFFFFF"/>
-                <w:sz w:val="17"/>
-                <w:szCs w:val="17"/>
-              </w:rPr>
-              <w:t xml:space="preserve">ご回答が必要な時期</w:t>
-            </w:r>
-          </w:p>
-        </w:tc>
-        <w:tc>
-          <w:tcPr>
-            <w:tcW w:type="dxa" w:w="1873"/>
-            <w:shd w:fill="2E75B6" w:val="clear"/>
-            <w:tcMar>
-              <w:top w:type="dxa" w:w="70"/>
-              <w:left w:type="dxa" w:w="90"/>
-              <w:bottom w:type="dxa" w:w="70"/>
-              <w:right w:type="dxa" w:w="90"/>
-            </w:tcMar>
-          </w:tcPr>
-          <w:p>
-            <w:pPr>
-              <w:spacing w:after="0" w:line="250"/>
-              <w:jc w:val="center"/>
-            </w:pPr>
-            <w:r>
-              <w:rPr>
-                <w:rFonts w:ascii="游ゴシック" w:cs="游ゴシック" w:eastAsia="游ゴシック" w:hAnsi="游ゴシック"/>
-                <w:b/>
-                <w:bCs/>
-                <w:color w:val="FFFFFF"/>
-                <w:sz w:val="17"/>
-                <w:szCs w:val="17"/>
-              </w:rPr>
-              <w:t xml:space="preserve">ご回答</w:t>
-            </w:r>
-          </w:p>
-        </w:tc>
-      </w:tr>
-      <w:tr>
-        <w:trPr>
-          <w:cantSplit/>
-          <w:trHeight w:val="700" w:hRule="atLeast"/>
-        </w:trPr>
-        <w:tc>
-          <w:tcPr>
-            <w:tcW w:type="dxa" w:w="374"/>
-            <w:shd w:fill="FFF2CC" w:val="clear"/>
-            <w:tcMar>
-              <w:top w:type="dxa" w:w="70"/>
-              <w:left w:type="dxa" w:w="90"/>
-              <w:bottom w:type="dxa" w:w="70"/>
-              <w:right w:type="dxa" w:w="90"/>
-            </w:tcMar>
-          </w:tcPr>
-          <w:p>
-            <w:pPr>
-              <w:spacing w:after="0" w:line="250"/>
-            </w:pPr>
-            <w:r>
-              <w:rPr>
-                <w:rFonts w:ascii="游ゴシック" w:cs="游ゴシック" w:eastAsia="游ゴシック" w:hAnsi="游ゴシック"/>
-                <w:b w:val="false"/>
-                <w:bCs w:val="false"/>
-                <w:color w:val="000000"/>
-                <w:sz w:val="17"/>
-                <w:szCs w:val="17"/>
-              </w:rPr>
-              <w:t xml:space="preserve">1</w:t>
-            </w:r>
-          </w:p>
-        </w:tc>
-        <w:tc>
-          <w:tcPr>
-            <w:tcW w:type="dxa" w:w="3182"/>
-            <w:shd w:fill="FFF2CC" w:val="clear"/>
-            <w:tcMar>
-              <w:top w:type="dxa" w:w="70"/>
-              <w:left w:type="dxa" w:w="90"/>
-              <w:bottom w:type="dxa" w:w="70"/>
-              <w:right w:type="dxa" w:w="90"/>
-            </w:tcMar>
-          </w:tcPr>
-          <w:p>
-            <w:pPr>
-              <w:spacing w:after="0" w:line="250"/>
-            </w:pPr>
-            <w:r>
-              <w:rPr>
-                <w:rFonts w:ascii="游ゴシック" w:cs="游ゴシック" w:eastAsia="游ゴシック" w:hAnsi="游ゴシック"/>
-                <w:b w:val="false"/>
-                <w:bCs w:val="false"/>
-                <w:color w:val="000000"/>
-                <w:sz w:val="17"/>
-                <w:szCs w:val="17"/>
-              </w:rPr>
-              <w:t xml:space="preserve">国の介護保険事業計画作成支援ツール（将来推計総括表）の出力一式</w:t>
-            </w:r>
-          </w:p>
-        </w:tc>
-        <w:tc>
-          <w:tcPr>
-            <w:tcW w:type="dxa" w:w="2714"/>
-            <w:shd w:fill="FFF2CC" w:val="clear"/>
-            <w:tcMar>
-              <w:top w:type="dxa" w:w="70"/>
-              <w:left w:type="dxa" w:w="90"/>
-              <w:bottom w:type="dxa" w:w="70"/>
-              <w:right w:type="dxa" w:w="90"/>
-            </w:tcMar>
-          </w:tcPr>
-          <w:p>
-            <w:pPr>
-              <w:spacing w:after="0" w:line="250"/>
-            </w:pPr>
-            <w:r>
-              <w:rPr>
-                <w:rFonts w:ascii="游ゴシック" w:cs="游ゴシック" w:eastAsia="游ゴシック" w:hAnsi="游ゴシック"/>
-                <w:b w:val="false"/>
-                <w:bCs w:val="false"/>
-                <w:color w:val="000000"/>
-                <w:sz w:val="17"/>
-                <w:szCs w:val="17"/>
-              </w:rPr>
-              <w:t xml:space="preserve">第9期の計画値は概要版と計画書本文から復元した値を用いている。総括表の出力がないと復元値の当否を確かめられず、計画値と実績の乖離分析が参考値にとどまる。</w:t>
-            </w:r>
-          </w:p>
-        </w:tc>
-        <w:tc>
-          <w:tcPr>
-            <w:tcW w:type="dxa" w:w="1217"/>
-            <w:shd w:fill="FFF2CC" w:val="clear"/>
-            <w:tcMar>
-              <w:top w:type="dxa" w:w="70"/>
-              <w:left w:type="dxa" w:w="90"/>
-              <w:bottom w:type="dxa" w:w="70"/>
-              <w:right w:type="dxa" w:w="90"/>
-            </w:tcMar>
-          </w:tcPr>
-          <w:p>
-            <w:pPr>
-              <w:spacing w:after="0" w:line="250"/>
-            </w:pPr>
-            <w:r>
-              <w:rPr>
-                <w:rFonts w:ascii="游ゴシック" w:cs="游ゴシック" w:eastAsia="游ゴシック" w:hAnsi="游ゴシック"/>
-                <w:b w:val="false"/>
-                <w:bCs w:val="false"/>
-                <w:color w:val="000000"/>
-                <w:sz w:val="17"/>
-                <w:szCs w:val="17"/>
-              </w:rPr>
-              <w:t xml:space="preserve">10月中旬</w:t>
-            </w:r>
-          </w:p>
-        </w:tc>
-        <w:tc>
-          <w:tcPr>
-            <w:tcW w:type="dxa" w:w="1873"/>
-            <w:shd w:fill="FFFFFF" w:val="clear"/>
-            <w:tcMar>
-              <w:top w:type="dxa" w:w="70"/>
-              <w:left w:type="dxa" w:w="90"/>
-              <w:bottom w:type="dxa" w:w="70"/>
-              <w:right w:type="dxa" w:w="90"/>
-            </w:tcMar>
-          </w:tcPr>
-          <w:p>
-            <w:pPr>
-              <w:spacing w:after="0" w:line="250"/>
-            </w:pPr>
-            <w:r>
-              <w:rPr>
-                <w:rFonts w:ascii="游ゴシック" w:cs="游ゴシック" w:eastAsia="游ゴシック" w:hAnsi="游ゴシック"/>
-                <w:b w:val="false"/>
-                <w:bCs w:val="false"/>
-                <w:color w:val="000000"/>
-                <w:sz w:val="17"/>
-                <w:szCs w:val="17"/>
-              </w:rPr>
-              <w:t xml:space="preserve"/>
+              <w:t xml:space="preserve">45件</w:t>
             </w:r>
           </w:p>
         </w:tc>
@@ -1785,7 +1333,7 @@
                 <w:sz w:val="17"/>
                 <w:szCs w:val="17"/>
               </w:rPr>
-              <w:t xml:space="preserve">居宅療養管理指導・短期入所生活介護を3か年平均と令和7年度水準のどちらで置くか</w:t>
+              <w:t xml:space="preserve">地域支援事業費が国の推計（3か年147,654千円）と当方の算定（119,658千円）で23.4%食い違う</w:t>
             </w:r>
           </w:p>
         </w:tc>
@@ -1813,7 +1361,7 @@
                 <w:sz w:val="17"/>
                 <w:szCs w:val="17"/>
               </w:rPr>
-              <w:t xml:space="preserve">居宅療養管理指導・短期入所生活介護を3か年平均で置いている。令和7年度水準に替えると見込量と給付費が動く。</w:t>
+              <w:t xml:space="preserve">国の値（47,686／49,218／50,751千円）を正として5-6を書き換える。伸びの根拠が分かるまでは「国の推計ワークシートの値による」と注記する。</w:t>
             </w:r>
           </w:p>
         </w:tc>
@@ -1841,7 +1389,7 @@
                 <w:sz w:val="17"/>
                 <w:szCs w:val="17"/>
               </w:rPr>
-              <w:t xml:space="preserve">10月中旬</w:t>
+              <w:t xml:space="preserve">10月下旬</w:t>
             </w:r>
           </w:p>
         </w:tc>
@@ -1931,7 +1479,7 @@
                 <w:sz w:val="17"/>
                 <w:szCs w:val="17"/>
               </w:rPr>
-              <w:t xml:space="preserve">特定地域サービス・特定地域居宅サービス等事業を活用するかどうか</w:t>
+              <w:t xml:space="preserve">地域支援事業費・総合事業費の決算の複数年の推移（可能な範囲で5か年以上）</w:t>
             </w:r>
           </w:p>
         </w:tc>
@@ -1959,7 +1507,7 @@
                 <w:sz w:val="17"/>
                 <w:szCs w:val="17"/>
               </w:rPr>
-              <w:t xml:space="preserve">特定地域サービス・特定地域居宅サービス等事業を0で仮置きしている。活用するならサービス種類が増え、見込量の表の行が増える。</w:t>
+              <w:t xml:space="preserve">国の推計ワークシートの値を正として5-6を書き換える。据え置きが外れたため、決算の推移は伸びの根拠の裏づけとして用いる。</w:t>
             </w:r>
           </w:p>
         </w:tc>
@@ -1987,7 +1535,7 @@
                 <w:sz w:val="17"/>
                 <w:szCs w:val="17"/>
               </w:rPr>
-              <w:t xml:space="preserve">10月中旬</w:t>
+              <w:t xml:space="preserve">10月下旬</w:t>
             </w:r>
           </w:p>
         </w:tc>
@@ -2077,7 +1625,7 @@
                 <w:sz w:val="17"/>
                 <w:szCs w:val="17"/>
               </w:rPr>
-              <w:t xml:space="preserve">第9期計画の本文（サービス別見込量の表を含む全体）</w:t>
+              <w:t xml:space="preserve">居宅療養管理指導・短期入所生活介護を3か年平均と令和7年度水準のどちらで置くか</w:t>
             </w:r>
           </w:p>
         </w:tc>
@@ -2105,7 +1653,7 @@
                 <w:sz w:val="17"/>
                 <w:szCs w:val="17"/>
               </w:rPr>
-              <w:t xml:space="preserve">第9期のサービス別見込量は概要版と復元値で代替している。本文があれば復元の当否を確かめられる。</w:t>
+              <w:t xml:space="preserve">居宅療養管理指導・短期入所生活介護を3か年平均で置いている。令和7年度水準に替えると見込量と給付費が動く。</w:t>
             </w:r>
           </w:p>
         </w:tc>
@@ -2223,7 +1771,7 @@
                 <w:sz w:val="17"/>
                 <w:szCs w:val="17"/>
               </w:rPr>
-              <w:t xml:space="preserve">認知症対応型共同生活介護（村内27人分）の待機者数と、村外のグループホームを利用している方の人数</w:t>
+              <w:t xml:space="preserve">特定地域サービス・特定地域居宅サービス等事業を活用するかどうか</w:t>
             </w:r>
           </w:p>
         </w:tc>
@@ -2251,7 +1799,7 @@
                 <w:sz w:val="17"/>
                 <w:szCs w:val="17"/>
               </w:rPr>
-              <w:t xml:space="preserve">認知症対応型共同生活介護の必要利用定員総数を現状の27人で3か年据え置いている。待機者数と村外利用者数がわかれば増床の要否を判断できる。</w:t>
+              <w:t xml:space="preserve">特定地域サービス・特定地域居宅サービス等事業を0で仮置きしている。活用するならサービス種類が増え、見込量の表の行が増える。</w:t>
             </w:r>
           </w:p>
         </w:tc>
@@ -2279,7 +1827,7 @@
                 <w:sz w:val="17"/>
                 <w:szCs w:val="17"/>
               </w:rPr>
-              <w:t xml:space="preserve">10月下旬（第2回策定委員会の審議事項）</w:t>
+              <w:t xml:space="preserve">10月中旬</w:t>
             </w:r>
           </w:p>
         </w:tc>
@@ -2342,6 +1890,444 @@
                 <w:szCs w:val="17"/>
               </w:rPr>
               <w:t xml:space="preserve">8</w:t>
+            </w:r>
+          </w:p>
+        </w:tc>
+        <w:tc>
+          <w:tcPr>
+            <w:tcW w:type="dxa" w:w="3182"/>
+            <w:shd w:fill="FFFFFF" w:val="clear"/>
+            <w:tcMar>
+              <w:top w:type="dxa" w:w="70"/>
+              <w:left w:type="dxa" w:w="90"/>
+              <w:bottom w:type="dxa" w:w="70"/>
+              <w:right w:type="dxa" w:w="90"/>
+            </w:tcMar>
+          </w:tcPr>
+          <w:p>
+            <w:pPr>
+              <w:spacing w:after="0" w:line="250"/>
+            </w:pPr>
+            <w:r>
+              <w:rPr>
+                <w:rFonts w:ascii="游ゴシック" w:cs="游ゴシック" w:eastAsia="游ゴシック" w:hAnsi="游ゴシック"/>
+                <w:b w:val="false"/>
+                <w:bCs w:val="false"/>
+                <w:color w:val="000000"/>
+                <w:sz w:val="17"/>
+                <w:szCs w:val="17"/>
+              </w:rPr>
+              <w:t xml:space="preserve">特定地域居宅サービス等事業・介護情報利活用事業が0で入っていることの扱い</w:t>
+            </w:r>
+          </w:p>
+        </w:tc>
+        <w:tc>
+          <w:tcPr>
+            <w:tcW w:type="dxa" w:w="2714"/>
+            <w:shd w:fill="FFFFFF" w:val="clear"/>
+            <w:tcMar>
+              <w:top w:type="dxa" w:w="70"/>
+              <w:left w:type="dxa" w:w="90"/>
+              <w:bottom w:type="dxa" w:w="70"/>
+              <w:right w:type="dxa" w:w="90"/>
+            </w:tcMar>
+          </w:tcPr>
+          <w:p>
+            <w:pPr>
+              <w:spacing w:after="0" w:line="250"/>
+            </w:pPr>
+            <w:r>
+              <w:rPr>
+                <w:rFonts w:ascii="游ゴシック" w:cs="游ゴシック" w:eastAsia="游ゴシック" w:hAnsi="游ゴシック"/>
+                <w:b w:val="false"/>
+                <w:bCs w:val="false"/>
+                <w:color w:val="000000"/>
+                <w:sz w:val="17"/>
+                <w:szCs w:val="17"/>
+              </w:rPr>
+              <w:t xml:space="preserve">0のまま（取り組まない）として記載し、中山間・人口減少地域の指定の意向とあわせて「第10期中に検討する」とする案を用意する。</w:t>
+            </w:r>
+          </w:p>
+        </w:tc>
+        <w:tc>
+          <w:tcPr>
+            <w:tcW w:type="dxa" w:w="1217"/>
+            <w:shd w:fill="FFFFFF" w:val="clear"/>
+            <w:tcMar>
+              <w:top w:type="dxa" w:w="70"/>
+              <w:left w:type="dxa" w:w="90"/>
+              <w:bottom w:type="dxa" w:w="70"/>
+              <w:right w:type="dxa" w:w="90"/>
+            </w:tcMar>
+          </w:tcPr>
+          <w:p>
+            <w:pPr>
+              <w:spacing w:after="0" w:line="250"/>
+            </w:pPr>
+            <w:r>
+              <w:rPr>
+                <w:rFonts w:ascii="游ゴシック" w:cs="游ゴシック" w:eastAsia="游ゴシック" w:hAnsi="游ゴシック"/>
+                <w:b w:val="false"/>
+                <w:bCs w:val="false"/>
+                <w:color w:val="000000"/>
+                <w:sz w:val="17"/>
+                <w:szCs w:val="17"/>
+              </w:rPr>
+              <w:t xml:space="preserve">11月上旬（第2回策定委員会まで）</w:t>
+            </w:r>
+          </w:p>
+        </w:tc>
+        <w:tc>
+          <w:tcPr>
+            <w:tcW w:type="dxa" w:w="1873"/>
+            <w:shd w:fill="FFFFFF" w:val="clear"/>
+            <w:tcMar>
+              <w:top w:type="dxa" w:w="70"/>
+              <w:left w:type="dxa" w:w="90"/>
+              <w:bottom w:type="dxa" w:w="70"/>
+              <w:right w:type="dxa" w:w="90"/>
+            </w:tcMar>
+          </w:tcPr>
+          <w:p>
+            <w:pPr>
+              <w:spacing w:after="0" w:line="250"/>
+            </w:pPr>
+            <w:r>
+              <w:rPr>
+                <w:rFonts w:ascii="游ゴシック" w:cs="游ゴシック" w:eastAsia="游ゴシック" w:hAnsi="游ゴシック"/>
+                <w:b w:val="false"/>
+                <w:bCs w:val="false"/>
+                <w:color w:val="000000"/>
+                <w:sz w:val="17"/>
+                <w:szCs w:val="17"/>
+              </w:rPr>
+              <w:t xml:space="preserve"/>
+            </w:r>
+          </w:p>
+        </w:tc>
+      </w:tr>
+      <w:tr>
+        <w:trPr>
+          <w:cantSplit/>
+          <w:trHeight w:val="700" w:hRule="atLeast"/>
+        </w:trPr>
+        <w:tc>
+          <w:tcPr>
+            <w:tcW w:type="dxa" w:w="374"/>
+            <w:shd w:fill="FFFFFF" w:val="clear"/>
+            <w:tcMar>
+              <w:top w:type="dxa" w:w="70"/>
+              <w:left w:type="dxa" w:w="90"/>
+              <w:bottom w:type="dxa" w:w="70"/>
+              <w:right w:type="dxa" w:w="90"/>
+            </w:tcMar>
+          </w:tcPr>
+          <w:p>
+            <w:pPr>
+              <w:spacing w:after="0" w:line="250"/>
+            </w:pPr>
+            <w:r>
+              <w:rPr>
+                <w:rFonts w:ascii="游ゴシック" w:cs="游ゴシック" w:eastAsia="游ゴシック" w:hAnsi="游ゴシック"/>
+                <w:b w:val="false"/>
+                <w:bCs w:val="false"/>
+                <w:color w:val="000000"/>
+                <w:sz w:val="17"/>
+                <w:szCs w:val="17"/>
+              </w:rPr>
+              <w:t xml:space="preserve">9</w:t>
+            </w:r>
+          </w:p>
+        </w:tc>
+        <w:tc>
+          <w:tcPr>
+            <w:tcW w:type="dxa" w:w="3182"/>
+            <w:shd w:fill="FFFFFF" w:val="clear"/>
+            <w:tcMar>
+              <w:top w:type="dxa" w:w="70"/>
+              <w:left w:type="dxa" w:w="90"/>
+              <w:bottom w:type="dxa" w:w="70"/>
+              <w:right w:type="dxa" w:w="90"/>
+            </w:tcMar>
+          </w:tcPr>
+          <w:p>
+            <w:pPr>
+              <w:spacing w:after="0" w:line="250"/>
+            </w:pPr>
+            <w:r>
+              <w:rPr>
+                <w:rFonts w:ascii="游ゴシック" w:cs="游ゴシック" w:eastAsia="游ゴシック" w:hAnsi="游ゴシック"/>
+                <w:b w:val="false"/>
+                <w:bCs w:val="false"/>
+                <w:color w:val="000000"/>
+                <w:sz w:val="17"/>
+                <w:szCs w:val="17"/>
+              </w:rPr>
+              <w:t xml:space="preserve">第9期計画の本文（サービス別見込量の表を含む全体）</w:t>
+            </w:r>
+          </w:p>
+        </w:tc>
+        <w:tc>
+          <w:tcPr>
+            <w:tcW w:type="dxa" w:w="2714"/>
+            <w:shd w:fill="FFFFFF" w:val="clear"/>
+            <w:tcMar>
+              <w:top w:type="dxa" w:w="70"/>
+              <w:left w:type="dxa" w:w="90"/>
+              <w:bottom w:type="dxa" w:w="70"/>
+              <w:right w:type="dxa" w:w="90"/>
+            </w:tcMar>
+          </w:tcPr>
+          <w:p>
+            <w:pPr>
+              <w:spacing w:after="0" w:line="250"/>
+            </w:pPr>
+            <w:r>
+              <w:rPr>
+                <w:rFonts w:ascii="游ゴシック" w:cs="游ゴシック" w:eastAsia="游ゴシック" w:hAnsi="游ゴシック"/>
+                <w:b w:val="false"/>
+                <w:bCs w:val="false"/>
+                <w:color w:val="000000"/>
+                <w:sz w:val="17"/>
+                <w:szCs w:val="17"/>
+              </w:rPr>
+              <w:t xml:space="preserve">第9期のサービス別見込量は概要版と復元値で代替している。本文があれば復元の当否を確かめられる。</w:t>
+            </w:r>
+          </w:p>
+        </w:tc>
+        <w:tc>
+          <w:tcPr>
+            <w:tcW w:type="dxa" w:w="1217"/>
+            <w:shd w:fill="FFFFFF" w:val="clear"/>
+            <w:tcMar>
+              <w:top w:type="dxa" w:w="70"/>
+              <w:left w:type="dxa" w:w="90"/>
+              <w:bottom w:type="dxa" w:w="70"/>
+              <w:right w:type="dxa" w:w="90"/>
+            </w:tcMar>
+          </w:tcPr>
+          <w:p>
+            <w:pPr>
+              <w:spacing w:after="0" w:line="250"/>
+            </w:pPr>
+            <w:r>
+              <w:rPr>
+                <w:rFonts w:ascii="游ゴシック" w:cs="游ゴシック" w:eastAsia="游ゴシック" w:hAnsi="游ゴシック"/>
+                <w:b w:val="false"/>
+                <w:bCs w:val="false"/>
+                <w:color w:val="000000"/>
+                <w:sz w:val="17"/>
+                <w:szCs w:val="17"/>
+              </w:rPr>
+              <w:t xml:space="preserve">10月中旬</w:t>
+            </w:r>
+          </w:p>
+        </w:tc>
+        <w:tc>
+          <w:tcPr>
+            <w:tcW w:type="dxa" w:w="1873"/>
+            <w:shd w:fill="FFFFFF" w:val="clear"/>
+            <w:tcMar>
+              <w:top w:type="dxa" w:w="70"/>
+              <w:left w:type="dxa" w:w="90"/>
+              <w:bottom w:type="dxa" w:w="70"/>
+              <w:right w:type="dxa" w:w="90"/>
+            </w:tcMar>
+          </w:tcPr>
+          <w:p>
+            <w:pPr>
+              <w:spacing w:after="0" w:line="250"/>
+            </w:pPr>
+            <w:r>
+              <w:rPr>
+                <w:rFonts w:ascii="游ゴシック" w:cs="游ゴシック" w:eastAsia="游ゴシック" w:hAnsi="游ゴシック"/>
+                <w:b w:val="false"/>
+                <w:bCs w:val="false"/>
+                <w:color w:val="000000"/>
+                <w:sz w:val="17"/>
+                <w:szCs w:val="17"/>
+              </w:rPr>
+              <w:t xml:space="preserve"/>
+            </w:r>
+          </w:p>
+        </w:tc>
+      </w:tr>
+      <w:tr>
+        <w:trPr>
+          <w:cantSplit/>
+          <w:trHeight w:val="700" w:hRule="atLeast"/>
+        </w:trPr>
+        <w:tc>
+          <w:tcPr>
+            <w:tcW w:type="dxa" w:w="374"/>
+            <w:shd w:fill="FFFFFF" w:val="clear"/>
+            <w:tcMar>
+              <w:top w:type="dxa" w:w="70"/>
+              <w:left w:type="dxa" w:w="90"/>
+              <w:bottom w:type="dxa" w:w="70"/>
+              <w:right w:type="dxa" w:w="90"/>
+            </w:tcMar>
+          </w:tcPr>
+          <w:p>
+            <w:pPr>
+              <w:spacing w:after="0" w:line="250"/>
+            </w:pPr>
+            <w:r>
+              <w:rPr>
+                <w:rFonts w:ascii="游ゴシック" w:cs="游ゴシック" w:eastAsia="游ゴシック" w:hAnsi="游ゴシック"/>
+                <w:b w:val="false"/>
+                <w:bCs w:val="false"/>
+                <w:color w:val="000000"/>
+                <w:sz w:val="17"/>
+                <w:szCs w:val="17"/>
+              </w:rPr>
+              <w:t xml:space="preserve">10</w:t>
+            </w:r>
+          </w:p>
+        </w:tc>
+        <w:tc>
+          <w:tcPr>
+            <w:tcW w:type="dxa" w:w="3182"/>
+            <w:shd w:fill="FFFFFF" w:val="clear"/>
+            <w:tcMar>
+              <w:top w:type="dxa" w:w="70"/>
+              <w:left w:type="dxa" w:w="90"/>
+              <w:bottom w:type="dxa" w:w="70"/>
+              <w:right w:type="dxa" w:w="90"/>
+            </w:tcMar>
+          </w:tcPr>
+          <w:p>
+            <w:pPr>
+              <w:spacing w:after="0" w:line="250"/>
+            </w:pPr>
+            <w:r>
+              <w:rPr>
+                <w:rFonts w:ascii="游ゴシック" w:cs="游ゴシック" w:eastAsia="游ゴシック" w:hAnsi="游ゴシック"/>
+                <w:b w:val="false"/>
+                <w:bCs w:val="false"/>
+                <w:color w:val="000000"/>
+                <w:sz w:val="17"/>
+                <w:szCs w:val="17"/>
+              </w:rPr>
+              <w:t xml:space="preserve">認知症対応型共同生活介護（村内27人分）の待機者数と、村外のグループホームを利用している方の人数</w:t>
+            </w:r>
+          </w:p>
+        </w:tc>
+        <w:tc>
+          <w:tcPr>
+            <w:tcW w:type="dxa" w:w="2714"/>
+            <w:shd w:fill="FFFFFF" w:val="clear"/>
+            <w:tcMar>
+              <w:top w:type="dxa" w:w="70"/>
+              <w:left w:type="dxa" w:w="90"/>
+              <w:bottom w:type="dxa" w:w="70"/>
+              <w:right w:type="dxa" w:w="90"/>
+            </w:tcMar>
+          </w:tcPr>
+          <w:p>
+            <w:pPr>
+              <w:spacing w:after="0" w:line="250"/>
+            </w:pPr>
+            <w:r>
+              <w:rPr>
+                <w:rFonts w:ascii="游ゴシック" w:cs="游ゴシック" w:eastAsia="游ゴシック" w:hAnsi="游ゴシック"/>
+                <w:b w:val="false"/>
+                <w:bCs w:val="false"/>
+                <w:color w:val="000000"/>
+                <w:sz w:val="17"/>
+                <w:szCs w:val="17"/>
+              </w:rPr>
+              <w:t xml:space="preserve">認知症対応型共同生活介護の必要利用定員総数を現状の27人で3か年据え置いている。待機者数と村外利用者数がわかれば増床の要否を判断できる。</w:t>
+            </w:r>
+          </w:p>
+        </w:tc>
+        <w:tc>
+          <w:tcPr>
+            <w:tcW w:type="dxa" w:w="1217"/>
+            <w:shd w:fill="FFFFFF" w:val="clear"/>
+            <w:tcMar>
+              <w:top w:type="dxa" w:w="70"/>
+              <w:left w:type="dxa" w:w="90"/>
+              <w:bottom w:type="dxa" w:w="70"/>
+              <w:right w:type="dxa" w:w="90"/>
+            </w:tcMar>
+          </w:tcPr>
+          <w:p>
+            <w:pPr>
+              <w:spacing w:after="0" w:line="250"/>
+            </w:pPr>
+            <w:r>
+              <w:rPr>
+                <w:rFonts w:ascii="游ゴシック" w:cs="游ゴシック" w:eastAsia="游ゴシック" w:hAnsi="游ゴシック"/>
+                <w:b w:val="false"/>
+                <w:bCs w:val="false"/>
+                <w:color w:val="000000"/>
+                <w:sz w:val="17"/>
+                <w:szCs w:val="17"/>
+              </w:rPr>
+              <w:t xml:space="preserve">10月下旬（第2回策定委員会の審議事項）</w:t>
+            </w:r>
+          </w:p>
+        </w:tc>
+        <w:tc>
+          <w:tcPr>
+            <w:tcW w:type="dxa" w:w="1873"/>
+            <w:shd w:fill="FFFFFF" w:val="clear"/>
+            <w:tcMar>
+              <w:top w:type="dxa" w:w="70"/>
+              <w:left w:type="dxa" w:w="90"/>
+              <w:bottom w:type="dxa" w:w="70"/>
+              <w:right w:type="dxa" w:w="90"/>
+            </w:tcMar>
+          </w:tcPr>
+          <w:p>
+            <w:pPr>
+              <w:spacing w:after="0" w:line="250"/>
+            </w:pPr>
+            <w:r>
+              <w:rPr>
+                <w:rFonts w:ascii="游ゴシック" w:cs="游ゴシック" w:eastAsia="游ゴシック" w:hAnsi="游ゴシック"/>
+                <w:b w:val="false"/>
+                <w:bCs w:val="false"/>
+                <w:color w:val="000000"/>
+                <w:sz w:val="17"/>
+                <w:szCs w:val="17"/>
+              </w:rPr>
+              <w:t xml:space="preserve"/>
+            </w:r>
+          </w:p>
+        </w:tc>
+      </w:tr>
+      <w:tr>
+        <w:trPr>
+          <w:cantSplit/>
+          <w:trHeight w:val="700" w:hRule="atLeast"/>
+        </w:trPr>
+        <w:tc>
+          <w:tcPr>
+            <w:tcW w:type="dxa" w:w="374"/>
+            <w:shd w:fill="FFFFFF" w:val="clear"/>
+            <w:tcMar>
+              <w:top w:type="dxa" w:w="70"/>
+              <w:left w:type="dxa" w:w="90"/>
+              <w:bottom w:type="dxa" w:w="70"/>
+              <w:right w:type="dxa" w:w="90"/>
+            </w:tcMar>
+          </w:tcPr>
+          <w:p>
+            <w:pPr>
+              <w:spacing w:after="0" w:line="250"/>
+            </w:pPr>
+            <w:r>
+              <w:rPr>
+                <w:rFonts w:ascii="游ゴシック" w:cs="游ゴシック" w:eastAsia="游ゴシック" w:hAnsi="游ゴシック"/>
+                <w:b w:val="false"/>
+                <w:bCs w:val="false"/>
+                <w:color w:val="000000"/>
+                <w:sz w:val="17"/>
+                <w:szCs w:val="17"/>
+              </w:rPr>
+              <w:t xml:space="preserve">11</w:t>
             </w:r>
           </w:p>
         </w:tc>
@@ -5721,7 +5707,7 @@
                 <w:sz w:val="17"/>
                 <w:szCs w:val="17"/>
               </w:rPr>
-              <w:t xml:space="preserve">地域密着型サービスの必要利用定員総数（グループホーム27人を維持するか）</w:t>
+              <w:t xml:space="preserve">家族介護者リフレッシュ事業・介護用品支給・サポーター養成講座・成年後見の各実績</w:t>
             </w:r>
           </w:p>
         </w:tc>
@@ -5749,7 +5735,7 @@
                 <w:sz w:val="17"/>
                 <w:szCs w:val="17"/>
               </w:rPr>
-              <w:t xml:space="preserve">介護保険法第117条第2項第1号の義務的記載事項。素案5-4(5)に27人維持で仮置きした。稼働率88%で第10期は増加見込みのため、増床・村外対応・在宅対応のいずれを取るかで数値が変わる。</w:t>
+              <w:t xml:space="preserve">任意事業・認知症施策・成年後見の評価に必要。令和6年度実績、可能であれば令和7年度。</w:t>
             </w:r>
           </w:p>
         </w:tc>
@@ -5867,7 +5853,7 @@
                 <w:sz w:val="17"/>
                 <w:szCs w:val="17"/>
               </w:rPr>
-              <w:t xml:space="preserve">地域支援事業費・総合事業費の決算の複数年の推移（可能な範囲で5か年以上）</w:t>
+              <w:t xml:space="preserve">居宅介護支援・介護予防支援の受給者数（居宅と予防の内訳）</w:t>
             </w:r>
           </w:p>
         </w:tc>
@@ -5895,7 +5881,7 @@
                 <w:sz w:val="17"/>
                 <w:szCs w:val="17"/>
               </w:rPr>
-              <w:t xml:space="preserve">素案5-6は令和5年度決算（地域支援事業費39,886千円・総合事業費16,463千円）を3か年据え置いている。手元にある決算は令和4・5年度の2か年のみで、趨勢か単年度の振れかを判断できない。</w:t>
+              <w:t xml:space="preserve">―</w:t>
             </w:r>
           </w:p>
         </w:tc>
@@ -5951,7 +5937,7 @@
                 <w:sz w:val="17"/>
                 <w:szCs w:val="17"/>
               </w:rPr>
-              <w:t xml:space="preserve"/>
+              <w:t xml:space="preserve">（一部ご回答済）</w:t>
             </w:r>
           </w:p>
         </w:tc>
@@ -6013,7 +5999,7 @@
                 <w:sz w:val="17"/>
                 <w:szCs w:val="17"/>
               </w:rPr>
-              <w:t xml:space="preserve">家族介護者リフレッシュ事業・介護用品支給・サポーター養成講座・成年後見の各実績</w:t>
+              <w:t xml:space="preserve">成果目標・活動指標の目標値の設定方針（認定率を据置とするか／トレンド継続か／政策効果を織り込むか）</w:t>
             </w:r>
           </w:p>
         </w:tc>
@@ -6041,7 +6027,7 @@
                 <w:sz w:val="17"/>
                 <w:szCs w:val="17"/>
               </w:rPr>
-              <w:t xml:space="preserve">任意事業・認知症施策・成年後見の評価に必要。令和6年度実績、可能であれば令和7年度。</w:t>
+              <w:t xml:space="preserve">政策効果を織り込む案を採る場合は、その根拠を指標に置く必要がある。</w:t>
             </w:r>
           </w:p>
         </w:tc>
@@ -6159,7 +6145,7 @@
                 <w:sz w:val="17"/>
                 <w:szCs w:val="17"/>
               </w:rPr>
-              <w:t xml:space="preserve">居宅介護支援・介護予防支援の受給者数（居宅と予防の内訳）</w:t>
+              <w:t xml:space="preserve">村内の介護サービス事業所の従事者数（常勤換算・職種別）</w:t>
             </w:r>
           </w:p>
         </w:tc>
@@ -6187,40 +6173,40 @@
                 <w:sz w:val="17"/>
                 <w:szCs w:val="17"/>
               </w:rPr>
+              <w:t xml:space="preserve">国の基本指針は介護人材の必要数の見通しを踏まえた計画の策定を求めているが、本村は事業所の従事者数の実績を持たないため必要数を直接には算定できない。</w:t>
+            </w:r>
+          </w:p>
+        </w:tc>
+        <w:tc>
+          <w:tcPr>
+            <w:tcW w:type="dxa" w:w="1217"/>
+            <w:shd w:fill="FFFFFF" w:val="clear"/>
+            <w:tcMar>
+              <w:top w:type="dxa" w:w="70"/>
+              <w:left w:type="dxa" w:w="90"/>
+              <w:bottom w:type="dxa" w:w="70"/>
+              <w:right w:type="dxa" w:w="90"/>
+            </w:tcMar>
+          </w:tcPr>
+          <w:p>
+            <w:pPr>
+              <w:spacing w:after="0" w:line="250"/>
+            </w:pPr>
+            <w:r>
+              <w:rPr>
+                <w:rFonts w:ascii="游ゴシック" w:cs="游ゴシック" w:eastAsia="游ゴシック" w:hAnsi="游ゴシック"/>
+                <w:b w:val="false"/>
+                <w:bCs w:val="false"/>
+                <w:color w:val="000000"/>
+                <w:sz w:val="17"/>
+                <w:szCs w:val="17"/>
+              </w:rPr>
               <w:t xml:space="preserve">―</w:t>
             </w:r>
           </w:p>
         </w:tc>
         <w:tc>
           <w:tcPr>
-            <w:tcW w:type="dxa" w:w="1217"/>
-            <w:shd w:fill="FFFFFF" w:val="clear"/>
-            <w:tcMar>
-              <w:top w:type="dxa" w:w="70"/>
-              <w:left w:type="dxa" w:w="90"/>
-              <w:bottom w:type="dxa" w:w="70"/>
-              <w:right w:type="dxa" w:w="90"/>
-            </w:tcMar>
-          </w:tcPr>
-          <w:p>
-            <w:pPr>
-              <w:spacing w:after="0" w:line="250"/>
-            </w:pPr>
-            <w:r>
-              <w:rPr>
-                <w:rFonts w:ascii="游ゴシック" w:cs="游ゴシック" w:eastAsia="游ゴシック" w:hAnsi="游ゴシック"/>
-                <w:b w:val="false"/>
-                <w:bCs w:val="false"/>
-                <w:color w:val="000000"/>
-                <w:sz w:val="17"/>
-                <w:szCs w:val="17"/>
-              </w:rPr>
-              <w:t xml:space="preserve">―</w:t>
-            </w:r>
-          </w:p>
-        </w:tc>
-        <w:tc>
-          <w:tcPr>
             <w:tcW w:type="dxa" w:w="1873"/>
             <w:shd w:fill="FFFFFF" w:val="clear"/>
             <w:tcMar>
@@ -6243,7 +6229,7 @@
                 <w:sz w:val="17"/>
                 <w:szCs w:val="17"/>
               </w:rPr>
-              <w:t xml:space="preserve">（一部ご回答済）</w:t>
+              <w:t xml:space="preserve"/>
             </w:r>
           </w:p>
         </w:tc>
@@ -6305,7 +6291,7 @@
                 <w:sz w:val="17"/>
                 <w:szCs w:val="17"/>
               </w:rPr>
-              <w:t xml:space="preserve">成果目標・活動指標の目標値の設定方針（認定率を据置とするか／トレンド継続か／政策効果を織り込むか）</w:t>
+              <w:t xml:space="preserve">村内の住宅型有料老人ホーム・サービス付き高齢者向け住宅の有無（老人福祉法第29条の届出・高齢者住まい法の登録。県の所管）</w:t>
             </w:r>
           </w:p>
         </w:tc>
@@ -6333,7 +6319,7 @@
                 <w:sz w:val="17"/>
                 <w:szCs w:val="17"/>
               </w:rPr>
-              <w:t xml:space="preserve">政策効果を織り込む案を採る場合は、その根拠を指標に置く必要がある。</w:t>
+              <w:t xml:space="preserve">基本指針の別表 事項八が求める「高齢者向け住まいの状況」。介護保険の指定を受けた特定施設入居者生活介護・地域密着型特定施設入居者生活介護は、受領データにより村内に平成24年度から令和6年度まで一貫して0であることを確かめた（素案2-5）。残っているのは指定を受けない住まいの有無で、届出と登録はいずれも県の所管のため村に情報が入らない。</w:t>
             </w:r>
           </w:p>
         </w:tc>
@@ -6451,7 +6437,7 @@
                 <w:sz w:val="17"/>
                 <w:szCs w:val="17"/>
               </w:rPr>
-              <w:t xml:space="preserve">村内の介護サービス事業所の従事者数（常勤換算・職種別）</w:t>
+              <w:t xml:space="preserve">村内の認知症対応型共同生活介護の入退所の状況（年度ごとの入所者数・退所者数と退所の理由）</w:t>
             </w:r>
           </w:p>
         </w:tc>
@@ -6479,7 +6465,7 @@
                 <w:sz w:val="17"/>
                 <w:szCs w:val="17"/>
               </w:rPr>
-              <w:t xml:space="preserve">国の基本指針は介護人材の必要数の見通しを踏まえた計画の策定を求めているが、本村は事業所の従事者数の実績を持たないため必要数を直接には算定できない。</w:t>
+              <w:t xml:space="preserve">基本指針の別表 事項七が求める「入退所の状況」。施設・事業所数と入所率・稼働率は「見える化」システムの受領データで把握できたため（素案2-5・5-4(8)）、事項七で残っているのは入退所の状況と従事者数の2つである。</w:t>
             </w:r>
           </w:p>
         </w:tc>
@@ -6597,7 +6583,7 @@
                 <w:sz w:val="17"/>
                 <w:szCs w:val="17"/>
               </w:rPr>
-              <w:t xml:space="preserve">村内の住宅型有料老人ホーム・サービス付き高齢者向け住宅の有無（老人福祉法第29条の届出・高齢者住まい法の登録。県の所管）</w:t>
+              <w:t xml:space="preserve">村外事業所の通常の事業実施地域（重要事項説明書または指定情報）</w:t>
             </w:r>
           </w:p>
         </w:tc>
@@ -6625,7 +6611,7 @@
                 <w:sz w:val="17"/>
                 <w:szCs w:val="17"/>
               </w:rPr>
-              <w:t xml:space="preserve">基本指針の別表 事項八が求める「高齢者向け住まいの状況」。介護保険の指定を受けた特定施設入居者生活介護・地域密着型特定施設入居者生活介護は、受領データにより村内に平成24年度から令和6年度まで一貫して0であることを確かめた（素案2-5）。残っているのは指定を受けない住まいの有無で、届出と登録はいずれも県の所管のため村に情報が入らない。</w:t>
+              <w:t xml:space="preserve">別表第七。村内にほぼ事業所がないため、どの村外事業所が本村を事業実施地域に含むかが供給の範囲を決める。5-4(14)の24時間対応サービスの確保方策①の可否に直結する。</w:t>
             </w:r>
           </w:p>
         </w:tc>
@@ -6743,7 +6729,7 @@
                 <w:sz w:val="17"/>
                 <w:szCs w:val="17"/>
               </w:rPr>
-              <w:t xml:space="preserve">村内の認知症対応型共同生活介護の入退所の状況（年度ごとの入所者数・退所者数と退所の理由）</w:t>
+              <w:t xml:space="preserve">村外施設の入退所・待機の実績（介護老人福祉施設・介護老人保健施設・介護医療院）</w:t>
             </w:r>
           </w:p>
         </w:tc>
@@ -6771,7 +6757,7 @@
                 <w:sz w:val="17"/>
                 <w:szCs w:val="17"/>
               </w:rPr>
-              <w:t xml:space="preserve">基本指針の別表 事項七が求める「入退所の状況」。施設・事業所数と入所率・稼働率は「見える化」システムの受領データで把握できたため（素案2-5・5-4(8)）、事項七で残っているのは入退所の状況と従事者数の2つである。</w:t>
+              <w:t xml:space="preserve">別表第七の入所率・入退所の状況。5-4(13)の真に入所が必要と判断される被保険者の把握と、認知症対応型共同生活介護27人分の定員の変更の判断に用いる。</w:t>
             </w:r>
           </w:p>
         </w:tc>
@@ -6889,7 +6875,7 @@
                 <w:sz w:val="17"/>
                 <w:szCs w:val="17"/>
               </w:rPr>
-              <w:t xml:space="preserve">村外事業所の通常の事業実施地域（重要事項説明書または指定情報）</w:t>
+              <w:t xml:space="preserve">特別会計の歳入内訳の区分変更の有無（令和3→4年度）</w:t>
             </w:r>
           </w:p>
         </w:tc>
@@ -6917,7 +6903,7 @@
                 <w:sz w:val="17"/>
                 <w:szCs w:val="17"/>
               </w:rPr>
-              <w:t xml:space="preserve">別表第七。村内にほぼ事業所がないため、どの村外事業所が本村を事業実施地域に含むかが供給の範囲を決める。5-4(14)の24時間対応サービスの確保方策①の可否に直結する。</w:t>
+              <w:t xml:space="preserve">総務費繰入金・低所得者保険料軽減繰入金が0になり一般会計繰入金が急増。時系列グラフが不連続になる。</w:t>
             </w:r>
           </w:p>
         </w:tc>
@@ -7035,7 +7021,7 @@
                 <w:sz w:val="17"/>
                 <w:szCs w:val="17"/>
               </w:rPr>
-              <w:t xml:space="preserve">村外施設の入退所・待機の実績（介護老人福祉施設・介護老人保健施設・介護医療院）</w:t>
+              <w:t xml:space="preserve">特定健診・後期高齢者健診の受診率、特定保健指導の実施率</w:t>
             </w:r>
           </w:p>
         </w:tc>
@@ -7063,7 +7049,7 @@
                 <w:sz w:val="17"/>
                 <w:szCs w:val="17"/>
               </w:rPr>
-              <w:t xml:space="preserve">別表第七の入所率・入退所の状況。5-4(13)の真に入所が必要と判断される被保険者の把握と、認知症対応型共同生活介護27人分の定員の変更の判断に用いる。</w:t>
+              <w:t xml:space="preserve">介護予防と保健事業の一体的実施（施策1-6）の評価に必要。</w:t>
             </w:r>
           </w:p>
         </w:tc>
@@ -7181,7 +7167,7 @@
                 <w:sz w:val="17"/>
                 <w:szCs w:val="17"/>
               </w:rPr>
-              <w:t xml:space="preserve">特別会計の歳入内訳の区分変更の有無（令和3→4年度）</w:t>
+              <w:t xml:space="preserve">特定健診・後期高齢者健診の受診率は見える化に系列がない</w:t>
             </w:r>
           </w:p>
         </w:tc>
@@ -7209,7 +7195,7 @@
                 <w:sz w:val="17"/>
                 <w:szCs w:val="17"/>
               </w:rPr>
-              <w:t xml:space="preserve">総務費繰入金・低所得者保険料軽減繰入金が0になり一般会計繰入金が急増。時系列グラフが不連続になる。</w:t>
+              <w:t xml:space="preserve">施策1-6（保健事業と介護予防の一体的実施）の指標に用いる。見える化に系列がないため、村または国保データベース（KDB）システムから取る。KDBは見える化とは別のシステムであり、アクセスの可否を村に確認する。</w:t>
             </w:r>
           </w:p>
         </w:tc>
@@ -7327,7 +7313,7 @@
                 <w:sz w:val="17"/>
                 <w:szCs w:val="17"/>
               </w:rPr>
-              <w:t xml:space="preserve">特定健診・後期高齢者健診の受診率、特定保健指導の実施率</w:t>
+              <w:t xml:space="preserve">特定福祉用具販売・住宅改修の件数（令和5〜7年度）</w:t>
             </w:r>
           </w:p>
         </w:tc>
@@ -7355,7 +7341,7 @@
                 <w:sz w:val="17"/>
                 <w:szCs w:val="17"/>
               </w:rPr>
-              <w:t xml:space="preserve">介護予防と保健事業の一体的実施（施策1-6）の評価に必要。</w:t>
+              <w:t xml:space="preserve">計画の様式は「件／年」で記載する。見える化は給付費のみで件数の系列がない。</w:t>
             </w:r>
           </w:p>
         </w:tc>
@@ -7473,7 +7459,7 @@
                 <w:sz w:val="17"/>
                 <w:szCs w:val="17"/>
               </w:rPr>
-              <w:t xml:space="preserve">特定健診・後期高齢者健診の受診率は見える化に系列がない</w:t>
+              <w:t xml:space="preserve">福島県保健医療計画（第八次）の会津・南会津区域に関する記載</w:t>
             </w:r>
           </w:p>
         </w:tc>
@@ -7501,7 +7487,7 @@
                 <w:sz w:val="17"/>
                 <w:szCs w:val="17"/>
               </w:rPr>
-              <w:t xml:space="preserve">施策1-6（保健事業と介護予防の一体的実施）の指標に用いる。見える化に系列がないため、村または国保データベース（KDB）システムから取る。KDBは見える化とは別のシステムであり、アクセスの可否を村に確認する。</w:t>
+              <w:t xml:space="preserve">介護保険法第117条第5項により本計画は医療計画と整合が図られたものでなければならない。素案1-4に整合の記述を追加したが内容が未確定。</w:t>
             </w:r>
           </w:p>
         </w:tc>
@@ -7619,7 +7605,7 @@
                 <w:sz w:val="17"/>
                 <w:szCs w:val="17"/>
               </w:rPr>
-              <w:t xml:space="preserve">特定福祉用具販売・住宅改修の件数（令和5〜7年度）</w:t>
+              <w:t xml:space="preserve">第9期概要版④「地域支援事業費」の集計範囲（任意事業の扱い）</w:t>
             </w:r>
           </w:p>
         </w:tc>
@@ -7647,7 +7633,7 @@
                 <w:sz w:val="17"/>
                 <w:szCs w:val="17"/>
               </w:rPr>
-              <w:t xml:space="preserve">計画の様式は「件／年」で記載する。見える化は給付費のみで件数の系列がない。</w:t>
+              <w:t xml:space="preserve">決算と6,300〜10,100千円ずれる。揃えないと第10期が第9期と比較不能になる。</w:t>
             </w:r>
           </w:p>
         </w:tc>
@@ -7765,7 +7751,7 @@
                 <w:sz w:val="17"/>
                 <w:szCs w:val="17"/>
               </w:rPr>
-              <w:t xml:space="preserve">福島県保健医療計画（第八次）の会津・南会津区域に関する記載</w:t>
+              <w:t xml:space="preserve">第9期計画の本文（第5章81〜92ページ）</w:t>
             </w:r>
           </w:p>
         </w:tc>
@@ -7793,7 +7779,7 @@
                 <w:sz w:val="17"/>
                 <w:szCs w:val="17"/>
               </w:rPr>
-              <w:t xml:space="preserve">介護保険法第117条第5項により本計画は医療計画と整合が図られたものでなければならない。素案1-4に整合の記述を追加したが内容が未確定。</w:t>
+              <w:t xml:space="preserve">老人福祉事業の量の目標を第9期計画のどこに記載していたかを確認し、第10期の配置を揃えるために必要。現在は第4章末（4-6）に置いている。</w:t>
             </w:r>
           </w:p>
         </w:tc>
@@ -7911,7 +7897,7 @@
                 <w:sz w:val="17"/>
                 <w:szCs w:val="17"/>
               </w:rPr>
-              <w:t xml:space="preserve">第9期概要版④「地域支援事業費」の集計範囲（任意事業の扱い）</w:t>
+              <w:t xml:space="preserve">老人福祉事業の量の実績（養護老人ホーム措置・軽費老人ホーム・老人クラブ）</w:t>
             </w:r>
           </w:p>
         </w:tc>
@@ -7939,7 +7925,7 @@
                 <w:sz w:val="17"/>
                 <w:szCs w:val="17"/>
               </w:rPr>
-              <w:t xml:space="preserve">決算と6,300〜10,100千円ずれる。揃えないと第10期が第9期と比較不能になる。</w:t>
+              <w:t xml:space="preserve">老人福祉法第20条の8第2項が「定めるものとする」とする義務的記載事項。素案に量の目標の表がなかったため4-6を新設したが、実績値がないと目標が置けない。</w:t>
             </w:r>
           </w:p>
         </w:tc>
@@ -8057,7 +8043,7 @@
                 <w:sz w:val="17"/>
                 <w:szCs w:val="17"/>
               </w:rPr>
-              <w:t xml:space="preserve">第9期計画の本文（第5章81〜92ページ）</w:t>
+              <w:t xml:space="preserve">要介護2の3区分の利用率の合計が101.5%となること</w:t>
             </w:r>
           </w:p>
         </w:tc>
@@ -8085,7 +8071,7 @@
                 <w:sz w:val="17"/>
                 <w:szCs w:val="17"/>
               </w:rPr>
-              <w:t xml:space="preserve">老人福祉事業の量の目標を第9期計画のどこに記載していたかを確認し、第10期の配置を揃えるために必要。現在は第4章末（4-6）に置いている。</w:t>
+              <w:t xml:space="preserve">在宅73.5%＋居住系15.7%＋施設12.3%＝101.5%。年度の途中で在宅から施設へ移った方が両方に数えられているためとみられる（受給者数は年度の延べ）。重複は1.5%。給付実績により実人数を確認する。他の要介護度で100%に届かない分はサービスを使っていない方の割合（要介護1で13.1%、要介護5で21.0%）。</w:t>
             </w:r>
           </w:p>
         </w:tc>
@@ -8203,7 +8189,7 @@
                 <w:sz w:val="17"/>
                 <w:szCs w:val="17"/>
               </w:rPr>
-              <w:t xml:space="preserve">老人福祉事業の量の実績（養護老人ホーム措置・軽費老人ホーム・老人クラブ）</w:t>
+              <w:t xml:space="preserve">訪問入浴介護・地域密着型通所介護を0に戻すかどうか</w:t>
             </w:r>
           </w:p>
         </w:tc>
@@ -8231,7 +8217,7 @@
                 <w:sz w:val="17"/>
                 <w:szCs w:val="17"/>
               </w:rPr>
-              <w:t xml:space="preserve">老人福祉法第20条の8第2項が「定めるものとする」とする義務的記載事項。素案に量の目標の表がなかったため4-6を新設したが、実績値がないと目標が置けない。</w:t>
+              <w:t xml:space="preserve">令和7年度の利用は0だが、3か年平均により令和9年度以降も0.6人／月・0.3人／月が立っている。直近に利用のないサービスを3か年平均で復活させてよいかの判断。利用の見込みの有無を村に確認する。</w:t>
             </w:r>
           </w:p>
         </w:tc>
@@ -8349,7 +8335,7 @@
                 <w:sz w:val="17"/>
                 <w:szCs w:val="17"/>
               </w:rPr>
-              <w:t xml:space="preserve">要介護2の3区分の利用率の合計が101.5%となること</w:t>
+              <w:t xml:space="preserve">訪問診療・訪問看護の提供実績（村内外の事業所別・令和6〜7年度）</w:t>
             </w:r>
           </w:p>
         </w:tc>
@@ -8377,7 +8363,7 @@
                 <w:sz w:val="17"/>
                 <w:szCs w:val="17"/>
               </w:rPr>
-              <w:t xml:space="preserve">在宅73.5%＋居住系15.7%＋施設12.3%＝101.5%。年度の途中で在宅から施設へ移った方が両方に数えられているためとみられる（受給者数は年度の延べ）。重複は1.5%。給付実績により実人数を確認する。他の要介護度で100%に届かない分はサービスを使っていない方の割合（要介護1で13.1%、要介護5で21.0%）。</w:t>
+              <w:t xml:space="preserve">素案の施策4-3に在宅医療・介護連携の4場面ごとの目指すべき姿を新設し、①日常の療養支援の現状を【要確認】としている。村内は南東北裏磐梯診療所・桧原診療所の2か所で訪問看護事業所は村内にない。訪問診療の実施状況と村外からの訪問看護の提供量が分からないと、日常の療養支援の余力を示せない。県への提供依頼で把握できる範囲もあわせてご相談したい。</w:t>
             </w:r>
           </w:p>
         </w:tc>
@@ -8495,7 +8481,7 @@
                 <w:sz w:val="17"/>
                 <w:szCs w:val="17"/>
               </w:rPr>
-              <w:t xml:space="preserve">訪問入浴介護・地域密着型通所介護を0に戻すかどうか</w:t>
+              <w:t xml:space="preserve">診療所（南東北裏磐梯・桧原）の診療日数および患者数</w:t>
             </w:r>
           </w:p>
         </w:tc>
@@ -8523,7 +8509,7 @@
                 <w:sz w:val="17"/>
                 <w:szCs w:val="17"/>
               </w:rPr>
-              <w:t xml:space="preserve">令和7年度の利用は0だが、3か年平均により令和9年度以降も0.6人／月・0.3人／月が立っている。直近に利用のないサービスを3か年平均で復活させてよいかの判断。利用の見込みの有無を村に確認する。</w:t>
+              <w:t xml:space="preserve">在宅医療・介護連携の分析に直結するがこれまで把握していなかった。</w:t>
             </w:r>
           </w:p>
         </w:tc>
@@ -8641,7 +8627,7 @@
                 <w:sz w:val="17"/>
                 <w:szCs w:val="17"/>
               </w:rPr>
-              <w:t xml:space="preserve">訪問診療・訪問看護の提供実績（村内外の事業所別・令和6〜7年度）</w:t>
+              <w:t xml:space="preserve">認定率の分母をB1（第1号被保険者数）に統一することの可否</w:t>
             </w:r>
           </w:p>
         </w:tc>
@@ -8669,7 +8655,7 @@
                 <w:sz w:val="17"/>
                 <w:szCs w:val="17"/>
               </w:rPr>
-              <w:t xml:space="preserve">素案の施策4-3に在宅医療・介護連携の4場面ごとの目指すべき姿を新設し、①日常の療養支援の現状を【要確認】としている。村内は南東北裏磐梯診療所・桧原診療所の2か所で訪問看護事業所は村内にない。訪問診療の実施状況と村外からの訪問看護の提供量が分からないと、日常の療養支援の余力を示せない。県への提供依頼で把握できる範囲もあわせてご相談したい。</w:t>
+              <w:t xml:space="preserve">第9期は同一計画書内に19.0%（193/1,016）と19.7%（197/1,002）が併記されていた。統一すると第9期の公表値と異なる数値を示すことになる。</w:t>
             </w:r>
           </w:p>
         </w:tc>
@@ -8787,7 +8773,7 @@
                 <w:sz w:val="17"/>
                 <w:szCs w:val="17"/>
               </w:rPr>
-              <w:t xml:space="preserve">診療所（南東北裏磐梯・桧原）の診療日数および患者数</w:t>
+              <w:t xml:space="preserve">認知症の人および家族等の意見聴取の方法（認知症基本法第13条）</w:t>
             </w:r>
           </w:p>
         </w:tc>
@@ -8815,7 +8801,7 @@
                 <w:sz w:val="17"/>
                 <w:szCs w:val="17"/>
               </w:rPr>
-              <w:t xml:space="preserve">在宅医療・介護連携の分析に直結するがこれまで把握していなかった。</w:t>
+              <w:t xml:space="preserve">策定委員会の委員に認知症の本人・家族が含まれるかを確認する必要がある。含まれない場合は家族会・認知症カフェ等での意見聴取の機会が要る。記述の追加では埋まらず策定過程に関わるため、第2回策定委員会までに方針決定が必要。</w:t>
             </w:r>
           </w:p>
         </w:tc>
@@ -8933,7 +8919,7 @@
                 <w:sz w:val="17"/>
                 <w:szCs w:val="17"/>
               </w:rPr>
-              <w:t xml:space="preserve">認定率の分母をB1（第1号被保険者数）に統一することの可否</w:t>
+              <w:t xml:space="preserve">認知症対応型共同生活介護の定員（27人）を超える需要への対応方針</w:t>
             </w:r>
           </w:p>
         </w:tc>
@@ -8961,7 +8947,7 @@
                 <w:sz w:val="17"/>
                 <w:szCs w:val="17"/>
               </w:rPr>
-              <w:t xml:space="preserve">第9期は同一計画書内に19.0%（193/1,016）と19.7%（197/1,002）が併記されていた。統一すると第9期の公表値と異なる数値を示すことになる。</w:t>
+              <w:t xml:space="preserve">令和7年度の居住系受給者は26.9人／月で、村内GHの定員27人に対する稼働率は93%。第10期に居住系の利用が増える見込みだが村内に受け皿の余地がない。施設整備の意向、村外施設での対応、在宅での対応のいずれを取るかで見込量と施策の両方が変わる。</w:t>
             </w:r>
           </w:p>
         </w:tc>
@@ -9079,7 +9065,7 @@
                 <w:sz w:val="17"/>
                 <w:szCs w:val="17"/>
               </w:rPr>
-              <w:t xml:space="preserve">認知症の人および家族等の意見聴取の方法（認知症基本法第13条）</w:t>
+              <w:t xml:space="preserve">認知症対応型共同生活介護の待機の状況（定員27人に対し令和9〜11年度の利用者数が27人で到達率100%）</w:t>
             </w:r>
           </w:p>
         </w:tc>
@@ -9107,7 +9093,7 @@
                 <w:sz w:val="17"/>
                 <w:szCs w:val="17"/>
               </w:rPr>
-              <w:t xml:space="preserve">策定委員会の委員に認知症の本人・家族が含まれるかを確認する必要がある。含まれない場合は家族会・認知症カフェ等での意見聴取の機会が要る。記述の追加では埋まらず策定過程に関わるため、第2回策定委員会までに方針決定が必要。</w:t>
+              <w:t xml:space="preserve">県の整備量見込みシートにより、村内の認知症高齢者グループホームは定員27人・整備数0で、利用者数は令和8年度26人から令和9年度以降27人（到達率100%）となることが確定した。満床の見込みであるため、待機者がいる場合は村外の施設または在宅での対応になる。</w:t>
             </w:r>
           </w:p>
         </w:tc>
@@ -9225,7 +9211,7 @@
                 <w:sz w:val="17"/>
                 <w:szCs w:val="17"/>
               </w:rPr>
-              <w:t xml:space="preserve">認知症対応型共同生活介護の定員（27人）を超える需要への対応方針</w:t>
+              <w:t xml:space="preserve">認知症対応型通所介護を再開するかどうか</w:t>
             </w:r>
           </w:p>
         </w:tc>
@@ -9253,7 +9239,7 @@
                 <w:sz w:val="17"/>
                 <w:szCs w:val="17"/>
               </w:rPr>
-              <w:t xml:space="preserve">令和7年度の居住系受給者は26.9人／月で、村内GHの定員27人に対する稼働率は93%。第10期に居住系の利用が増える見込みだが村内に受け皿の余地がない。施設整備の意向、村外施設での対応、在宅での対応のいずれを取るかで見込量と施策の両方が変わる。</w:t>
+              <w:t xml:space="preserve">平成30年度を最後に実績がない。地域密着型サービスは村の指定によりはじめて提供されるため村の判断による。認知症高齢者が増えるなかで在宅を支える類型として検討の余地がある。</w:t>
             </w:r>
           </w:p>
         </w:tc>
@@ -9371,7 +9357,7 @@
                 <w:sz w:val="17"/>
                 <w:szCs w:val="17"/>
               </w:rPr>
-              <w:t xml:space="preserve">認知症対応型通所介護を再開するかどうか</w:t>
+              <w:t xml:space="preserve">認知症高齢者自立度（B7）の認定者数合計が認定者数（B4-a）と一致しない</w:t>
             </w:r>
           </w:p>
         </w:tc>
@@ -9399,7 +9385,7 @@
                 <w:sz w:val="17"/>
                 <w:szCs w:val="17"/>
               </w:rPr>
-              <w:t xml:space="preserve">平成30年度を最後に実績がない。地域密着型サービスは村の指定によりはじめて提供されるため村の判断による。認知症高齢者が増えるなかで在宅を支える類型として検討の余地がある。</w:t>
+              <w:t xml:space="preserve">B7の令和6年10月末の認定者数合計253人に対し、B4-aの令和7年3月末の認定者数は198人で55人の差。集計範囲が異なるとみられるが確認が取れていない。素案2-3では実数ではなく構成比（Ⅱ以上の割合63.6%）を中心に記載している。</w:t>
             </w:r>
           </w:p>
         </w:tc>
@@ -9517,7 +9503,7 @@
                 <w:sz w:val="17"/>
                 <w:szCs w:val="17"/>
               </w:rPr>
-              <w:t xml:space="preserve">認知症高齢者自立度（B7）の認定者数合計が認定者数（B4-a）と一致しない</w:t>
+              <w:t xml:space="preserve">高齢者生きがい健康づくり事業・高齢者教室の実施状況（開催回数・参加人数）</w:t>
             </w:r>
           </w:p>
         </w:tc>
@@ -9545,7 +9531,7 @@
                 <w:sz w:val="17"/>
                 <w:szCs w:val="17"/>
               </w:rPr>
-              <w:t xml:space="preserve">B7の令和6年10月末の認定者数合計253人に対し、B4-aの令和7年3月末の認定者数は198人で55人の差。集計範囲が異なるとみられるが確認が取れていない。素案2-3では実数ではなく構成比（Ⅱ以上の割合63.6%）を中心に記載している。</w:t>
+              <w:t xml:space="preserve">教育委員会所管。介護予防（通いの場）の実績にカウントできるものがあるかを確認。</w:t>
             </w:r>
           </w:p>
         </w:tc>
@@ -9663,7 +9649,7 @@
                 <w:sz w:val="17"/>
                 <w:szCs w:val="17"/>
               </w:rPr>
-              <w:t xml:space="preserve">高齢者生きがい健康づくり事業・高齢者教室の実施状況（開催回数・参加人数）</w:t>
+              <w:t xml:space="preserve">高齢者福祉事業（村単独事業）の実績資料</w:t>
             </w:r>
           </w:p>
         </w:tc>
@@ -9691,7 +9677,7 @@
                 <w:sz w:val="17"/>
                 <w:szCs w:val="17"/>
               </w:rPr>
-              <w:t xml:space="preserve">教育委員会所管。介護予防（通いの場）の実績にカウントできるものがあるかを確認。</w:t>
+              <w:t xml:space="preserve">現行計画の評価に必要。</w:t>
             </w:r>
           </w:p>
         </w:tc>
@@ -9809,7 +9795,7 @@
                 <w:sz w:val="17"/>
                 <w:szCs w:val="17"/>
               </w:rPr>
-              <w:t xml:space="preserve">高齢者福祉事業（村単独事業）の実績資料</w:t>
+              <w:t xml:space="preserve">高齢者虐待への対応実績（相談・通報件数、虐待と判断した件数、措置件数）</w:t>
             </w:r>
           </w:p>
         </w:tc>
@@ -9837,7 +9823,7 @@
                 <w:sz w:val="17"/>
                 <w:szCs w:val="17"/>
               </w:rPr>
-              <w:t xml:space="preserve">現行計画の評価に必要。</w:t>
+              <w:t xml:space="preserve">国の基本指針が権利擁護として記載を求める事項。地域包括支援センターの権利擁護業務の中核でもある。</w:t>
             </w:r>
           </w:p>
         </w:tc>
@@ -9928,152 +9914,6 @@
                 <w:szCs w:val="17"/>
               </w:rPr>
               <w:t xml:space="preserve">45</w:t>
-            </w:r>
-          </w:p>
-        </w:tc>
-        <w:tc>
-          <w:tcPr>
-            <w:tcW w:type="dxa" w:w="3182"/>
-            <w:shd w:fill="FFFFFF" w:val="clear"/>
-            <w:tcMar>
-              <w:top w:type="dxa" w:w="70"/>
-              <w:left w:type="dxa" w:w="90"/>
-              <w:bottom w:type="dxa" w:w="70"/>
-              <w:right w:type="dxa" w:w="90"/>
-            </w:tcMar>
-          </w:tcPr>
-          <w:p>
-            <w:pPr>
-              <w:spacing w:after="0" w:line="250"/>
-            </w:pPr>
-            <w:r>
-              <w:rPr>
-                <w:rFonts w:ascii="游ゴシック" w:cs="游ゴシック" w:eastAsia="游ゴシック" w:hAnsi="游ゴシック"/>
-                <w:b w:val="false"/>
-                <w:bCs w:val="false"/>
-                <w:color w:val="000000"/>
-                <w:sz w:val="17"/>
-                <w:szCs w:val="17"/>
-              </w:rPr>
-              <w:t xml:space="preserve">高齢者虐待への対応実績（相談・通報件数、虐待と判断した件数、措置件数）</w:t>
-            </w:r>
-          </w:p>
-        </w:tc>
-        <w:tc>
-          <w:tcPr>
-            <w:tcW w:type="dxa" w:w="2714"/>
-            <w:shd w:fill="FFFFFF" w:val="clear"/>
-            <w:tcMar>
-              <w:top w:type="dxa" w:w="70"/>
-              <w:left w:type="dxa" w:w="90"/>
-              <w:bottom w:type="dxa" w:w="70"/>
-              <w:right w:type="dxa" w:w="90"/>
-            </w:tcMar>
-          </w:tcPr>
-          <w:p>
-            <w:pPr>
-              <w:spacing w:after="0" w:line="250"/>
-            </w:pPr>
-            <w:r>
-              <w:rPr>
-                <w:rFonts w:ascii="游ゴシック" w:cs="游ゴシック" w:eastAsia="游ゴシック" w:hAnsi="游ゴシック"/>
-                <w:b w:val="false"/>
-                <w:bCs w:val="false"/>
-                <w:color w:val="000000"/>
-                <w:sz w:val="17"/>
-                <w:szCs w:val="17"/>
-              </w:rPr>
-              <w:t xml:space="preserve">国の基本指針が権利擁護として記載を求める事項。地域包括支援センターの権利擁護業務の中核でもある。</w:t>
-            </w:r>
-          </w:p>
-        </w:tc>
-        <w:tc>
-          <w:tcPr>
-            <w:tcW w:type="dxa" w:w="1217"/>
-            <w:shd w:fill="FFFFFF" w:val="clear"/>
-            <w:tcMar>
-              <w:top w:type="dxa" w:w="70"/>
-              <w:left w:type="dxa" w:w="90"/>
-              <w:bottom w:type="dxa" w:w="70"/>
-              <w:right w:type="dxa" w:w="90"/>
-            </w:tcMar>
-          </w:tcPr>
-          <w:p>
-            <w:pPr>
-              <w:spacing w:after="0" w:line="250"/>
-            </w:pPr>
-            <w:r>
-              <w:rPr>
-                <w:rFonts w:ascii="游ゴシック" w:cs="游ゴシック" w:eastAsia="游ゴシック" w:hAnsi="游ゴシック"/>
-                <w:b w:val="false"/>
-                <w:bCs w:val="false"/>
-                <w:color w:val="000000"/>
-                <w:sz w:val="17"/>
-                <w:szCs w:val="17"/>
-              </w:rPr>
-              <w:t xml:space="preserve">―</w:t>
-            </w:r>
-          </w:p>
-        </w:tc>
-        <w:tc>
-          <w:tcPr>
-            <w:tcW w:type="dxa" w:w="1873"/>
-            <w:shd w:fill="FFFFFF" w:val="clear"/>
-            <w:tcMar>
-              <w:top w:type="dxa" w:w="70"/>
-              <w:left w:type="dxa" w:w="90"/>
-              <w:bottom w:type="dxa" w:w="70"/>
-              <w:right w:type="dxa" w:w="90"/>
-            </w:tcMar>
-          </w:tcPr>
-          <w:p>
-            <w:pPr>
-              <w:spacing w:after="0" w:line="250"/>
-            </w:pPr>
-            <w:r>
-              <w:rPr>
-                <w:rFonts w:ascii="游ゴシック" w:cs="游ゴシック" w:eastAsia="游ゴシック" w:hAnsi="游ゴシック"/>
-                <w:b w:val="false"/>
-                <w:bCs w:val="false"/>
-                <w:color w:val="000000"/>
-                <w:sz w:val="17"/>
-                <w:szCs w:val="17"/>
-              </w:rPr>
-              <w:t xml:space="preserve"/>
-            </w:r>
-          </w:p>
-        </w:tc>
-      </w:tr>
-      <w:tr>
-        <w:trPr>
-          <w:cantSplit/>
-          <w:trHeight w:val="700" w:hRule="atLeast"/>
-        </w:trPr>
-        <w:tc>
-          <w:tcPr>
-            <w:tcW w:type="dxa" w:w="374"/>
-            <w:shd w:fill="FFFFFF" w:val="clear"/>
-            <w:tcMar>
-              <w:top w:type="dxa" w:w="70"/>
-              <w:left w:type="dxa" w:w="90"/>
-              <w:bottom w:type="dxa" w:w="70"/>
-              <w:right w:type="dxa" w:w="90"/>
-            </w:tcMar>
-          </w:tcPr>
-          <w:p>
-            <w:pPr>
-              <w:spacing w:after="0" w:line="250"/>
-            </w:pPr>
-            <w:r>
-              <w:rPr>
-                <w:rFonts w:ascii="游ゴシック" w:cs="游ゴシック" w:eastAsia="游ゴシック" w:hAnsi="游ゴシック"/>
-                <w:b w:val="false"/>
-                <w:bCs w:val="false"/>
-                <w:color w:val="000000"/>
-                <w:sz w:val="17"/>
-                <w:szCs w:val="17"/>
-              </w:rPr>
-              <w:t xml:space="preserve">46</w:t>
             </w:r>
           </w:p>
         </w:tc>

--- a/output/13-2_北塩原村第10期_照会票_束2_給付実績・決算と第9期の計画値.docx
+++ b/output/13-2_北塩原村第10期_照会票_束2_給付実績・決算と第9期の計画値.docx
@@ -108,7 +108,7 @@
           <w:sz w:val="22"/>
           <w:szCs w:val="22"/>
         </w:rPr>
-        <w:t xml:space="preserve">ご確認・ご提供をお願いしたい事項　60件</w:t>
+        <w:t xml:space="preserve">ご確認・ご提供をお願いしたい事項　63件</w:t>
       </w:r>
     </w:p>
     <w:p>
@@ -527,7 +527,7 @@
                 <w:sz w:val="17"/>
                 <w:szCs w:val="17"/>
               </w:rPr>
-              <w:t xml:space="preserve">4件</w:t>
+              <w:t xml:space="preserve">6件</w:t>
             </w:r>
           </w:p>
         </w:tc>
@@ -617,7 +617,7 @@
                 <w:sz w:val="17"/>
                 <w:szCs w:val="17"/>
               </w:rPr>
-              <w:t xml:space="preserve">45件</w:t>
+              <w:t xml:space="preserve">46件</w:t>
             </w:r>
           </w:p>
         </w:tc>
@@ -3244,6 +3244,298 @@
           </w:p>
         </w:tc>
       </w:tr>
+      <w:tr>
+        <w:trPr>
+          <w:cantSplit/>
+          <w:trHeight w:val="700" w:hRule="atLeast"/>
+        </w:trPr>
+        <w:tc>
+          <w:tcPr>
+            <w:tcW w:type="dxa" w:w="374"/>
+            <w:shd w:fill="FFFFFF" w:val="clear"/>
+            <w:tcMar>
+              <w:top w:type="dxa" w:w="70"/>
+              <w:left w:type="dxa" w:w="90"/>
+              <w:bottom w:type="dxa" w:w="70"/>
+              <w:right w:type="dxa" w:w="90"/>
+            </w:tcMar>
+          </w:tcPr>
+          <w:p>
+            <w:pPr>
+              <w:spacing w:after="0" w:line="250"/>
+            </w:pPr>
+            <w:r>
+              <w:rPr>
+                <w:rFonts w:ascii="游ゴシック" w:cs="游ゴシック" w:eastAsia="游ゴシック" w:hAnsi="游ゴシック"/>
+                <w:b w:val="false"/>
+                <w:bCs w:val="false"/>
+                <w:color w:val="000000"/>
+                <w:sz w:val="17"/>
+                <w:szCs w:val="17"/>
+              </w:rPr>
+              <w:t xml:space="preserve">5</w:t>
+            </w:r>
+          </w:p>
+        </w:tc>
+        <w:tc>
+          <w:tcPr>
+            <w:tcW w:type="dxa" w:w="3182"/>
+            <w:shd w:fill="FFFFFF" w:val="clear"/>
+            <w:tcMar>
+              <w:top w:type="dxa" w:w="70"/>
+              <w:left w:type="dxa" w:w="90"/>
+              <w:bottom w:type="dxa" w:w="70"/>
+              <w:right w:type="dxa" w:w="90"/>
+            </w:tcMar>
+          </w:tcPr>
+          <w:p>
+            <w:pPr>
+              <w:spacing w:after="0" w:line="250"/>
+            </w:pPr>
+            <w:r>
+              <w:rPr>
+                <w:rFonts w:ascii="游ゴシック" w:cs="游ゴシック" w:eastAsia="游ゴシック" w:hAnsi="游ゴシック"/>
+                <w:b w:val="false"/>
+                <w:bCs w:val="false"/>
+                <w:color w:val="000000"/>
+                <w:sz w:val="17"/>
+                <w:szCs w:val="17"/>
+              </w:rPr>
+              <w:t xml:space="preserve">高齢者の移動支援と配食サービスの実態（素案の記述と高齢者サービスの手引きが食い違う）</w:t>
+            </w:r>
+          </w:p>
+        </w:tc>
+        <w:tc>
+          <w:tcPr>
+            <w:tcW w:type="dxa" w:w="2714"/>
+            <w:shd w:fill="FFFFFF" w:val="clear"/>
+            <w:tcMar>
+              <w:top w:type="dxa" w:w="70"/>
+              <w:left w:type="dxa" w:w="90"/>
+              <w:bottom w:type="dxa" w:w="70"/>
+              <w:right w:type="dxa" w:w="90"/>
+            </w:tcMar>
+          </w:tcPr>
+          <w:p>
+            <w:pPr>
+              <w:spacing w:after="0" w:line="250"/>
+            </w:pPr>
+            <w:r>
+              <w:rPr>
+                <w:rFonts w:ascii="游ゴシック" w:cs="游ゴシック" w:eastAsia="游ゴシック" w:hAnsi="游ゴシック"/>
+                <w:b w:val="false"/>
+                <w:bCs w:val="false"/>
+                <w:color w:val="000000"/>
+                <w:sz w:val="17"/>
+                <w:szCs w:val="17"/>
+              </w:rPr>
+              <w:t xml:space="preserve">素案の記述が実態と違う。移動支援はすでに無料の路線バスICカードとコミュニティバスがあるのに「創設を検討する」と書いている。配食は年4回の弁当配達を「体制を維持する」と書いている。数値は動かないが、第2回策定委員会に出す前に書き改める必要がある。</w:t>
+            </w:r>
+          </w:p>
+        </w:tc>
+        <w:tc>
+          <w:tcPr>
+            <w:tcW w:type="dxa" w:w="1217"/>
+            <w:shd w:fill="FFFFFF" w:val="clear"/>
+            <w:tcMar>
+              <w:top w:type="dxa" w:w="70"/>
+              <w:left w:type="dxa" w:w="90"/>
+              <w:bottom w:type="dxa" w:w="70"/>
+              <w:right w:type="dxa" w:w="90"/>
+            </w:tcMar>
+          </w:tcPr>
+          <w:p>
+            <w:pPr>
+              <w:spacing w:after="0" w:line="250"/>
+            </w:pPr>
+            <w:r>
+              <w:rPr>
+                <w:rFonts w:ascii="游ゴシック" w:cs="游ゴシック" w:eastAsia="游ゴシック" w:hAnsi="游ゴシック"/>
+                <w:b w:val="false"/>
+                <w:bCs w:val="false"/>
+                <w:color w:val="000000"/>
+                <w:sz w:val="17"/>
+                <w:szCs w:val="17"/>
+              </w:rPr>
+              <w:t xml:space="preserve">10月中旬（第2回策定委員会の資料作成前）</w:t>
+            </w:r>
+          </w:p>
+        </w:tc>
+        <w:tc>
+          <w:tcPr>
+            <w:tcW w:type="dxa" w:w="1873"/>
+            <w:shd w:fill="FFFFFF" w:val="clear"/>
+            <w:tcMar>
+              <w:top w:type="dxa" w:w="70"/>
+              <w:left w:type="dxa" w:w="90"/>
+              <w:bottom w:type="dxa" w:w="70"/>
+              <w:right w:type="dxa" w:w="90"/>
+            </w:tcMar>
+          </w:tcPr>
+          <w:p>
+            <w:pPr>
+              <w:spacing w:after="0" w:line="250"/>
+            </w:pPr>
+            <w:r>
+              <w:rPr>
+                <w:rFonts w:ascii="游ゴシック" w:cs="游ゴシック" w:eastAsia="游ゴシック" w:hAnsi="游ゴシック"/>
+                <w:b w:val="false"/>
+                <w:bCs w:val="false"/>
+                <w:color w:val="000000"/>
+                <w:sz w:val="17"/>
+                <w:szCs w:val="17"/>
+              </w:rPr>
+              <w:t xml:space="preserve"/>
+            </w:r>
+          </w:p>
+        </w:tc>
+      </w:tr>
+      <w:tr>
+        <w:trPr>
+          <w:cantSplit/>
+          <w:trHeight w:val="700" w:hRule="atLeast"/>
+        </w:trPr>
+        <w:tc>
+          <w:tcPr>
+            <w:tcW w:type="dxa" w:w="374"/>
+            <w:shd w:fill="FFFFFF" w:val="clear"/>
+            <w:tcMar>
+              <w:top w:type="dxa" w:w="70"/>
+              <w:left w:type="dxa" w:w="90"/>
+              <w:bottom w:type="dxa" w:w="70"/>
+              <w:right w:type="dxa" w:w="90"/>
+            </w:tcMar>
+          </w:tcPr>
+          <w:p>
+            <w:pPr>
+              <w:spacing w:after="0" w:line="250"/>
+            </w:pPr>
+            <w:r>
+              <w:rPr>
+                <w:rFonts w:ascii="游ゴシック" w:cs="游ゴシック" w:eastAsia="游ゴシック" w:hAnsi="游ゴシック"/>
+                <w:b w:val="false"/>
+                <w:bCs w:val="false"/>
+                <w:color w:val="000000"/>
+                <w:sz w:val="17"/>
+                <w:szCs w:val="17"/>
+              </w:rPr>
+              <w:t xml:space="preserve">6</w:t>
+            </w:r>
+          </w:p>
+        </w:tc>
+        <w:tc>
+          <w:tcPr>
+            <w:tcW w:type="dxa" w:w="3182"/>
+            <w:shd w:fill="FFFFFF" w:val="clear"/>
+            <w:tcMar>
+              <w:top w:type="dxa" w:w="70"/>
+              <w:left w:type="dxa" w:w="90"/>
+              <w:bottom w:type="dxa" w:w="70"/>
+              <w:right w:type="dxa" w:w="90"/>
+            </w:tcMar>
+          </w:tcPr>
+          <w:p>
+            <w:pPr>
+              <w:spacing w:after="0" w:line="250"/>
+            </w:pPr>
+            <w:r>
+              <w:rPr>
+                <w:rFonts w:ascii="游ゴシック" w:cs="游ゴシック" w:eastAsia="游ゴシック" w:hAnsi="游ゴシック"/>
+                <w:b w:val="false"/>
+                <w:bCs w:val="false"/>
+                <w:color w:val="000000"/>
+                <w:sz w:val="17"/>
+                <w:szCs w:val="17"/>
+              </w:rPr>
+              <w:t xml:space="preserve">高齢者サービスの手引きにあって素案に載っていない村単独事業9件を計画に掲げるか</w:t>
+            </w:r>
+          </w:p>
+        </w:tc>
+        <w:tc>
+          <w:tcPr>
+            <w:tcW w:type="dxa" w:w="2714"/>
+            <w:shd w:fill="FFFFFF" w:val="clear"/>
+            <w:tcMar>
+              <w:top w:type="dxa" w:w="70"/>
+              <w:left w:type="dxa" w:w="90"/>
+              <w:bottom w:type="dxa" w:w="70"/>
+              <w:right w:type="dxa" w:w="90"/>
+            </w:tcMar>
+          </w:tcPr>
+          <w:p>
+            <w:pPr>
+              <w:spacing w:after="0" w:line="250"/>
+            </w:pPr>
+            <w:r>
+              <w:rPr>
+                <w:rFonts w:ascii="游ゴシック" w:cs="游ゴシック" w:eastAsia="游ゴシック" w:hAnsi="游ゴシック"/>
+                <w:b w:val="false"/>
+                <w:bCs w:val="false"/>
+                <w:color w:val="000000"/>
+                <w:sz w:val="17"/>
+                <w:szCs w:val="17"/>
+              </w:rPr>
+              <w:t xml:space="preserve">9件を計画に掲げるかどうかで4-6の事業の数が変わる。とくに防犯カメラ・なりすまし詐欺抑止装置・火災警報器の3件は施策2-4の裏づけになる。実績値がないため量の目標は置けず、掲げる範囲が決まれば事業名と内容は書ける。</w:t>
+            </w:r>
+          </w:p>
+        </w:tc>
+        <w:tc>
+          <w:tcPr>
+            <w:tcW w:type="dxa" w:w="1217"/>
+            <w:shd w:fill="FFFFFF" w:val="clear"/>
+            <w:tcMar>
+              <w:top w:type="dxa" w:w="70"/>
+              <w:left w:type="dxa" w:w="90"/>
+              <w:bottom w:type="dxa" w:w="70"/>
+              <w:right w:type="dxa" w:w="90"/>
+            </w:tcMar>
+          </w:tcPr>
+          <w:p>
+            <w:pPr>
+              <w:spacing w:after="0" w:line="250"/>
+            </w:pPr>
+            <w:r>
+              <w:rPr>
+                <w:rFonts w:ascii="游ゴシック" w:cs="游ゴシック" w:eastAsia="游ゴシック" w:hAnsi="游ゴシック"/>
+                <w:b w:val="false"/>
+                <w:bCs w:val="false"/>
+                <w:color w:val="000000"/>
+                <w:sz w:val="17"/>
+                <w:szCs w:val="17"/>
+              </w:rPr>
+              <w:t xml:space="preserve">10月中旬（同上）</w:t>
+            </w:r>
+          </w:p>
+        </w:tc>
+        <w:tc>
+          <w:tcPr>
+            <w:tcW w:type="dxa" w:w="1873"/>
+            <w:shd w:fill="FFFFFF" w:val="clear"/>
+            <w:tcMar>
+              <w:top w:type="dxa" w:w="70"/>
+              <w:left w:type="dxa" w:w="90"/>
+              <w:bottom w:type="dxa" w:w="70"/>
+              <w:right w:type="dxa" w:w="90"/>
+            </w:tcMar>
+          </w:tcPr>
+          <w:p>
+            <w:pPr>
+              <w:spacing w:after="0" w:line="250"/>
+            </w:pPr>
+            <w:r>
+              <w:rPr>
+                <w:rFonts w:ascii="游ゴシック" w:cs="游ゴシック" w:eastAsia="游ゴシック" w:hAnsi="游ゴシック"/>
+                <w:b w:val="false"/>
+                <w:bCs w:val="false"/>
+                <w:color w:val="000000"/>
+                <w:sz w:val="17"/>
+                <w:szCs w:val="17"/>
+              </w:rPr>
+              <w:t xml:space="preserve"/>
+            </w:r>
+          </w:p>
+        </w:tc>
+      </w:tr>
     </w:tbl>
     <w:p>
       <w:r>
@@ -6437,7 +6729,7 @@
                 <w:sz w:val="17"/>
                 <w:szCs w:val="17"/>
               </w:rPr>
-              <w:t xml:space="preserve">村内の認知症対応型共同生活介護の入退所の状況（年度ごとの入所者数・退所者数と退所の理由）</w:t>
+              <w:t xml:space="preserve">村内の居宅介護支援事業所は1か所か2か所か</w:t>
             </w:r>
           </w:p>
         </w:tc>
@@ -6465,7 +6757,7 @@
                 <w:sz w:val="17"/>
                 <w:szCs w:val="17"/>
               </w:rPr>
-              <w:t xml:space="preserve">基本指針の別表 事項七が求める「入退所の状況」。施設・事業所数と入所率・稼働率は「見える化」システムの受領データで把握できたため（素案2-5・5-4(8)）、事項七で残っているのは入退所の状況と従事者数の2つである。</w:t>
+              <w:t xml:space="preserve">―</w:t>
             </w:r>
           </w:p>
         </w:tc>
@@ -6583,7 +6875,7 @@
                 <w:sz w:val="17"/>
                 <w:szCs w:val="17"/>
               </w:rPr>
-              <w:t xml:space="preserve">村外事業所の通常の事業実施地域（重要事項説明書または指定情報）</w:t>
+              <w:t xml:space="preserve">村内の認知症対応型共同生活介護の入退所の状況（年度ごとの入所者数・退所者数と退所の理由）</w:t>
             </w:r>
           </w:p>
         </w:tc>
@@ -6611,7 +6903,7 @@
                 <w:sz w:val="17"/>
                 <w:szCs w:val="17"/>
               </w:rPr>
-              <w:t xml:space="preserve">別表第七。村内にほぼ事業所がないため、どの村外事業所が本村を事業実施地域に含むかが供給の範囲を決める。5-4(14)の24時間対応サービスの確保方策①の可否に直結する。</w:t>
+              <w:t xml:space="preserve">基本指針の別表 事項七が求める「入退所の状況」。施設・事業所数と入所率・稼働率は「見える化」システムの受領データで把握できたため（素案2-5・5-4(8)）、事項七で残っているのは入退所の状況と従事者数の2つである。</w:t>
             </w:r>
           </w:p>
         </w:tc>
@@ -6729,7 +7021,7 @@
                 <w:sz w:val="17"/>
                 <w:szCs w:val="17"/>
               </w:rPr>
-              <w:t xml:space="preserve">村外施設の入退所・待機の実績（介護老人福祉施設・介護老人保健施設・介護医療院）</w:t>
+              <w:t xml:space="preserve">村外事業所の通常の事業実施地域（重要事項説明書または指定情報）</w:t>
             </w:r>
           </w:p>
         </w:tc>
@@ -6757,7 +7049,7 @@
                 <w:sz w:val="17"/>
                 <w:szCs w:val="17"/>
               </w:rPr>
-              <w:t xml:space="preserve">別表第七の入所率・入退所の状況。5-4(13)の真に入所が必要と判断される被保険者の把握と、認知症対応型共同生活介護27人分の定員の変更の判断に用いる。</w:t>
+              <w:t xml:space="preserve">別表第七。村内にほぼ事業所がないため、どの村外事業所が本村を事業実施地域に含むかが供給の範囲を決める。5-4(14)の24時間対応サービスの確保方策①の可否に直結する。</w:t>
             </w:r>
           </w:p>
         </w:tc>
@@ -6875,7 +7167,7 @@
                 <w:sz w:val="17"/>
                 <w:szCs w:val="17"/>
               </w:rPr>
-              <w:t xml:space="preserve">特別会計の歳入内訳の区分変更の有無（令和3→4年度）</w:t>
+              <w:t xml:space="preserve">村外施設の入退所・待機の実績（介護老人福祉施設・介護老人保健施設・介護医療院）</w:t>
             </w:r>
           </w:p>
         </w:tc>
@@ -6903,7 +7195,7 @@
                 <w:sz w:val="17"/>
                 <w:szCs w:val="17"/>
               </w:rPr>
-              <w:t xml:space="preserve">総務費繰入金・低所得者保険料軽減繰入金が0になり一般会計繰入金が急増。時系列グラフが不連続になる。</w:t>
+              <w:t xml:space="preserve">別表第七の入所率・入退所の状況。5-4(13)の真に入所が必要と判断される被保険者の把握と、認知症対応型共同生活介護27人分の定員の変更の判断に用いる。</w:t>
             </w:r>
           </w:p>
         </w:tc>
@@ -7021,7 +7313,7 @@
                 <w:sz w:val="17"/>
                 <w:szCs w:val="17"/>
               </w:rPr>
-              <w:t xml:space="preserve">特定健診・後期高齢者健診の受診率、特定保健指導の実施率</w:t>
+              <w:t xml:space="preserve">特別会計の歳入内訳の区分変更の有無（令和3→4年度）</w:t>
             </w:r>
           </w:p>
         </w:tc>
@@ -7049,7 +7341,7 @@
                 <w:sz w:val="17"/>
                 <w:szCs w:val="17"/>
               </w:rPr>
-              <w:t xml:space="preserve">介護予防と保健事業の一体的実施（施策1-6）の評価に必要。</w:t>
+              <w:t xml:space="preserve">総務費繰入金・低所得者保険料軽減繰入金が0になり一般会計繰入金が急増。時系列グラフが不連続になる。</w:t>
             </w:r>
           </w:p>
         </w:tc>
@@ -7167,7 +7459,7 @@
                 <w:sz w:val="17"/>
                 <w:szCs w:val="17"/>
               </w:rPr>
-              <w:t xml:space="preserve">特定健診・後期高齢者健診の受診率は見える化に系列がない</w:t>
+              <w:t xml:space="preserve">特定健診・後期高齢者健診の受診率、特定保健指導の実施率</w:t>
             </w:r>
           </w:p>
         </w:tc>
@@ -7195,7 +7487,7 @@
                 <w:sz w:val="17"/>
                 <w:szCs w:val="17"/>
               </w:rPr>
-              <w:t xml:space="preserve">施策1-6（保健事業と介護予防の一体的実施）の指標に用いる。見える化に系列がないため、村または国保データベース（KDB）システムから取る。KDBは見える化とは別のシステムであり、アクセスの可否を村に確認する。</w:t>
+              <w:t xml:space="preserve">介護予防と保健事業の一体的実施（施策1-6）の評価に必要。</w:t>
             </w:r>
           </w:p>
         </w:tc>
@@ -7313,7 +7605,7 @@
                 <w:sz w:val="17"/>
                 <w:szCs w:val="17"/>
               </w:rPr>
-              <w:t xml:space="preserve">特定福祉用具販売・住宅改修の件数（令和5〜7年度）</w:t>
+              <w:t xml:space="preserve">特定健診・後期高齢者健診の受診率は見える化に系列がない</w:t>
             </w:r>
           </w:p>
         </w:tc>
@@ -7341,7 +7633,7 @@
                 <w:sz w:val="17"/>
                 <w:szCs w:val="17"/>
               </w:rPr>
-              <w:t xml:space="preserve">計画の様式は「件／年」で記載する。見える化は給付費のみで件数の系列がない。</w:t>
+              <w:t xml:space="preserve">施策1-6（保健事業と介護予防の一体的実施）の指標に用いる。見える化に系列がないため、村または国保データベース（KDB）システムから取る。KDBは見える化とは別のシステムであり、アクセスの可否を村に確認する。</w:t>
             </w:r>
           </w:p>
         </w:tc>
@@ -7459,7 +7751,7 @@
                 <w:sz w:val="17"/>
                 <w:szCs w:val="17"/>
               </w:rPr>
-              <w:t xml:space="preserve">福島県保健医療計画（第八次）の会津・南会津区域に関する記載</w:t>
+              <w:t xml:space="preserve">特定福祉用具販売・住宅改修の件数（令和5〜7年度）</w:t>
             </w:r>
           </w:p>
         </w:tc>
@@ -7487,7 +7779,7 @@
                 <w:sz w:val="17"/>
                 <w:szCs w:val="17"/>
               </w:rPr>
-              <w:t xml:space="preserve">介護保険法第117条第5項により本計画は医療計画と整合が図られたものでなければならない。素案1-4に整合の記述を追加したが内容が未確定。</w:t>
+              <w:t xml:space="preserve">計画の様式は「件／年」で記載する。見える化は給付費のみで件数の系列がない。</w:t>
             </w:r>
           </w:p>
         </w:tc>
@@ -7605,7 +7897,7 @@
                 <w:sz w:val="17"/>
                 <w:szCs w:val="17"/>
               </w:rPr>
-              <w:t xml:space="preserve">第9期概要版④「地域支援事業費」の集計範囲（任意事業の扱い）</w:t>
+              <w:t xml:space="preserve">福島県保健医療計画（第八次）の会津・南会津区域に関する記載</w:t>
             </w:r>
           </w:p>
         </w:tc>
@@ -7633,7 +7925,7 @@
                 <w:sz w:val="17"/>
                 <w:szCs w:val="17"/>
               </w:rPr>
-              <w:t xml:space="preserve">決算と6,300〜10,100千円ずれる。揃えないと第10期が第9期と比較不能になる。</w:t>
+              <w:t xml:space="preserve">介護保険法第117条第5項により本計画は医療計画と整合が図られたものでなければならない。素案1-4に整合の記述を追加したが内容が未確定。</w:t>
             </w:r>
           </w:p>
         </w:tc>
@@ -7751,7 +8043,7 @@
                 <w:sz w:val="17"/>
                 <w:szCs w:val="17"/>
               </w:rPr>
-              <w:t xml:space="preserve">第9期計画の本文（第5章81〜92ページ）</w:t>
+              <w:t xml:space="preserve">第9期概要版④「地域支援事業費」の集計範囲（任意事業の扱い）</w:t>
             </w:r>
           </w:p>
         </w:tc>
@@ -7779,7 +8071,7 @@
                 <w:sz w:val="17"/>
                 <w:szCs w:val="17"/>
               </w:rPr>
-              <w:t xml:space="preserve">老人福祉事業の量の目標を第9期計画のどこに記載していたかを確認し、第10期の配置を揃えるために必要。現在は第4章末（4-6）に置いている。</w:t>
+              <w:t xml:space="preserve">決算と6,300〜10,100千円ずれる。揃えないと第10期が第9期と比較不能になる。</w:t>
             </w:r>
           </w:p>
         </w:tc>
@@ -7897,7 +8189,7 @@
                 <w:sz w:val="17"/>
                 <w:szCs w:val="17"/>
               </w:rPr>
-              <w:t xml:space="preserve">老人福祉事業の量の実績（養護老人ホーム措置・軽費老人ホーム・老人クラブ）</w:t>
+              <w:t xml:space="preserve">第9期計画の本文（第5章81〜92ページ）</w:t>
             </w:r>
           </w:p>
         </w:tc>
@@ -7925,7 +8217,7 @@
                 <w:sz w:val="17"/>
                 <w:szCs w:val="17"/>
               </w:rPr>
-              <w:t xml:space="preserve">老人福祉法第20条の8第2項が「定めるものとする」とする義務的記載事項。素案に量の目標の表がなかったため4-6を新設したが、実績値がないと目標が置けない。</w:t>
+              <w:t xml:space="preserve">老人福祉事業の量の目標を第9期計画のどこに記載していたかを確認し、第10期の配置を揃えるために必要。現在は第4章末（4-6）に置いている。</w:t>
             </w:r>
           </w:p>
         </w:tc>
@@ -8043,7 +8335,7 @@
                 <w:sz w:val="17"/>
                 <w:szCs w:val="17"/>
               </w:rPr>
-              <w:t xml:space="preserve">要介護2の3区分の利用率の合計が101.5%となること</w:t>
+              <w:t xml:space="preserve">老人福祉事業の量の実績（養護老人ホーム措置・軽費老人ホーム・老人クラブ）</w:t>
             </w:r>
           </w:p>
         </w:tc>
@@ -8071,7 +8363,7 @@
                 <w:sz w:val="17"/>
                 <w:szCs w:val="17"/>
               </w:rPr>
-              <w:t xml:space="preserve">在宅73.5%＋居住系15.7%＋施設12.3%＝101.5%。年度の途中で在宅から施設へ移った方が両方に数えられているためとみられる（受給者数は年度の延べ）。重複は1.5%。給付実績により実人数を確認する。他の要介護度で100%に届かない分はサービスを使っていない方の割合（要介護1で13.1%、要介護5で21.0%）。</w:t>
+              <w:t xml:space="preserve">老人福祉法第20条の8第2項が「定めるものとする」とする義務的記載事項。素案に量の目標の表がなかったため4-6を新設したが、実績値がないと目標が置けない。</w:t>
             </w:r>
           </w:p>
         </w:tc>
@@ -8189,7 +8481,7 @@
                 <w:sz w:val="17"/>
                 <w:szCs w:val="17"/>
               </w:rPr>
-              <w:t xml:space="preserve">訪問入浴介護・地域密着型通所介護を0に戻すかどうか</w:t>
+              <w:t xml:space="preserve">要介護2の3区分の利用率の合計が101.5%となること</w:t>
             </w:r>
           </w:p>
         </w:tc>
@@ -8217,7 +8509,7 @@
                 <w:sz w:val="17"/>
                 <w:szCs w:val="17"/>
               </w:rPr>
-              <w:t xml:space="preserve">令和7年度の利用は0だが、3か年平均により令和9年度以降も0.6人／月・0.3人／月が立っている。直近に利用のないサービスを3か年平均で復活させてよいかの判断。利用の見込みの有無を村に確認する。</w:t>
+              <w:t xml:space="preserve">在宅73.5%＋居住系15.7%＋施設12.3%＝101.5%。年度の途中で在宅から施設へ移った方が両方に数えられているためとみられる（受給者数は年度の延べ）。重複は1.5%。給付実績により実人数を確認する。他の要介護度で100%に届かない分はサービスを使っていない方の割合（要介護1で13.1%、要介護5で21.0%）。</w:t>
             </w:r>
           </w:p>
         </w:tc>
@@ -8335,7 +8627,7 @@
                 <w:sz w:val="17"/>
                 <w:szCs w:val="17"/>
               </w:rPr>
-              <w:t xml:space="preserve">訪問診療・訪問看護の提供実績（村内外の事業所別・令和6〜7年度）</w:t>
+              <w:t xml:space="preserve">訪問入浴介護・地域密着型通所介護を0に戻すかどうか</w:t>
             </w:r>
           </w:p>
         </w:tc>
@@ -8363,7 +8655,7 @@
                 <w:sz w:val="17"/>
                 <w:szCs w:val="17"/>
               </w:rPr>
-              <w:t xml:space="preserve">素案の施策4-3に在宅医療・介護連携の4場面ごとの目指すべき姿を新設し、①日常の療養支援の現状を【要確認】としている。村内は南東北裏磐梯診療所・桧原診療所の2か所で訪問看護事業所は村内にない。訪問診療の実施状況と村外からの訪問看護の提供量が分からないと、日常の療養支援の余力を示せない。県への提供依頼で把握できる範囲もあわせてご相談したい。</w:t>
+              <w:t xml:space="preserve">令和7年度の利用は0だが、3か年平均により令和9年度以降も0.6人／月・0.3人／月が立っている。直近に利用のないサービスを3か年平均で復活させてよいかの判断。利用の見込みの有無を村に確認する。</w:t>
             </w:r>
           </w:p>
         </w:tc>
@@ -8481,7 +8773,7 @@
                 <w:sz w:val="17"/>
                 <w:szCs w:val="17"/>
               </w:rPr>
-              <w:t xml:space="preserve">診療所（南東北裏磐梯・桧原）の診療日数および患者数</w:t>
+              <w:t xml:space="preserve">訪問診療・訪問看護の提供実績（村内外の事業所別・令和6〜7年度）</w:t>
             </w:r>
           </w:p>
         </w:tc>
@@ -8509,7 +8801,7 @@
                 <w:sz w:val="17"/>
                 <w:szCs w:val="17"/>
               </w:rPr>
-              <w:t xml:space="preserve">在宅医療・介護連携の分析に直結するがこれまで把握していなかった。</w:t>
+              <w:t xml:space="preserve">素案の施策4-3に在宅医療・介護連携の4場面ごとの目指すべき姿を新設し、①日常の療養支援の現状を【要確認】としている。村内は南東北裏磐梯診療所・桧原診療所の2か所で訪問看護事業所は村内にない。訪問診療の実施状況と村外からの訪問看護の提供量が分からないと、日常の療養支援の余力を示せない。県への提供依頼で把握できる範囲もあわせてご相談したい。</w:t>
             </w:r>
           </w:p>
         </w:tc>
@@ -8627,7 +8919,7 @@
                 <w:sz w:val="17"/>
                 <w:szCs w:val="17"/>
               </w:rPr>
-              <w:t xml:space="preserve">認定率の分母をB1（第1号被保険者数）に統一することの可否</w:t>
+              <w:t xml:space="preserve">診療所（南東北裏磐梯・桧原）の診療日数および患者数</w:t>
             </w:r>
           </w:p>
         </w:tc>
@@ -8655,7 +8947,7 @@
                 <w:sz w:val="17"/>
                 <w:szCs w:val="17"/>
               </w:rPr>
-              <w:t xml:space="preserve">第9期は同一計画書内に19.0%（193/1,016）と19.7%（197/1,002）が併記されていた。統一すると第9期の公表値と異なる数値を示すことになる。</w:t>
+              <w:t xml:space="preserve">在宅医療・介護連携の分析に直結するがこれまで把握していなかった。</w:t>
             </w:r>
           </w:p>
         </w:tc>
@@ -8773,7 +9065,7 @@
                 <w:sz w:val="17"/>
                 <w:szCs w:val="17"/>
               </w:rPr>
-              <w:t xml:space="preserve">認知症の人および家族等の意見聴取の方法（認知症基本法第13条）</w:t>
+              <w:t xml:space="preserve">認定率の分母をB1（第1号被保険者数）に統一することの可否</w:t>
             </w:r>
           </w:p>
         </w:tc>
@@ -8801,7 +9093,7 @@
                 <w:sz w:val="17"/>
                 <w:szCs w:val="17"/>
               </w:rPr>
-              <w:t xml:space="preserve">策定委員会の委員に認知症の本人・家族が含まれるかを確認する必要がある。含まれない場合は家族会・認知症カフェ等での意見聴取の機会が要る。記述の追加では埋まらず策定過程に関わるため、第2回策定委員会までに方針決定が必要。</w:t>
+              <w:t xml:space="preserve">第9期は同一計画書内に19.0%（193/1,016）と19.7%（197/1,002）が併記されていた。統一すると第9期の公表値と異なる数値を示すことになる。</w:t>
             </w:r>
           </w:p>
         </w:tc>
@@ -8919,7 +9211,7 @@
                 <w:sz w:val="17"/>
                 <w:szCs w:val="17"/>
               </w:rPr>
-              <w:t xml:space="preserve">認知症対応型共同生活介護の定員（27人）を超える需要への対応方針</w:t>
+              <w:t xml:space="preserve">認知症の人および家族等の意見聴取の方法（認知症基本法第13条）</w:t>
             </w:r>
           </w:p>
         </w:tc>
@@ -8947,7 +9239,7 @@
                 <w:sz w:val="17"/>
                 <w:szCs w:val="17"/>
               </w:rPr>
-              <w:t xml:space="preserve">令和7年度の居住系受給者は26.9人／月で、村内GHの定員27人に対する稼働率は93%。第10期に居住系の利用が増える見込みだが村内に受け皿の余地がない。施設整備の意向、村外施設での対応、在宅での対応のいずれを取るかで見込量と施策の両方が変わる。</w:t>
+              <w:t xml:space="preserve">策定委員会の委員に認知症の本人・家族が含まれるかを確認する必要がある。含まれない場合は家族会・認知症カフェ等での意見聴取の機会が要る。記述の追加では埋まらず策定過程に関わるため、第2回策定委員会までに方針決定が必要。</w:t>
             </w:r>
           </w:p>
         </w:tc>
@@ -9065,7 +9357,7 @@
                 <w:sz w:val="17"/>
                 <w:szCs w:val="17"/>
               </w:rPr>
-              <w:t xml:space="preserve">認知症対応型共同生活介護の待機の状況（定員27人に対し令和9〜11年度の利用者数が27人で到達率100%）</w:t>
+              <w:t xml:space="preserve">認知症対応型共同生活介護の定員（27人）を超える需要への対応方針</w:t>
             </w:r>
           </w:p>
         </w:tc>
@@ -9093,7 +9385,7 @@
                 <w:sz w:val="17"/>
                 <w:szCs w:val="17"/>
               </w:rPr>
-              <w:t xml:space="preserve">県の整備量見込みシートにより、村内の認知症高齢者グループホームは定員27人・整備数0で、利用者数は令和8年度26人から令和9年度以降27人（到達率100%）となることが確定した。満床の見込みであるため、待機者がいる場合は村外の施設または在宅での対応になる。</w:t>
+              <w:t xml:space="preserve">令和7年度の居住系受給者は26.9人／月で、村内GHの定員27人に対する稼働率は93%。第10期に居住系の利用が増える見込みだが村内に受け皿の余地がない。施設整備の意向、村外施設での対応、在宅での対応のいずれを取るかで見込量と施策の両方が変わる。</w:t>
             </w:r>
           </w:p>
         </w:tc>
@@ -9211,7 +9503,7 @@
                 <w:sz w:val="17"/>
                 <w:szCs w:val="17"/>
               </w:rPr>
-              <w:t xml:space="preserve">認知症対応型通所介護を再開するかどうか</w:t>
+              <w:t xml:space="preserve">認知症対応型共同生活介護の待機の状況（定員27人に対し令和9〜11年度の利用者数が27人で到達率100%）</w:t>
             </w:r>
           </w:p>
         </w:tc>
@@ -9239,7 +9531,7 @@
                 <w:sz w:val="17"/>
                 <w:szCs w:val="17"/>
               </w:rPr>
-              <w:t xml:space="preserve">平成30年度を最後に実績がない。地域密着型サービスは村の指定によりはじめて提供されるため村の判断による。認知症高齢者が増えるなかで在宅を支える類型として検討の余地がある。</w:t>
+              <w:t xml:space="preserve">県の整備量見込みシートにより、村内の認知症高齢者グループホームは定員27人・整備数0で、利用者数は令和8年度26人から令和9年度以降27人（到達率100%）となることが確定した。満床の見込みであるため、待機者がいる場合は村外の施設または在宅での対応になる。</w:t>
             </w:r>
           </w:p>
         </w:tc>
@@ -9357,7 +9649,7 @@
                 <w:sz w:val="17"/>
                 <w:szCs w:val="17"/>
               </w:rPr>
-              <w:t xml:space="preserve">認知症高齢者自立度（B7）の認定者数合計が認定者数（B4-a）と一致しない</w:t>
+              <w:t xml:space="preserve">認知症対応型通所介護を再開するかどうか</w:t>
             </w:r>
           </w:p>
         </w:tc>
@@ -9385,7 +9677,7 @@
                 <w:sz w:val="17"/>
                 <w:szCs w:val="17"/>
               </w:rPr>
-              <w:t xml:space="preserve">B7の令和6年10月末の認定者数合計253人に対し、B4-aの令和7年3月末の認定者数は198人で55人の差。集計範囲が異なるとみられるが確認が取れていない。素案2-3では実数ではなく構成比（Ⅱ以上の割合63.6%）を中心に記載している。</w:t>
+              <w:t xml:space="preserve">平成30年度を最後に実績がない。地域密着型サービスは村の指定によりはじめて提供されるため村の判断による。認知症高齢者が増えるなかで在宅を支える類型として検討の余地がある。</w:t>
             </w:r>
           </w:p>
         </w:tc>
@@ -9503,7 +9795,7 @@
                 <w:sz w:val="17"/>
                 <w:szCs w:val="17"/>
               </w:rPr>
-              <w:t xml:space="preserve">高齢者生きがい健康づくり事業・高齢者教室の実施状況（開催回数・参加人数）</w:t>
+              <w:t xml:space="preserve">認知症高齢者自立度（B7）の認定者数合計が認定者数（B4-a）と一致しない</w:t>
             </w:r>
           </w:p>
         </w:tc>
@@ -9531,7 +9823,7 @@
                 <w:sz w:val="17"/>
                 <w:szCs w:val="17"/>
               </w:rPr>
-              <w:t xml:space="preserve">教育委員会所管。介護予防（通いの場）の実績にカウントできるものがあるかを確認。</w:t>
+              <w:t xml:space="preserve">B7の令和6年10月末の認定者数合計253人に対し、B4-aの令和7年3月末の認定者数は198人で55人の差。集計範囲が異なるとみられるが確認が取れていない。素案2-3では実数ではなく構成比（Ⅱ以上の割合63.6%）を中心に記載している。</w:t>
             </w:r>
           </w:p>
         </w:tc>
@@ -9649,7 +9941,7 @@
                 <w:sz w:val="17"/>
                 <w:szCs w:val="17"/>
               </w:rPr>
-              <w:t xml:space="preserve">高齢者福祉事業（村単独事業）の実績資料</w:t>
+              <w:t xml:space="preserve">高齢者生きがい健康づくり事業・高齢者教室の実施状況（開催回数・参加人数）</w:t>
             </w:r>
           </w:p>
         </w:tc>
@@ -9677,7 +9969,7 @@
                 <w:sz w:val="17"/>
                 <w:szCs w:val="17"/>
               </w:rPr>
-              <w:t xml:space="preserve">現行計画の評価に必要。</w:t>
+              <w:t xml:space="preserve">教育委員会所管。介護予防（通いの場）の実績にカウントできるものがあるかを確認。</w:t>
             </w:r>
           </w:p>
         </w:tc>
@@ -9795,7 +10087,7 @@
                 <w:sz w:val="17"/>
                 <w:szCs w:val="17"/>
               </w:rPr>
-              <w:t xml:space="preserve">高齢者虐待への対応実績（相談・通報件数、虐待と判断した件数、措置件数）</w:t>
+              <w:t xml:space="preserve">高齢者福祉事業（村単独事業）の実績資料</w:t>
             </w:r>
           </w:p>
         </w:tc>
@@ -9823,7 +10115,7 @@
                 <w:sz w:val="17"/>
                 <w:szCs w:val="17"/>
               </w:rPr>
-              <w:t xml:space="preserve">国の基本指針が権利擁護として記載を求める事項。地域包括支援センターの権利擁護業務の中核でもある。</w:t>
+              <w:t xml:space="preserve">現行計画の評価に必要。</w:t>
             </w:r>
           </w:p>
         </w:tc>
@@ -9914,6 +10206,152 @@
                 <w:szCs w:val="17"/>
               </w:rPr>
               <w:t xml:space="preserve">45</w:t>
+            </w:r>
+          </w:p>
+        </w:tc>
+        <w:tc>
+          <w:tcPr>
+            <w:tcW w:type="dxa" w:w="3182"/>
+            <w:shd w:fill="FFFFFF" w:val="clear"/>
+            <w:tcMar>
+              <w:top w:type="dxa" w:w="70"/>
+              <w:left w:type="dxa" w:w="90"/>
+              <w:bottom w:type="dxa" w:w="70"/>
+              <w:right w:type="dxa" w:w="90"/>
+            </w:tcMar>
+          </w:tcPr>
+          <w:p>
+            <w:pPr>
+              <w:spacing w:after="0" w:line="250"/>
+            </w:pPr>
+            <w:r>
+              <w:rPr>
+                <w:rFonts w:ascii="游ゴシック" w:cs="游ゴシック" w:eastAsia="游ゴシック" w:hAnsi="游ゴシック"/>
+                <w:b w:val="false"/>
+                <w:bCs w:val="false"/>
+                <w:color w:val="000000"/>
+                <w:sz w:val="17"/>
+                <w:szCs w:val="17"/>
+              </w:rPr>
+              <w:t xml:space="preserve">高齢者虐待への対応実績（相談・通報件数、虐待と判断した件数、措置件数）</w:t>
+            </w:r>
+          </w:p>
+        </w:tc>
+        <w:tc>
+          <w:tcPr>
+            <w:tcW w:type="dxa" w:w="2714"/>
+            <w:shd w:fill="FFFFFF" w:val="clear"/>
+            <w:tcMar>
+              <w:top w:type="dxa" w:w="70"/>
+              <w:left w:type="dxa" w:w="90"/>
+              <w:bottom w:type="dxa" w:w="70"/>
+              <w:right w:type="dxa" w:w="90"/>
+            </w:tcMar>
+          </w:tcPr>
+          <w:p>
+            <w:pPr>
+              <w:spacing w:after="0" w:line="250"/>
+            </w:pPr>
+            <w:r>
+              <w:rPr>
+                <w:rFonts w:ascii="游ゴシック" w:cs="游ゴシック" w:eastAsia="游ゴシック" w:hAnsi="游ゴシック"/>
+                <w:b w:val="false"/>
+                <w:bCs w:val="false"/>
+                <w:color w:val="000000"/>
+                <w:sz w:val="17"/>
+                <w:szCs w:val="17"/>
+              </w:rPr>
+              <w:t xml:space="preserve">国の基本指針が権利擁護として記載を求める事項。地域包括支援センターの権利擁護業務の中核でもある。</w:t>
+            </w:r>
+          </w:p>
+        </w:tc>
+        <w:tc>
+          <w:tcPr>
+            <w:tcW w:type="dxa" w:w="1217"/>
+            <w:shd w:fill="FFFFFF" w:val="clear"/>
+            <w:tcMar>
+              <w:top w:type="dxa" w:w="70"/>
+              <w:left w:type="dxa" w:w="90"/>
+              <w:bottom w:type="dxa" w:w="70"/>
+              <w:right w:type="dxa" w:w="90"/>
+            </w:tcMar>
+          </w:tcPr>
+          <w:p>
+            <w:pPr>
+              <w:spacing w:after="0" w:line="250"/>
+            </w:pPr>
+            <w:r>
+              <w:rPr>
+                <w:rFonts w:ascii="游ゴシック" w:cs="游ゴシック" w:eastAsia="游ゴシック" w:hAnsi="游ゴシック"/>
+                <w:b w:val="false"/>
+                <w:bCs w:val="false"/>
+                <w:color w:val="000000"/>
+                <w:sz w:val="17"/>
+                <w:szCs w:val="17"/>
+              </w:rPr>
+              <w:t xml:space="preserve">―</w:t>
+            </w:r>
+          </w:p>
+        </w:tc>
+        <w:tc>
+          <w:tcPr>
+            <w:tcW w:type="dxa" w:w="1873"/>
+            <w:shd w:fill="FFFFFF" w:val="clear"/>
+            <w:tcMar>
+              <w:top w:type="dxa" w:w="70"/>
+              <w:left w:type="dxa" w:w="90"/>
+              <w:bottom w:type="dxa" w:w="70"/>
+              <w:right w:type="dxa" w:w="90"/>
+            </w:tcMar>
+          </w:tcPr>
+          <w:p>
+            <w:pPr>
+              <w:spacing w:after="0" w:line="250"/>
+            </w:pPr>
+            <w:r>
+              <w:rPr>
+                <w:rFonts w:ascii="游ゴシック" w:cs="游ゴシック" w:eastAsia="游ゴシック" w:hAnsi="游ゴシック"/>
+                <w:b w:val="false"/>
+                <w:bCs w:val="false"/>
+                <w:color w:val="000000"/>
+                <w:sz w:val="17"/>
+                <w:szCs w:val="17"/>
+              </w:rPr>
+              <w:t xml:space="preserve"/>
+            </w:r>
+          </w:p>
+        </w:tc>
+      </w:tr>
+      <w:tr>
+        <w:trPr>
+          <w:cantSplit/>
+          <w:trHeight w:val="700" w:hRule="atLeast"/>
+        </w:trPr>
+        <w:tc>
+          <w:tcPr>
+            <w:tcW w:type="dxa" w:w="374"/>
+            <w:shd w:fill="FFFFFF" w:val="clear"/>
+            <w:tcMar>
+              <w:top w:type="dxa" w:w="70"/>
+              <w:left w:type="dxa" w:w="90"/>
+              <w:bottom w:type="dxa" w:w="70"/>
+              <w:right w:type="dxa" w:w="90"/>
+            </w:tcMar>
+          </w:tcPr>
+          <w:p>
+            <w:pPr>
+              <w:spacing w:after="0" w:line="250"/>
+            </w:pPr>
+            <w:r>
+              <w:rPr>
+                <w:rFonts w:ascii="游ゴシック" w:cs="游ゴシック" w:eastAsia="游ゴシック" w:hAnsi="游ゴシック"/>
+                <w:b w:val="false"/>
+                <w:bCs w:val="false"/>
+                <w:color w:val="000000"/>
+                <w:sz w:val="17"/>
+                <w:szCs w:val="17"/>
+              </w:rPr>
+              <w:t xml:space="preserve">46</w:t>
             </w:r>
           </w:p>
         </w:tc>

--- a/output/13-2_北塩原村第10期_照会票_束2_給付実績・決算と第9期の計画値.docx
+++ b/output/13-2_北塩原村第10期_照会票_束2_給付実績・決算と第9期の計画値.docx
@@ -4,7 +4,7 @@
   <w:body>
     <w:p>
       <w:pPr>
-        <w:spacing w:after="200" w:line="300"/>
+        <w:spacing w:after="200" w:line="300" w:lineRule="exact"/>
         <w:jc w:val="right"/>
       </w:pPr>
       <w:r>
@@ -18,7 +18,7 @@
     </w:p>
     <w:p>
       <w:pPr>
-        <w:spacing w:after="120" w:line="300"/>
+        <w:spacing w:after="120" w:line="300" w:lineRule="exact"/>
       </w:pPr>
       <w:r>
         <w:rPr>
@@ -33,7 +33,7 @@
     </w:p>
     <w:p>
       <w:pPr>
-        <w:spacing w:after="400" w:line="300"/>
+        <w:spacing w:after="400" w:line="300" w:lineRule="exact"/>
         <w:jc w:val="right"/>
       </w:pPr>
       <w:r>
@@ -47,7 +47,7 @@
     </w:p>
     <w:p>
       <w:pPr>
-        <w:spacing w:after="60" w:line="300"/>
+        <w:spacing w:after="60" w:line="300" w:lineRule="exact"/>
         <w:jc w:val="center"/>
       </w:pPr>
       <w:r>
@@ -64,7 +64,7 @@
     </w:p>
     <w:p>
       <w:pPr>
-        <w:spacing w:after="120" w:line="300"/>
+        <w:spacing w:after="120" w:line="300" w:lineRule="exact"/>
         <w:jc w:val="center"/>
       </w:pPr>
       <w:r>
@@ -81,7 +81,7 @@
     </w:p>
     <w:p>
       <w:pPr>
-        <w:spacing w:after="320" w:line="300"/>
+        <w:spacing w:after="320" w:line="300" w:lineRule="exact"/>
         <w:jc w:val="center"/>
       </w:pPr>
       <w:r>
@@ -98,7 +98,7 @@
     </w:p>
     <w:p>
       <w:pPr>
-        <w:spacing w:after="280" w:line="300"/>
+        <w:spacing w:after="280" w:line="300" w:lineRule="exact"/>
         <w:jc w:val="center"/>
       </w:pPr>
       <w:r>
@@ -114,7 +114,7 @@
     <w:p>
       <w:pPr>
         <w:keepNext/>
-        <w:spacing w:after="100" w:line="300"/>
+        <w:spacing w:after="100" w:line="300" w:lineRule="exact"/>
       </w:pPr>
       <w:r>
         <w:rPr>
@@ -130,7 +130,7 @@
     </w:p>
     <w:p>
       <w:pPr>
-        <w:spacing w:after="240" w:line="300"/>
+        <w:spacing w:after="240" w:line="300" w:lineRule="exact"/>
       </w:pPr>
       <w:r>
         <w:rPr>
@@ -144,7 +144,7 @@
     <w:p>
       <w:pPr>
         <w:keepNext/>
-        <w:spacing w:after="100" w:line="300"/>
+        <w:spacing w:after="100" w:line="300" w:lineRule="exact"/>
       </w:pPr>
       <w:r>
         <w:rPr>
@@ -160,7 +160,7 @@
     </w:p>
     <w:p>
       <w:pPr>
-        <w:spacing w:after="100" w:line="300"/>
+        <w:spacing w:after="100" w:line="300" w:lineRule="exact"/>
         <w:ind w:left="120"/>
       </w:pPr>
       <w:r>
@@ -174,7 +174,7 @@
     </w:p>
     <w:p>
       <w:pPr>
-        <w:spacing w:after="100" w:line="300"/>
+        <w:spacing w:after="100" w:line="300" w:lineRule="exact"/>
         <w:ind w:left="120"/>
       </w:pPr>
       <w:r>
@@ -188,7 +188,7 @@
     </w:p>
     <w:p>
       <w:pPr>
-        <w:spacing w:after="100" w:line="300"/>
+        <w:spacing w:after="100" w:line="300" w:lineRule="exact"/>
         <w:ind w:left="120"/>
       </w:pPr>
       <w:r>
@@ -202,7 +202,7 @@
     </w:p>
     <w:p>
       <w:pPr>
-        <w:spacing w:after="100" w:line="300"/>
+        <w:spacing w:after="100" w:line="300" w:lineRule="exact"/>
         <w:ind w:left="120"/>
       </w:pPr>
       <w:r>
@@ -216,7 +216,7 @@
     </w:p>
     <w:p>
       <w:pPr>
-        <w:spacing w:after="100" w:line="300"/>
+        <w:spacing w:after="100" w:line="300" w:lineRule="exact"/>
         <w:ind w:left="120"/>
       </w:pPr>
       <w:r>
@@ -230,7 +230,7 @@
     </w:p>
     <w:p>
       <w:pPr>
-        <w:spacing w:after="160" w:line="300"/>
+        <w:spacing w:after="160" w:line="300" w:lineRule="exact"/>
       </w:pPr>
       <w:r>
         <w:rPr>
@@ -277,7 +277,7 @@
           </w:tcPr>
           <w:p>
             <w:pPr>
-              <w:spacing w:after="0" w:line="250"/>
+              <w:spacing w:after="0" w:line="250" w:lineRule="exact"/>
               <w:jc w:val="center"/>
             </w:pPr>
             <w:r>
@@ -306,7 +306,7 @@
           </w:tcPr>
           <w:p>
             <w:pPr>
-              <w:spacing w:after="0" w:line="250"/>
+              <w:spacing w:after="0" w:line="250" w:lineRule="exact"/>
               <w:jc w:val="center"/>
             </w:pPr>
             <w:r>
@@ -335,7 +335,7 @@
           </w:tcPr>
           <w:p>
             <w:pPr>
-              <w:spacing w:after="0" w:line="250"/>
+              <w:spacing w:after="0" w:line="250" w:lineRule="exact"/>
               <w:jc w:val="center"/>
             </w:pPr>
             <w:r>
@@ -370,7 +370,7 @@
           </w:tcPr>
           <w:p>
             <w:pPr>
-              <w:spacing w:after="0" w:line="250"/>
+              <w:spacing w:after="0" w:line="250" w:lineRule="exact"/>
             </w:pPr>
             <w:r>
               <w:rPr>
@@ -398,7 +398,7 @@
           </w:tcPr>
           <w:p>
             <w:pPr>
-              <w:spacing w:after="0" w:line="250"/>
+              <w:spacing w:after="0" w:line="250" w:lineRule="exact"/>
             </w:pPr>
             <w:r>
               <w:rPr>
@@ -426,7 +426,7 @@
           </w:tcPr>
           <w:p>
             <w:pPr>
-              <w:spacing w:after="0" w:line="250"/>
+              <w:spacing w:after="0" w:line="250" w:lineRule="exact"/>
             </w:pPr>
             <w:r>
               <w:rPr>
@@ -460,7 +460,7 @@
           </w:tcPr>
           <w:p>
             <w:pPr>
-              <w:spacing w:after="0" w:line="250"/>
+              <w:spacing w:after="0" w:line="250" w:lineRule="exact"/>
             </w:pPr>
             <w:r>
               <w:rPr>
@@ -488,7 +488,7 @@
           </w:tcPr>
           <w:p>
             <w:pPr>
-              <w:spacing w:after="0" w:line="250"/>
+              <w:spacing w:after="0" w:line="250" w:lineRule="exact"/>
             </w:pPr>
             <w:r>
               <w:rPr>
@@ -516,7 +516,7 @@
           </w:tcPr>
           <w:p>
             <w:pPr>
-              <w:spacing w:after="0" w:line="250"/>
+              <w:spacing w:after="0" w:line="250" w:lineRule="exact"/>
             </w:pPr>
             <w:r>
               <w:rPr>
@@ -550,7 +550,7 @@
           </w:tcPr>
           <w:p>
             <w:pPr>
-              <w:spacing w:after="0" w:line="250"/>
+              <w:spacing w:after="0" w:line="250" w:lineRule="exact"/>
             </w:pPr>
             <w:r>
               <w:rPr>
@@ -578,7 +578,7 @@
           </w:tcPr>
           <w:p>
             <w:pPr>
-              <w:spacing w:after="0" w:line="250"/>
+              <w:spacing w:after="0" w:line="250" w:lineRule="exact"/>
             </w:pPr>
             <w:r>
               <w:rPr>
@@ -606,7 +606,7 @@
           </w:tcPr>
           <w:p>
             <w:pPr>
-              <w:spacing w:after="0" w:line="250"/>
+              <w:spacing w:after="0" w:line="250" w:lineRule="exact"/>
             </w:pPr>
             <w:r>
               <w:rPr>
@@ -654,7 +654,7 @@
           <w:left w:val="single" w:color="C00000" w:sz="18" w:space="8"/>
         </w:pBdr>
         <w:shd w:fill="FFF3F3" w:val="clear"/>
-        <w:spacing w:after="220" w:before="60" w:line="280"/>
+        <w:spacing w:after="220" w:before="60" w:line="280" w:lineRule="exact"/>
         <w:ind w:left="200" w:right="200"/>
       </w:pPr>
       <w:r>
@@ -705,7 +705,7 @@
           </w:tcPr>
           <w:p>
             <w:pPr>
-              <w:spacing w:after="0" w:line="250"/>
+              <w:spacing w:after="0" w:line="250" w:lineRule="exact"/>
               <w:jc w:val="center"/>
             </w:pPr>
             <w:r>
@@ -734,7 +734,7 @@
           </w:tcPr>
           <w:p>
             <w:pPr>
-              <w:spacing w:after="0" w:line="250"/>
+              <w:spacing w:after="0" w:line="250" w:lineRule="exact"/>
               <w:jc w:val="center"/>
             </w:pPr>
             <w:r>
@@ -763,7 +763,7 @@
           </w:tcPr>
           <w:p>
             <w:pPr>
-              <w:spacing w:after="0" w:line="250"/>
+              <w:spacing w:after="0" w:line="250" w:lineRule="exact"/>
               <w:jc w:val="center"/>
             </w:pPr>
             <w:r>
@@ -792,7 +792,7 @@
           </w:tcPr>
           <w:p>
             <w:pPr>
-              <w:spacing w:after="0" w:line="250"/>
+              <w:spacing w:after="0" w:line="250" w:lineRule="exact"/>
               <w:jc w:val="center"/>
             </w:pPr>
             <w:r>
@@ -821,7 +821,7 @@
           </w:tcPr>
           <w:p>
             <w:pPr>
-              <w:spacing w:after="0" w:line="250"/>
+              <w:spacing w:after="0" w:line="250" w:lineRule="exact"/>
               <w:jc w:val="center"/>
             </w:pPr>
             <w:r>
@@ -856,7 +856,7 @@
           </w:tcPr>
           <w:p>
             <w:pPr>
-              <w:spacing w:after="0" w:line="250"/>
+              <w:spacing w:after="0" w:line="250" w:lineRule="exact"/>
             </w:pPr>
             <w:r>
               <w:rPr>
@@ -884,7 +884,7 @@
           </w:tcPr>
           <w:p>
             <w:pPr>
-              <w:spacing w:after="0" w:line="250"/>
+              <w:spacing w:after="0" w:line="250" w:lineRule="exact"/>
             </w:pPr>
             <w:r>
               <w:rPr>
@@ -912,7 +912,7 @@
           </w:tcPr>
           <w:p>
             <w:pPr>
-              <w:spacing w:after="0" w:line="250"/>
+              <w:spacing w:after="0" w:line="250" w:lineRule="exact"/>
             </w:pPr>
             <w:r>
               <w:rPr>
@@ -940,7 +940,7 @@
           </w:tcPr>
           <w:p>
             <w:pPr>
-              <w:spacing w:after="0" w:line="250"/>
+              <w:spacing w:after="0" w:line="250" w:lineRule="exact"/>
             </w:pPr>
             <w:r>
               <w:rPr>
@@ -968,7 +968,7 @@
           </w:tcPr>
           <w:p>
             <w:pPr>
-              <w:spacing w:after="0" w:line="250"/>
+              <w:spacing w:after="0" w:line="250" w:lineRule="exact"/>
             </w:pPr>
             <w:r>
               <w:rPr>
@@ -1002,7 +1002,7 @@
           </w:tcPr>
           <w:p>
             <w:pPr>
-              <w:spacing w:after="0" w:line="250"/>
+              <w:spacing w:after="0" w:line="250" w:lineRule="exact"/>
             </w:pPr>
             <w:r>
               <w:rPr>
@@ -1030,7 +1030,7 @@
           </w:tcPr>
           <w:p>
             <w:pPr>
-              <w:spacing w:after="0" w:line="250"/>
+              <w:spacing w:after="0" w:line="250" w:lineRule="exact"/>
             </w:pPr>
             <w:r>
               <w:rPr>
@@ -1058,7 +1058,7 @@
           </w:tcPr>
           <w:p>
             <w:pPr>
-              <w:spacing w:after="0" w:line="250"/>
+              <w:spacing w:after="0" w:line="250" w:lineRule="exact"/>
             </w:pPr>
             <w:r>
               <w:rPr>
@@ -1086,7 +1086,7 @@
           </w:tcPr>
           <w:p>
             <w:pPr>
-              <w:spacing w:after="0" w:line="250"/>
+              <w:spacing w:after="0" w:line="250" w:lineRule="exact"/>
             </w:pPr>
             <w:r>
               <w:rPr>
@@ -1114,7 +1114,7 @@
           </w:tcPr>
           <w:p>
             <w:pPr>
-              <w:spacing w:after="0" w:line="250"/>
+              <w:spacing w:after="0" w:line="250" w:lineRule="exact"/>
             </w:pPr>
             <w:r>
               <w:rPr>
@@ -1148,7 +1148,7 @@
           </w:tcPr>
           <w:p>
             <w:pPr>
-              <w:spacing w:after="0" w:line="250"/>
+              <w:spacing w:after="0" w:line="250" w:lineRule="exact"/>
             </w:pPr>
             <w:r>
               <w:rPr>
@@ -1176,7 +1176,7 @@
           </w:tcPr>
           <w:p>
             <w:pPr>
-              <w:spacing w:after="0" w:line="250"/>
+              <w:spacing w:after="0" w:line="250" w:lineRule="exact"/>
             </w:pPr>
             <w:r>
               <w:rPr>
@@ -1204,7 +1204,7 @@
           </w:tcPr>
           <w:p>
             <w:pPr>
-              <w:spacing w:after="0" w:line="250"/>
+              <w:spacing w:after="0" w:line="250" w:lineRule="exact"/>
             </w:pPr>
             <w:r>
               <w:rPr>
@@ -1232,7 +1232,7 @@
           </w:tcPr>
           <w:p>
             <w:pPr>
-              <w:spacing w:after="0" w:line="250"/>
+              <w:spacing w:after="0" w:line="250" w:lineRule="exact"/>
             </w:pPr>
             <w:r>
               <w:rPr>
@@ -1260,7 +1260,7 @@
           </w:tcPr>
           <w:p>
             <w:pPr>
-              <w:spacing w:after="0" w:line="250"/>
+              <w:spacing w:after="0" w:line="250" w:lineRule="exact"/>
             </w:pPr>
             <w:r>
               <w:rPr>
@@ -1294,7 +1294,7 @@
           </w:tcPr>
           <w:p>
             <w:pPr>
-              <w:spacing w:after="0" w:line="250"/>
+              <w:spacing w:after="0" w:line="250" w:lineRule="exact"/>
             </w:pPr>
             <w:r>
               <w:rPr>
@@ -1322,7 +1322,7 @@
           </w:tcPr>
           <w:p>
             <w:pPr>
-              <w:spacing w:after="0" w:line="250"/>
+              <w:spacing w:after="0" w:line="250" w:lineRule="exact"/>
             </w:pPr>
             <w:r>
               <w:rPr>
@@ -1350,7 +1350,7 @@
           </w:tcPr>
           <w:p>
             <w:pPr>
-              <w:spacing w:after="0" w:line="250"/>
+              <w:spacing w:after="0" w:line="250" w:lineRule="exact"/>
             </w:pPr>
             <w:r>
               <w:rPr>
@@ -1378,7 +1378,7 @@
           </w:tcPr>
           <w:p>
             <w:pPr>
-              <w:spacing w:after="0" w:line="250"/>
+              <w:spacing w:after="0" w:line="250" w:lineRule="exact"/>
             </w:pPr>
             <w:r>
               <w:rPr>
@@ -1406,7 +1406,7 @@
           </w:tcPr>
           <w:p>
             <w:pPr>
-              <w:spacing w:after="0" w:line="250"/>
+              <w:spacing w:after="0" w:line="250" w:lineRule="exact"/>
             </w:pPr>
             <w:r>
               <w:rPr>
@@ -1440,7 +1440,7 @@
           </w:tcPr>
           <w:p>
             <w:pPr>
-              <w:spacing w:after="0" w:line="250"/>
+              <w:spacing w:after="0" w:line="250" w:lineRule="exact"/>
             </w:pPr>
             <w:r>
               <w:rPr>
@@ -1468,7 +1468,7 @@
           </w:tcPr>
           <w:p>
             <w:pPr>
-              <w:spacing w:after="0" w:line="250"/>
+              <w:spacing w:after="0" w:line="250" w:lineRule="exact"/>
             </w:pPr>
             <w:r>
               <w:rPr>
@@ -1496,7 +1496,7 @@
           </w:tcPr>
           <w:p>
             <w:pPr>
-              <w:spacing w:after="0" w:line="250"/>
+              <w:spacing w:after="0" w:line="250" w:lineRule="exact"/>
             </w:pPr>
             <w:r>
               <w:rPr>
@@ -1524,7 +1524,7 @@
           </w:tcPr>
           <w:p>
             <w:pPr>
-              <w:spacing w:after="0" w:line="250"/>
+              <w:spacing w:after="0" w:line="250" w:lineRule="exact"/>
             </w:pPr>
             <w:r>
               <w:rPr>
@@ -1552,7 +1552,7 @@
           </w:tcPr>
           <w:p>
             <w:pPr>
-              <w:spacing w:after="0" w:line="250"/>
+              <w:spacing w:after="0" w:line="250" w:lineRule="exact"/>
             </w:pPr>
             <w:r>
               <w:rPr>
@@ -1586,7 +1586,7 @@
           </w:tcPr>
           <w:p>
             <w:pPr>
-              <w:spacing w:after="0" w:line="250"/>
+              <w:spacing w:after="0" w:line="250" w:lineRule="exact"/>
             </w:pPr>
             <w:r>
               <w:rPr>
@@ -1614,7 +1614,7 @@
           </w:tcPr>
           <w:p>
             <w:pPr>
-              <w:spacing w:after="0" w:line="250"/>
+              <w:spacing w:after="0" w:line="250" w:lineRule="exact"/>
             </w:pPr>
             <w:r>
               <w:rPr>
@@ -1642,7 +1642,7 @@
           </w:tcPr>
           <w:p>
             <w:pPr>
-              <w:spacing w:after="0" w:line="250"/>
+              <w:spacing w:after="0" w:line="250" w:lineRule="exact"/>
             </w:pPr>
             <w:r>
               <w:rPr>
@@ -1670,7 +1670,7 @@
           </w:tcPr>
           <w:p>
             <w:pPr>
-              <w:spacing w:after="0" w:line="250"/>
+              <w:spacing w:after="0" w:line="250" w:lineRule="exact"/>
             </w:pPr>
             <w:r>
               <w:rPr>
@@ -1698,7 +1698,7 @@
           </w:tcPr>
           <w:p>
             <w:pPr>
-              <w:spacing w:after="0" w:line="250"/>
+              <w:spacing w:after="0" w:line="250" w:lineRule="exact"/>
             </w:pPr>
             <w:r>
               <w:rPr>
@@ -1732,7 +1732,7 @@
           </w:tcPr>
           <w:p>
             <w:pPr>
-              <w:spacing w:after="0" w:line="250"/>
+              <w:spacing w:after="0" w:line="250" w:lineRule="exact"/>
             </w:pPr>
             <w:r>
               <w:rPr>
@@ -1760,7 +1760,7 @@
           </w:tcPr>
           <w:p>
             <w:pPr>
-              <w:spacing w:after="0" w:line="250"/>
+              <w:spacing w:after="0" w:line="250" w:lineRule="exact"/>
             </w:pPr>
             <w:r>
               <w:rPr>
@@ -1788,7 +1788,7 @@
           </w:tcPr>
           <w:p>
             <w:pPr>
-              <w:spacing w:after="0" w:line="250"/>
+              <w:spacing w:after="0" w:line="250" w:lineRule="exact"/>
             </w:pPr>
             <w:r>
               <w:rPr>
@@ -1816,7 +1816,7 @@
           </w:tcPr>
           <w:p>
             <w:pPr>
-              <w:spacing w:after="0" w:line="250"/>
+              <w:spacing w:after="0" w:line="250" w:lineRule="exact"/>
             </w:pPr>
             <w:r>
               <w:rPr>
@@ -1844,7 +1844,7 @@
           </w:tcPr>
           <w:p>
             <w:pPr>
-              <w:spacing w:after="0" w:line="250"/>
+              <w:spacing w:after="0" w:line="250" w:lineRule="exact"/>
             </w:pPr>
             <w:r>
               <w:rPr>
@@ -1878,7 +1878,7 @@
           </w:tcPr>
           <w:p>
             <w:pPr>
-              <w:spacing w:after="0" w:line="250"/>
+              <w:spacing w:after="0" w:line="250" w:lineRule="exact"/>
             </w:pPr>
             <w:r>
               <w:rPr>
@@ -1906,7 +1906,7 @@
           </w:tcPr>
           <w:p>
             <w:pPr>
-              <w:spacing w:after="0" w:line="250"/>
+              <w:spacing w:after="0" w:line="250" w:lineRule="exact"/>
             </w:pPr>
             <w:r>
               <w:rPr>
@@ -1934,7 +1934,7 @@
           </w:tcPr>
           <w:p>
             <w:pPr>
-              <w:spacing w:after="0" w:line="250"/>
+              <w:spacing w:after="0" w:line="250" w:lineRule="exact"/>
             </w:pPr>
             <w:r>
               <w:rPr>
@@ -1962,7 +1962,7 @@
           </w:tcPr>
           <w:p>
             <w:pPr>
-              <w:spacing w:after="0" w:line="250"/>
+              <w:spacing w:after="0" w:line="250" w:lineRule="exact"/>
             </w:pPr>
             <w:r>
               <w:rPr>
@@ -1990,7 +1990,7 @@
           </w:tcPr>
           <w:p>
             <w:pPr>
-              <w:spacing w:after="0" w:line="250"/>
+              <w:spacing w:after="0" w:line="250" w:lineRule="exact"/>
             </w:pPr>
             <w:r>
               <w:rPr>
@@ -2024,7 +2024,7 @@
           </w:tcPr>
           <w:p>
             <w:pPr>
-              <w:spacing w:after="0" w:line="250"/>
+              <w:spacing w:after="0" w:line="250" w:lineRule="exact"/>
             </w:pPr>
             <w:r>
               <w:rPr>
@@ -2052,7 +2052,7 @@
           </w:tcPr>
           <w:p>
             <w:pPr>
-              <w:spacing w:after="0" w:line="250"/>
+              <w:spacing w:after="0" w:line="250" w:lineRule="exact"/>
             </w:pPr>
             <w:r>
               <w:rPr>
@@ -2080,7 +2080,7 @@
           </w:tcPr>
           <w:p>
             <w:pPr>
-              <w:spacing w:after="0" w:line="250"/>
+              <w:spacing w:after="0" w:line="250" w:lineRule="exact"/>
             </w:pPr>
             <w:r>
               <w:rPr>
@@ -2108,7 +2108,7 @@
           </w:tcPr>
           <w:p>
             <w:pPr>
-              <w:spacing w:after="0" w:line="250"/>
+              <w:spacing w:after="0" w:line="250" w:lineRule="exact"/>
             </w:pPr>
             <w:r>
               <w:rPr>
@@ -2136,7 +2136,7 @@
           </w:tcPr>
           <w:p>
             <w:pPr>
-              <w:spacing w:after="0" w:line="250"/>
+              <w:spacing w:after="0" w:line="250" w:lineRule="exact"/>
             </w:pPr>
             <w:r>
               <w:rPr>
@@ -2170,7 +2170,7 @@
           </w:tcPr>
           <w:p>
             <w:pPr>
-              <w:spacing w:after="0" w:line="250"/>
+              <w:spacing w:after="0" w:line="250" w:lineRule="exact"/>
             </w:pPr>
             <w:r>
               <w:rPr>
@@ -2198,7 +2198,7 @@
           </w:tcPr>
           <w:p>
             <w:pPr>
-              <w:spacing w:after="0" w:line="250"/>
+              <w:spacing w:after="0" w:line="250" w:lineRule="exact"/>
             </w:pPr>
             <w:r>
               <w:rPr>
@@ -2226,7 +2226,7 @@
           </w:tcPr>
           <w:p>
             <w:pPr>
-              <w:spacing w:after="0" w:line="250"/>
+              <w:spacing w:after="0" w:line="250" w:lineRule="exact"/>
             </w:pPr>
             <w:r>
               <w:rPr>
@@ -2254,7 +2254,7 @@
           </w:tcPr>
           <w:p>
             <w:pPr>
-              <w:spacing w:after="0" w:line="250"/>
+              <w:spacing w:after="0" w:line="250" w:lineRule="exact"/>
             </w:pPr>
             <w:r>
               <w:rPr>
@@ -2282,7 +2282,7 @@
           </w:tcPr>
           <w:p>
             <w:pPr>
-              <w:spacing w:after="0" w:line="250"/>
+              <w:spacing w:after="0" w:line="250" w:lineRule="exact"/>
             </w:pPr>
             <w:r>
               <w:rPr>
@@ -2316,7 +2316,7 @@
           </w:tcPr>
           <w:p>
             <w:pPr>
-              <w:spacing w:after="0" w:line="250"/>
+              <w:spacing w:after="0" w:line="250" w:lineRule="exact"/>
             </w:pPr>
             <w:r>
               <w:rPr>
@@ -2344,7 +2344,7 @@
           </w:tcPr>
           <w:p>
             <w:pPr>
-              <w:spacing w:after="0" w:line="250"/>
+              <w:spacing w:after="0" w:line="250" w:lineRule="exact"/>
             </w:pPr>
             <w:r>
               <w:rPr>
@@ -2372,7 +2372,7 @@
           </w:tcPr>
           <w:p>
             <w:pPr>
-              <w:spacing w:after="0" w:line="250"/>
+              <w:spacing w:after="0" w:line="250" w:lineRule="exact"/>
             </w:pPr>
             <w:r>
               <w:rPr>
@@ -2400,7 +2400,7 @@
           </w:tcPr>
           <w:p>
             <w:pPr>
-              <w:spacing w:after="0" w:line="250"/>
+              <w:spacing w:after="0" w:line="250" w:lineRule="exact"/>
             </w:pPr>
             <w:r>
               <w:rPr>
@@ -2428,7 +2428,7 @@
           </w:tcPr>
           <w:p>
             <w:pPr>
-              <w:spacing w:after="0" w:line="250"/>
+              <w:spacing w:after="0" w:line="250" w:lineRule="exact"/>
             </w:pPr>
             <w:r>
               <w:rPr>
@@ -2476,7 +2476,7 @@
           <w:left w:val="single" w:color="C00000" w:sz="18" w:space="8"/>
         </w:pBdr>
         <w:shd w:fill="FFF3F3" w:val="clear"/>
-        <w:spacing w:after="220" w:before="60" w:line="280"/>
+        <w:spacing w:after="220" w:before="60" w:line="280" w:lineRule="exact"/>
         <w:ind w:left="200" w:right="200"/>
       </w:pPr>
       <w:r>
@@ -2527,7 +2527,7 @@
           </w:tcPr>
           <w:p>
             <w:pPr>
-              <w:spacing w:after="0" w:line="250"/>
+              <w:spacing w:after="0" w:line="250" w:lineRule="exact"/>
               <w:jc w:val="center"/>
             </w:pPr>
             <w:r>
@@ -2556,7 +2556,7 @@
           </w:tcPr>
           <w:p>
             <w:pPr>
-              <w:spacing w:after="0" w:line="250"/>
+              <w:spacing w:after="0" w:line="250" w:lineRule="exact"/>
               <w:jc w:val="center"/>
             </w:pPr>
             <w:r>
@@ -2585,7 +2585,7 @@
           </w:tcPr>
           <w:p>
             <w:pPr>
-              <w:spacing w:after="0" w:line="250"/>
+              <w:spacing w:after="0" w:line="250" w:lineRule="exact"/>
               <w:jc w:val="center"/>
             </w:pPr>
             <w:r>
@@ -2614,7 +2614,7 @@
           </w:tcPr>
           <w:p>
             <w:pPr>
-              <w:spacing w:after="0" w:line="250"/>
+              <w:spacing w:after="0" w:line="250" w:lineRule="exact"/>
               <w:jc w:val="center"/>
             </w:pPr>
             <w:r>
@@ -2643,7 +2643,7 @@
           </w:tcPr>
           <w:p>
             <w:pPr>
-              <w:spacing w:after="0" w:line="250"/>
+              <w:spacing w:after="0" w:line="250" w:lineRule="exact"/>
               <w:jc w:val="center"/>
             </w:pPr>
             <w:r>
@@ -2678,7 +2678,7 @@
           </w:tcPr>
           <w:p>
             <w:pPr>
-              <w:spacing w:after="0" w:line="250"/>
+              <w:spacing w:after="0" w:line="250" w:lineRule="exact"/>
             </w:pPr>
             <w:r>
               <w:rPr>
@@ -2706,7 +2706,7 @@
           </w:tcPr>
           <w:p>
             <w:pPr>
-              <w:spacing w:after="0" w:line="250"/>
+              <w:spacing w:after="0" w:line="250" w:lineRule="exact"/>
             </w:pPr>
             <w:r>
               <w:rPr>
@@ -2734,7 +2734,7 @@
           </w:tcPr>
           <w:p>
             <w:pPr>
-              <w:spacing w:after="0" w:line="250"/>
+              <w:spacing w:after="0" w:line="250" w:lineRule="exact"/>
             </w:pPr>
             <w:r>
               <w:rPr>
@@ -2762,7 +2762,7 @@
           </w:tcPr>
           <w:p>
             <w:pPr>
-              <w:spacing w:after="0" w:line="250"/>
+              <w:spacing w:after="0" w:line="250" w:lineRule="exact"/>
             </w:pPr>
             <w:r>
               <w:rPr>
@@ -2790,7 +2790,7 @@
           </w:tcPr>
           <w:p>
             <w:pPr>
-              <w:spacing w:after="0" w:line="250"/>
+              <w:spacing w:after="0" w:line="250" w:lineRule="exact"/>
             </w:pPr>
             <w:r>
               <w:rPr>
@@ -2824,7 +2824,7 @@
           </w:tcPr>
           <w:p>
             <w:pPr>
-              <w:spacing w:after="0" w:line="250"/>
+              <w:spacing w:after="0" w:line="250" w:lineRule="exact"/>
             </w:pPr>
             <w:r>
               <w:rPr>
@@ -2852,7 +2852,7 @@
           </w:tcPr>
           <w:p>
             <w:pPr>
-              <w:spacing w:after="0" w:line="250"/>
+              <w:spacing w:after="0" w:line="250" w:lineRule="exact"/>
             </w:pPr>
             <w:r>
               <w:rPr>
@@ -2880,7 +2880,7 @@
           </w:tcPr>
           <w:p>
             <w:pPr>
-              <w:spacing w:after="0" w:line="250"/>
+              <w:spacing w:after="0" w:line="250" w:lineRule="exact"/>
             </w:pPr>
             <w:r>
               <w:rPr>
@@ -2908,7 +2908,7 @@
           </w:tcPr>
           <w:p>
             <w:pPr>
-              <w:spacing w:after="0" w:line="250"/>
+              <w:spacing w:after="0" w:line="250" w:lineRule="exact"/>
             </w:pPr>
             <w:r>
               <w:rPr>
@@ -2936,7 +2936,7 @@
           </w:tcPr>
           <w:p>
             <w:pPr>
-              <w:spacing w:after="0" w:line="250"/>
+              <w:spacing w:after="0" w:line="250" w:lineRule="exact"/>
             </w:pPr>
             <w:r>
               <w:rPr>
@@ -2970,7 +2970,7 @@
           </w:tcPr>
           <w:p>
             <w:pPr>
-              <w:spacing w:after="0" w:line="250"/>
+              <w:spacing w:after="0" w:line="250" w:lineRule="exact"/>
             </w:pPr>
             <w:r>
               <w:rPr>
@@ -2998,7 +2998,7 @@
           </w:tcPr>
           <w:p>
             <w:pPr>
-              <w:spacing w:after="0" w:line="250"/>
+              <w:spacing w:after="0" w:line="250" w:lineRule="exact"/>
             </w:pPr>
             <w:r>
               <w:rPr>
@@ -3026,7 +3026,7 @@
           </w:tcPr>
           <w:p>
             <w:pPr>
-              <w:spacing w:after="0" w:line="250"/>
+              <w:spacing w:after="0" w:line="250" w:lineRule="exact"/>
             </w:pPr>
             <w:r>
               <w:rPr>
@@ -3054,7 +3054,7 @@
           </w:tcPr>
           <w:p>
             <w:pPr>
-              <w:spacing w:after="0" w:line="250"/>
+              <w:spacing w:after="0" w:line="250" w:lineRule="exact"/>
             </w:pPr>
             <w:r>
               <w:rPr>
@@ -3082,7 +3082,7 @@
           </w:tcPr>
           <w:p>
             <w:pPr>
-              <w:spacing w:after="0" w:line="250"/>
+              <w:spacing w:after="0" w:line="250" w:lineRule="exact"/>
             </w:pPr>
             <w:r>
               <w:rPr>
@@ -3116,7 +3116,7 @@
           </w:tcPr>
           <w:p>
             <w:pPr>
-              <w:spacing w:after="0" w:line="250"/>
+              <w:spacing w:after="0" w:line="250" w:lineRule="exact"/>
             </w:pPr>
             <w:r>
               <w:rPr>
@@ -3144,7 +3144,7 @@
           </w:tcPr>
           <w:p>
             <w:pPr>
-              <w:spacing w:after="0" w:line="250"/>
+              <w:spacing w:after="0" w:line="250" w:lineRule="exact"/>
             </w:pPr>
             <w:r>
               <w:rPr>
@@ -3172,7 +3172,7 @@
           </w:tcPr>
           <w:p>
             <w:pPr>
-              <w:spacing w:after="0" w:line="250"/>
+              <w:spacing w:after="0" w:line="250" w:lineRule="exact"/>
             </w:pPr>
             <w:r>
               <w:rPr>
@@ -3200,7 +3200,7 @@
           </w:tcPr>
           <w:p>
             <w:pPr>
-              <w:spacing w:after="0" w:line="250"/>
+              <w:spacing w:after="0" w:line="250" w:lineRule="exact"/>
             </w:pPr>
             <w:r>
               <w:rPr>
@@ -3228,7 +3228,7 @@
           </w:tcPr>
           <w:p>
             <w:pPr>
-              <w:spacing w:after="0" w:line="250"/>
+              <w:spacing w:after="0" w:line="250" w:lineRule="exact"/>
             </w:pPr>
             <w:r>
               <w:rPr>
@@ -3262,7 +3262,7 @@
           </w:tcPr>
           <w:p>
             <w:pPr>
-              <w:spacing w:after="0" w:line="250"/>
+              <w:spacing w:after="0" w:line="250" w:lineRule="exact"/>
             </w:pPr>
             <w:r>
               <w:rPr>
@@ -3290,7 +3290,7 @@
           </w:tcPr>
           <w:p>
             <w:pPr>
-              <w:spacing w:after="0" w:line="250"/>
+              <w:spacing w:after="0" w:line="250" w:lineRule="exact"/>
             </w:pPr>
             <w:r>
               <w:rPr>
@@ -3318,7 +3318,7 @@
           </w:tcPr>
           <w:p>
             <w:pPr>
-              <w:spacing w:after="0" w:line="250"/>
+              <w:spacing w:after="0" w:line="250" w:lineRule="exact"/>
             </w:pPr>
             <w:r>
               <w:rPr>
@@ -3346,7 +3346,7 @@
           </w:tcPr>
           <w:p>
             <w:pPr>
-              <w:spacing w:after="0" w:line="250"/>
+              <w:spacing w:after="0" w:line="250" w:lineRule="exact"/>
             </w:pPr>
             <w:r>
               <w:rPr>
@@ -3374,7 +3374,7 @@
           </w:tcPr>
           <w:p>
             <w:pPr>
-              <w:spacing w:after="0" w:line="250"/>
+              <w:spacing w:after="0" w:line="250" w:lineRule="exact"/>
             </w:pPr>
             <w:r>
               <w:rPr>
@@ -3408,7 +3408,7 @@
           </w:tcPr>
           <w:p>
             <w:pPr>
-              <w:spacing w:after="0" w:line="250"/>
+              <w:spacing w:after="0" w:line="250" w:lineRule="exact"/>
             </w:pPr>
             <w:r>
               <w:rPr>
@@ -3436,7 +3436,7 @@
           </w:tcPr>
           <w:p>
             <w:pPr>
-              <w:spacing w:after="0" w:line="250"/>
+              <w:spacing w:after="0" w:line="250" w:lineRule="exact"/>
             </w:pPr>
             <w:r>
               <w:rPr>
@@ -3464,7 +3464,7 @@
           </w:tcPr>
           <w:p>
             <w:pPr>
-              <w:spacing w:after="0" w:line="250"/>
+              <w:spacing w:after="0" w:line="250" w:lineRule="exact"/>
             </w:pPr>
             <w:r>
               <w:rPr>
@@ -3492,7 +3492,7 @@
           </w:tcPr>
           <w:p>
             <w:pPr>
-              <w:spacing w:after="0" w:line="250"/>
+              <w:spacing w:after="0" w:line="250" w:lineRule="exact"/>
             </w:pPr>
             <w:r>
               <w:rPr>
@@ -3520,7 +3520,7 @@
           </w:tcPr>
           <w:p>
             <w:pPr>
-              <w:spacing w:after="0" w:line="250"/>
+              <w:spacing w:after="0" w:line="250" w:lineRule="exact"/>
             </w:pPr>
             <w:r>
               <w:rPr>
@@ -3568,7 +3568,7 @@
           <w:left w:val="single" w:color="C00000" w:sz="18" w:space="8"/>
         </w:pBdr>
         <w:shd w:fill="FFF3F3" w:val="clear"/>
-        <w:spacing w:after="220" w:before="60" w:line="280"/>
+        <w:spacing w:after="220" w:before="60" w:line="280" w:lineRule="exact"/>
         <w:ind w:left="200" w:right="200"/>
       </w:pPr>
       <w:r>
@@ -3619,7 +3619,7 @@
           </w:tcPr>
           <w:p>
             <w:pPr>
-              <w:spacing w:after="0" w:line="250"/>
+              <w:spacing w:after="0" w:line="250" w:lineRule="exact"/>
               <w:jc w:val="center"/>
             </w:pPr>
             <w:r>
@@ -3648,7 +3648,7 @@
           </w:tcPr>
           <w:p>
             <w:pPr>
-              <w:spacing w:after="0" w:line="250"/>
+              <w:spacing w:after="0" w:line="250" w:lineRule="exact"/>
               <w:jc w:val="center"/>
             </w:pPr>
             <w:r>
@@ -3677,7 +3677,7 @@
           </w:tcPr>
           <w:p>
             <w:pPr>
-              <w:spacing w:after="0" w:line="250"/>
+              <w:spacing w:after="0" w:line="250" w:lineRule="exact"/>
               <w:jc w:val="center"/>
             </w:pPr>
             <w:r>
@@ -3706,7 +3706,7 @@
           </w:tcPr>
           <w:p>
             <w:pPr>
-              <w:spacing w:after="0" w:line="250"/>
+              <w:spacing w:after="0" w:line="250" w:lineRule="exact"/>
               <w:jc w:val="center"/>
             </w:pPr>
             <w:r>
@@ -3735,7 +3735,7 @@
           </w:tcPr>
           <w:p>
             <w:pPr>
-              <w:spacing w:after="0" w:line="250"/>
+              <w:spacing w:after="0" w:line="250" w:lineRule="exact"/>
               <w:jc w:val="center"/>
             </w:pPr>
             <w:r>
@@ -3770,7 +3770,7 @@
           </w:tcPr>
           <w:p>
             <w:pPr>
-              <w:spacing w:after="0" w:line="250"/>
+              <w:spacing w:after="0" w:line="250" w:lineRule="exact"/>
             </w:pPr>
             <w:r>
               <w:rPr>
@@ -3798,7 +3798,7 @@
           </w:tcPr>
           <w:p>
             <w:pPr>
-              <w:spacing w:after="0" w:line="250"/>
+              <w:spacing w:after="0" w:line="250" w:lineRule="exact"/>
             </w:pPr>
             <w:r>
               <w:rPr>
@@ -3826,7 +3826,7 @@
           </w:tcPr>
           <w:p>
             <w:pPr>
-              <w:spacing w:after="0" w:line="250"/>
+              <w:spacing w:after="0" w:line="250" w:lineRule="exact"/>
             </w:pPr>
             <w:r>
               <w:rPr>
@@ -3854,7 +3854,7 @@
           </w:tcPr>
           <w:p>
             <w:pPr>
-              <w:spacing w:after="0" w:line="250"/>
+              <w:spacing w:after="0" w:line="250" w:lineRule="exact"/>
             </w:pPr>
             <w:r>
               <w:rPr>
@@ -3882,7 +3882,7 @@
           </w:tcPr>
           <w:p>
             <w:pPr>
-              <w:spacing w:after="0" w:line="250"/>
+              <w:spacing w:after="0" w:line="250" w:lineRule="exact"/>
             </w:pPr>
             <w:r>
               <w:rPr>
@@ -3916,7 +3916,7 @@
           </w:tcPr>
           <w:p>
             <w:pPr>
-              <w:spacing w:after="0" w:line="250"/>
+              <w:spacing w:after="0" w:line="250" w:lineRule="exact"/>
             </w:pPr>
             <w:r>
               <w:rPr>
@@ -3944,7 +3944,7 @@
           </w:tcPr>
           <w:p>
             <w:pPr>
-              <w:spacing w:after="0" w:line="250"/>
+              <w:spacing w:after="0" w:line="250" w:lineRule="exact"/>
             </w:pPr>
             <w:r>
               <w:rPr>
@@ -3972,7 +3972,7 @@
           </w:tcPr>
           <w:p>
             <w:pPr>
-              <w:spacing w:after="0" w:line="250"/>
+              <w:spacing w:after="0" w:line="250" w:lineRule="exact"/>
             </w:pPr>
             <w:r>
               <w:rPr>
@@ -4000,7 +4000,7 @@
           </w:tcPr>
           <w:p>
             <w:pPr>
-              <w:spacing w:after="0" w:line="250"/>
+              <w:spacing w:after="0" w:line="250" w:lineRule="exact"/>
             </w:pPr>
             <w:r>
               <w:rPr>
@@ -4028,7 +4028,7 @@
           </w:tcPr>
           <w:p>
             <w:pPr>
-              <w:spacing w:after="0" w:line="250"/>
+              <w:spacing w:after="0" w:line="250" w:lineRule="exact"/>
             </w:pPr>
             <w:r>
               <w:rPr>
@@ -4062,7 +4062,7 @@
           </w:tcPr>
           <w:p>
             <w:pPr>
-              <w:spacing w:after="0" w:line="250"/>
+              <w:spacing w:after="0" w:line="250" w:lineRule="exact"/>
             </w:pPr>
             <w:r>
               <w:rPr>
@@ -4090,7 +4090,7 @@
           </w:tcPr>
           <w:p>
             <w:pPr>
-              <w:spacing w:after="0" w:line="250"/>
+              <w:spacing w:after="0" w:line="250" w:lineRule="exact"/>
             </w:pPr>
             <w:r>
               <w:rPr>
@@ -4118,7 +4118,7 @@
           </w:tcPr>
           <w:p>
             <w:pPr>
-              <w:spacing w:after="0" w:line="250"/>
+              <w:spacing w:after="0" w:line="250" w:lineRule="exact"/>
             </w:pPr>
             <w:r>
               <w:rPr>
@@ -4146,7 +4146,7 @@
           </w:tcPr>
           <w:p>
             <w:pPr>
-              <w:spacing w:after="0" w:line="250"/>
+              <w:spacing w:after="0" w:line="250" w:lineRule="exact"/>
             </w:pPr>
             <w:r>
               <w:rPr>
@@ -4174,7 +4174,7 @@
           </w:tcPr>
           <w:p>
             <w:pPr>
-              <w:spacing w:after="0" w:line="250"/>
+              <w:spacing w:after="0" w:line="250" w:lineRule="exact"/>
             </w:pPr>
             <w:r>
               <w:rPr>
@@ -4208,7 +4208,7 @@
           </w:tcPr>
           <w:p>
             <w:pPr>
-              <w:spacing w:after="0" w:line="250"/>
+              <w:spacing w:after="0" w:line="250" w:lineRule="exact"/>
             </w:pPr>
             <w:r>
               <w:rPr>
@@ -4236,7 +4236,7 @@
           </w:tcPr>
           <w:p>
             <w:pPr>
-              <w:spacing w:after="0" w:line="250"/>
+              <w:spacing w:after="0" w:line="250" w:lineRule="exact"/>
             </w:pPr>
             <w:r>
               <w:rPr>
@@ -4264,7 +4264,7 @@
           </w:tcPr>
           <w:p>
             <w:pPr>
-              <w:spacing w:after="0" w:line="250"/>
+              <w:spacing w:after="0" w:line="250" w:lineRule="exact"/>
             </w:pPr>
             <w:r>
               <w:rPr>
@@ -4292,7 +4292,7 @@
           </w:tcPr>
           <w:p>
             <w:pPr>
-              <w:spacing w:after="0" w:line="250"/>
+              <w:spacing w:after="0" w:line="250" w:lineRule="exact"/>
             </w:pPr>
             <w:r>
               <w:rPr>
@@ -4320,7 +4320,7 @@
           </w:tcPr>
           <w:p>
             <w:pPr>
-              <w:spacing w:after="0" w:line="250"/>
+              <w:spacing w:after="0" w:line="250" w:lineRule="exact"/>
             </w:pPr>
             <w:r>
               <w:rPr>
@@ -4354,7 +4354,7 @@
           </w:tcPr>
           <w:p>
             <w:pPr>
-              <w:spacing w:after="0" w:line="250"/>
+              <w:spacing w:after="0" w:line="250" w:lineRule="exact"/>
             </w:pPr>
             <w:r>
               <w:rPr>
@@ -4382,7 +4382,7 @@
           </w:tcPr>
           <w:p>
             <w:pPr>
-              <w:spacing w:after="0" w:line="250"/>
+              <w:spacing w:after="0" w:line="250" w:lineRule="exact"/>
             </w:pPr>
             <w:r>
               <w:rPr>
@@ -4410,7 +4410,7 @@
           </w:tcPr>
           <w:p>
             <w:pPr>
-              <w:spacing w:after="0" w:line="250"/>
+              <w:spacing w:after="0" w:line="250" w:lineRule="exact"/>
             </w:pPr>
             <w:r>
               <w:rPr>
@@ -4438,7 +4438,7 @@
           </w:tcPr>
           <w:p>
             <w:pPr>
-              <w:spacing w:after="0" w:line="250"/>
+              <w:spacing w:after="0" w:line="250" w:lineRule="exact"/>
             </w:pPr>
             <w:r>
               <w:rPr>
@@ -4466,7 +4466,7 @@
           </w:tcPr>
           <w:p>
             <w:pPr>
-              <w:spacing w:after="0" w:line="250"/>
+              <w:spacing w:after="0" w:line="250" w:lineRule="exact"/>
             </w:pPr>
             <w:r>
               <w:rPr>
@@ -4500,7 +4500,7 @@
           </w:tcPr>
           <w:p>
             <w:pPr>
-              <w:spacing w:after="0" w:line="250"/>
+              <w:spacing w:after="0" w:line="250" w:lineRule="exact"/>
             </w:pPr>
             <w:r>
               <w:rPr>
@@ -4528,7 +4528,7 @@
           </w:tcPr>
           <w:p>
             <w:pPr>
-              <w:spacing w:after="0" w:line="250"/>
+              <w:spacing w:after="0" w:line="250" w:lineRule="exact"/>
             </w:pPr>
             <w:r>
               <w:rPr>
@@ -4556,7 +4556,7 @@
           </w:tcPr>
           <w:p>
             <w:pPr>
-              <w:spacing w:after="0" w:line="250"/>
+              <w:spacing w:after="0" w:line="250" w:lineRule="exact"/>
             </w:pPr>
             <w:r>
               <w:rPr>
@@ -4584,7 +4584,7 @@
           </w:tcPr>
           <w:p>
             <w:pPr>
-              <w:spacing w:after="0" w:line="250"/>
+              <w:spacing w:after="0" w:line="250" w:lineRule="exact"/>
             </w:pPr>
             <w:r>
               <w:rPr>
@@ -4612,7 +4612,7 @@
           </w:tcPr>
           <w:p>
             <w:pPr>
-              <w:spacing w:after="0" w:line="250"/>
+              <w:spacing w:after="0" w:line="250" w:lineRule="exact"/>
             </w:pPr>
             <w:r>
               <w:rPr>
@@ -4646,7 +4646,7 @@
           </w:tcPr>
           <w:p>
             <w:pPr>
-              <w:spacing w:after="0" w:line="250"/>
+              <w:spacing w:after="0" w:line="250" w:lineRule="exact"/>
             </w:pPr>
             <w:r>
               <w:rPr>
@@ -4674,7 +4674,7 @@
           </w:tcPr>
           <w:p>
             <w:pPr>
-              <w:spacing w:after="0" w:line="250"/>
+              <w:spacing w:after="0" w:line="250" w:lineRule="exact"/>
             </w:pPr>
             <w:r>
               <w:rPr>
@@ -4702,7 +4702,7 @@
           </w:tcPr>
           <w:p>
             <w:pPr>
-              <w:spacing w:after="0" w:line="250"/>
+              <w:spacing w:after="0" w:line="250" w:lineRule="exact"/>
             </w:pPr>
             <w:r>
               <w:rPr>
@@ -4730,7 +4730,7 @@
           </w:tcPr>
           <w:p>
             <w:pPr>
-              <w:spacing w:after="0" w:line="250"/>
+              <w:spacing w:after="0" w:line="250" w:lineRule="exact"/>
             </w:pPr>
             <w:r>
               <w:rPr>
@@ -4758,7 +4758,7 @@
           </w:tcPr>
           <w:p>
             <w:pPr>
-              <w:spacing w:after="0" w:line="250"/>
+              <w:spacing w:after="0" w:line="250" w:lineRule="exact"/>
             </w:pPr>
             <w:r>
               <w:rPr>
@@ -4792,7 +4792,7 @@
           </w:tcPr>
           <w:p>
             <w:pPr>
-              <w:spacing w:after="0" w:line="250"/>
+              <w:spacing w:after="0" w:line="250" w:lineRule="exact"/>
             </w:pPr>
             <w:r>
               <w:rPr>
@@ -4820,7 +4820,7 @@
           </w:tcPr>
           <w:p>
             <w:pPr>
-              <w:spacing w:after="0" w:line="250"/>
+              <w:spacing w:after="0" w:line="250" w:lineRule="exact"/>
             </w:pPr>
             <w:r>
               <w:rPr>
@@ -4848,7 +4848,7 @@
           </w:tcPr>
           <w:p>
             <w:pPr>
-              <w:spacing w:after="0" w:line="250"/>
+              <w:spacing w:after="0" w:line="250" w:lineRule="exact"/>
             </w:pPr>
             <w:r>
               <w:rPr>
@@ -4876,7 +4876,7 @@
           </w:tcPr>
           <w:p>
             <w:pPr>
-              <w:spacing w:after="0" w:line="250"/>
+              <w:spacing w:after="0" w:line="250" w:lineRule="exact"/>
             </w:pPr>
             <w:r>
               <w:rPr>
@@ -4904,7 +4904,7 @@
           </w:tcPr>
           <w:p>
             <w:pPr>
-              <w:spacing w:after="0" w:line="250"/>
+              <w:spacing w:after="0" w:line="250" w:lineRule="exact"/>
             </w:pPr>
             <w:r>
               <w:rPr>
@@ -4938,7 +4938,7 @@
           </w:tcPr>
           <w:p>
             <w:pPr>
-              <w:spacing w:after="0" w:line="250"/>
+              <w:spacing w:after="0" w:line="250" w:lineRule="exact"/>
             </w:pPr>
             <w:r>
               <w:rPr>
@@ -4966,7 +4966,7 @@
           </w:tcPr>
           <w:p>
             <w:pPr>
-              <w:spacing w:after="0" w:line="250"/>
+              <w:spacing w:after="0" w:line="250" w:lineRule="exact"/>
             </w:pPr>
             <w:r>
               <w:rPr>
@@ -4994,7 +4994,7 @@
           </w:tcPr>
           <w:p>
             <w:pPr>
-              <w:spacing w:after="0" w:line="250"/>
+              <w:spacing w:after="0" w:line="250" w:lineRule="exact"/>
             </w:pPr>
             <w:r>
               <w:rPr>
@@ -5022,7 +5022,7 @@
           </w:tcPr>
           <w:p>
             <w:pPr>
-              <w:spacing w:after="0" w:line="250"/>
+              <w:spacing w:after="0" w:line="250" w:lineRule="exact"/>
             </w:pPr>
             <w:r>
               <w:rPr>
@@ -5050,7 +5050,7 @@
           </w:tcPr>
           <w:p>
             <w:pPr>
-              <w:spacing w:after="0" w:line="250"/>
+              <w:spacing w:after="0" w:line="250" w:lineRule="exact"/>
             </w:pPr>
             <w:r>
               <w:rPr>
@@ -5084,7 +5084,7 @@
           </w:tcPr>
           <w:p>
             <w:pPr>
-              <w:spacing w:after="0" w:line="250"/>
+              <w:spacing w:after="0" w:line="250" w:lineRule="exact"/>
             </w:pPr>
             <w:r>
               <w:rPr>
@@ -5112,7 +5112,7 @@
           </w:tcPr>
           <w:p>
             <w:pPr>
-              <w:spacing w:after="0" w:line="250"/>
+              <w:spacing w:after="0" w:line="250" w:lineRule="exact"/>
             </w:pPr>
             <w:r>
               <w:rPr>
@@ -5140,7 +5140,7 @@
           </w:tcPr>
           <w:p>
             <w:pPr>
-              <w:spacing w:after="0" w:line="250"/>
+              <w:spacing w:after="0" w:line="250" w:lineRule="exact"/>
             </w:pPr>
             <w:r>
               <w:rPr>
@@ -5168,7 +5168,7 @@
           </w:tcPr>
           <w:p>
             <w:pPr>
-              <w:spacing w:after="0" w:line="250"/>
+              <w:spacing w:after="0" w:line="250" w:lineRule="exact"/>
             </w:pPr>
             <w:r>
               <w:rPr>
@@ -5196,7 +5196,7 @@
           </w:tcPr>
           <w:p>
             <w:pPr>
-              <w:spacing w:after="0" w:line="250"/>
+              <w:spacing w:after="0" w:line="250" w:lineRule="exact"/>
             </w:pPr>
             <w:r>
               <w:rPr>
@@ -5230,7 +5230,7 @@
           </w:tcPr>
           <w:p>
             <w:pPr>
-              <w:spacing w:after="0" w:line="250"/>
+              <w:spacing w:after="0" w:line="250" w:lineRule="exact"/>
             </w:pPr>
             <w:r>
               <w:rPr>
@@ -5258,7 +5258,7 @@
           </w:tcPr>
           <w:p>
             <w:pPr>
-              <w:spacing w:after="0" w:line="250"/>
+              <w:spacing w:after="0" w:line="250" w:lineRule="exact"/>
             </w:pPr>
             <w:r>
               <w:rPr>
@@ -5286,7 +5286,7 @@
           </w:tcPr>
           <w:p>
             <w:pPr>
-              <w:spacing w:after="0" w:line="250"/>
+              <w:spacing w:after="0" w:line="250" w:lineRule="exact"/>
             </w:pPr>
             <w:r>
               <w:rPr>
@@ -5314,7 +5314,7 @@
           </w:tcPr>
           <w:p>
             <w:pPr>
-              <w:spacing w:after="0" w:line="250"/>
+              <w:spacing w:after="0" w:line="250" w:lineRule="exact"/>
             </w:pPr>
             <w:r>
               <w:rPr>
@@ -5342,7 +5342,7 @@
           </w:tcPr>
           <w:p>
             <w:pPr>
-              <w:spacing w:after="0" w:line="250"/>
+              <w:spacing w:after="0" w:line="250" w:lineRule="exact"/>
             </w:pPr>
             <w:r>
               <w:rPr>
@@ -5376,7 +5376,7 @@
           </w:tcPr>
           <w:p>
             <w:pPr>
-              <w:spacing w:after="0" w:line="250"/>
+              <w:spacing w:after="0" w:line="250" w:lineRule="exact"/>
             </w:pPr>
             <w:r>
               <w:rPr>
@@ -5404,7 +5404,7 @@
           </w:tcPr>
           <w:p>
             <w:pPr>
-              <w:spacing w:after="0" w:line="250"/>
+              <w:spacing w:after="0" w:line="250" w:lineRule="exact"/>
             </w:pPr>
             <w:r>
               <w:rPr>
@@ -5432,7 +5432,7 @@
           </w:tcPr>
           <w:p>
             <w:pPr>
-              <w:spacing w:after="0" w:line="250"/>
+              <w:spacing w:after="0" w:line="250" w:lineRule="exact"/>
             </w:pPr>
             <w:r>
               <w:rPr>
@@ -5460,7 +5460,7 @@
           </w:tcPr>
           <w:p>
             <w:pPr>
-              <w:spacing w:after="0" w:line="250"/>
+              <w:spacing w:after="0" w:line="250" w:lineRule="exact"/>
             </w:pPr>
             <w:r>
               <w:rPr>
@@ -5488,7 +5488,7 @@
           </w:tcPr>
           <w:p>
             <w:pPr>
-              <w:spacing w:after="0" w:line="250"/>
+              <w:spacing w:after="0" w:line="250" w:lineRule="exact"/>
             </w:pPr>
             <w:r>
               <w:rPr>
@@ -5522,7 +5522,7 @@
           </w:tcPr>
           <w:p>
             <w:pPr>
-              <w:spacing w:after="0" w:line="250"/>
+              <w:spacing w:after="0" w:line="250" w:lineRule="exact"/>
             </w:pPr>
             <w:r>
               <w:rPr>
@@ -5550,7 +5550,7 @@
           </w:tcPr>
           <w:p>
             <w:pPr>
-              <w:spacing w:after="0" w:line="250"/>
+              <w:spacing w:after="0" w:line="250" w:lineRule="exact"/>
             </w:pPr>
             <w:r>
               <w:rPr>
@@ -5578,7 +5578,7 @@
           </w:tcPr>
           <w:p>
             <w:pPr>
-              <w:spacing w:after="0" w:line="250"/>
+              <w:spacing w:after="0" w:line="250" w:lineRule="exact"/>
             </w:pPr>
             <w:r>
               <w:rPr>
@@ -5606,7 +5606,7 @@
           </w:tcPr>
           <w:p>
             <w:pPr>
-              <w:spacing w:after="0" w:line="250"/>
+              <w:spacing w:after="0" w:line="250" w:lineRule="exact"/>
             </w:pPr>
             <w:r>
               <w:rPr>
@@ -5634,7 +5634,7 @@
           </w:tcPr>
           <w:p>
             <w:pPr>
-              <w:spacing w:after="0" w:line="250"/>
+              <w:spacing w:after="0" w:line="250" w:lineRule="exact"/>
             </w:pPr>
             <w:r>
               <w:rPr>
@@ -5668,7 +5668,7 @@
           </w:tcPr>
           <w:p>
             <w:pPr>
-              <w:spacing w:after="0" w:line="250"/>
+              <w:spacing w:after="0" w:line="250" w:lineRule="exact"/>
             </w:pPr>
             <w:r>
               <w:rPr>
@@ -5696,7 +5696,7 @@
           </w:tcPr>
           <w:p>
             <w:pPr>
-              <w:spacing w:after="0" w:line="250"/>
+              <w:spacing w:after="0" w:line="250" w:lineRule="exact"/>
             </w:pPr>
             <w:r>
               <w:rPr>
@@ -5724,7 +5724,7 @@
           </w:tcPr>
           <w:p>
             <w:pPr>
-              <w:spacing w:after="0" w:line="250"/>
+              <w:spacing w:after="0" w:line="250" w:lineRule="exact"/>
             </w:pPr>
             <w:r>
               <w:rPr>
@@ -5752,7 +5752,7 @@
           </w:tcPr>
           <w:p>
             <w:pPr>
-              <w:spacing w:after="0" w:line="250"/>
+              <w:spacing w:after="0" w:line="250" w:lineRule="exact"/>
             </w:pPr>
             <w:r>
               <w:rPr>
@@ -5780,7 +5780,7 @@
           </w:tcPr>
           <w:p>
             <w:pPr>
-              <w:spacing w:after="0" w:line="250"/>
+              <w:spacing w:after="0" w:line="250" w:lineRule="exact"/>
             </w:pPr>
             <w:r>
               <w:rPr>
@@ -5814,7 +5814,7 @@
           </w:tcPr>
           <w:p>
             <w:pPr>
-              <w:spacing w:after="0" w:line="250"/>
+              <w:spacing w:after="0" w:line="250" w:lineRule="exact"/>
             </w:pPr>
             <w:r>
               <w:rPr>
@@ -5842,7 +5842,7 @@
           </w:tcPr>
           <w:p>
             <w:pPr>
-              <w:spacing w:after="0" w:line="250"/>
+              <w:spacing w:after="0" w:line="250" w:lineRule="exact"/>
             </w:pPr>
             <w:r>
               <w:rPr>
@@ -5870,7 +5870,7 @@
           </w:tcPr>
           <w:p>
             <w:pPr>
-              <w:spacing w:after="0" w:line="250"/>
+              <w:spacing w:after="0" w:line="250" w:lineRule="exact"/>
             </w:pPr>
             <w:r>
               <w:rPr>
@@ -5898,7 +5898,7 @@
           </w:tcPr>
           <w:p>
             <w:pPr>
-              <w:spacing w:after="0" w:line="250"/>
+              <w:spacing w:after="0" w:line="250" w:lineRule="exact"/>
             </w:pPr>
             <w:r>
               <w:rPr>
@@ -5926,7 +5926,7 @@
           </w:tcPr>
           <w:p>
             <w:pPr>
-              <w:spacing w:after="0" w:line="250"/>
+              <w:spacing w:after="0" w:line="250" w:lineRule="exact"/>
             </w:pPr>
             <w:r>
               <w:rPr>
@@ -5960,7 +5960,7 @@
           </w:tcPr>
           <w:p>
             <w:pPr>
-              <w:spacing w:after="0" w:line="250"/>
+              <w:spacing w:after="0" w:line="250" w:lineRule="exact"/>
             </w:pPr>
             <w:r>
               <w:rPr>
@@ -5988,7 +5988,7 @@
           </w:tcPr>
           <w:p>
             <w:pPr>
-              <w:spacing w:after="0" w:line="250"/>
+              <w:spacing w:after="0" w:line="250" w:lineRule="exact"/>
             </w:pPr>
             <w:r>
               <w:rPr>
@@ -6016,7 +6016,7 @@
           </w:tcPr>
           <w:p>
             <w:pPr>
-              <w:spacing w:after="0" w:line="250"/>
+              <w:spacing w:after="0" w:line="250" w:lineRule="exact"/>
             </w:pPr>
             <w:r>
               <w:rPr>
@@ -6044,7 +6044,7 @@
           </w:tcPr>
           <w:p>
             <w:pPr>
-              <w:spacing w:after="0" w:line="250"/>
+              <w:spacing w:after="0" w:line="250" w:lineRule="exact"/>
             </w:pPr>
             <w:r>
               <w:rPr>
@@ -6072,7 +6072,7 @@
           </w:tcPr>
           <w:p>
             <w:pPr>
-              <w:spacing w:after="0" w:line="250"/>
+              <w:spacing w:after="0" w:line="250" w:lineRule="exact"/>
             </w:pPr>
             <w:r>
               <w:rPr>
@@ -6106,7 +6106,7 @@
           </w:tcPr>
           <w:p>
             <w:pPr>
-              <w:spacing w:after="0" w:line="250"/>
+              <w:spacing w:after="0" w:line="250" w:lineRule="exact"/>
             </w:pPr>
             <w:r>
               <w:rPr>
@@ -6134,7 +6134,7 @@
           </w:tcPr>
           <w:p>
             <w:pPr>
-              <w:spacing w:after="0" w:line="250"/>
+              <w:spacing w:after="0" w:line="250" w:lineRule="exact"/>
             </w:pPr>
             <w:r>
               <w:rPr>
@@ -6162,7 +6162,7 @@
           </w:tcPr>
           <w:p>
             <w:pPr>
-              <w:spacing w:after="0" w:line="250"/>
+              <w:spacing w:after="0" w:line="250" w:lineRule="exact"/>
             </w:pPr>
             <w:r>
               <w:rPr>
@@ -6190,7 +6190,7 @@
           </w:tcPr>
           <w:p>
             <w:pPr>
-              <w:spacing w:after="0" w:line="250"/>
+              <w:spacing w:after="0" w:line="250" w:lineRule="exact"/>
             </w:pPr>
             <w:r>
               <w:rPr>
@@ -6218,7 +6218,7 @@
           </w:tcPr>
           <w:p>
             <w:pPr>
-              <w:spacing w:after="0" w:line="250"/>
+              <w:spacing w:after="0" w:line="250" w:lineRule="exact"/>
             </w:pPr>
             <w:r>
               <w:rPr>
@@ -6252,7 +6252,7 @@
           </w:tcPr>
           <w:p>
             <w:pPr>
-              <w:spacing w:after="0" w:line="250"/>
+              <w:spacing w:after="0" w:line="250" w:lineRule="exact"/>
             </w:pPr>
             <w:r>
               <w:rPr>
@@ -6280,7 +6280,7 @@
           </w:tcPr>
           <w:p>
             <w:pPr>
-              <w:spacing w:after="0" w:line="250"/>
+              <w:spacing w:after="0" w:line="250" w:lineRule="exact"/>
             </w:pPr>
             <w:r>
               <w:rPr>
@@ -6308,7 +6308,7 @@
           </w:tcPr>
           <w:p>
             <w:pPr>
-              <w:spacing w:after="0" w:line="250"/>
+              <w:spacing w:after="0" w:line="250" w:lineRule="exact"/>
             </w:pPr>
             <w:r>
               <w:rPr>
@@ -6336,7 +6336,7 @@
           </w:tcPr>
           <w:p>
             <w:pPr>
-              <w:spacing w:after="0" w:line="250"/>
+              <w:spacing w:after="0" w:line="250" w:lineRule="exact"/>
             </w:pPr>
             <w:r>
               <w:rPr>
@@ -6364,7 +6364,7 @@
           </w:tcPr>
           <w:p>
             <w:pPr>
-              <w:spacing w:after="0" w:line="250"/>
+              <w:spacing w:after="0" w:line="250" w:lineRule="exact"/>
             </w:pPr>
             <w:r>
               <w:rPr>
@@ -6398,7 +6398,7 @@
           </w:tcPr>
           <w:p>
             <w:pPr>
-              <w:spacing w:after="0" w:line="250"/>
+              <w:spacing w:after="0" w:line="250" w:lineRule="exact"/>
             </w:pPr>
             <w:r>
               <w:rPr>
@@ -6426,7 +6426,7 @@
           </w:tcPr>
           <w:p>
             <w:pPr>
-              <w:spacing w:after="0" w:line="250"/>
+              <w:spacing w:after="0" w:line="250" w:lineRule="exact"/>
             </w:pPr>
             <w:r>
               <w:rPr>
@@ -6454,7 +6454,7 @@
           </w:tcPr>
           <w:p>
             <w:pPr>
-              <w:spacing w:after="0" w:line="250"/>
+              <w:spacing w:after="0" w:line="250" w:lineRule="exact"/>
             </w:pPr>
             <w:r>
               <w:rPr>
@@ -6482,7 +6482,7 @@
           </w:tcPr>
           <w:p>
             <w:pPr>
-              <w:spacing w:after="0" w:line="250"/>
+              <w:spacing w:after="0" w:line="250" w:lineRule="exact"/>
             </w:pPr>
             <w:r>
               <w:rPr>
@@ -6510,7 +6510,7 @@
           </w:tcPr>
           <w:p>
             <w:pPr>
-              <w:spacing w:after="0" w:line="250"/>
+              <w:spacing w:after="0" w:line="250" w:lineRule="exact"/>
             </w:pPr>
             <w:r>
               <w:rPr>
@@ -6544,7 +6544,7 @@
           </w:tcPr>
           <w:p>
             <w:pPr>
-              <w:spacing w:after="0" w:line="250"/>
+              <w:spacing w:after="0" w:line="250" w:lineRule="exact"/>
             </w:pPr>
             <w:r>
               <w:rPr>
@@ -6572,7 +6572,7 @@
           </w:tcPr>
           <w:p>
             <w:pPr>
-              <w:spacing w:after="0" w:line="250"/>
+              <w:spacing w:after="0" w:line="250" w:lineRule="exact"/>
             </w:pPr>
             <w:r>
               <w:rPr>
@@ -6600,7 +6600,7 @@
           </w:tcPr>
           <w:p>
             <w:pPr>
-              <w:spacing w:after="0" w:line="250"/>
+              <w:spacing w:after="0" w:line="250" w:lineRule="exact"/>
             </w:pPr>
             <w:r>
               <w:rPr>
@@ -6628,7 +6628,7 @@
           </w:tcPr>
           <w:p>
             <w:pPr>
-              <w:spacing w:after="0" w:line="250"/>
+              <w:spacing w:after="0" w:line="250" w:lineRule="exact"/>
             </w:pPr>
             <w:r>
               <w:rPr>
@@ -6656,7 +6656,7 @@
           </w:tcPr>
           <w:p>
             <w:pPr>
-              <w:spacing w:after="0" w:line="250"/>
+              <w:spacing w:after="0" w:line="250" w:lineRule="exact"/>
             </w:pPr>
             <w:r>
               <w:rPr>
@@ -6690,7 +6690,7 @@
           </w:tcPr>
           <w:p>
             <w:pPr>
-              <w:spacing w:after="0" w:line="250"/>
+              <w:spacing w:after="0" w:line="250" w:lineRule="exact"/>
             </w:pPr>
             <w:r>
               <w:rPr>
@@ -6718,7 +6718,7 @@
           </w:tcPr>
           <w:p>
             <w:pPr>
-              <w:spacing w:after="0" w:line="250"/>
+              <w:spacing w:after="0" w:line="250" w:lineRule="exact"/>
             </w:pPr>
             <w:r>
               <w:rPr>
@@ -6746,7 +6746,7 @@
           </w:tcPr>
           <w:p>
             <w:pPr>
-              <w:spacing w:after="0" w:line="250"/>
+              <w:spacing w:after="0" w:line="250" w:lineRule="exact"/>
             </w:pPr>
             <w:r>
               <w:rPr>
@@ -6774,7 +6774,7 @@
           </w:tcPr>
           <w:p>
             <w:pPr>
-              <w:spacing w:after="0" w:line="250"/>
+              <w:spacing w:after="0" w:line="250" w:lineRule="exact"/>
             </w:pPr>
             <w:r>
               <w:rPr>
@@ -6802,7 +6802,7 @@
           </w:tcPr>
           <w:p>
             <w:pPr>
-              <w:spacing w:after="0" w:line="250"/>
+              <w:spacing w:after="0" w:line="250" w:lineRule="exact"/>
             </w:pPr>
             <w:r>
               <w:rPr>
@@ -6836,7 +6836,7 @@
           </w:tcPr>
           <w:p>
             <w:pPr>
-              <w:spacing w:after="0" w:line="250"/>
+              <w:spacing w:after="0" w:line="250" w:lineRule="exact"/>
             </w:pPr>
             <w:r>
               <w:rPr>
@@ -6864,7 +6864,7 @@
           </w:tcPr>
           <w:p>
             <w:pPr>
-              <w:spacing w:after="0" w:line="250"/>
+              <w:spacing w:after="0" w:line="250" w:lineRule="exact"/>
             </w:pPr>
             <w:r>
               <w:rPr>
@@ -6892,7 +6892,7 @@
           </w:tcPr>
           <w:p>
             <w:pPr>
-              <w:spacing w:after="0" w:line="250"/>
+              <w:spacing w:after="0" w:line="250" w:lineRule="exact"/>
             </w:pPr>
             <w:r>
               <w:rPr>
@@ -6920,7 +6920,7 @@
           </w:tcPr>
           <w:p>
             <w:pPr>
-              <w:spacing w:after="0" w:line="250"/>
+              <w:spacing w:after="0" w:line="250" w:lineRule="exact"/>
             </w:pPr>
             <w:r>
               <w:rPr>
@@ -6948,7 +6948,7 @@
           </w:tcPr>
           <w:p>
             <w:pPr>
-              <w:spacing w:after="0" w:line="250"/>
+              <w:spacing w:after="0" w:line="250" w:lineRule="exact"/>
             </w:pPr>
             <w:r>
               <w:rPr>
@@ -6982,7 +6982,7 @@
           </w:tcPr>
           <w:p>
             <w:pPr>
-              <w:spacing w:after="0" w:line="250"/>
+              <w:spacing w:after="0" w:line="250" w:lineRule="exact"/>
             </w:pPr>
             <w:r>
               <w:rPr>
@@ -7010,7 +7010,7 @@
           </w:tcPr>
           <w:p>
             <w:pPr>
-              <w:spacing w:after="0" w:line="250"/>
+              <w:spacing w:after="0" w:line="250" w:lineRule="exact"/>
             </w:pPr>
             <w:r>
               <w:rPr>
@@ -7038,7 +7038,7 @@
           </w:tcPr>
           <w:p>
             <w:pPr>
-              <w:spacing w:after="0" w:line="250"/>
+              <w:spacing w:after="0" w:line="250" w:lineRule="exact"/>
             </w:pPr>
             <w:r>
               <w:rPr>
@@ -7066,7 +7066,7 @@
           </w:tcPr>
           <w:p>
             <w:pPr>
-              <w:spacing w:after="0" w:line="250"/>
+              <w:spacing w:after="0" w:line="250" w:lineRule="exact"/>
             </w:pPr>
             <w:r>
               <w:rPr>
@@ -7094,7 +7094,7 @@
           </w:tcPr>
           <w:p>
             <w:pPr>
-              <w:spacing w:after="0" w:line="250"/>
+              <w:spacing w:after="0" w:line="250" w:lineRule="exact"/>
             </w:pPr>
             <w:r>
               <w:rPr>
@@ -7128,7 +7128,7 @@
           </w:tcPr>
           <w:p>
             <w:pPr>
-              <w:spacing w:after="0" w:line="250"/>
+              <w:spacing w:after="0" w:line="250" w:lineRule="exact"/>
             </w:pPr>
             <w:r>
               <w:rPr>
@@ -7156,7 +7156,7 @@
           </w:tcPr>
           <w:p>
             <w:pPr>
-              <w:spacing w:after="0" w:line="250"/>
+              <w:spacing w:after="0" w:line="250" w:lineRule="exact"/>
             </w:pPr>
             <w:r>
               <w:rPr>
@@ -7184,7 +7184,7 @@
           </w:tcPr>
           <w:p>
             <w:pPr>
-              <w:spacing w:after="0" w:line="250"/>
+              <w:spacing w:after="0" w:line="250" w:lineRule="exact"/>
             </w:pPr>
             <w:r>
               <w:rPr>
@@ -7212,7 +7212,7 @@
           </w:tcPr>
           <w:p>
             <w:pPr>
-              <w:spacing w:after="0" w:line="250"/>
+              <w:spacing w:after="0" w:line="250" w:lineRule="exact"/>
             </w:pPr>
             <w:r>
               <w:rPr>
@@ -7240,7 +7240,7 @@
           </w:tcPr>
           <w:p>
             <w:pPr>
-              <w:spacing w:after="0" w:line="250"/>
+              <w:spacing w:after="0" w:line="250" w:lineRule="exact"/>
             </w:pPr>
             <w:r>
               <w:rPr>
@@ -7274,7 +7274,7 @@
           </w:tcPr>
           <w:p>
             <w:pPr>
-              <w:spacing w:after="0" w:line="250"/>
+              <w:spacing w:after="0" w:line="250" w:lineRule="exact"/>
             </w:pPr>
             <w:r>
               <w:rPr>
@@ -7302,7 +7302,7 @@
           </w:tcPr>
           <w:p>
             <w:pPr>
-              <w:spacing w:after="0" w:line="250"/>
+              <w:spacing w:after="0" w:line="250" w:lineRule="exact"/>
             </w:pPr>
             <w:r>
               <w:rPr>
@@ -7330,7 +7330,7 @@
           </w:tcPr>
           <w:p>
             <w:pPr>
-              <w:spacing w:after="0" w:line="250"/>
+              <w:spacing w:after="0" w:line="250" w:lineRule="exact"/>
             </w:pPr>
             <w:r>
               <w:rPr>
@@ -7358,7 +7358,7 @@
           </w:tcPr>
           <w:p>
             <w:pPr>
-              <w:spacing w:after="0" w:line="250"/>
+              <w:spacing w:after="0" w:line="250" w:lineRule="exact"/>
             </w:pPr>
             <w:r>
               <w:rPr>
@@ -7386,7 +7386,7 @@
           </w:tcPr>
           <w:p>
             <w:pPr>
-              <w:spacing w:after="0" w:line="250"/>
+              <w:spacing w:after="0" w:line="250" w:lineRule="exact"/>
             </w:pPr>
             <w:r>
               <w:rPr>
@@ -7420,7 +7420,7 @@
           </w:tcPr>
           <w:p>
             <w:pPr>
-              <w:spacing w:after="0" w:line="250"/>
+              <w:spacing w:after="0" w:line="250" w:lineRule="exact"/>
             </w:pPr>
             <w:r>
               <w:rPr>
@@ -7448,7 +7448,7 @@
           </w:tcPr>
           <w:p>
             <w:pPr>
-              <w:spacing w:after="0" w:line="250"/>
+              <w:spacing w:after="0" w:line="250" w:lineRule="exact"/>
             </w:pPr>
             <w:r>
               <w:rPr>
@@ -7476,7 +7476,7 @@
           </w:tcPr>
           <w:p>
             <w:pPr>
-              <w:spacing w:after="0" w:line="250"/>
+              <w:spacing w:after="0" w:line="250" w:lineRule="exact"/>
             </w:pPr>
             <w:r>
               <w:rPr>
@@ -7504,7 +7504,7 @@
           </w:tcPr>
           <w:p>
             <w:pPr>
-              <w:spacing w:after="0" w:line="250"/>
+              <w:spacing w:after="0" w:line="250" w:lineRule="exact"/>
             </w:pPr>
             <w:r>
               <w:rPr>
@@ -7532,7 +7532,7 @@
           </w:tcPr>
           <w:p>
             <w:pPr>
-              <w:spacing w:after="0" w:line="250"/>
+              <w:spacing w:after="0" w:line="250" w:lineRule="exact"/>
             </w:pPr>
             <w:r>
               <w:rPr>
@@ -7566,7 +7566,7 @@
           </w:tcPr>
           <w:p>
             <w:pPr>
-              <w:spacing w:after="0" w:line="250"/>
+              <w:spacing w:after="0" w:line="250" w:lineRule="exact"/>
             </w:pPr>
             <w:r>
               <w:rPr>
@@ -7594,7 +7594,7 @@
           </w:tcPr>
           <w:p>
             <w:pPr>
-              <w:spacing w:after="0" w:line="250"/>
+              <w:spacing w:after="0" w:line="250" w:lineRule="exact"/>
             </w:pPr>
             <w:r>
               <w:rPr>
@@ -7622,7 +7622,7 @@
           </w:tcPr>
           <w:p>
             <w:pPr>
-              <w:spacing w:after="0" w:line="250"/>
+              <w:spacing w:after="0" w:line="250" w:lineRule="exact"/>
             </w:pPr>
             <w:r>
               <w:rPr>
@@ -7650,7 +7650,7 @@
           </w:tcPr>
           <w:p>
             <w:pPr>
-              <w:spacing w:after="0" w:line="250"/>
+              <w:spacing w:after="0" w:line="250" w:lineRule="exact"/>
             </w:pPr>
             <w:r>
               <w:rPr>
@@ -7678,7 +7678,7 @@
           </w:tcPr>
           <w:p>
             <w:pPr>
-              <w:spacing w:after="0" w:line="250"/>
+              <w:spacing w:after="0" w:line="250" w:lineRule="exact"/>
             </w:pPr>
             <w:r>
               <w:rPr>
@@ -7712,7 +7712,7 @@
           </w:tcPr>
           <w:p>
             <w:pPr>
-              <w:spacing w:after="0" w:line="250"/>
+              <w:spacing w:after="0" w:line="250" w:lineRule="exact"/>
             </w:pPr>
             <w:r>
               <w:rPr>
@@ -7740,7 +7740,7 @@
           </w:tcPr>
           <w:p>
             <w:pPr>
-              <w:spacing w:after="0" w:line="250"/>
+              <w:spacing w:after="0" w:line="250" w:lineRule="exact"/>
             </w:pPr>
             <w:r>
               <w:rPr>
@@ -7768,7 +7768,7 @@
           </w:tcPr>
           <w:p>
             <w:pPr>
-              <w:spacing w:after="0" w:line="250"/>
+              <w:spacing w:after="0" w:line="250" w:lineRule="exact"/>
             </w:pPr>
             <w:r>
               <w:rPr>
@@ -7796,7 +7796,7 @@
           </w:tcPr>
           <w:p>
             <w:pPr>
-              <w:spacing w:after="0" w:line="250"/>
+              <w:spacing w:after="0" w:line="250" w:lineRule="exact"/>
             </w:pPr>
             <w:r>
               <w:rPr>
@@ -7824,7 +7824,7 @@
           </w:tcPr>
           <w:p>
             <w:pPr>
-              <w:spacing w:after="0" w:line="250"/>
+              <w:spacing w:after="0" w:line="250" w:lineRule="exact"/>
             </w:pPr>
             <w:r>
               <w:rPr>
@@ -7858,7 +7858,7 @@
           </w:tcPr>
           <w:p>
             <w:pPr>
-              <w:spacing w:after="0" w:line="250"/>
+              <w:spacing w:after="0" w:line="250" w:lineRule="exact"/>
             </w:pPr>
             <w:r>
               <w:rPr>
@@ -7886,7 +7886,7 @@
           </w:tcPr>
           <w:p>
             <w:pPr>
-              <w:spacing w:after="0" w:line="250"/>
+              <w:spacing w:after="0" w:line="250" w:lineRule="exact"/>
             </w:pPr>
             <w:r>
               <w:rPr>
@@ -7914,7 +7914,7 @@
           </w:tcPr>
           <w:p>
             <w:pPr>
-              <w:spacing w:after="0" w:line="250"/>
+              <w:spacing w:after="0" w:line="250" w:lineRule="exact"/>
             </w:pPr>
             <w:r>
               <w:rPr>
@@ -7942,7 +7942,7 @@
           </w:tcPr>
           <w:p>
             <w:pPr>
-              <w:spacing w:after="0" w:line="250"/>
+              <w:spacing w:after="0" w:line="250" w:lineRule="exact"/>
             </w:pPr>
             <w:r>
               <w:rPr>
@@ -7970,7 +7970,7 @@
           </w:tcPr>
           <w:p>
             <w:pPr>
-              <w:spacing w:after="0" w:line="250"/>
+              <w:spacing w:after="0" w:line="250" w:lineRule="exact"/>
             </w:pPr>
             <w:r>
               <w:rPr>
@@ -8004,7 +8004,7 @@
           </w:tcPr>
           <w:p>
             <w:pPr>
-              <w:spacing w:after="0" w:line="250"/>
+              <w:spacing w:after="0" w:line="250" w:lineRule="exact"/>
             </w:pPr>
             <w:r>
               <w:rPr>
@@ -8032,7 +8032,7 @@
           </w:tcPr>
           <w:p>
             <w:pPr>
-              <w:spacing w:after="0" w:line="250"/>
+              <w:spacing w:after="0" w:line="250" w:lineRule="exact"/>
             </w:pPr>
             <w:r>
               <w:rPr>
@@ -8060,7 +8060,7 @@
           </w:tcPr>
           <w:p>
             <w:pPr>
-              <w:spacing w:after="0" w:line="250"/>
+              <w:spacing w:after="0" w:line="250" w:lineRule="exact"/>
             </w:pPr>
             <w:r>
               <w:rPr>
@@ -8088,7 +8088,7 @@
           </w:tcPr>
           <w:p>
             <w:pPr>
-              <w:spacing w:after="0" w:line="250"/>
+              <w:spacing w:after="0" w:line="250" w:lineRule="exact"/>
             </w:pPr>
             <w:r>
               <w:rPr>
@@ -8116,7 +8116,7 @@
           </w:tcPr>
           <w:p>
             <w:pPr>
-              <w:spacing w:after="0" w:line="250"/>
+              <w:spacing w:after="0" w:line="250" w:lineRule="exact"/>
             </w:pPr>
             <w:r>
               <w:rPr>
@@ -8150,7 +8150,7 @@
           </w:tcPr>
           <w:p>
             <w:pPr>
-              <w:spacing w:after="0" w:line="250"/>
+              <w:spacing w:after="0" w:line="250" w:lineRule="exact"/>
             </w:pPr>
             <w:r>
               <w:rPr>
@@ -8178,7 +8178,7 @@
           </w:tcPr>
           <w:p>
             <w:pPr>
-              <w:spacing w:after="0" w:line="250"/>
+              <w:spacing w:after="0" w:line="250" w:lineRule="exact"/>
             </w:pPr>
             <w:r>
               <w:rPr>
@@ -8206,7 +8206,7 @@
           </w:tcPr>
           <w:p>
             <w:pPr>
-              <w:spacing w:after="0" w:line="250"/>
+              <w:spacing w:after="0" w:line="250" w:lineRule="exact"/>
             </w:pPr>
             <w:r>
               <w:rPr>
@@ -8234,7 +8234,7 @@
           </w:tcPr>
           <w:p>
             <w:pPr>
-              <w:spacing w:after="0" w:line="250"/>
+              <w:spacing w:after="0" w:line="250" w:lineRule="exact"/>
             </w:pPr>
             <w:r>
               <w:rPr>
@@ -8262,7 +8262,7 @@
           </w:tcPr>
           <w:p>
             <w:pPr>
-              <w:spacing w:after="0" w:line="250"/>
+              <w:spacing w:after="0" w:line="250" w:lineRule="exact"/>
             </w:pPr>
             <w:r>
               <w:rPr>
@@ -8296,7 +8296,7 @@
           </w:tcPr>
           <w:p>
             <w:pPr>
-              <w:spacing w:after="0" w:line="250"/>
+              <w:spacing w:after="0" w:line="250" w:lineRule="exact"/>
             </w:pPr>
             <w:r>
               <w:rPr>
@@ -8324,7 +8324,7 @@
           </w:tcPr>
           <w:p>
             <w:pPr>
-              <w:spacing w:after="0" w:line="250"/>
+              <w:spacing w:after="0" w:line="250" w:lineRule="exact"/>
             </w:pPr>
             <w:r>
               <w:rPr>
@@ -8352,7 +8352,7 @@
           </w:tcPr>
           <w:p>
             <w:pPr>
-              <w:spacing w:after="0" w:line="250"/>
+              <w:spacing w:after="0" w:line="250" w:lineRule="exact"/>
             </w:pPr>
             <w:r>
               <w:rPr>
@@ -8380,7 +8380,7 @@
           </w:tcPr>
           <w:p>
             <w:pPr>
-              <w:spacing w:after="0" w:line="250"/>
+              <w:spacing w:after="0" w:line="250" w:lineRule="exact"/>
             </w:pPr>
             <w:r>
               <w:rPr>
@@ -8408,7 +8408,7 @@
           </w:tcPr>
           <w:p>
             <w:pPr>
-              <w:spacing w:after="0" w:line="250"/>
+              <w:spacing w:after="0" w:line="250" w:lineRule="exact"/>
             </w:pPr>
             <w:r>
               <w:rPr>
@@ -8442,7 +8442,7 @@
           </w:tcPr>
           <w:p>
             <w:pPr>
-              <w:spacing w:after="0" w:line="250"/>
+              <w:spacing w:after="0" w:line="250" w:lineRule="exact"/>
             </w:pPr>
             <w:r>
               <w:rPr>
@@ -8470,7 +8470,7 @@
           </w:tcPr>
           <w:p>
             <w:pPr>
-              <w:spacing w:after="0" w:line="250"/>
+              <w:spacing w:after="0" w:line="250" w:lineRule="exact"/>
             </w:pPr>
             <w:r>
               <w:rPr>
@@ -8498,7 +8498,7 @@
           </w:tcPr>
           <w:p>
             <w:pPr>
-              <w:spacing w:after="0" w:line="250"/>
+              <w:spacing w:after="0" w:line="250" w:lineRule="exact"/>
             </w:pPr>
             <w:r>
               <w:rPr>
@@ -8526,7 +8526,7 @@
           </w:tcPr>
           <w:p>
             <w:pPr>
-              <w:spacing w:after="0" w:line="250"/>
+              <w:spacing w:after="0" w:line="250" w:lineRule="exact"/>
             </w:pPr>
             <w:r>
               <w:rPr>
@@ -8554,7 +8554,7 @@
           </w:tcPr>
           <w:p>
             <w:pPr>
-              <w:spacing w:after="0" w:line="250"/>
+              <w:spacing w:after="0" w:line="250" w:lineRule="exact"/>
             </w:pPr>
             <w:r>
               <w:rPr>
@@ -8588,7 +8588,7 @@
           </w:tcPr>
           <w:p>
             <w:pPr>
-              <w:spacing w:after="0" w:line="250"/>
+              <w:spacing w:after="0" w:line="250" w:lineRule="exact"/>
             </w:pPr>
             <w:r>
               <w:rPr>
@@ -8616,7 +8616,7 @@
           </w:tcPr>
           <w:p>
             <w:pPr>
-              <w:spacing w:after="0" w:line="250"/>
+              <w:spacing w:after="0" w:line="250" w:lineRule="exact"/>
             </w:pPr>
             <w:r>
               <w:rPr>
@@ -8644,7 +8644,7 @@
           </w:tcPr>
           <w:p>
             <w:pPr>
-              <w:spacing w:after="0" w:line="250"/>
+              <w:spacing w:after="0" w:line="250" w:lineRule="exact"/>
             </w:pPr>
             <w:r>
               <w:rPr>
@@ -8672,7 +8672,7 @@
           </w:tcPr>
           <w:p>
             <w:pPr>
-              <w:spacing w:after="0" w:line="250"/>
+              <w:spacing w:after="0" w:line="250" w:lineRule="exact"/>
             </w:pPr>
             <w:r>
               <w:rPr>
@@ -8700,7 +8700,7 @@
           </w:tcPr>
           <w:p>
             <w:pPr>
-              <w:spacing w:after="0" w:line="250"/>
+              <w:spacing w:after="0" w:line="250" w:lineRule="exact"/>
             </w:pPr>
             <w:r>
               <w:rPr>
@@ -8734,7 +8734,7 @@
           </w:tcPr>
           <w:p>
             <w:pPr>
-              <w:spacing w:after="0" w:line="250"/>
+              <w:spacing w:after="0" w:line="250" w:lineRule="exact"/>
             </w:pPr>
             <w:r>
               <w:rPr>
@@ -8762,7 +8762,7 @@
           </w:tcPr>
           <w:p>
             <w:pPr>
-              <w:spacing w:after="0" w:line="250"/>
+              <w:spacing w:after="0" w:line="250" w:lineRule="exact"/>
             </w:pPr>
             <w:r>
               <w:rPr>
@@ -8790,7 +8790,7 @@
           </w:tcPr>
           <w:p>
             <w:pPr>
-              <w:spacing w:after="0" w:line="250"/>
+              <w:spacing w:after="0" w:line="250" w:lineRule="exact"/>
             </w:pPr>
             <w:r>
               <w:rPr>
@@ -8818,7 +8818,7 @@
           </w:tcPr>
           <w:p>
             <w:pPr>
-              <w:spacing w:after="0" w:line="250"/>
+              <w:spacing w:after="0" w:line="250" w:lineRule="exact"/>
             </w:pPr>
             <w:r>
               <w:rPr>
@@ -8846,7 +8846,7 @@
           </w:tcPr>
           <w:p>
             <w:pPr>
-              <w:spacing w:after="0" w:line="250"/>
+              <w:spacing w:after="0" w:line="250" w:lineRule="exact"/>
             </w:pPr>
             <w:r>
               <w:rPr>
@@ -8880,7 +8880,7 @@
           </w:tcPr>
           <w:p>
             <w:pPr>
-              <w:spacing w:after="0" w:line="250"/>
+              <w:spacing w:after="0" w:line="250" w:lineRule="exact"/>
             </w:pPr>
             <w:r>
               <w:rPr>
@@ -8908,7 +8908,7 @@
           </w:tcPr>
           <w:p>
             <w:pPr>
-              <w:spacing w:after="0" w:line="250"/>
+              <w:spacing w:after="0" w:line="250" w:lineRule="exact"/>
             </w:pPr>
             <w:r>
               <w:rPr>
@@ -8936,7 +8936,7 @@
           </w:tcPr>
           <w:p>
             <w:pPr>
-              <w:spacing w:after="0" w:line="250"/>
+              <w:spacing w:after="0" w:line="250" w:lineRule="exact"/>
             </w:pPr>
             <w:r>
               <w:rPr>
@@ -8964,7 +8964,7 @@
           </w:tcPr>
           <w:p>
             <w:pPr>
-              <w:spacing w:after="0" w:line="250"/>
+              <w:spacing w:after="0" w:line="250" w:lineRule="exact"/>
             </w:pPr>
             <w:r>
               <w:rPr>
@@ -8992,7 +8992,7 @@
           </w:tcPr>
           <w:p>
             <w:pPr>
-              <w:spacing w:after="0" w:line="250"/>
+              <w:spacing w:after="0" w:line="250" w:lineRule="exact"/>
             </w:pPr>
             <w:r>
               <w:rPr>
@@ -9026,7 +9026,7 @@
           </w:tcPr>
           <w:p>
             <w:pPr>
-              <w:spacing w:after="0" w:line="250"/>
+              <w:spacing w:after="0" w:line="250" w:lineRule="exact"/>
             </w:pPr>
             <w:r>
               <w:rPr>
@@ -9054,7 +9054,7 @@
           </w:tcPr>
           <w:p>
             <w:pPr>
-              <w:spacing w:after="0" w:line="250"/>
+              <w:spacing w:after="0" w:line="250" w:lineRule="exact"/>
             </w:pPr>
             <w:r>
               <w:rPr>
@@ -9082,7 +9082,7 @@
           </w:tcPr>
           <w:p>
             <w:pPr>
-              <w:spacing w:after="0" w:line="250"/>
+              <w:spacing w:after="0" w:line="250" w:lineRule="exact"/>
             </w:pPr>
             <w:r>
               <w:rPr>
@@ -9110,7 +9110,7 @@
           </w:tcPr>
           <w:p>
             <w:pPr>
-              <w:spacing w:after="0" w:line="250"/>
+              <w:spacing w:after="0" w:line="250" w:lineRule="exact"/>
             </w:pPr>
             <w:r>
               <w:rPr>
@@ -9138,7 +9138,7 @@
           </w:tcPr>
           <w:p>
             <w:pPr>
-              <w:spacing w:after="0" w:line="250"/>
+              <w:spacing w:after="0" w:line="250" w:lineRule="exact"/>
             </w:pPr>
             <w:r>
               <w:rPr>
@@ -9172,7 +9172,7 @@
           </w:tcPr>
           <w:p>
             <w:pPr>
-              <w:spacing w:after="0" w:line="250"/>
+              <w:spacing w:after="0" w:line="250" w:lineRule="exact"/>
             </w:pPr>
             <w:r>
               <w:rPr>
@@ -9200,7 +9200,7 @@
           </w:tcPr>
           <w:p>
             <w:pPr>
-              <w:spacing w:after="0" w:line="250"/>
+              <w:spacing w:after="0" w:line="250" w:lineRule="exact"/>
             </w:pPr>
             <w:r>
               <w:rPr>
@@ -9228,7 +9228,7 @@
           </w:tcPr>
           <w:p>
             <w:pPr>
-              <w:spacing w:after="0" w:line="250"/>
+              <w:spacing w:after="0" w:line="250" w:lineRule="exact"/>
             </w:pPr>
             <w:r>
               <w:rPr>
@@ -9256,7 +9256,7 @@
           </w:tcPr>
           <w:p>
             <w:pPr>
-              <w:spacing w:after="0" w:line="250"/>
+              <w:spacing w:after="0" w:line="250" w:lineRule="exact"/>
             </w:pPr>
             <w:r>
               <w:rPr>
@@ -9284,7 +9284,7 @@
           </w:tcPr>
           <w:p>
             <w:pPr>
-              <w:spacing w:after="0" w:line="250"/>
+              <w:spacing w:after="0" w:line="250" w:lineRule="exact"/>
             </w:pPr>
             <w:r>
               <w:rPr>
@@ -9318,7 +9318,7 @@
           </w:tcPr>
           <w:p>
             <w:pPr>
-              <w:spacing w:after="0" w:line="250"/>
+              <w:spacing w:after="0" w:line="250" w:lineRule="exact"/>
             </w:pPr>
             <w:r>
               <w:rPr>
@@ -9346,7 +9346,7 @@
           </w:tcPr>
           <w:p>
             <w:pPr>
-              <w:spacing w:after="0" w:line="250"/>
+              <w:spacing w:after="0" w:line="250" w:lineRule="exact"/>
             </w:pPr>
             <w:r>
               <w:rPr>
@@ -9374,7 +9374,7 @@
           </w:tcPr>
           <w:p>
             <w:pPr>
-              <w:spacing w:after="0" w:line="250"/>
+              <w:spacing w:after="0" w:line="250" w:lineRule="exact"/>
             </w:pPr>
             <w:r>
               <w:rPr>
@@ -9402,7 +9402,7 @@
           </w:tcPr>
           <w:p>
             <w:pPr>
-              <w:spacing w:after="0" w:line="250"/>
+              <w:spacing w:after="0" w:line="250" w:lineRule="exact"/>
             </w:pPr>
             <w:r>
               <w:rPr>
@@ -9430,7 +9430,7 @@
           </w:tcPr>
           <w:p>
             <w:pPr>
-              <w:spacing w:after="0" w:line="250"/>
+              <w:spacing w:after="0" w:line="250" w:lineRule="exact"/>
             </w:pPr>
             <w:r>
               <w:rPr>
@@ -9464,7 +9464,7 @@
           </w:tcPr>
           <w:p>
             <w:pPr>
-              <w:spacing w:after="0" w:line="250"/>
+              <w:spacing w:after="0" w:line="250" w:lineRule="exact"/>
             </w:pPr>
             <w:r>
               <w:rPr>
@@ -9492,7 +9492,7 @@
           </w:tcPr>
           <w:p>
             <w:pPr>
-              <w:spacing w:after="0" w:line="250"/>
+              <w:spacing w:after="0" w:line="250" w:lineRule="exact"/>
             </w:pPr>
             <w:r>
               <w:rPr>
@@ -9520,7 +9520,7 @@
           </w:tcPr>
           <w:p>
             <w:pPr>
-              <w:spacing w:after="0" w:line="250"/>
+              <w:spacing w:after="0" w:line="250" w:lineRule="exact"/>
             </w:pPr>
             <w:r>
               <w:rPr>
@@ -9548,7 +9548,7 @@
           </w:tcPr>
           <w:p>
             <w:pPr>
-              <w:spacing w:after="0" w:line="250"/>
+              <w:spacing w:after="0" w:line="250" w:lineRule="exact"/>
             </w:pPr>
             <w:r>
               <w:rPr>
@@ -9576,7 +9576,7 @@
           </w:tcPr>
           <w:p>
             <w:pPr>
-              <w:spacing w:after="0" w:line="250"/>
+              <w:spacing w:after="0" w:line="250" w:lineRule="exact"/>
             </w:pPr>
             <w:r>
               <w:rPr>
@@ -9610,7 +9610,7 @@
           </w:tcPr>
           <w:p>
             <w:pPr>
-              <w:spacing w:after="0" w:line="250"/>
+              <w:spacing w:after="0" w:line="250" w:lineRule="exact"/>
             </w:pPr>
             <w:r>
               <w:rPr>
@@ -9638,7 +9638,7 @@
           </w:tcPr>
           <w:p>
             <w:pPr>
-              <w:spacing w:after="0" w:line="250"/>
+              <w:spacing w:after="0" w:line="250" w:lineRule="exact"/>
             </w:pPr>
             <w:r>
               <w:rPr>
@@ -9666,7 +9666,7 @@
           </w:tcPr>
           <w:p>
             <w:pPr>
-              <w:spacing w:after="0" w:line="250"/>
+              <w:spacing w:after="0" w:line="250" w:lineRule="exact"/>
             </w:pPr>
             <w:r>
               <w:rPr>
@@ -9694,7 +9694,7 @@
           </w:tcPr>
           <w:p>
             <w:pPr>
-              <w:spacing w:after="0" w:line="250"/>
+              <w:spacing w:after="0" w:line="250" w:lineRule="exact"/>
             </w:pPr>
             <w:r>
               <w:rPr>
@@ -9722,7 +9722,7 @@
           </w:tcPr>
           <w:p>
             <w:pPr>
-              <w:spacing w:after="0" w:line="250"/>
+              <w:spacing w:after="0" w:line="250" w:lineRule="exact"/>
             </w:pPr>
             <w:r>
               <w:rPr>
@@ -9756,7 +9756,7 @@
           </w:tcPr>
           <w:p>
             <w:pPr>
-              <w:spacing w:after="0" w:line="250"/>
+              <w:spacing w:after="0" w:line="250" w:lineRule="exact"/>
             </w:pPr>
             <w:r>
               <w:rPr>
@@ -9784,7 +9784,7 @@
           </w:tcPr>
           <w:p>
             <w:pPr>
-              <w:spacing w:after="0" w:line="250"/>
+              <w:spacing w:after="0" w:line="250" w:lineRule="exact"/>
             </w:pPr>
             <w:r>
               <w:rPr>
@@ -9812,7 +9812,7 @@
           </w:tcPr>
           <w:p>
             <w:pPr>
-              <w:spacing w:after="0" w:line="250"/>
+              <w:spacing w:after="0" w:line="250" w:lineRule="exact"/>
             </w:pPr>
             <w:r>
               <w:rPr>
@@ -9840,7 +9840,7 @@
           </w:tcPr>
           <w:p>
             <w:pPr>
-              <w:spacing w:after="0" w:line="250"/>
+              <w:spacing w:after="0" w:line="250" w:lineRule="exact"/>
             </w:pPr>
             <w:r>
               <w:rPr>
@@ -9868,7 +9868,7 @@
           </w:tcPr>
           <w:p>
             <w:pPr>
-              <w:spacing w:after="0" w:line="250"/>
+              <w:spacing w:after="0" w:line="250" w:lineRule="exact"/>
             </w:pPr>
             <w:r>
               <w:rPr>
@@ -9902,7 +9902,7 @@
           </w:tcPr>
           <w:p>
             <w:pPr>
-              <w:spacing w:after="0" w:line="250"/>
+              <w:spacing w:after="0" w:line="250" w:lineRule="exact"/>
             </w:pPr>
             <w:r>
               <w:rPr>
@@ -9930,7 +9930,7 @@
           </w:tcPr>
           <w:p>
             <w:pPr>
-              <w:spacing w:after="0" w:line="250"/>
+              <w:spacing w:after="0" w:line="250" w:lineRule="exact"/>
             </w:pPr>
             <w:r>
               <w:rPr>
@@ -9958,7 +9958,7 @@
           </w:tcPr>
           <w:p>
             <w:pPr>
-              <w:spacing w:after="0" w:line="250"/>
+              <w:spacing w:after="0" w:line="250" w:lineRule="exact"/>
             </w:pPr>
             <w:r>
               <w:rPr>
@@ -9986,7 +9986,7 @@
           </w:tcPr>
           <w:p>
             <w:pPr>
-              <w:spacing w:after="0" w:line="250"/>
+              <w:spacing w:after="0" w:line="250" w:lineRule="exact"/>
             </w:pPr>
             <w:r>
               <w:rPr>
@@ -10014,7 +10014,7 @@
           </w:tcPr>
           <w:p>
             <w:pPr>
-              <w:spacing w:after="0" w:line="250"/>
+              <w:spacing w:after="0" w:line="250" w:lineRule="exact"/>
             </w:pPr>
             <w:r>
               <w:rPr>
@@ -10048,7 +10048,7 @@
           </w:tcPr>
           <w:p>
             <w:pPr>
-              <w:spacing w:after="0" w:line="250"/>
+              <w:spacing w:after="0" w:line="250" w:lineRule="exact"/>
             </w:pPr>
             <w:r>
               <w:rPr>
@@ -10076,7 +10076,7 @@
           </w:tcPr>
           <w:p>
             <w:pPr>
-              <w:spacing w:after="0" w:line="250"/>
+              <w:spacing w:after="0" w:line="250" w:lineRule="exact"/>
             </w:pPr>
             <w:r>
               <w:rPr>
@@ -10104,7 +10104,7 @@
           </w:tcPr>
           <w:p>
             <w:pPr>
-              <w:spacing w:after="0" w:line="250"/>
+              <w:spacing w:after="0" w:line="250" w:lineRule="exact"/>
             </w:pPr>
             <w:r>
               <w:rPr>
@@ -10132,7 +10132,7 @@
           </w:tcPr>
           <w:p>
             <w:pPr>
-              <w:spacing w:after="0" w:line="250"/>
+              <w:spacing w:after="0" w:line="250" w:lineRule="exact"/>
             </w:pPr>
             <w:r>
               <w:rPr>
@@ -10160,7 +10160,7 @@
           </w:tcPr>
           <w:p>
             <w:pPr>
-              <w:spacing w:after="0" w:line="250"/>
+              <w:spacing w:after="0" w:line="250" w:lineRule="exact"/>
             </w:pPr>
             <w:r>
               <w:rPr>
@@ -10194,7 +10194,7 @@
           </w:tcPr>
           <w:p>
             <w:pPr>
-              <w:spacing w:after="0" w:line="250"/>
+              <w:spacing w:after="0" w:line="250" w:lineRule="exact"/>
             </w:pPr>
             <w:r>
               <w:rPr>
@@ -10222,7 +10222,7 @@
           </w:tcPr>
           <w:p>
             <w:pPr>
-              <w:spacing w:after="0" w:line="250"/>
+              <w:spacing w:after="0" w:line="250" w:lineRule="exact"/>
             </w:pPr>
             <w:r>
               <w:rPr>
@@ -10250,7 +10250,7 @@
           </w:tcPr>
           <w:p>
             <w:pPr>
-              <w:spacing w:after="0" w:line="250"/>
+              <w:spacing w:after="0" w:line="250" w:lineRule="exact"/>
             </w:pPr>
             <w:r>
               <w:rPr>
@@ -10278,7 +10278,7 @@
           </w:tcPr>
           <w:p>
             <w:pPr>
-              <w:spacing w:after="0" w:line="250"/>
+              <w:spacing w:after="0" w:line="250" w:lineRule="exact"/>
             </w:pPr>
             <w:r>
               <w:rPr>
@@ -10306,7 +10306,7 @@
           </w:tcPr>
           <w:p>
             <w:pPr>
-              <w:spacing w:after="0" w:line="250"/>
+              <w:spacing w:after="0" w:line="250" w:lineRule="exact"/>
             </w:pPr>
             <w:r>
               <w:rPr>
@@ -10340,7 +10340,7 @@
           </w:tcPr>
           <w:p>
             <w:pPr>
-              <w:spacing w:after="0" w:line="250"/>
+              <w:spacing w:after="0" w:line="250" w:lineRule="exact"/>
             </w:pPr>
             <w:r>
               <w:rPr>
@@ -10368,7 +10368,7 @@
           </w:tcPr>
           <w:p>
             <w:pPr>
-              <w:spacing w:after="0" w:line="250"/>
+              <w:spacing w:after="0" w:line="250" w:lineRule="exact"/>
             </w:pPr>
             <w:r>
               <w:rPr>
@@ -10396,7 +10396,7 @@
           </w:tcPr>
           <w:p>
             <w:pPr>
-              <w:spacing w:after="0" w:line="250"/>
+              <w:spacing w:after="0" w:line="250" w:lineRule="exact"/>
             </w:pPr>
             <w:r>
               <w:rPr>
@@ -10424,7 +10424,7 @@
           </w:tcPr>
           <w:p>
             <w:pPr>
-              <w:spacing w:after="0" w:line="250"/>
+              <w:spacing w:after="0" w:line="250" w:lineRule="exact"/>
             </w:pPr>
             <w:r>
               <w:rPr>
@@ -10452,7 +10452,7 @@
           </w:tcPr>
           <w:p>
             <w:pPr>
-              <w:spacing w:after="0" w:line="250"/>
+              <w:spacing w:after="0" w:line="250" w:lineRule="exact"/>
             </w:pPr>
             <w:r>
               <w:rPr>
@@ -10476,7 +10476,7 @@
     </w:p>
     <w:p>
       <w:pPr>
-        <w:spacing w:after="200" w:line="300"/>
+        <w:spacing w:after="200" w:line="300" w:lineRule="exact"/>
       </w:pPr>
       <w:r>
         <w:rPr>
@@ -10492,7 +10492,7 @@
     </w:p>
     <w:p>
       <w:pPr>
-        <w:spacing w:after="60" w:line="300"/>
+        <w:spacing w:after="60" w:line="300" w:lineRule="exact"/>
       </w:pPr>
       <w:r>
         <w:rPr>
@@ -10505,7 +10505,7 @@
     </w:p>
     <w:p>
       <w:pPr>
-        <w:spacing w:after="240" w:line="300"/>
+        <w:spacing w:after="240" w:line="300" w:lineRule="exact"/>
       </w:pPr>
       <w:r>
         <w:rPr>
@@ -10518,7 +10518,7 @@
     </w:p>
     <w:p>
       <w:pPr>
-        <w:spacing w:after="120" w:line="300"/>
+        <w:spacing w:after="120" w:line="300" w:lineRule="exact"/>
       </w:pPr>
       <w:r>
         <w:rPr>
@@ -10531,7 +10531,7 @@
     </w:p>
     <w:p>
       <w:pPr>
-        <w:spacing w:after="120" w:line="300"/>
+        <w:spacing w:after="120" w:line="300" w:lineRule="exact"/>
       </w:pPr>
       <w:r>
         <w:rPr>
@@ -10752,7 +10752,13 @@
 <file path=word/styles.xml><?xml version="1.0" encoding="utf-8"?>
 <w:styles xmlns:mc="http://schemas.openxmlformats.org/markup-compatibility/2006" xmlns:r="http://schemas.openxmlformats.org/officeDocument/2006/relationships" xmlns:w="http://schemas.openxmlformats.org/wordprocessingml/2006/main" xmlns:w14="http://schemas.microsoft.com/office/word/2010/wordml" xmlns:w15="http://schemas.microsoft.com/office/word/2012/wordml" mc:Ignorable="w14 w15">
   <w:docDefaults>
-    <w:rPrDefault/>
+    <w:rPrDefault>
+      <w:rPr>
+        <w:rFonts w:ascii="游明朝" w:cs="游明朝" w:eastAsia="游明朝" w:hAnsi="游明朝"/>
+        <w:sz w:val="21"/>
+        <w:szCs w:val="21"/>
+      </w:rPr>
+    </w:rPrDefault>
     <w:pPrDefault/>
   </w:docDefaults>
   <w:style w:type="paragraph" w:styleId="Title">

--- a/output/13-2_北塩原村第10期_照会票_束2_給付実績・決算と第9期の計画値.docx
+++ b/output/13-2_北塩原村第10期_照会票_束2_給付実績・決算と第9期の計画値.docx
@@ -108,7 +108,7 @@
           <w:sz w:val="22"/>
           <w:szCs w:val="22"/>
         </w:rPr>
-        <w:t xml:space="preserve">ご確認・ご提供をお願いしたい事項　63件</w:t>
+        <w:t xml:space="preserve">ご確認・ご提供をお願いしたい事項　65件</w:t>
       </w:r>
     </w:p>
     <w:p>
@@ -527,7 +527,7 @@
                 <w:sz w:val="17"/>
                 <w:szCs w:val="17"/>
               </w:rPr>
-              <w:t xml:space="preserve">6件</w:t>
+              <w:t xml:space="preserve">7件</w:t>
             </w:r>
           </w:p>
         </w:tc>
@@ -617,7 +617,7 @@
                 <w:sz w:val="17"/>
                 <w:szCs w:val="17"/>
               </w:rPr>
-              <w:t xml:space="preserve">46件</w:t>
+              <w:t xml:space="preserve">47件</w:t>
             </w:r>
           </w:p>
         </w:tc>
@@ -3301,7 +3301,7 @@
                 <w:sz w:val="17"/>
                 <w:szCs w:val="17"/>
               </w:rPr>
-              <w:t xml:space="preserve">高齢者の移動支援と配食サービスの実態（素案の記述と高齢者サービスの手引きが食い違う）</w:t>
+              <w:t xml:space="preserve">障がい福祉計画との連携の節を双方の計画に置くこと（現在はどちらにも無い）</w:t>
             </w:r>
           </w:p>
         </w:tc>
@@ -3329,7 +3329,7 @@
                 <w:sz w:val="17"/>
                 <w:szCs w:val="17"/>
               </w:rPr>
-              <w:t xml:space="preserve">素案の記述が実態と違う。移動支援はすでに無料の路線バスICカードとコミュニティバスがあるのに「創設を検討する」と書いている。配食は年4回の弁当配達を「体制を維持する」と書いている。数値は動かないが、第2回策定委員会に出す前に書き改める必要がある。</w:t>
+              <w:t xml:space="preserve">10/13に本計画の側の記載を加えた（1-4に障がい福祉計画との関係、施策4-1に制度間の移行・世帯単位の支援・用具の移行の確認、施策3-1に共生型サービスの協議、資9に関連計画との対照）。記載は済んでおり数値は動かない。ご回答により、障がい福祉計画の側に本計画との連携の節を置くかどうかが決まる。置かない場合も本計画の記載はそのままお示しする。</w:t>
             </w:r>
           </w:p>
         </w:tc>
@@ -3357,7 +3357,7 @@
                 <w:sz w:val="17"/>
                 <w:szCs w:val="17"/>
               </w:rPr>
-              <w:t xml:space="preserve">10月中旬（第2回策定委員会の資料作成前）</w:t>
+              <w:t xml:space="preserve">11月上旬（第2回策定委員会の資料作成前）</w:t>
             </w:r>
           </w:p>
         </w:tc>
@@ -3447,6 +3447,152 @@
                 <w:sz w:val="17"/>
                 <w:szCs w:val="17"/>
               </w:rPr>
+              <w:t xml:space="preserve">高齢者の移動支援と配食サービスの実態（素案の記述と高齢者サービスの手引きが食い違う）</w:t>
+            </w:r>
+          </w:p>
+        </w:tc>
+        <w:tc>
+          <w:tcPr>
+            <w:tcW w:type="dxa" w:w="2714"/>
+            <w:shd w:fill="FFFFFF" w:val="clear"/>
+            <w:tcMar>
+              <w:top w:type="dxa" w:w="70"/>
+              <w:left w:type="dxa" w:w="90"/>
+              <w:bottom w:type="dxa" w:w="70"/>
+              <w:right w:type="dxa" w:w="90"/>
+            </w:tcMar>
+          </w:tcPr>
+          <w:p>
+            <w:pPr>
+              <w:spacing w:after="0" w:line="250" w:lineRule="exact"/>
+            </w:pPr>
+            <w:r>
+              <w:rPr>
+                <w:rFonts w:ascii="游ゴシック" w:cs="游ゴシック" w:eastAsia="游ゴシック" w:hAnsi="游ゴシック"/>
+                <w:b w:val="false"/>
+                <w:bCs w:val="false"/>
+                <w:color w:val="000000"/>
+                <w:sz w:val="17"/>
+                <w:szCs w:val="17"/>
+              </w:rPr>
+              <w:t xml:space="preserve">―</w:t>
+            </w:r>
+          </w:p>
+        </w:tc>
+        <w:tc>
+          <w:tcPr>
+            <w:tcW w:type="dxa" w:w="1217"/>
+            <w:shd w:fill="FFFFFF" w:val="clear"/>
+            <w:tcMar>
+              <w:top w:type="dxa" w:w="70"/>
+              <w:left w:type="dxa" w:w="90"/>
+              <w:bottom w:type="dxa" w:w="70"/>
+              <w:right w:type="dxa" w:w="90"/>
+            </w:tcMar>
+          </w:tcPr>
+          <w:p>
+            <w:pPr>
+              <w:spacing w:after="0" w:line="250" w:lineRule="exact"/>
+            </w:pPr>
+            <w:r>
+              <w:rPr>
+                <w:rFonts w:ascii="游ゴシック" w:cs="游ゴシック" w:eastAsia="游ゴシック" w:hAnsi="游ゴシック"/>
+                <w:b w:val="false"/>
+                <w:bCs w:val="false"/>
+                <w:color w:val="000000"/>
+                <w:sz w:val="17"/>
+                <w:szCs w:val="17"/>
+              </w:rPr>
+              <w:t xml:space="preserve">10月中旬（第2回策定委員会の資料作成前）</w:t>
+            </w:r>
+          </w:p>
+        </w:tc>
+        <w:tc>
+          <w:tcPr>
+            <w:tcW w:type="dxa" w:w="1873"/>
+            <w:shd w:fill="FFFFFF" w:val="clear"/>
+            <w:tcMar>
+              <w:top w:type="dxa" w:w="70"/>
+              <w:left w:type="dxa" w:w="90"/>
+              <w:bottom w:type="dxa" w:w="70"/>
+              <w:right w:type="dxa" w:w="90"/>
+            </w:tcMar>
+          </w:tcPr>
+          <w:p>
+            <w:pPr>
+              <w:spacing w:after="0" w:line="250" w:lineRule="exact"/>
+            </w:pPr>
+            <w:r>
+              <w:rPr>
+                <w:rFonts w:ascii="游ゴシック" w:cs="游ゴシック" w:eastAsia="游ゴシック" w:hAnsi="游ゴシック"/>
+                <w:b w:val="false"/>
+                <w:bCs w:val="false"/>
+                <w:color w:val="000000"/>
+                <w:sz w:val="17"/>
+                <w:szCs w:val="17"/>
+              </w:rPr>
+              <w:t xml:space="preserve"/>
+            </w:r>
+          </w:p>
+        </w:tc>
+      </w:tr>
+      <w:tr>
+        <w:trPr>
+          <w:cantSplit/>
+          <w:trHeight w:val="700" w:hRule="atLeast"/>
+        </w:trPr>
+        <w:tc>
+          <w:tcPr>
+            <w:tcW w:type="dxa" w:w="374"/>
+            <w:shd w:fill="FFFFFF" w:val="clear"/>
+            <w:tcMar>
+              <w:top w:type="dxa" w:w="70"/>
+              <w:left w:type="dxa" w:w="90"/>
+              <w:bottom w:type="dxa" w:w="70"/>
+              <w:right w:type="dxa" w:w="90"/>
+            </w:tcMar>
+          </w:tcPr>
+          <w:p>
+            <w:pPr>
+              <w:spacing w:after="0" w:line="250" w:lineRule="exact"/>
+            </w:pPr>
+            <w:r>
+              <w:rPr>
+                <w:rFonts w:ascii="游ゴシック" w:cs="游ゴシック" w:eastAsia="游ゴシック" w:hAnsi="游ゴシック"/>
+                <w:b w:val="false"/>
+                <w:bCs w:val="false"/>
+                <w:color w:val="000000"/>
+                <w:sz w:val="17"/>
+                <w:szCs w:val="17"/>
+              </w:rPr>
+              <w:t xml:space="preserve">7</w:t>
+            </w:r>
+          </w:p>
+        </w:tc>
+        <w:tc>
+          <w:tcPr>
+            <w:tcW w:type="dxa" w:w="3182"/>
+            <w:shd w:fill="FFFFFF" w:val="clear"/>
+            <w:tcMar>
+              <w:top w:type="dxa" w:w="70"/>
+              <w:left w:type="dxa" w:w="90"/>
+              <w:bottom w:type="dxa" w:w="70"/>
+              <w:right w:type="dxa" w:w="90"/>
+            </w:tcMar>
+          </w:tcPr>
+          <w:p>
+            <w:pPr>
+              <w:spacing w:after="0" w:line="250" w:lineRule="exact"/>
+            </w:pPr>
+            <w:r>
+              <w:rPr>
+                <w:rFonts w:ascii="游ゴシック" w:cs="游ゴシック" w:eastAsia="游ゴシック" w:hAnsi="游ゴシック"/>
+                <w:b w:val="false"/>
+                <w:bCs w:val="false"/>
+                <w:color w:val="000000"/>
+                <w:sz w:val="17"/>
+                <w:szCs w:val="17"/>
+              </w:rPr>
               <w:t xml:space="preserve">高齢者サービスの手引きにあって素案に載っていない村単独事業9件を計画に掲げるか</w:t>
             </w:r>
           </w:p>
@@ -3475,7 +3621,7 @@
                 <w:sz w:val="17"/>
                 <w:szCs w:val="17"/>
               </w:rPr>
-              <w:t xml:space="preserve">9件を計画に掲げるかどうかで4-6の事業の数が変わる。とくに防犯カメラ・なりすまし詐欺抑止装置・火災警報器の3件は施策2-4の裏づけになる。実績値がないため量の目標は置けず、掲げる範囲が決まれば事業名と内容は書ける。</w:t>
+              <w:t xml:space="preserve">―</w:t>
             </w:r>
           </w:p>
         </w:tc>
@@ -6437,7 +6583,7 @@
                 <w:sz w:val="17"/>
                 <w:szCs w:val="17"/>
               </w:rPr>
-              <w:t xml:space="preserve">村内の介護サービス事業所の従事者数（常勤換算・職種別）</w:t>
+              <w:t xml:space="preserve">村公式HPに載っている高齢者福祉の取組のうち、本計画に書き込むものの確認</w:t>
             </w:r>
           </w:p>
         </w:tc>
@@ -6465,7 +6611,7 @@
                 <w:sz w:val="17"/>
                 <w:szCs w:val="17"/>
               </w:rPr>
-              <w:t xml:space="preserve">国の基本指針は介護人材の必要数の見通しを踏まえた計画の策定を求めているが、本村は事業所の従事者数の実績を持たないため必要数を直接には算定できない。</w:t>
+              <w:t xml:space="preserve">―</w:t>
             </w:r>
           </w:p>
         </w:tc>
@@ -6583,7 +6729,7 @@
                 <w:sz w:val="17"/>
                 <w:szCs w:val="17"/>
               </w:rPr>
-              <w:t xml:space="preserve">村内の住宅型有料老人ホーム・サービス付き高齢者向け住宅の有無（老人福祉法第29条の届出・高齢者住まい法の登録。県の所管）</w:t>
+              <w:t xml:space="preserve">村内の介護サービス事業所の従事者数（常勤換算・職種別）</w:t>
             </w:r>
           </w:p>
         </w:tc>
@@ -6611,7 +6757,7 @@
                 <w:sz w:val="17"/>
                 <w:szCs w:val="17"/>
               </w:rPr>
-              <w:t xml:space="preserve">基本指針の別表 事項八が求める「高齢者向け住まいの状況」。介護保険の指定を受けた特定施設入居者生活介護・地域密着型特定施設入居者生活介護は、受領データにより村内に平成24年度から令和6年度まで一貫して0であることを確かめた（素案2-5）。残っているのは指定を受けない住まいの有無で、届出と登録はいずれも県の所管のため村に情報が入らない。</w:t>
+              <w:t xml:space="preserve">国の基本指針は介護人材の必要数の見通しを踏まえた計画の策定を求めているが、本村は事業所の従事者数の実績を持たないため必要数を直接には算定できない。</w:t>
             </w:r>
           </w:p>
         </w:tc>
@@ -6729,7 +6875,7 @@
                 <w:sz w:val="17"/>
                 <w:szCs w:val="17"/>
               </w:rPr>
-              <w:t xml:space="preserve">村内の居宅介護支援事業所は1か所か2か所か</w:t>
+              <w:t xml:space="preserve">村内の住宅型有料老人ホーム・サービス付き高齢者向け住宅の有無（老人福祉法第29条の届出・高齢者住まい法の登録。県の所管）</w:t>
             </w:r>
           </w:p>
         </w:tc>
@@ -6757,7 +6903,7 @@
                 <w:sz w:val="17"/>
                 <w:szCs w:val="17"/>
               </w:rPr>
-              <w:t xml:space="preserve">―</w:t>
+              <w:t xml:space="preserve">基本指針の別表 事項八が求める「高齢者向け住まいの状況」。介護保険の指定を受けた特定施設入居者生活介護・地域密着型特定施設入居者生活介護は、受領データにより村内に平成24年度から令和6年度まで一貫して0であることを確かめた（素案2-5）。残っているのは指定を受けない住まいの有無で、届出と登録はいずれも県の所管のため村に情報が入らない。</w:t>
             </w:r>
           </w:p>
         </w:tc>
@@ -6875,7 +7021,7 @@
                 <w:sz w:val="17"/>
                 <w:szCs w:val="17"/>
               </w:rPr>
-              <w:t xml:space="preserve">村内の認知症対応型共同生活介護の入退所の状況（年度ごとの入所者数・退所者数と退所の理由）</w:t>
+              <w:t xml:space="preserve">村内の居宅介護支援事業所は1か所か2か所か</w:t>
             </w:r>
           </w:p>
         </w:tc>
@@ -6903,7 +7049,7 @@
                 <w:sz w:val="17"/>
                 <w:szCs w:val="17"/>
               </w:rPr>
-              <w:t xml:space="preserve">基本指針の別表 事項七が求める「入退所の状況」。施設・事業所数と入所率・稼働率は「見える化」システムの受領データで把握できたため（素案2-5・5-4(8)）、事項七で残っているのは入退所の状況と従事者数の2つである。</w:t>
+              <w:t xml:space="preserve">―</w:t>
             </w:r>
           </w:p>
         </w:tc>
@@ -7021,7 +7167,7 @@
                 <w:sz w:val="17"/>
                 <w:szCs w:val="17"/>
               </w:rPr>
-              <w:t xml:space="preserve">村外事業所の通常の事業実施地域（重要事項説明書または指定情報）</w:t>
+              <w:t xml:space="preserve">村内の認知症対応型共同生活介護の入退所の状況（年度ごとの入所者数・退所者数と退所の理由）</w:t>
             </w:r>
           </w:p>
         </w:tc>
@@ -7049,7 +7195,7 @@
                 <w:sz w:val="17"/>
                 <w:szCs w:val="17"/>
               </w:rPr>
-              <w:t xml:space="preserve">別表第七。村内にほぼ事業所がないため、どの村外事業所が本村を事業実施地域に含むかが供給の範囲を決める。5-4(14)の24時間対応サービスの確保方策①の可否に直結する。</w:t>
+              <w:t xml:space="preserve">基本指針の別表 事項七が求める「入退所の状況」。施設・事業所数と入所率・稼働率は「見える化」システムの受領データで把握できたため（素案2-5・5-4(8)）、事項七で残っているのは入退所の状況と従事者数の2つである。</w:t>
             </w:r>
           </w:p>
         </w:tc>
@@ -7167,7 +7313,7 @@
                 <w:sz w:val="17"/>
                 <w:szCs w:val="17"/>
               </w:rPr>
-              <w:t xml:space="preserve">村外施設の入退所・待機の実績（介護老人福祉施設・介護老人保健施設・介護医療院）</w:t>
+              <w:t xml:space="preserve">村外事業所の通常の事業実施地域（重要事項説明書または指定情報）</w:t>
             </w:r>
           </w:p>
         </w:tc>
@@ -7195,7 +7341,7 @@
                 <w:sz w:val="17"/>
                 <w:szCs w:val="17"/>
               </w:rPr>
-              <w:t xml:space="preserve">別表第七の入所率・入退所の状況。5-4(13)の真に入所が必要と判断される被保険者の把握と、認知症対応型共同生活介護27人分の定員の変更の判断に用いる。</w:t>
+              <w:t xml:space="preserve">別表第七。村内にほぼ事業所がないため、どの村外事業所が本村を事業実施地域に含むかが供給の範囲を決める。5-4(14)の24時間対応サービスの確保方策①の可否に直結する。</w:t>
             </w:r>
           </w:p>
         </w:tc>
@@ -7313,7 +7459,7 @@
                 <w:sz w:val="17"/>
                 <w:szCs w:val="17"/>
               </w:rPr>
-              <w:t xml:space="preserve">特別会計の歳入内訳の区分変更の有無（令和3→4年度）</w:t>
+              <w:t xml:space="preserve">村外施設の入退所・待機の実績（介護老人福祉施設・介護老人保健施設・介護医療院）</w:t>
             </w:r>
           </w:p>
         </w:tc>
@@ -7341,7 +7487,7 @@
                 <w:sz w:val="17"/>
                 <w:szCs w:val="17"/>
               </w:rPr>
-              <w:t xml:space="preserve">総務費繰入金・低所得者保険料軽減繰入金が0になり一般会計繰入金が急増。時系列グラフが不連続になる。</w:t>
+              <w:t xml:space="preserve">別表第七の入所率・入退所の状況。5-4(13)の真に入所が必要と判断される被保険者の把握と、認知症対応型共同生活介護27人分の定員の変更の判断に用いる。</w:t>
             </w:r>
           </w:p>
         </w:tc>
@@ -7459,7 +7605,7 @@
                 <w:sz w:val="17"/>
                 <w:szCs w:val="17"/>
               </w:rPr>
-              <w:t xml:space="preserve">特定健診・後期高齢者健診の受診率、特定保健指導の実施率</w:t>
+              <w:t xml:space="preserve">特別会計の歳入内訳の区分変更の有無（令和3→4年度）</w:t>
             </w:r>
           </w:p>
         </w:tc>
@@ -7487,7 +7633,7 @@
                 <w:sz w:val="17"/>
                 <w:szCs w:val="17"/>
               </w:rPr>
-              <w:t xml:space="preserve">介護予防と保健事業の一体的実施（施策1-6）の評価に必要。</w:t>
+              <w:t xml:space="preserve">総務費繰入金・低所得者保険料軽減繰入金が0になり一般会計繰入金が急増。時系列グラフが不連続になる。</w:t>
             </w:r>
           </w:p>
         </w:tc>
@@ -7605,7 +7751,7 @@
                 <w:sz w:val="17"/>
                 <w:szCs w:val="17"/>
               </w:rPr>
-              <w:t xml:space="preserve">特定健診・後期高齢者健診の受診率は見える化に系列がない</w:t>
+              <w:t xml:space="preserve">特定健診・後期高齢者健診の受診率、特定保健指導の実施率</w:t>
             </w:r>
           </w:p>
         </w:tc>
@@ -7633,7 +7779,7 @@
                 <w:sz w:val="17"/>
                 <w:szCs w:val="17"/>
               </w:rPr>
-              <w:t xml:space="preserve">施策1-6（保健事業と介護予防の一体的実施）の指標に用いる。見える化に系列がないため、村または国保データベース（KDB）システムから取る。KDBは見える化とは別のシステムであり、アクセスの可否を村に確認する。</w:t>
+              <w:t xml:space="preserve">介護予防と保健事業の一体的実施（施策1-6）の評価に必要。</w:t>
             </w:r>
           </w:p>
         </w:tc>
@@ -7751,7 +7897,7 @@
                 <w:sz w:val="17"/>
                 <w:szCs w:val="17"/>
               </w:rPr>
-              <w:t xml:space="preserve">特定福祉用具販売・住宅改修の件数（令和5〜7年度）</w:t>
+              <w:t xml:space="preserve">特定健診・後期高齢者健診の受診率は見える化に系列がない</w:t>
             </w:r>
           </w:p>
         </w:tc>
@@ -7779,7 +7925,7 @@
                 <w:sz w:val="17"/>
                 <w:szCs w:val="17"/>
               </w:rPr>
-              <w:t xml:space="preserve">計画の様式は「件／年」で記載する。見える化は給付費のみで件数の系列がない。</w:t>
+              <w:t xml:space="preserve">施策1-6（保健事業と介護予防の一体的実施）の指標に用いる。見える化に系列がないため、村または国保データベース（KDB）システムから取る。KDBは見える化とは別のシステムであり、アクセスの可否を村に確認する。</w:t>
             </w:r>
           </w:p>
         </w:tc>
@@ -7897,7 +8043,7 @@
                 <w:sz w:val="17"/>
                 <w:szCs w:val="17"/>
               </w:rPr>
-              <w:t xml:space="preserve">福島県保健医療計画（第八次）の会津・南会津区域に関する記載</w:t>
+              <w:t xml:space="preserve">特定福祉用具販売・住宅改修の件数（令和5〜7年度）</w:t>
             </w:r>
           </w:p>
         </w:tc>
@@ -7925,7 +8071,7 @@
                 <w:sz w:val="17"/>
                 <w:szCs w:val="17"/>
               </w:rPr>
-              <w:t xml:space="preserve">介護保険法第117条第5項により本計画は医療計画と整合が図られたものでなければならない。素案1-4に整合の記述を追加したが内容が未確定。</w:t>
+              <w:t xml:space="preserve">計画の様式は「件／年」で記載する。見える化は給付費のみで件数の系列がない。</w:t>
             </w:r>
           </w:p>
         </w:tc>
@@ -8043,7 +8189,7 @@
                 <w:sz w:val="17"/>
                 <w:szCs w:val="17"/>
               </w:rPr>
-              <w:t xml:space="preserve">第9期概要版④「地域支援事業費」の集計範囲（任意事業の扱い）</w:t>
+              <w:t xml:space="preserve">福島県保健医療計画（第八次）の会津・南会津区域に関する記載</w:t>
             </w:r>
           </w:p>
         </w:tc>
@@ -8071,7 +8217,7 @@
                 <w:sz w:val="17"/>
                 <w:szCs w:val="17"/>
               </w:rPr>
-              <w:t xml:space="preserve">決算と6,300〜10,100千円ずれる。揃えないと第10期が第9期と比較不能になる。</w:t>
+              <w:t xml:space="preserve">介護保険法第117条第5項により本計画は医療計画と整合が図られたものでなければならない。素案1-4に整合の記述を追加したが内容が未確定。</w:t>
             </w:r>
           </w:p>
         </w:tc>
@@ -8189,7 +8335,7 @@
                 <w:sz w:val="17"/>
                 <w:szCs w:val="17"/>
               </w:rPr>
-              <w:t xml:space="preserve">第9期計画の本文（第5章81〜92ページ）</w:t>
+              <w:t xml:space="preserve">第9期概要版④「地域支援事業費」の集計範囲（任意事業の扱い）</w:t>
             </w:r>
           </w:p>
         </w:tc>
@@ -8217,7 +8363,7 @@
                 <w:sz w:val="17"/>
                 <w:szCs w:val="17"/>
               </w:rPr>
-              <w:t xml:space="preserve">老人福祉事業の量の目標を第9期計画のどこに記載していたかを確認し、第10期の配置を揃えるために必要。現在は第4章末（4-6）に置いている。</w:t>
+              <w:t xml:space="preserve">決算と6,300〜10,100千円ずれる。揃えないと第10期が第9期と比較不能になる。</w:t>
             </w:r>
           </w:p>
         </w:tc>
@@ -8335,7 +8481,7 @@
                 <w:sz w:val="17"/>
                 <w:szCs w:val="17"/>
               </w:rPr>
-              <w:t xml:space="preserve">老人福祉事業の量の実績（養護老人ホーム措置・軽費老人ホーム・老人クラブ）</w:t>
+              <w:t xml:space="preserve">第9期計画の本文（第5章81〜92ページ）</w:t>
             </w:r>
           </w:p>
         </w:tc>
@@ -8363,7 +8509,7 @@
                 <w:sz w:val="17"/>
                 <w:szCs w:val="17"/>
               </w:rPr>
-              <w:t xml:space="preserve">老人福祉法第20条の8第2項が「定めるものとする」とする義務的記載事項。素案に量の目標の表がなかったため4-6を新設したが、実績値がないと目標が置けない。</w:t>
+              <w:t xml:space="preserve">老人福祉事業の量の目標を第9期計画のどこに記載していたかを確認し、第10期の配置を揃えるために必要。現在は第4章末（4-6）に置いている。</w:t>
             </w:r>
           </w:p>
         </w:tc>
@@ -8481,7 +8627,7 @@
                 <w:sz w:val="17"/>
                 <w:szCs w:val="17"/>
               </w:rPr>
-              <w:t xml:space="preserve">要介護2の3区分の利用率の合計が101.5%となること</w:t>
+              <w:t xml:space="preserve">老人福祉事業の量の実績（養護老人ホーム措置・軽費老人ホーム・老人クラブ）</w:t>
             </w:r>
           </w:p>
         </w:tc>
@@ -8509,7 +8655,7 @@
                 <w:sz w:val="17"/>
                 <w:szCs w:val="17"/>
               </w:rPr>
-              <w:t xml:space="preserve">在宅73.5%＋居住系15.7%＋施設12.3%＝101.5%。年度の途中で在宅から施設へ移った方が両方に数えられているためとみられる（受給者数は年度の延べ）。重複は1.5%。給付実績により実人数を確認する。他の要介護度で100%に届かない分はサービスを使っていない方の割合（要介護1で13.1%、要介護5で21.0%）。</w:t>
+              <w:t xml:space="preserve">老人福祉法第20条の8第2項が「定めるものとする」とする義務的記載事項。素案に量の目標の表がなかったため4-6を新設したが、実績値がないと目標が置けない。</w:t>
             </w:r>
           </w:p>
         </w:tc>
@@ -8627,7 +8773,7 @@
                 <w:sz w:val="17"/>
                 <w:szCs w:val="17"/>
               </w:rPr>
-              <w:t xml:space="preserve">訪問入浴介護・地域密着型通所介護を0に戻すかどうか</w:t>
+              <w:t xml:space="preserve">要介護2の3区分の利用率の合計が101.5%となること</w:t>
             </w:r>
           </w:p>
         </w:tc>
@@ -8655,7 +8801,7 @@
                 <w:sz w:val="17"/>
                 <w:szCs w:val="17"/>
               </w:rPr>
-              <w:t xml:space="preserve">令和7年度の利用は0だが、3か年平均により令和9年度以降も0.6人／月・0.3人／月が立っている。直近に利用のないサービスを3か年平均で復活させてよいかの判断。利用の見込みの有無を村に確認する。</w:t>
+              <w:t xml:space="preserve">在宅73.5%＋居住系15.7%＋施設12.3%＝101.5%。年度の途中で在宅から施設へ移った方が両方に数えられているためとみられる（受給者数は年度の延べ）。重複は1.5%。給付実績により実人数を確認する。他の要介護度で100%に届かない分はサービスを使っていない方の割合（要介護1で13.1%、要介護5で21.0%）。</w:t>
             </w:r>
           </w:p>
         </w:tc>
@@ -8773,7 +8919,7 @@
                 <w:sz w:val="17"/>
                 <w:szCs w:val="17"/>
               </w:rPr>
-              <w:t xml:space="preserve">訪問診療・訪問看護の提供実績（村内外の事業所別・令和6〜7年度）</w:t>
+              <w:t xml:space="preserve">訪問入浴介護・地域密着型通所介護を0に戻すかどうか</w:t>
             </w:r>
           </w:p>
         </w:tc>
@@ -8801,7 +8947,7 @@
                 <w:sz w:val="17"/>
                 <w:szCs w:val="17"/>
               </w:rPr>
-              <w:t xml:space="preserve">素案の施策4-3に在宅医療・介護連携の4場面ごとの目指すべき姿を新設し、①日常の療養支援の現状を【要確認】としている。村内は南東北裏磐梯診療所・桧原診療所の2か所で訪問看護事業所は村内にない。訪問診療の実施状況と村外からの訪問看護の提供量が分からないと、日常の療養支援の余力を示せない。県への提供依頼で把握できる範囲もあわせてご相談したい。</w:t>
+              <w:t xml:space="preserve">令和7年度の利用は0だが、3か年平均により令和9年度以降も0.6人／月・0.3人／月が立っている。直近に利用のないサービスを3か年平均で復活させてよいかの判断。利用の見込みの有無を村に確認する。</w:t>
             </w:r>
           </w:p>
         </w:tc>
@@ -8919,7 +9065,7 @@
                 <w:sz w:val="17"/>
                 <w:szCs w:val="17"/>
               </w:rPr>
-              <w:t xml:space="preserve">診療所（南東北裏磐梯・桧原）の診療日数および患者数</w:t>
+              <w:t xml:space="preserve">訪問診療・訪問看護の提供実績（村内外の事業所別・令和6〜7年度）</w:t>
             </w:r>
           </w:p>
         </w:tc>
@@ -8947,7 +9093,7 @@
                 <w:sz w:val="17"/>
                 <w:szCs w:val="17"/>
               </w:rPr>
-              <w:t xml:space="preserve">在宅医療・介護連携の分析に直結するがこれまで把握していなかった。</w:t>
+              <w:t xml:space="preserve">素案の施策4-3に在宅医療・介護連携の4場面ごとの目指すべき姿を新設し、①日常の療養支援の現状を【要確認】としている。村内は南東北裏磐梯診療所・桧原診療所の2か所で訪問看護事業所は村内にない。訪問診療の実施状況と村外からの訪問看護の提供量が分からないと、日常の療養支援の余力を示せない。県への提供依頼で把握できる範囲もあわせてご相談したい。</w:t>
             </w:r>
           </w:p>
         </w:tc>
@@ -9065,7 +9211,7 @@
                 <w:sz w:val="17"/>
                 <w:szCs w:val="17"/>
               </w:rPr>
-              <w:t xml:space="preserve">認定率の分母をB1（第1号被保険者数）に統一することの可否</w:t>
+              <w:t xml:space="preserve">診療所（南東北裏磐梯・桧原）の診療日数および患者数</w:t>
             </w:r>
           </w:p>
         </w:tc>
@@ -9093,7 +9239,7 @@
                 <w:sz w:val="17"/>
                 <w:szCs w:val="17"/>
               </w:rPr>
-              <w:t xml:space="preserve">第9期は同一計画書内に19.0%（193/1,016）と19.7%（197/1,002）が併記されていた。統一すると第9期の公表値と異なる数値を示すことになる。</w:t>
+              <w:t xml:space="preserve">在宅医療・介護連携の分析に直結するがこれまで把握していなかった。</w:t>
             </w:r>
           </w:p>
         </w:tc>
@@ -9211,7 +9357,7 @@
                 <w:sz w:val="17"/>
                 <w:szCs w:val="17"/>
               </w:rPr>
-              <w:t xml:space="preserve">認知症の人および家族等の意見聴取の方法（認知症基本法第13条）</w:t>
+              <w:t xml:space="preserve">認定率の分母をB1（第1号被保険者数）に統一することの可否</w:t>
             </w:r>
           </w:p>
         </w:tc>
@@ -9239,7 +9385,7 @@
                 <w:sz w:val="17"/>
                 <w:szCs w:val="17"/>
               </w:rPr>
-              <w:t xml:space="preserve">策定委員会の委員に認知症の本人・家族が含まれるかを確認する必要がある。含まれない場合は家族会・認知症カフェ等での意見聴取の機会が要る。記述の追加では埋まらず策定過程に関わるため、第2回策定委員会までに方針決定が必要。</w:t>
+              <w:t xml:space="preserve">第9期は同一計画書内に19.0%（193/1,016）と19.7%（197/1,002）が併記されていた。統一すると第9期の公表値と異なる数値を示すことになる。</w:t>
             </w:r>
           </w:p>
         </w:tc>
@@ -9357,7 +9503,7 @@
                 <w:sz w:val="17"/>
                 <w:szCs w:val="17"/>
               </w:rPr>
-              <w:t xml:space="preserve">認知症対応型共同生活介護の定員（27人）を超える需要への対応方針</w:t>
+              <w:t xml:space="preserve">認知症の人および家族等の意見聴取の方法（認知症基本法第13条）</w:t>
             </w:r>
           </w:p>
         </w:tc>
@@ -9385,7 +9531,7 @@
                 <w:sz w:val="17"/>
                 <w:szCs w:val="17"/>
               </w:rPr>
-              <w:t xml:space="preserve">令和7年度の居住系受給者は26.9人／月で、村内GHの定員27人に対する稼働率は93%。第10期に居住系の利用が増える見込みだが村内に受け皿の余地がない。施設整備の意向、村外施設での対応、在宅での対応のいずれを取るかで見込量と施策の両方が変わる。</w:t>
+              <w:t xml:space="preserve">策定委員会の委員に認知症の本人・家族が含まれるかを確認する必要がある。含まれない場合は家族会・認知症カフェ等での意見聴取の機会が要る。記述の追加では埋まらず策定過程に関わるため、第2回策定委員会までに方針決定が必要。</w:t>
             </w:r>
           </w:p>
         </w:tc>
@@ -9503,7 +9649,7 @@
                 <w:sz w:val="17"/>
                 <w:szCs w:val="17"/>
               </w:rPr>
-              <w:t xml:space="preserve">認知症対応型共同生活介護の待機の状況（定員27人に対し令和9〜11年度の利用者数が27人で到達率100%）</w:t>
+              <w:t xml:space="preserve">認知症対応型共同生活介護の定員（27人）を超える需要への対応方針</w:t>
             </w:r>
           </w:p>
         </w:tc>
@@ -9531,7 +9677,7 @@
                 <w:sz w:val="17"/>
                 <w:szCs w:val="17"/>
               </w:rPr>
-              <w:t xml:space="preserve">県の整備量見込みシートにより、村内の認知症高齢者グループホームは定員27人・整備数0で、利用者数は令和8年度26人から令和9年度以降27人（到達率100%）となることが確定した。満床の見込みであるため、待機者がいる場合は村外の施設または在宅での対応になる。</w:t>
+              <w:t xml:space="preserve">令和7年度の居住系受給者は26.9人／月で、村内GHの定員27人に対する稼働率は93%。第10期に居住系の利用が増える見込みだが村内に受け皿の余地がない。施設整備の意向、村外施設での対応、在宅での対応のいずれを取るかで見込量と施策の両方が変わる。</w:t>
             </w:r>
           </w:p>
         </w:tc>
@@ -9649,7 +9795,7 @@
                 <w:sz w:val="17"/>
                 <w:szCs w:val="17"/>
               </w:rPr>
-              <w:t xml:space="preserve">認知症対応型通所介護を再開するかどうか</w:t>
+              <w:t xml:space="preserve">認知症対応型共同生活介護の待機の状況（定員27人に対し令和9〜11年度の利用者数が27人で到達率100%）</w:t>
             </w:r>
           </w:p>
         </w:tc>
@@ -9677,7 +9823,7 @@
                 <w:sz w:val="17"/>
                 <w:szCs w:val="17"/>
               </w:rPr>
-              <w:t xml:space="preserve">平成30年度を最後に実績がない。地域密着型サービスは村の指定によりはじめて提供されるため村の判断による。認知症高齢者が増えるなかで在宅を支える類型として検討の余地がある。</w:t>
+              <w:t xml:space="preserve">県の整備量見込みシートにより、村内の認知症高齢者グループホームは定員27人・整備数0で、利用者数は令和8年度26人から令和9年度以降27人（到達率100%）となることが確定した。満床の見込みであるため、待機者がいる場合は村外の施設または在宅での対応になる。</w:t>
             </w:r>
           </w:p>
         </w:tc>
@@ -9795,7 +9941,7 @@
                 <w:sz w:val="17"/>
                 <w:szCs w:val="17"/>
               </w:rPr>
-              <w:t xml:space="preserve">認知症高齢者自立度（B7）の認定者数合計が認定者数（B4-a）と一致しない</w:t>
+              <w:t xml:space="preserve">認知症対応型通所介護を再開するかどうか</w:t>
             </w:r>
           </w:p>
         </w:tc>
@@ -9823,7 +9969,7 @@
                 <w:sz w:val="17"/>
                 <w:szCs w:val="17"/>
               </w:rPr>
-              <w:t xml:space="preserve">B7の令和6年10月末の認定者数合計253人に対し、B4-aの令和7年3月末の認定者数は198人で55人の差。集計範囲が異なるとみられるが確認が取れていない。素案2-3では実数ではなく構成比（Ⅱ以上の割合63.6%）を中心に記載している。</w:t>
+              <w:t xml:space="preserve">平成30年度を最後に実績がない。地域密着型サービスは村の指定によりはじめて提供されるため村の判断による。認知症高齢者が増えるなかで在宅を支える類型として検討の余地がある。</w:t>
             </w:r>
           </w:p>
         </w:tc>
@@ -9941,7 +10087,7 @@
                 <w:sz w:val="17"/>
                 <w:szCs w:val="17"/>
               </w:rPr>
-              <w:t xml:space="preserve">高齢者生きがい健康づくり事業・高齢者教室の実施状況（開催回数・参加人数）</w:t>
+              <w:t xml:space="preserve">認知症高齢者自立度（B7）の認定者数合計が認定者数（B4-a）と一致しない</w:t>
             </w:r>
           </w:p>
         </w:tc>
@@ -9969,7 +10115,7 @@
                 <w:sz w:val="17"/>
                 <w:szCs w:val="17"/>
               </w:rPr>
-              <w:t xml:space="preserve">教育委員会所管。介護予防（通いの場）の実績にカウントできるものがあるかを確認。</w:t>
+              <w:t xml:space="preserve">B7の令和6年10月末の認定者数合計253人に対し、B4-aの令和7年3月末の認定者数は198人で55人の差。集計範囲が異なるとみられるが確認が取れていない。素案2-3では実数ではなく構成比（Ⅱ以上の割合63.6%）を中心に記載している。</w:t>
             </w:r>
           </w:p>
         </w:tc>
@@ -10087,7 +10233,7 @@
                 <w:sz w:val="17"/>
                 <w:szCs w:val="17"/>
               </w:rPr>
-              <w:t xml:space="preserve">高齢者福祉事業（村単独事業）の実績資料</w:t>
+              <w:t xml:space="preserve">高齢者生きがい健康づくり事業・高齢者教室の実施状況（開催回数・参加人数）</w:t>
             </w:r>
           </w:p>
         </w:tc>
@@ -10115,7 +10261,7 @@
                 <w:sz w:val="17"/>
                 <w:szCs w:val="17"/>
               </w:rPr>
-              <w:t xml:space="preserve">現行計画の評価に必要。</w:t>
+              <w:t xml:space="preserve">教育委員会所管。介護予防（通いの場）の実績にカウントできるものがあるかを確認。</w:t>
             </w:r>
           </w:p>
         </w:tc>
@@ -10233,7 +10379,7 @@
                 <w:sz w:val="17"/>
                 <w:szCs w:val="17"/>
               </w:rPr>
-              <w:t xml:space="preserve">高齢者虐待への対応実績（相談・通報件数、虐待と判断した件数、措置件数）</w:t>
+              <w:t xml:space="preserve">高齢者福祉事業（村単独事業）の実績資料</w:t>
             </w:r>
           </w:p>
         </w:tc>
@@ -10261,7 +10407,7 @@
                 <w:sz w:val="17"/>
                 <w:szCs w:val="17"/>
               </w:rPr>
-              <w:t xml:space="preserve">国の基本指針が権利擁護として記載を求める事項。地域包括支援センターの権利擁護業務の中核でもある。</w:t>
+              <w:t xml:space="preserve">現行計画の評価に必要。</w:t>
             </w:r>
           </w:p>
         </w:tc>
@@ -10352,6 +10498,152 @@
                 <w:szCs w:val="17"/>
               </w:rPr>
               <w:t xml:space="preserve">46</w:t>
+            </w:r>
+          </w:p>
+        </w:tc>
+        <w:tc>
+          <w:tcPr>
+            <w:tcW w:type="dxa" w:w="3182"/>
+            <w:shd w:fill="FFFFFF" w:val="clear"/>
+            <w:tcMar>
+              <w:top w:type="dxa" w:w="70"/>
+              <w:left w:type="dxa" w:w="90"/>
+              <w:bottom w:type="dxa" w:w="70"/>
+              <w:right w:type="dxa" w:w="90"/>
+            </w:tcMar>
+          </w:tcPr>
+          <w:p>
+            <w:pPr>
+              <w:spacing w:after="0" w:line="250" w:lineRule="exact"/>
+            </w:pPr>
+            <w:r>
+              <w:rPr>
+                <w:rFonts w:ascii="游ゴシック" w:cs="游ゴシック" w:eastAsia="游ゴシック" w:hAnsi="游ゴシック"/>
+                <w:b w:val="false"/>
+                <w:bCs w:val="false"/>
+                <w:color w:val="000000"/>
+                <w:sz w:val="17"/>
+                <w:szCs w:val="17"/>
+              </w:rPr>
+              <w:t xml:space="preserve">高齢者虐待への対応実績（相談・通報件数、虐待と判断した件数、措置件数）</w:t>
+            </w:r>
+          </w:p>
+        </w:tc>
+        <w:tc>
+          <w:tcPr>
+            <w:tcW w:type="dxa" w:w="2714"/>
+            <w:shd w:fill="FFFFFF" w:val="clear"/>
+            <w:tcMar>
+              <w:top w:type="dxa" w:w="70"/>
+              <w:left w:type="dxa" w:w="90"/>
+              <w:bottom w:type="dxa" w:w="70"/>
+              <w:right w:type="dxa" w:w="90"/>
+            </w:tcMar>
+          </w:tcPr>
+          <w:p>
+            <w:pPr>
+              <w:spacing w:after="0" w:line="250" w:lineRule="exact"/>
+            </w:pPr>
+            <w:r>
+              <w:rPr>
+                <w:rFonts w:ascii="游ゴシック" w:cs="游ゴシック" w:eastAsia="游ゴシック" w:hAnsi="游ゴシック"/>
+                <w:b w:val="false"/>
+                <w:bCs w:val="false"/>
+                <w:color w:val="000000"/>
+                <w:sz w:val="17"/>
+                <w:szCs w:val="17"/>
+              </w:rPr>
+              <w:t xml:space="preserve">国の基本指針が権利擁護として記載を求める事項。地域包括支援センターの権利擁護業務の中核でもある。</w:t>
+            </w:r>
+          </w:p>
+        </w:tc>
+        <w:tc>
+          <w:tcPr>
+            <w:tcW w:type="dxa" w:w="1217"/>
+            <w:shd w:fill="FFFFFF" w:val="clear"/>
+            <w:tcMar>
+              <w:top w:type="dxa" w:w="70"/>
+              <w:left w:type="dxa" w:w="90"/>
+              <w:bottom w:type="dxa" w:w="70"/>
+              <w:right w:type="dxa" w:w="90"/>
+            </w:tcMar>
+          </w:tcPr>
+          <w:p>
+            <w:pPr>
+              <w:spacing w:after="0" w:line="250" w:lineRule="exact"/>
+            </w:pPr>
+            <w:r>
+              <w:rPr>
+                <w:rFonts w:ascii="游ゴシック" w:cs="游ゴシック" w:eastAsia="游ゴシック" w:hAnsi="游ゴシック"/>
+                <w:b w:val="false"/>
+                <w:bCs w:val="false"/>
+                <w:color w:val="000000"/>
+                <w:sz w:val="17"/>
+                <w:szCs w:val="17"/>
+              </w:rPr>
+              <w:t xml:space="preserve">―</w:t>
+            </w:r>
+          </w:p>
+        </w:tc>
+        <w:tc>
+          <w:tcPr>
+            <w:tcW w:type="dxa" w:w="1873"/>
+            <w:shd w:fill="FFFFFF" w:val="clear"/>
+            <w:tcMar>
+              <w:top w:type="dxa" w:w="70"/>
+              <w:left w:type="dxa" w:w="90"/>
+              <w:bottom w:type="dxa" w:w="70"/>
+              <w:right w:type="dxa" w:w="90"/>
+            </w:tcMar>
+          </w:tcPr>
+          <w:p>
+            <w:pPr>
+              <w:spacing w:after="0" w:line="250" w:lineRule="exact"/>
+            </w:pPr>
+            <w:r>
+              <w:rPr>
+                <w:rFonts w:ascii="游ゴシック" w:cs="游ゴシック" w:eastAsia="游ゴシック" w:hAnsi="游ゴシック"/>
+                <w:b w:val="false"/>
+                <w:bCs w:val="false"/>
+                <w:color w:val="000000"/>
+                <w:sz w:val="17"/>
+                <w:szCs w:val="17"/>
+              </w:rPr>
+              <w:t xml:space="preserve"/>
+            </w:r>
+          </w:p>
+        </w:tc>
+      </w:tr>
+      <w:tr>
+        <w:trPr>
+          <w:cantSplit/>
+          <w:trHeight w:val="700" w:hRule="atLeast"/>
+        </w:trPr>
+        <w:tc>
+          <w:tcPr>
+            <w:tcW w:type="dxa" w:w="374"/>
+            <w:shd w:fill="FFFFFF" w:val="clear"/>
+            <w:tcMar>
+              <w:top w:type="dxa" w:w="70"/>
+              <w:left w:type="dxa" w:w="90"/>
+              <w:bottom w:type="dxa" w:w="70"/>
+              <w:right w:type="dxa" w:w="90"/>
+            </w:tcMar>
+          </w:tcPr>
+          <w:p>
+            <w:pPr>
+              <w:spacing w:after="0" w:line="250" w:lineRule="exact"/>
+            </w:pPr>
+            <w:r>
+              <w:rPr>
+                <w:rFonts w:ascii="游ゴシック" w:cs="游ゴシック" w:eastAsia="游ゴシック" w:hAnsi="游ゴシック"/>
+                <w:b w:val="false"/>
+                <w:bCs w:val="false"/>
+                <w:color w:val="000000"/>
+                <w:sz w:val="17"/>
+                <w:szCs w:val="17"/>
+              </w:rPr>
+              <w:t xml:space="preserve">47</w:t>
             </w:r>
           </w:p>
         </w:tc>

--- a/output/13-2_北塩原村第10期_照会票_束2_給付実績・決算と第9期の計画値.docx
+++ b/output/13-2_北塩原村第10期_照会票_束2_給付実績・決算と第9期の計画値.docx
@@ -4421,7 +4421,7 @@
                 <w:sz w:val="17"/>
                 <w:szCs w:val="17"/>
               </w:rPr>
-              <w:t xml:space="preserve">素案2-5および資6の事項三。δ1-c 医療介護連携に収録されている値で、偏差値は33.68と全国平均を大きく下回る。値36.74の単位が「人」とされているが、本村の年間死亡数に照らすと実数とは考えられず、割合か人口あたりの率とみられる。定義が定まれば基本指針の別表「事項三 死亡場所別の死亡数」への対応を一部から対応に改められる。</w:t>
+              <w:t xml:space="preserve">見える化の指標の説明の画面を開き、「在宅死亡者数（自宅）」の分母の記載をご確認いただきたい。村のアカウントでなければ開けない画面であり、当方はファイルの提供を受けて作業しているため開けない。素案2-5および資6の事項三にあたる。δ1-c 医療介護連携に収録されている値で、偏差値は33.68と全国平均を大きく下回る。</w:t>
             </w:r>
           </w:p>
         </w:tc>
@@ -6757,7 +6757,7 @@
                 <w:sz w:val="17"/>
                 <w:szCs w:val="17"/>
               </w:rPr>
-              <w:t xml:space="preserve">国の基本指針は介護人材の必要数の見通しを踏まえた計画の策定を求めているが、本村は事業所の従事者数の実績を持たないため必要数を直接には算定できない。</w:t>
+              <w:t xml:space="preserve">村内の介護サービス事業所の従事者数（常勤換算・職種別）を、把握されている範囲でご教示いただきたい。いただければ、村内で供給する分の介護人材の必要数を人員配置基準により算定できる。国の基本指針は介護人材の必要数の見通しを踏まえた計画の策定を求めているが、本村は事業所の従事者数の実績を持たないため必要数を直接には算定できない。</w:t>
             </w:r>
           </w:p>
         </w:tc>
@@ -6903,7 +6903,7 @@
                 <w:sz w:val="17"/>
                 <w:szCs w:val="17"/>
               </w:rPr>
-              <w:t xml:space="preserve">基本指針の別表 事項八が求める「高齢者向け住まいの状況」。介護保険の指定を受けた特定施設入居者生活介護・地域密着型特定施設入居者生活介護は、受領データにより村内に平成24年度から令和6年度まで一貫して0であることを確かめた（素案2-5）。残っているのは指定を受けない住まいの有無で、届出と登録はいずれも県の所管のため村に情報が入らない。</w:t>
+              <w:t xml:space="preserve">村内に住宅型有料老人ホーム・サービス付き高齢者向け住宅があるかどうかを、県にご照会いただきたい。有無だけで足り、あれば戸数と入居者数もいただきたい。</w:t>
             </w:r>
           </w:p>
         </w:tc>
@@ -7195,7 +7195,7 @@
                 <w:sz w:val="17"/>
                 <w:szCs w:val="17"/>
               </w:rPr>
-              <w:t xml:space="preserve">基本指針の別表 事項七が求める「入退所の状況」。施設・事業所数と入所率・稼働率は「見える化」システムの受領データで把握できたため（素案2-5・5-4(8)）、事項七で残っているのは入退所の状況と従事者数の2つである。</w:t>
+              <w:t xml:space="preserve">村内の認知症対応型共同生活介護（定員27人）について、年度ごとの入所者数・退所者数と退所の理由を、把握されている範囲でご提供いただきたい。定員の見直しを行うかどうか（施策3-2）の判断に用いる。</w:t>
             </w:r>
           </w:p>
         </w:tc>
@@ -7487,7 +7487,7 @@
                 <w:sz w:val="17"/>
                 <w:szCs w:val="17"/>
               </w:rPr>
-              <w:t xml:space="preserve">別表第七の入所率・入退所の状況。5-4(13)の真に入所が必要と判断される被保険者の把握と、認知症対応型共同生活介護27人分の定員の変更の判断に用いる。</w:t>
+              <w:t xml:space="preserve">村外の介護老人福祉施設・介護老人保健施設・介護医療院について、本村の被保険者の入退所と待機の実績を、把握されている範囲でご提供いただきたい。5-4(13)の真に入所が必要と判断される被保険者の把握と、認知症対応型共同生活介護27人分の定員を変えるかどうかの判断に用いる。基本指針の別表 事項七が求める入所率・入退所の状況にあたる。</w:t>
             </w:r>
           </w:p>
         </w:tc>
@@ -10699,7 +10699,7 @@
                 <w:sz w:val="17"/>
                 <w:szCs w:val="17"/>
               </w:rPr>
-              <w:t xml:space="preserve">別表第三。本村の規模では公表の粒度により値が得られない可能性があるため、まず入手可能性を確かめる。施策4-3の看取りへの対応の裏付けに用いる。</w:t>
+              <w:t xml:space="preserve">人口動態統計で死亡場所別の死亡数が本村の単位で得られるかどうかを、ご確認いただきたい。数そのものではなく、まず得られるかどうかだけで足りる。施策4-3の看取りへの対応の裏付けに用いる。本村の規模では公表の粒度により値が得られない可能性がある。</w:t>
             </w:r>
           </w:p>
         </w:tc>

--- a/output/13-2_北塩原村第10期_照会票_束2_給付実績・決算と第9期の計画値.docx
+++ b/output/13-2_北塩原村第10期_照会票_束2_給付実績・決算と第9期の計画値.docx
@@ -108,7 +108,7 @@
           <w:sz w:val="22"/>
           <w:szCs w:val="22"/>
         </w:rPr>
-        <w:t xml:space="preserve">ご確認・ご提供をお願いしたい事項　65件</w:t>
+        <w:t xml:space="preserve">ご確認・ご提供をお願いしたい事項　68件</w:t>
       </w:r>
     </w:p>
     <w:p>
@@ -381,7 +381,7 @@
                 <w:sz w:val="17"/>
                 <w:szCs w:val="17"/>
               </w:rPr>
-              <w:t xml:space="preserve">第2部</w:t>
+              <w:t xml:space="preserve">第1部</w:t>
             </w:r>
           </w:p>
         </w:tc>
@@ -409,7 +409,7 @@
                 <w:sz w:val="17"/>
                 <w:szCs w:val="17"/>
               </w:rPr>
-              <w:t xml:space="preserve">【仮置き中】当方で仮定を置いて進めている事項</w:t>
+              <w:t xml:space="preserve">【至急】ご回答がないと策定の作業が進まない事項</w:t>
             </w:r>
           </w:p>
         </w:tc>
@@ -437,7 +437,7 @@
                 <w:sz w:val="17"/>
                 <w:szCs w:val="17"/>
               </w:rPr>
-              <w:t xml:space="preserve">11件</w:t>
+              <w:t xml:space="preserve">2件</w:t>
             </w:r>
           </w:p>
         </w:tc>
@@ -471,7 +471,7 @@
                 <w:sz w:val="17"/>
                 <w:szCs w:val="17"/>
               </w:rPr>
-              <w:t xml:space="preserve">第3部</w:t>
+              <w:t xml:space="preserve">第2部</w:t>
             </w:r>
           </w:p>
         </w:tc>
@@ -499,7 +499,7 @@
                 <w:sz w:val="17"/>
                 <w:szCs w:val="17"/>
               </w:rPr>
-              <w:t xml:space="preserve">【記載待ち】文言や施策の内容が変わる事項</w:t>
+              <w:t xml:space="preserve">【仮置き中】当方で仮定を置いて進めている事項</w:t>
             </w:r>
           </w:p>
         </w:tc>
@@ -527,7 +527,7 @@
                 <w:sz w:val="17"/>
                 <w:szCs w:val="17"/>
               </w:rPr>
-              <w:t xml:space="preserve">7件</w:t>
+              <w:t xml:space="preserve">11件</w:t>
             </w:r>
           </w:p>
         </w:tc>
@@ -561,6 +561,186 @@
                 <w:sz w:val="17"/>
                 <w:szCs w:val="17"/>
               </w:rPr>
+              <w:t xml:space="preserve">第3部</w:t>
+            </w:r>
+          </w:p>
+        </w:tc>
+        <w:tc>
+          <w:tcPr>
+            <w:tcW w:type="dxa" w:w="6552"/>
+            <w:shd w:fill="FFFFFF" w:val="clear"/>
+            <w:tcMar>
+              <w:top w:type="dxa" w:w="70"/>
+              <w:left w:type="dxa" w:w="90"/>
+              <w:bottom w:type="dxa" w:w="70"/>
+              <w:right w:type="dxa" w:w="90"/>
+            </w:tcMar>
+          </w:tcPr>
+          <w:p>
+            <w:pPr>
+              <w:spacing w:after="0" w:line="250" w:lineRule="exact"/>
+            </w:pPr>
+            <w:r>
+              <w:rPr>
+                <w:rFonts w:ascii="游ゴシック" w:cs="游ゴシック" w:eastAsia="游ゴシック" w:hAnsi="游ゴシック"/>
+                <w:b w:val="false"/>
+                <w:bCs w:val="false"/>
+                <w:color w:val="000000"/>
+                <w:sz w:val="17"/>
+                <w:szCs w:val="17"/>
+              </w:rPr>
+              <w:t xml:space="preserve">【記載待ち】文言や施策の内容が変わる事項</w:t>
+            </w:r>
+          </w:p>
+        </w:tc>
+        <w:tc>
+          <w:tcPr>
+            <w:tcW w:type="dxa" w:w="1685"/>
+            <w:shd w:fill="FFFFFF" w:val="clear"/>
+            <w:tcMar>
+              <w:top w:type="dxa" w:w="70"/>
+              <w:left w:type="dxa" w:w="90"/>
+              <w:bottom w:type="dxa" w:w="70"/>
+              <w:right w:type="dxa" w:w="90"/>
+            </w:tcMar>
+          </w:tcPr>
+          <w:p>
+            <w:pPr>
+              <w:spacing w:after="0" w:line="250" w:lineRule="exact"/>
+            </w:pPr>
+            <w:r>
+              <w:rPr>
+                <w:rFonts w:ascii="游ゴシック" w:cs="游ゴシック" w:eastAsia="游ゴシック" w:hAnsi="游ゴシック"/>
+                <w:b w:val="false"/>
+                <w:bCs w:val="false"/>
+                <w:color w:val="000000"/>
+                <w:sz w:val="17"/>
+                <w:szCs w:val="17"/>
+              </w:rPr>
+              <w:t xml:space="preserve">7件</w:t>
+            </w:r>
+          </w:p>
+        </w:tc>
+      </w:tr>
+      <w:tr>
+        <w:trPr>
+          <w:cantSplit/>
+          <w:trHeight w:val="700" w:hRule="atLeast"/>
+        </w:trPr>
+        <w:tc>
+          <w:tcPr>
+            <w:tcW w:type="dxa" w:w="1123"/>
+            <w:shd w:fill="FFFFFF" w:val="clear"/>
+            <w:tcMar>
+              <w:top w:type="dxa" w:w="70"/>
+              <w:left w:type="dxa" w:w="90"/>
+              <w:bottom w:type="dxa" w:w="70"/>
+              <w:right w:type="dxa" w:w="90"/>
+            </w:tcMar>
+          </w:tcPr>
+          <w:p>
+            <w:pPr>
+              <w:spacing w:after="0" w:line="250" w:lineRule="exact"/>
+            </w:pPr>
+            <w:r>
+              <w:rPr>
+                <w:rFonts w:ascii="游ゴシック" w:cs="游ゴシック" w:eastAsia="游ゴシック" w:hAnsi="游ゴシック"/>
+                <w:b w:val="false"/>
+                <w:bCs w:val="false"/>
+                <w:color w:val="000000"/>
+                <w:sz w:val="17"/>
+                <w:szCs w:val="17"/>
+              </w:rPr>
+              <w:t xml:space="preserve">第4部</w:t>
+            </w:r>
+          </w:p>
+        </w:tc>
+        <w:tc>
+          <w:tcPr>
+            <w:tcW w:type="dxa" w:w="6552"/>
+            <w:shd w:fill="FFFFFF" w:val="clear"/>
+            <w:tcMar>
+              <w:top w:type="dxa" w:w="70"/>
+              <w:left w:type="dxa" w:w="90"/>
+              <w:bottom w:type="dxa" w:w="70"/>
+              <w:right w:type="dxa" w:w="90"/>
+            </w:tcMar>
+          </w:tcPr>
+          <w:p>
+            <w:pPr>
+              <w:spacing w:after="0" w:line="250" w:lineRule="exact"/>
+            </w:pPr>
+            <w:r>
+              <w:rPr>
+                <w:rFonts w:ascii="游ゴシック" w:cs="游ゴシック" w:eastAsia="游ゴシック" w:hAnsi="游ゴシック"/>
+                <w:b w:val="false"/>
+                <w:bCs w:val="false"/>
+                <w:color w:val="000000"/>
+                <w:sz w:val="17"/>
+                <w:szCs w:val="17"/>
+              </w:rPr>
+              <w:t xml:space="preserve">村の内部手続・日程の決定を待つ事項</w:t>
+            </w:r>
+          </w:p>
+        </w:tc>
+        <w:tc>
+          <w:tcPr>
+            <w:tcW w:type="dxa" w:w="1685"/>
+            <w:shd w:fill="FFFFFF" w:val="clear"/>
+            <w:tcMar>
+              <w:top w:type="dxa" w:w="70"/>
+              <w:left w:type="dxa" w:w="90"/>
+              <w:bottom w:type="dxa" w:w="70"/>
+              <w:right w:type="dxa" w:w="90"/>
+            </w:tcMar>
+          </w:tcPr>
+          <w:p>
+            <w:pPr>
+              <w:spacing w:after="0" w:line="250" w:lineRule="exact"/>
+            </w:pPr>
+            <w:r>
+              <w:rPr>
+                <w:rFonts w:ascii="游ゴシック" w:cs="游ゴシック" w:eastAsia="游ゴシック" w:hAnsi="游ゴシック"/>
+                <w:b w:val="false"/>
+                <w:bCs w:val="false"/>
+                <w:color w:val="000000"/>
+                <w:sz w:val="17"/>
+                <w:szCs w:val="17"/>
+              </w:rPr>
+              <w:t xml:space="preserve">1件</w:t>
+            </w:r>
+          </w:p>
+        </w:tc>
+      </w:tr>
+      <w:tr>
+        <w:trPr>
+          <w:cantSplit/>
+          <w:trHeight w:val="700" w:hRule="atLeast"/>
+        </w:trPr>
+        <w:tc>
+          <w:tcPr>
+            <w:tcW w:type="dxa" w:w="1123"/>
+            <w:shd w:fill="FFFFFF" w:val="clear"/>
+            <w:tcMar>
+              <w:top w:type="dxa" w:w="70"/>
+              <w:left w:type="dxa" w:w="90"/>
+              <w:bottom w:type="dxa" w:w="70"/>
+              <w:right w:type="dxa" w:w="90"/>
+            </w:tcMar>
+          </w:tcPr>
+          <w:p>
+            <w:pPr>
+              <w:spacing w:after="0" w:line="250" w:lineRule="exact"/>
+            </w:pPr>
+            <w:r>
+              <w:rPr>
+                <w:rFonts w:ascii="游ゴシック" w:cs="游ゴシック" w:eastAsia="游ゴシック" w:hAnsi="游ゴシック"/>
+                <w:b w:val="false"/>
+                <w:bCs w:val="false"/>
+                <w:color w:val="000000"/>
+                <w:sz w:val="17"/>
+                <w:szCs w:val="17"/>
+              </w:rPr>
               <w:t xml:space="preserve">第5部</w:t>
             </w:r>
           </w:p>
@@ -618,6 +798,514 @@
                 <w:szCs w:val="17"/>
               </w:rPr>
               <w:t xml:space="preserve">47件</w:t>
+            </w:r>
+          </w:p>
+        </w:tc>
+      </w:tr>
+    </w:tbl>
+    <w:p>
+      <w:r>
+        <w:br w:type="page"/>
+      </w:r>
+    </w:p>
+    <w:p>
+      <w:pPr>
+        <w:pStyle w:val="Heading1"/>
+        <w:keepNext/>
+        <w:shd w:fill="1F3864" w:val="clear"/>
+        <w:spacing w:after="240" w:before="0"/>
+      </w:pPr>
+      <w:r>
+        <w:rPr>
+          <w:rFonts w:ascii="游ゴシック" w:cs="游ゴシック" w:eastAsia="游ゴシック" w:hAnsi="游ゴシック"/>
+          <w:b/>
+          <w:bCs/>
+          <w:color w:val="FFFFFF"/>
+          <w:sz w:val="26"/>
+          <w:szCs w:val="26"/>
+        </w:rPr>
+        <w:t xml:space="preserve">第1部　【至急】ご回答がないと策定の作業が進まない事項</w:t>
+      </w:r>
+    </w:p>
+    <w:p>
+      <w:pPr>
+        <w:keepNext/>
+        <w:pBdr>
+          <w:left w:val="single" w:color="C00000" w:sz="18" w:space="8"/>
+        </w:pBdr>
+        <w:shd w:fill="FFF3F3" w:val="clear"/>
+        <w:spacing w:after="220" w:before="60" w:line="280" w:lineRule="exact"/>
+        <w:ind w:left="200" w:right="200"/>
+      </w:pPr>
+      <w:r>
+        <w:rPr>
+          <w:rFonts w:ascii="游ゴシック" w:cs="游ゴシック" w:eastAsia="游ゴシック" w:hAnsi="游ゴシック"/>
+          <w:color w:val="595959"/>
+          <w:sz w:val="18"/>
+          <w:szCs w:val="18"/>
+        </w:rPr>
+        <w:t xml:space="preserve">下表の事項は、回答がないと保険料・見込量の算定を確定できず、以降の工程が止まります。お手数ですが、他の部より先にご回答をお願いいたします。</w:t>
+      </w:r>
+    </w:p>
+    <w:tbl>
+      <w:tblPr>
+        <w:tblW w:type="dxa" w:w="9360"/>
+        <w:tblBorders>
+          <w:top w:val="single" w:color="auto" w:sz="4"/>
+          <w:left w:val="single" w:color="auto" w:sz="4"/>
+          <w:bottom w:val="single" w:color="auto" w:sz="4"/>
+          <w:right w:val="single" w:color="auto" w:sz="4"/>
+          <w:insideH w:val="single" w:color="auto" w:sz="4"/>
+          <w:insideV w:val="single" w:color="auto" w:sz="4"/>
+        </w:tblBorders>
+        <w:tblLayout w:type="fixed"/>
+      </w:tblPr>
+      <w:tblGrid>
+        <w:gridCol w:w="374"/>
+        <w:gridCol w:w="3182"/>
+        <w:gridCol w:w="2714"/>
+        <w:gridCol w:w="1217"/>
+        <w:gridCol w:w="1873"/>
+      </w:tblGrid>
+      <w:tr>
+        <w:trPr>
+          <w:cantSplit/>
+          <w:tblHeader/>
+        </w:trPr>
+        <w:tc>
+          <w:tcPr>
+            <w:tcW w:type="dxa" w:w="374"/>
+            <w:shd w:fill="2E75B6" w:val="clear"/>
+            <w:tcMar>
+              <w:top w:type="dxa" w:w="70"/>
+              <w:left w:type="dxa" w:w="90"/>
+              <w:bottom w:type="dxa" w:w="70"/>
+              <w:right w:type="dxa" w:w="90"/>
+            </w:tcMar>
+          </w:tcPr>
+          <w:p>
+            <w:pPr>
+              <w:spacing w:after="0" w:line="250" w:lineRule="exact"/>
+              <w:jc w:val="center"/>
+            </w:pPr>
+            <w:r>
+              <w:rPr>
+                <w:rFonts w:ascii="游ゴシック" w:cs="游ゴシック" w:eastAsia="游ゴシック" w:hAnsi="游ゴシック"/>
+                <w:b/>
+                <w:bCs/>
+                <w:color w:val="FFFFFF"/>
+                <w:sz w:val="17"/>
+                <w:szCs w:val="17"/>
+              </w:rPr>
+              <w:t xml:space="preserve">#</w:t>
+            </w:r>
+          </w:p>
+        </w:tc>
+        <w:tc>
+          <w:tcPr>
+            <w:tcW w:type="dxa" w:w="3182"/>
+            <w:shd w:fill="2E75B6" w:val="clear"/>
+            <w:tcMar>
+              <w:top w:type="dxa" w:w="70"/>
+              <w:left w:type="dxa" w:w="90"/>
+              <w:bottom w:type="dxa" w:w="70"/>
+              <w:right w:type="dxa" w:w="90"/>
+            </w:tcMar>
+          </w:tcPr>
+          <w:p>
+            <w:pPr>
+              <w:spacing w:after="0" w:line="250" w:lineRule="exact"/>
+              <w:jc w:val="center"/>
+            </w:pPr>
+            <w:r>
+              <w:rPr>
+                <w:rFonts w:ascii="游ゴシック" w:cs="游ゴシック" w:eastAsia="游ゴシック" w:hAnsi="游ゴシック"/>
+                <w:b/>
+                <w:bCs/>
+                <w:color w:val="FFFFFF"/>
+                <w:sz w:val="17"/>
+                <w:szCs w:val="17"/>
+              </w:rPr>
+              <w:t xml:space="preserve">ご確認・ご提供をお願いしたいこと</w:t>
+            </w:r>
+          </w:p>
+        </w:tc>
+        <w:tc>
+          <w:tcPr>
+            <w:tcW w:type="dxa" w:w="2714"/>
+            <w:shd w:fill="2E75B6" w:val="clear"/>
+            <w:tcMar>
+              <w:top w:type="dxa" w:w="70"/>
+              <w:left w:type="dxa" w:w="90"/>
+              <w:bottom w:type="dxa" w:w="70"/>
+              <w:right w:type="dxa" w:w="90"/>
+            </w:tcMar>
+          </w:tcPr>
+          <w:p>
+            <w:pPr>
+              <w:spacing w:after="0" w:line="250" w:lineRule="exact"/>
+              <w:jc w:val="center"/>
+            </w:pPr>
+            <w:r>
+              <w:rPr>
+                <w:rFonts w:ascii="游ゴシック" w:cs="游ゴシック" w:eastAsia="游ゴシック" w:hAnsi="游ゴシック"/>
+                <w:b/>
+                <w:bCs/>
+                <w:color w:val="FFFFFF"/>
+                <w:sz w:val="17"/>
+                <w:szCs w:val="17"/>
+              </w:rPr>
+              <w:t xml:space="preserve">当方の現在の扱い</w:t>
+            </w:r>
+          </w:p>
+        </w:tc>
+        <w:tc>
+          <w:tcPr>
+            <w:tcW w:type="dxa" w:w="1217"/>
+            <w:shd w:fill="2E75B6" w:val="clear"/>
+            <w:tcMar>
+              <w:top w:type="dxa" w:w="70"/>
+              <w:left w:type="dxa" w:w="90"/>
+              <w:bottom w:type="dxa" w:w="70"/>
+              <w:right w:type="dxa" w:w="90"/>
+            </w:tcMar>
+          </w:tcPr>
+          <w:p>
+            <w:pPr>
+              <w:spacing w:after="0" w:line="250" w:lineRule="exact"/>
+              <w:jc w:val="center"/>
+            </w:pPr>
+            <w:r>
+              <w:rPr>
+                <w:rFonts w:ascii="游ゴシック" w:cs="游ゴシック" w:eastAsia="游ゴシック" w:hAnsi="游ゴシック"/>
+                <w:b/>
+                <w:bCs/>
+                <w:color w:val="FFFFFF"/>
+                <w:sz w:val="17"/>
+                <w:szCs w:val="17"/>
+              </w:rPr>
+              <w:t xml:space="preserve">ご回答が必要な時期</w:t>
+            </w:r>
+          </w:p>
+        </w:tc>
+        <w:tc>
+          <w:tcPr>
+            <w:tcW w:type="dxa" w:w="1873"/>
+            <w:shd w:fill="2E75B6" w:val="clear"/>
+            <w:tcMar>
+              <w:top w:type="dxa" w:w="70"/>
+              <w:left w:type="dxa" w:w="90"/>
+              <w:bottom w:type="dxa" w:w="70"/>
+              <w:right w:type="dxa" w:w="90"/>
+            </w:tcMar>
+          </w:tcPr>
+          <w:p>
+            <w:pPr>
+              <w:spacing w:after="0" w:line="250" w:lineRule="exact"/>
+              <w:jc w:val="center"/>
+            </w:pPr>
+            <w:r>
+              <w:rPr>
+                <w:rFonts w:ascii="游ゴシック" w:cs="游ゴシック" w:eastAsia="游ゴシック" w:hAnsi="游ゴシック"/>
+                <w:b/>
+                <w:bCs/>
+                <w:color w:val="FFFFFF"/>
+                <w:sz w:val="17"/>
+                <w:szCs w:val="17"/>
+              </w:rPr>
+              <w:t xml:space="preserve">ご回答</w:t>
+            </w:r>
+          </w:p>
+        </w:tc>
+      </w:tr>
+      <w:tr>
+        <w:trPr>
+          <w:cantSplit/>
+          <w:trHeight w:val="700" w:hRule="atLeast"/>
+        </w:trPr>
+        <w:tc>
+          <w:tcPr>
+            <w:tcW w:type="dxa" w:w="374"/>
+            <w:shd w:fill="FFF2CC" w:val="clear"/>
+            <w:tcMar>
+              <w:top w:type="dxa" w:w="70"/>
+              <w:left w:type="dxa" w:w="90"/>
+              <w:bottom w:type="dxa" w:w="70"/>
+              <w:right w:type="dxa" w:w="90"/>
+            </w:tcMar>
+          </w:tcPr>
+          <w:p>
+            <w:pPr>
+              <w:spacing w:after="0" w:line="250" w:lineRule="exact"/>
+            </w:pPr>
+            <w:r>
+              <w:rPr>
+                <w:rFonts w:ascii="游ゴシック" w:cs="游ゴシック" w:eastAsia="游ゴシック" w:hAnsi="游ゴシック"/>
+                <w:b w:val="false"/>
+                <w:bCs w:val="false"/>
+                <w:color w:val="000000"/>
+                <w:sz w:val="17"/>
+                <w:szCs w:val="17"/>
+              </w:rPr>
+              <w:t xml:space="preserve">1</w:t>
+            </w:r>
+          </w:p>
+        </w:tc>
+        <w:tc>
+          <w:tcPr>
+            <w:tcW w:type="dxa" w:w="3182"/>
+            <w:shd w:fill="FFF2CC" w:val="clear"/>
+            <w:tcMar>
+              <w:top w:type="dxa" w:w="70"/>
+              <w:left w:type="dxa" w:w="90"/>
+              <w:bottom w:type="dxa" w:w="70"/>
+              <w:right w:type="dxa" w:w="90"/>
+            </w:tcMar>
+          </w:tcPr>
+          <w:p>
+            <w:pPr>
+              <w:spacing w:after="0" w:line="250" w:lineRule="exact"/>
+            </w:pPr>
+            <w:r>
+              <w:rPr>
+                <w:rFonts w:ascii="游ゴシック" w:cs="游ゴシック" w:eastAsia="游ゴシック" w:hAnsi="游ゴシック"/>
+                <w:b w:val="false"/>
+                <w:bCs w:val="false"/>
+                <w:color w:val="000000"/>
+                <w:sz w:val="17"/>
+                <w:szCs w:val="17"/>
+              </w:rPr>
+              <w:t xml:space="preserve">法が定めることを求めている2つの量が空欄である（老人福祉事業の量19事業・地域支援事業の量10事業）</w:t>
+            </w:r>
+          </w:p>
+        </w:tc>
+        <w:tc>
+          <w:tcPr>
+            <w:tcW w:type="dxa" w:w="2714"/>
+            <w:shd w:fill="FFF2CC" w:val="clear"/>
+            <w:tcMar>
+              <w:top w:type="dxa" w:w="70"/>
+              <w:left w:type="dxa" w:w="90"/>
+              <w:bottom w:type="dxa" w:w="70"/>
+              <w:right w:type="dxa" w:w="90"/>
+            </w:tcMar>
+          </w:tcPr>
+          <w:p>
+            <w:pPr>
+              <w:spacing w:after="0" w:line="250" w:lineRule="exact"/>
+            </w:pPr>
+            <w:r>
+              <w:rPr>
+                <w:rFonts w:ascii="游ゴシック" w:cs="游ゴシック" w:eastAsia="游ゴシック" w:hAnsi="游ゴシック"/>
+                <w:b w:val="false"/>
+                <w:bCs w:val="false"/>
+                <w:color w:val="000000"/>
+                <w:sz w:val="17"/>
+                <w:szCs w:val="17"/>
+              </w:rPr>
+              <w:t xml:space="preserve">老人福祉法第20条の8第2項の老人福祉事業の量（20事業のうち19事業）と、介護保険法第117条第2項第2号の地域支援事業の量（19事業のうち10事業）が令和9〜11年度とも空欄である。いずれも法が計画に定めることを求めている事項であり、仮定を置いて進めることができない。令和5〜7年度の実績の受領を待つ。</w:t>
+            </w:r>
+          </w:p>
+        </w:tc>
+        <w:tc>
+          <w:tcPr>
+            <w:tcW w:type="dxa" w:w="1217"/>
+            <w:shd w:fill="FFF2CC" w:val="clear"/>
+            <w:tcMar>
+              <w:top w:type="dxa" w:w="70"/>
+              <w:left w:type="dxa" w:w="90"/>
+              <w:bottom w:type="dxa" w:w="70"/>
+              <w:right w:type="dxa" w:w="90"/>
+            </w:tcMar>
+          </w:tcPr>
+          <w:p>
+            <w:pPr>
+              <w:spacing w:after="0" w:line="250" w:lineRule="exact"/>
+            </w:pPr>
+            <w:r>
+              <w:rPr>
+                <w:rFonts w:ascii="游ゴシック" w:cs="游ゴシック" w:eastAsia="游ゴシック" w:hAnsi="游ゴシック"/>
+                <w:b w:val="false"/>
+                <w:bCs w:val="false"/>
+                <w:color w:val="000000"/>
+                <w:sz w:val="17"/>
+                <w:szCs w:val="17"/>
+              </w:rPr>
+              <w:t xml:space="preserve">10月下旬</w:t>
+            </w:r>
+          </w:p>
+        </w:tc>
+        <w:tc>
+          <w:tcPr>
+            <w:tcW w:type="dxa" w:w="1873"/>
+            <w:shd w:fill="FFFFFF" w:val="clear"/>
+            <w:tcMar>
+              <w:top w:type="dxa" w:w="70"/>
+              <w:left w:type="dxa" w:w="90"/>
+              <w:bottom w:type="dxa" w:w="70"/>
+              <w:right w:type="dxa" w:w="90"/>
+            </w:tcMar>
+          </w:tcPr>
+          <w:p>
+            <w:pPr>
+              <w:spacing w:after="0" w:line="250" w:lineRule="exact"/>
+            </w:pPr>
+            <w:r>
+              <w:rPr>
+                <w:rFonts w:ascii="游ゴシック" w:cs="游ゴシック" w:eastAsia="游ゴシック" w:hAnsi="游ゴシック"/>
+                <w:b w:val="false"/>
+                <w:bCs w:val="false"/>
+                <w:color w:val="000000"/>
+                <w:sz w:val="17"/>
+                <w:szCs w:val="17"/>
+              </w:rPr>
+              <w:t xml:space="preserve"/>
+            </w:r>
+          </w:p>
+        </w:tc>
+      </w:tr>
+      <w:tr>
+        <w:trPr>
+          <w:cantSplit/>
+          <w:trHeight w:val="700" w:hRule="atLeast"/>
+        </w:trPr>
+        <w:tc>
+          <w:tcPr>
+            <w:tcW w:type="dxa" w:w="374"/>
+            <w:shd w:fill="FFF2CC" w:val="clear"/>
+            <w:tcMar>
+              <w:top w:type="dxa" w:w="70"/>
+              <w:left w:type="dxa" w:w="90"/>
+              <w:bottom w:type="dxa" w:w="70"/>
+              <w:right w:type="dxa" w:w="90"/>
+            </w:tcMar>
+          </w:tcPr>
+          <w:p>
+            <w:pPr>
+              <w:spacing w:after="0" w:line="250" w:lineRule="exact"/>
+            </w:pPr>
+            <w:r>
+              <w:rPr>
+                <w:rFonts w:ascii="游ゴシック" w:cs="游ゴシック" w:eastAsia="游ゴシック" w:hAnsi="游ゴシック"/>
+                <w:b w:val="false"/>
+                <w:bCs w:val="false"/>
+                <w:color w:val="000000"/>
+                <w:sz w:val="17"/>
+                <w:szCs w:val="17"/>
+              </w:rPr>
+              <w:t xml:space="preserve">2</w:t>
+            </w:r>
+          </w:p>
+        </w:tc>
+        <w:tc>
+          <w:tcPr>
+            <w:tcW w:type="dxa" w:w="3182"/>
+            <w:shd w:fill="FFF2CC" w:val="clear"/>
+            <w:tcMar>
+              <w:top w:type="dxa" w:w="70"/>
+              <w:left w:type="dxa" w:w="90"/>
+              <w:bottom w:type="dxa" w:w="70"/>
+              <w:right w:type="dxa" w:w="90"/>
+            </w:tcMar>
+          </w:tcPr>
+          <w:p>
+            <w:pPr>
+              <w:spacing w:after="0" w:line="250" w:lineRule="exact"/>
+            </w:pPr>
+            <w:r>
+              <w:rPr>
+                <w:rFonts w:ascii="游ゴシック" w:cs="游ゴシック" w:eastAsia="游ゴシック" w:hAnsi="游ゴシック"/>
+                <w:b w:val="false"/>
+                <w:bCs w:val="false"/>
+                <w:color w:val="000000"/>
+                <w:sz w:val="17"/>
+                <w:szCs w:val="17"/>
+              </w:rPr>
+              <w:t xml:space="preserve">養護老人ホーム措置・軽費老人ホーム・老人クラブの実績は見える化に系列が一切ない</w:t>
+            </w:r>
+          </w:p>
+        </w:tc>
+        <w:tc>
+          <w:tcPr>
+            <w:tcW w:type="dxa" w:w="2714"/>
+            <w:shd w:fill="FFF2CC" w:val="clear"/>
+            <w:tcMar>
+              <w:top w:type="dxa" w:w="70"/>
+              <w:left w:type="dxa" w:w="90"/>
+              <w:bottom w:type="dxa" w:w="70"/>
+              <w:right w:type="dxa" w:w="90"/>
+            </w:tcMar>
+          </w:tcPr>
+          <w:p>
+            <w:pPr>
+              <w:spacing w:after="0" w:line="250" w:lineRule="exact"/>
+            </w:pPr>
+            <w:r>
+              <w:rPr>
+                <w:rFonts w:ascii="游ゴシック" w:cs="游ゴシック" w:eastAsia="游ゴシック" w:hAnsi="游ゴシック"/>
+                <w:b w:val="false"/>
+                <w:bCs w:val="false"/>
+                <w:color w:val="000000"/>
+                <w:sz w:val="17"/>
+                <w:szCs w:val="17"/>
+              </w:rPr>
+              <w:t xml:space="preserve">養護老人ホーム措置・軽費老人ホーム・老人クラブは見える化に系列が一切なく、老人福祉事業の量の目標（Ⅱ-110）が立てられない。村提供のみが情報源。</w:t>
+            </w:r>
+          </w:p>
+        </w:tc>
+        <w:tc>
+          <w:tcPr>
+            <w:tcW w:type="dxa" w:w="1217"/>
+            <w:shd w:fill="FFF2CC" w:val="clear"/>
+            <w:tcMar>
+              <w:top w:type="dxa" w:w="70"/>
+              <w:left w:type="dxa" w:w="90"/>
+              <w:bottom w:type="dxa" w:w="70"/>
+              <w:right w:type="dxa" w:w="90"/>
+            </w:tcMar>
+          </w:tcPr>
+          <w:p>
+            <w:pPr>
+              <w:spacing w:after="0" w:line="250" w:lineRule="exact"/>
+            </w:pPr>
+            <w:r>
+              <w:rPr>
+                <w:rFonts w:ascii="游ゴシック" w:cs="游ゴシック" w:eastAsia="游ゴシック" w:hAnsi="游ゴシック"/>
+                <w:b w:val="false"/>
+                <w:bCs w:val="false"/>
+                <w:color w:val="000000"/>
+                <w:sz w:val="17"/>
+                <w:szCs w:val="17"/>
+              </w:rPr>
+              <w:t xml:space="preserve">10月下旬</w:t>
+            </w:r>
+          </w:p>
+        </w:tc>
+        <w:tc>
+          <w:tcPr>
+            <w:tcW w:type="dxa" w:w="1873"/>
+            <w:shd w:fill="FFFFFF" w:val="clear"/>
+            <w:tcMar>
+              <w:top w:type="dxa" w:w="70"/>
+              <w:left w:type="dxa" w:w="90"/>
+              <w:bottom w:type="dxa" w:w="70"/>
+              <w:right w:type="dxa" w:w="90"/>
+            </w:tcMar>
+          </w:tcPr>
+          <w:p>
+            <w:pPr>
+              <w:spacing w:after="0" w:line="250" w:lineRule="exact"/>
+            </w:pPr>
+            <w:r>
+              <w:rPr>
+                <w:rFonts w:ascii="游ゴシック" w:cs="游ゴシック" w:eastAsia="游ゴシック" w:hAnsi="游ゴシック"/>
+                <w:b w:val="false"/>
+                <w:bCs w:val="false"/>
+                <w:color w:val="000000"/>
+                <w:sz w:val="17"/>
+                <w:szCs w:val="17"/>
+              </w:rPr>
+              <w:t xml:space="preserve"/>
             </w:r>
           </w:p>
         </w:tc>
@@ -1187,7 +1875,7 @@
                 <w:sz w:val="17"/>
                 <w:szCs w:val="17"/>
               </w:rPr>
-              <w:t xml:space="preserve">国の推計ワークシートが求める在宅サービス利用率の分母</w:t>
+              <w:t xml:space="preserve">共生型サービスの事業所の名寄せ（障がい福祉と介護保険で同一の事業所か）</w:t>
             </w:r>
           </w:p>
         </w:tc>
@@ -1215,7 +1903,7 @@
                 <w:sz w:val="17"/>
                 <w:szCs w:val="17"/>
               </w:rPr>
-              <w:t xml:space="preserve">在宅サービス利用率を認定者数ベースで算定している。国のツールが残余ベースを求める場合は換算が必要になる。K-148（社内で確認）と対になる。</w:t>
+              <w:t xml:space="preserve">施策3-1の指標「共生型サービスについて協議した事業所数」の現状値を0か所として仮に置いている。社会福祉協議会がすでに居宅介護・生活介護を担っている場合、現状値は0ではなく、目標値（村内3か所）の立て方も変わる。差替えは施策3-1にとどまる。障がい福祉計画の整合Ｋ-5。</w:t>
             </w:r>
           </w:p>
         </w:tc>
@@ -1243,7 +1931,7 @@
                 <w:sz w:val="17"/>
                 <w:szCs w:val="17"/>
               </w:rPr>
-              <w:t xml:space="preserve">10月中旬</w:t>
+              <w:t xml:space="preserve">10月下旬</w:t>
             </w:r>
           </w:p>
         </w:tc>
@@ -1333,7 +2021,7 @@
                 <w:sz w:val="17"/>
                 <w:szCs w:val="17"/>
               </w:rPr>
-              <w:t xml:space="preserve">地域支援事業費が国の推計（3か年147,654千円）と当方の算定（119,658千円）で23.4%食い違う</w:t>
+              <w:t xml:space="preserve">国の推計ワークシートが求める在宅サービス利用率の分母</w:t>
             </w:r>
           </w:p>
         </w:tc>
@@ -1361,7 +2049,7 @@
                 <w:sz w:val="17"/>
                 <w:szCs w:val="17"/>
               </w:rPr>
-              <w:t xml:space="preserve">国の値（47,686／49,218／50,751千円）を正として5-6を書き換える。伸びの根拠が分かるまでは「国の推計ワークシートの値による」と注記する。</w:t>
+              <w:t xml:space="preserve">在宅サービス利用率を認定者数ベースで算定している。国のツールが残余ベースを求める場合は換算が必要になる。K-148（社内で確認）と対になる。</w:t>
             </w:r>
           </w:p>
         </w:tc>
@@ -1389,7 +2077,7 @@
                 <w:sz w:val="17"/>
                 <w:szCs w:val="17"/>
               </w:rPr>
-              <w:t xml:space="preserve">10月下旬</w:t>
+              <w:t xml:space="preserve">10月中旬</w:t>
             </w:r>
           </w:p>
         </w:tc>
@@ -1479,7 +2167,7 @@
                 <w:sz w:val="17"/>
                 <w:szCs w:val="17"/>
               </w:rPr>
-              <w:t xml:space="preserve">地域支援事業費・総合事業費の決算の複数年の推移（可能な範囲で5か年以上）</w:t>
+              <w:t xml:space="preserve">地域支援事業費が国の推計（3か年147,654千円）と当方の算定（119,658千円）で23.4%食い違う</w:t>
             </w:r>
           </w:p>
         </w:tc>
@@ -1507,7 +2195,7 @@
                 <w:sz w:val="17"/>
                 <w:szCs w:val="17"/>
               </w:rPr>
-              <w:t xml:space="preserve">国の推計ワークシートの値を正として5-6を書き換える。据え置きが外れたため、決算の推移は伸びの根拠の裏づけとして用いる。</w:t>
+              <w:t xml:space="preserve">国の値（47,686／49,218／50,751千円）を正として5-6を書き換える。伸びの根拠が分かるまでは「国の推計ワークシートの値による」と注記する。</w:t>
             </w:r>
           </w:p>
         </w:tc>
@@ -1625,7 +2313,7 @@
                 <w:sz w:val="17"/>
                 <w:szCs w:val="17"/>
               </w:rPr>
-              <w:t xml:space="preserve">居宅療養管理指導・短期入所生活介護を3か年平均と令和7年度水準のどちらで置くか</w:t>
+              <w:t xml:space="preserve">地域支援事業費・総合事業費の決算の複数年の推移（可能な範囲で5か年以上）</w:t>
             </w:r>
           </w:p>
         </w:tc>
@@ -1653,7 +2341,7 @@
                 <w:sz w:val="17"/>
                 <w:szCs w:val="17"/>
               </w:rPr>
-              <w:t xml:space="preserve">居宅療養管理指導・短期入所生活介護を3か年平均で置いている。令和7年度水準に替えると見込量と給付費が動く。</w:t>
+              <w:t xml:space="preserve">国の推計ワークシートの値を正として5-6を書き換える。据え置きが外れたため、決算の推移は伸びの根拠の裏づけとして用いる。</w:t>
             </w:r>
           </w:p>
         </w:tc>
@@ -1681,7 +2369,7 @@
                 <w:sz w:val="17"/>
                 <w:szCs w:val="17"/>
               </w:rPr>
-              <w:t xml:space="preserve">10月中旬</w:t>
+              <w:t xml:space="preserve">10月下旬</w:t>
             </w:r>
           </w:p>
         </w:tc>
@@ -1771,7 +2459,7 @@
                 <w:sz w:val="17"/>
                 <w:szCs w:val="17"/>
               </w:rPr>
-              <w:t xml:space="preserve">特定地域サービス・特定地域居宅サービス等事業を活用するかどうか</w:t>
+              <w:t xml:space="preserve">居宅療養管理指導・短期入所生活介護を3か年平均と令和7年度水準のどちらで置くか</w:t>
             </w:r>
           </w:p>
         </w:tc>
@@ -1799,7 +2487,7 @@
                 <w:sz w:val="17"/>
                 <w:szCs w:val="17"/>
               </w:rPr>
-              <w:t xml:space="preserve">特定地域サービス・特定地域居宅サービス等事業を0で仮置きしている。活用するならサービス種類が増え、見込量の表の行が増える。</w:t>
+              <w:t xml:space="preserve">居宅療養管理指導・短期入所生活介護を3か年平均で置いている。令和7年度水準に替えると見込量と給付費が動く。</w:t>
             </w:r>
           </w:p>
         </w:tc>
@@ -1917,7 +2605,7 @@
                 <w:sz w:val="17"/>
                 <w:szCs w:val="17"/>
               </w:rPr>
-              <w:t xml:space="preserve">特定地域居宅サービス等事業・介護情報利活用事業が0で入っていることの扱い</w:t>
+              <w:t xml:space="preserve">特定地域サービス・特定地域居宅サービス等事業を活用するかどうか</w:t>
             </w:r>
           </w:p>
         </w:tc>
@@ -1945,7 +2633,7 @@
                 <w:sz w:val="17"/>
                 <w:szCs w:val="17"/>
               </w:rPr>
-              <w:t xml:space="preserve">0のまま（取り組まない）として記載し、中山間・人口減少地域の指定の意向とあわせて「第10期中に検討する」とする案を用意する。</w:t>
+              <w:t xml:space="preserve">特定地域サービス・特定地域居宅サービス等事業を0で仮置きしている。活用するならサービス種類が増え、見込量の表の行が増える。</w:t>
             </w:r>
           </w:p>
         </w:tc>
@@ -1973,7 +2661,7 @@
                 <w:sz w:val="17"/>
                 <w:szCs w:val="17"/>
               </w:rPr>
-              <w:t xml:space="preserve">11月上旬（第2回策定委員会まで）</w:t>
+              <w:t xml:space="preserve">10月中旬</w:t>
             </w:r>
           </w:p>
         </w:tc>
@@ -2063,7 +2751,7 @@
                 <w:sz w:val="17"/>
                 <w:szCs w:val="17"/>
               </w:rPr>
-              <w:t xml:space="preserve">第9期計画の本文（サービス別見込量の表を含む全体）</w:t>
+              <w:t xml:space="preserve">特定地域居宅サービス等事業・介護情報利活用事業が0で入っていることの扱い</w:t>
             </w:r>
           </w:p>
         </w:tc>
@@ -2091,7 +2779,7 @@
                 <w:sz w:val="17"/>
                 <w:szCs w:val="17"/>
               </w:rPr>
-              <w:t xml:space="preserve">第9期のサービス別見込量は概要版と復元値で代替している。本文があれば復元の当否を確かめられる。</w:t>
+              <w:t xml:space="preserve">0のまま（取り組まない）として記載し、中山間・人口減少地域の指定の意向とあわせて「第10期中に検討する」とする案を用意する。</w:t>
             </w:r>
           </w:p>
         </w:tc>
@@ -2119,7 +2807,7 @@
                 <w:sz w:val="17"/>
                 <w:szCs w:val="17"/>
               </w:rPr>
-              <w:t xml:space="preserve">10月中旬</w:t>
+              <w:t xml:space="preserve">11月上旬（第2回策定委員会まで）</w:t>
             </w:r>
           </w:p>
         </w:tc>
@@ -2209,7 +2897,7 @@
                 <w:sz w:val="17"/>
                 <w:szCs w:val="17"/>
               </w:rPr>
-              <w:t xml:space="preserve">認知症対応型共同生活介護（村内27人分）の待機者数と、村外のグループホームを利用している方の人数</w:t>
+              <w:t xml:space="preserve">第9期計画の本文（サービス別見込量の表を含む全体）</w:t>
             </w:r>
           </w:p>
         </w:tc>
@@ -2237,7 +2925,7 @@
                 <w:sz w:val="17"/>
                 <w:szCs w:val="17"/>
               </w:rPr>
-              <w:t xml:space="preserve">認知症対応型共同生活介護の必要利用定員総数を現状の27人で3か年据え置いている。待機者数と村外利用者数がわかれば増床の要否を判断できる。</w:t>
+              <w:t xml:space="preserve">第9期のサービス別見込量は概要版と復元値で代替している。本文があれば復元の当否を確かめられる。</w:t>
             </w:r>
           </w:p>
         </w:tc>
@@ -2265,7 +2953,7 @@
                 <w:sz w:val="17"/>
                 <w:szCs w:val="17"/>
               </w:rPr>
-              <w:t xml:space="preserve">10月下旬（第2回策定委員会の審議事項）</w:t>
+              <w:t xml:space="preserve">10月中旬</w:t>
             </w:r>
           </w:p>
         </w:tc>
@@ -2355,7 +3043,7 @@
                 <w:sz w:val="17"/>
                 <w:szCs w:val="17"/>
               </w:rPr>
-              <w:t xml:space="preserve">養護老人ホーム措置・軽費老人ホーム・老人クラブの実績は見える化に系列が一切ない</w:t>
+              <w:t xml:space="preserve">認知症対応型共同生活介護（村内27人分）の待機者数と、村外のグループホームを利用している方の人数</w:t>
             </w:r>
           </w:p>
         </w:tc>
@@ -2383,7 +3071,7 @@
                 <w:sz w:val="17"/>
                 <w:szCs w:val="17"/>
               </w:rPr>
-              <w:t xml:space="preserve">養護老人ホーム措置・軽費老人ホーム・老人クラブは見える化に系列が一切なく、老人福祉事業の量の目標（Ⅱ-110）が立てられない。村提供のみが情報源。</w:t>
+              <w:t xml:space="preserve">認知症対応型共同生活介護の必要利用定員総数を現状の27人で3か年据え置いている。待機者数と村外利用者数がわかれば増床の要否を判断できる。</w:t>
             </w:r>
           </w:p>
         </w:tc>
@@ -2411,7 +3099,7 @@
                 <w:sz w:val="17"/>
                 <w:szCs w:val="17"/>
               </w:rPr>
-              <w:t xml:space="preserve">10月下旬</w:t>
+              <w:t xml:space="preserve">10月下旬（第2回策定委員会の審議事項）</w:t>
             </w:r>
           </w:p>
         </w:tc>
@@ -3704,6 +4392,368 @@
           <w:sz w:val="26"/>
           <w:szCs w:val="26"/>
         </w:rPr>
+        <w:t xml:space="preserve">第4部　村の内部手続・日程の決定を待つ事項</w:t>
+      </w:r>
+    </w:p>
+    <w:p>
+      <w:pPr>
+        <w:keepNext/>
+        <w:pBdr>
+          <w:left w:val="single" w:color="C00000" w:sz="18" w:space="8"/>
+        </w:pBdr>
+        <w:shd w:fill="FFF3F3" w:val="clear"/>
+        <w:spacing w:after="220" w:before="60" w:line="280" w:lineRule="exact"/>
+        <w:ind w:left="200" w:right="200"/>
+      </w:pPr>
+      <w:r>
+        <w:rPr>
+          <w:rFonts w:ascii="游ゴシック" w:cs="游ゴシック" w:eastAsia="游ゴシック" w:hAnsi="游ゴシック"/>
+          <w:color w:val="595959"/>
+          <w:sz w:val="18"/>
+          <w:szCs w:val="18"/>
+        </w:rPr>
+        <w:t xml:space="preserve">当方の作業は止まりません。決まり次第お知らせください。</w:t>
+      </w:r>
+    </w:p>
+    <w:tbl>
+      <w:tblPr>
+        <w:tblW w:type="dxa" w:w="9360"/>
+        <w:tblBorders>
+          <w:top w:val="single" w:color="auto" w:sz="4"/>
+          <w:left w:val="single" w:color="auto" w:sz="4"/>
+          <w:bottom w:val="single" w:color="auto" w:sz="4"/>
+          <w:right w:val="single" w:color="auto" w:sz="4"/>
+          <w:insideH w:val="single" w:color="auto" w:sz="4"/>
+          <w:insideV w:val="single" w:color="auto" w:sz="4"/>
+        </w:tblBorders>
+        <w:tblLayout w:type="fixed"/>
+      </w:tblPr>
+      <w:tblGrid>
+        <w:gridCol w:w="374"/>
+        <w:gridCol w:w="3182"/>
+        <w:gridCol w:w="2714"/>
+        <w:gridCol w:w="1217"/>
+        <w:gridCol w:w="1873"/>
+      </w:tblGrid>
+      <w:tr>
+        <w:trPr>
+          <w:cantSplit/>
+          <w:tblHeader/>
+        </w:trPr>
+        <w:tc>
+          <w:tcPr>
+            <w:tcW w:type="dxa" w:w="374"/>
+            <w:shd w:fill="2E75B6" w:val="clear"/>
+            <w:tcMar>
+              <w:top w:type="dxa" w:w="70"/>
+              <w:left w:type="dxa" w:w="90"/>
+              <w:bottom w:type="dxa" w:w="70"/>
+              <w:right w:type="dxa" w:w="90"/>
+            </w:tcMar>
+          </w:tcPr>
+          <w:p>
+            <w:pPr>
+              <w:spacing w:after="0" w:line="250" w:lineRule="exact"/>
+              <w:jc w:val="center"/>
+            </w:pPr>
+            <w:r>
+              <w:rPr>
+                <w:rFonts w:ascii="游ゴシック" w:cs="游ゴシック" w:eastAsia="游ゴシック" w:hAnsi="游ゴシック"/>
+                <w:b/>
+                <w:bCs/>
+                <w:color w:val="FFFFFF"/>
+                <w:sz w:val="17"/>
+                <w:szCs w:val="17"/>
+              </w:rPr>
+              <w:t xml:space="preserve">#</w:t>
+            </w:r>
+          </w:p>
+        </w:tc>
+        <w:tc>
+          <w:tcPr>
+            <w:tcW w:type="dxa" w:w="3182"/>
+            <w:shd w:fill="2E75B6" w:val="clear"/>
+            <w:tcMar>
+              <w:top w:type="dxa" w:w="70"/>
+              <w:left w:type="dxa" w:w="90"/>
+              <w:bottom w:type="dxa" w:w="70"/>
+              <w:right w:type="dxa" w:w="90"/>
+            </w:tcMar>
+          </w:tcPr>
+          <w:p>
+            <w:pPr>
+              <w:spacing w:after="0" w:line="250" w:lineRule="exact"/>
+              <w:jc w:val="center"/>
+            </w:pPr>
+            <w:r>
+              <w:rPr>
+                <w:rFonts w:ascii="游ゴシック" w:cs="游ゴシック" w:eastAsia="游ゴシック" w:hAnsi="游ゴシック"/>
+                <w:b/>
+                <w:bCs/>
+                <w:color w:val="FFFFFF"/>
+                <w:sz w:val="17"/>
+                <w:szCs w:val="17"/>
+              </w:rPr>
+              <w:t xml:space="preserve">ご確認・ご提供をお願いしたいこと</w:t>
+            </w:r>
+          </w:p>
+        </w:tc>
+        <w:tc>
+          <w:tcPr>
+            <w:tcW w:type="dxa" w:w="2714"/>
+            <w:shd w:fill="2E75B6" w:val="clear"/>
+            <w:tcMar>
+              <w:top w:type="dxa" w:w="70"/>
+              <w:left w:type="dxa" w:w="90"/>
+              <w:bottom w:type="dxa" w:w="70"/>
+              <w:right w:type="dxa" w:w="90"/>
+            </w:tcMar>
+          </w:tcPr>
+          <w:p>
+            <w:pPr>
+              <w:spacing w:after="0" w:line="250" w:lineRule="exact"/>
+              <w:jc w:val="center"/>
+            </w:pPr>
+            <w:r>
+              <w:rPr>
+                <w:rFonts w:ascii="游ゴシック" w:cs="游ゴシック" w:eastAsia="游ゴシック" w:hAnsi="游ゴシック"/>
+                <w:b/>
+                <w:bCs/>
+                <w:color w:val="FFFFFF"/>
+                <w:sz w:val="17"/>
+                <w:szCs w:val="17"/>
+              </w:rPr>
+              <w:t xml:space="preserve">当方の現在の扱い</w:t>
+            </w:r>
+          </w:p>
+        </w:tc>
+        <w:tc>
+          <w:tcPr>
+            <w:tcW w:type="dxa" w:w="1217"/>
+            <w:shd w:fill="2E75B6" w:val="clear"/>
+            <w:tcMar>
+              <w:top w:type="dxa" w:w="70"/>
+              <w:left w:type="dxa" w:w="90"/>
+              <w:bottom w:type="dxa" w:w="70"/>
+              <w:right w:type="dxa" w:w="90"/>
+            </w:tcMar>
+          </w:tcPr>
+          <w:p>
+            <w:pPr>
+              <w:spacing w:after="0" w:line="250" w:lineRule="exact"/>
+              <w:jc w:val="center"/>
+            </w:pPr>
+            <w:r>
+              <w:rPr>
+                <w:rFonts w:ascii="游ゴシック" w:cs="游ゴシック" w:eastAsia="游ゴシック" w:hAnsi="游ゴシック"/>
+                <w:b/>
+                <w:bCs/>
+                <w:color w:val="FFFFFF"/>
+                <w:sz w:val="17"/>
+                <w:szCs w:val="17"/>
+              </w:rPr>
+              <w:t xml:space="preserve">ご回答が必要な時期</w:t>
+            </w:r>
+          </w:p>
+        </w:tc>
+        <w:tc>
+          <w:tcPr>
+            <w:tcW w:type="dxa" w:w="1873"/>
+            <w:shd w:fill="2E75B6" w:val="clear"/>
+            <w:tcMar>
+              <w:top w:type="dxa" w:w="70"/>
+              <w:left w:type="dxa" w:w="90"/>
+              <w:bottom w:type="dxa" w:w="70"/>
+              <w:right w:type="dxa" w:w="90"/>
+            </w:tcMar>
+          </w:tcPr>
+          <w:p>
+            <w:pPr>
+              <w:spacing w:after="0" w:line="250" w:lineRule="exact"/>
+              <w:jc w:val="center"/>
+            </w:pPr>
+            <w:r>
+              <w:rPr>
+                <w:rFonts w:ascii="游ゴシック" w:cs="游ゴシック" w:eastAsia="游ゴシック" w:hAnsi="游ゴシック"/>
+                <w:b/>
+                <w:bCs/>
+                <w:color w:val="FFFFFF"/>
+                <w:sz w:val="17"/>
+                <w:szCs w:val="17"/>
+              </w:rPr>
+              <w:t xml:space="preserve">ご回答</w:t>
+            </w:r>
+          </w:p>
+        </w:tc>
+      </w:tr>
+      <w:tr>
+        <w:trPr>
+          <w:cantSplit/>
+          <w:trHeight w:val="700" w:hRule="atLeast"/>
+        </w:trPr>
+        <w:tc>
+          <w:tcPr>
+            <w:tcW w:type="dxa" w:w="374"/>
+            <w:shd w:fill="FFFFFF" w:val="clear"/>
+            <w:tcMar>
+              <w:top w:type="dxa" w:w="70"/>
+              <w:left w:type="dxa" w:w="90"/>
+              <w:bottom w:type="dxa" w:w="70"/>
+              <w:right w:type="dxa" w:w="90"/>
+            </w:tcMar>
+          </w:tcPr>
+          <w:p>
+            <w:pPr>
+              <w:spacing w:after="0" w:line="250" w:lineRule="exact"/>
+            </w:pPr>
+            <w:r>
+              <w:rPr>
+                <w:rFonts w:ascii="游ゴシック" w:cs="游ゴシック" w:eastAsia="游ゴシック" w:hAnsi="游ゴシック"/>
+                <w:b w:val="false"/>
+                <w:bCs w:val="false"/>
+                <w:color w:val="000000"/>
+                <w:sz w:val="17"/>
+                <w:szCs w:val="17"/>
+              </w:rPr>
+              <w:t xml:space="preserve">1</w:t>
+            </w:r>
+          </w:p>
+        </w:tc>
+        <w:tc>
+          <w:tcPr>
+            <w:tcW w:type="dxa" w:w="3182"/>
+            <w:shd w:fill="FFFFFF" w:val="clear"/>
+            <w:tcMar>
+              <w:top w:type="dxa" w:w="70"/>
+              <w:left w:type="dxa" w:w="90"/>
+              <w:bottom w:type="dxa" w:w="70"/>
+              <w:right w:type="dxa" w:w="90"/>
+            </w:tcMar>
+          </w:tcPr>
+          <w:p>
+            <w:pPr>
+              <w:spacing w:after="0" w:line="250" w:lineRule="exact"/>
+            </w:pPr>
+            <w:r>
+              <w:rPr>
+                <w:rFonts w:ascii="游ゴシック" w:cs="游ゴシック" w:eastAsia="游ゴシック" w:hAnsi="游ゴシック"/>
+                <w:b w:val="false"/>
+                <w:bCs w:val="false"/>
+                <w:color w:val="000000"/>
+                <w:sz w:val="17"/>
+                <w:szCs w:val="17"/>
+              </w:rPr>
+              <w:t xml:space="preserve">認知症の人および家族等の意見聴取の方法（認知症基本法第13条）</w:t>
+            </w:r>
+          </w:p>
+        </w:tc>
+        <w:tc>
+          <w:tcPr>
+            <w:tcW w:type="dxa" w:w="2714"/>
+            <w:shd w:fill="FFFFFF" w:val="clear"/>
+            <w:tcMar>
+              <w:top w:type="dxa" w:w="70"/>
+              <w:left w:type="dxa" w:w="90"/>
+              <w:bottom w:type="dxa" w:w="70"/>
+              <w:right w:type="dxa" w:w="90"/>
+            </w:tcMar>
+          </w:tcPr>
+          <w:p>
+            <w:pPr>
+              <w:spacing w:after="0" w:line="250" w:lineRule="exact"/>
+            </w:pPr>
+            <w:r>
+              <w:rPr>
+                <w:rFonts w:ascii="游ゴシック" w:cs="游ゴシック" w:eastAsia="游ゴシック" w:hAnsi="游ゴシック"/>
+                <w:b w:val="false"/>
+                <w:bCs w:val="false"/>
+                <w:color w:val="000000"/>
+                <w:sz w:val="17"/>
+                <w:szCs w:val="17"/>
+              </w:rPr>
+              <w:t xml:space="preserve">策定過程そのものに関わる。委員に認知症の本人・家族が含まれない場合、家族会・認知症カフェ等での意見聴取の機会を設けるかどうかを村にお決めいただく。機会を設ける場合は日程の確保が要るため、第2回策定委員会（11月）までに方針決定が要る。</w:t>
+            </w:r>
+          </w:p>
+        </w:tc>
+        <w:tc>
+          <w:tcPr>
+            <w:tcW w:type="dxa" w:w="1217"/>
+            <w:shd w:fill="FFFFFF" w:val="clear"/>
+            <w:tcMar>
+              <w:top w:type="dxa" w:w="70"/>
+              <w:left w:type="dxa" w:w="90"/>
+              <w:bottom w:type="dxa" w:w="70"/>
+              <w:right w:type="dxa" w:w="90"/>
+            </w:tcMar>
+          </w:tcPr>
+          <w:p>
+            <w:pPr>
+              <w:spacing w:after="0" w:line="250" w:lineRule="exact"/>
+            </w:pPr>
+            <w:r>
+              <w:rPr>
+                <w:rFonts w:ascii="游ゴシック" w:cs="游ゴシック" w:eastAsia="游ゴシック" w:hAnsi="游ゴシック"/>
+                <w:b w:val="false"/>
+                <w:bCs w:val="false"/>
+                <w:color w:val="000000"/>
+                <w:sz w:val="17"/>
+                <w:szCs w:val="17"/>
+              </w:rPr>
+              <w:t xml:space="preserve">11月（第2回策定委員会まで）</w:t>
+            </w:r>
+          </w:p>
+        </w:tc>
+        <w:tc>
+          <w:tcPr>
+            <w:tcW w:type="dxa" w:w="1873"/>
+            <w:shd w:fill="FFFFFF" w:val="clear"/>
+            <w:tcMar>
+              <w:top w:type="dxa" w:w="70"/>
+              <w:left w:type="dxa" w:w="90"/>
+              <w:bottom w:type="dxa" w:w="70"/>
+              <w:right w:type="dxa" w:w="90"/>
+            </w:tcMar>
+          </w:tcPr>
+          <w:p>
+            <w:pPr>
+              <w:spacing w:after="0" w:line="250" w:lineRule="exact"/>
+            </w:pPr>
+            <w:r>
+              <w:rPr>
+                <w:rFonts w:ascii="游ゴシック" w:cs="游ゴシック" w:eastAsia="游ゴシック" w:hAnsi="游ゴシック"/>
+                <w:b w:val="false"/>
+                <w:bCs w:val="false"/>
+                <w:color w:val="000000"/>
+                <w:sz w:val="17"/>
+                <w:szCs w:val="17"/>
+              </w:rPr>
+              <w:t xml:space="preserve"/>
+            </w:r>
+          </w:p>
+        </w:tc>
+      </w:tr>
+    </w:tbl>
+    <w:p>
+      <w:r>
+        <w:br w:type="page"/>
+      </w:r>
+    </w:p>
+    <w:p>
+      <w:pPr>
+        <w:pStyle w:val="Heading1"/>
+        <w:keepNext/>
+        <w:shd w:fill="1F3864" w:val="clear"/>
+        <w:spacing w:after="240" w:before="0"/>
+      </w:pPr>
+      <w:r>
+        <w:rPr>
+          <w:rFonts w:ascii="游ゴシック" w:cs="游ゴシック" w:eastAsia="游ゴシック" w:hAnsi="游ゴシック"/>
+          <w:b/>
+          <w:bCs/>
+          <w:color w:val="FFFFFF"/>
+          <w:sz w:val="26"/>
+          <w:szCs w:val="26"/>
+        </w:rPr>
         <w:t xml:space="preserve">第5部　資料のご提供をお願いしたい事項</w:t>
       </w:r>
     </w:p>
@@ -6583,7 +7633,7 @@
                 <w:sz w:val="17"/>
                 <w:szCs w:val="17"/>
               </w:rPr>
-              <w:t xml:space="preserve">村公式HPに載っている高齢者福祉の取組のうち、本計画に書き込むものの確認</w:t>
+              <w:t xml:space="preserve">新高額障害福祉サービス等給付費の対象となる介護保険サービスの種類と本村の該当者</w:t>
             </w:r>
           </w:p>
         </w:tc>
@@ -6729,7 +7779,7 @@
                 <w:sz w:val="17"/>
                 <w:szCs w:val="17"/>
               </w:rPr>
-              <w:t xml:space="preserve">村内の介護サービス事業所の従事者数（常勤換算・職種別）</w:t>
+              <w:t xml:space="preserve">村公式HPに載っている高齢者福祉の取組のうち、本計画に書き込むものの確認</w:t>
             </w:r>
           </w:p>
         </w:tc>
@@ -6757,7 +7807,7 @@
                 <w:sz w:val="17"/>
                 <w:szCs w:val="17"/>
               </w:rPr>
-              <w:t xml:space="preserve">村内の介護サービス事業所の従事者数（常勤換算・職種別）を、把握されている範囲でご教示いただきたい。いただければ、村内で供給する分の介護人材の必要数を人員配置基準により算定できる。国の基本指針は介護人材の必要数の見通しを踏まえた計画の策定を求めているが、本村は事業所の従事者数の実績を持たないため必要数を直接には算定できない。</w:t>
+              <w:t xml:space="preserve">―</w:t>
             </w:r>
           </w:p>
         </w:tc>
@@ -6875,7 +7925,7 @@
                 <w:sz w:val="17"/>
                 <w:szCs w:val="17"/>
               </w:rPr>
-              <w:t xml:space="preserve">村内の住宅型有料老人ホーム・サービス付き高齢者向け住宅の有無（老人福祉法第29条の届出・高齢者住まい法の登録。県の所管）</w:t>
+              <w:t xml:space="preserve">村内の介護サービス事業所の従事者数（常勤換算・職種別）</w:t>
             </w:r>
           </w:p>
         </w:tc>
@@ -6903,7 +7953,7 @@
                 <w:sz w:val="17"/>
                 <w:szCs w:val="17"/>
               </w:rPr>
-              <w:t xml:space="preserve">村内に住宅型有料老人ホーム・サービス付き高齢者向け住宅があるかどうかを、県にご照会いただきたい。有無だけで足り、あれば戸数と入居者数もいただきたい。</w:t>
+              <w:t xml:space="preserve">村内の介護サービス事業所の従事者数（常勤換算・職種別）を、把握されている範囲でご教示いただきたい。いただければ、村内で供給する分の介護人材の必要数を人員配置基準により算定できる。国の基本指針は介護人材の必要数の見通しを踏まえた計画の策定を求めているが、本村は事業所の従事者数の実績を持たないため必要数を直接には算定できない。</w:t>
             </w:r>
           </w:p>
         </w:tc>
@@ -7021,7 +8071,7 @@
                 <w:sz w:val="17"/>
                 <w:szCs w:val="17"/>
               </w:rPr>
-              <w:t xml:space="preserve">村内の居宅介護支援事業所は1か所か2か所か</w:t>
+              <w:t xml:space="preserve">村内の住宅型有料老人ホーム・サービス付き高齢者向け住宅の有無（老人福祉法第29条の届出・高齢者住まい法の登録。県の所管）</w:t>
             </w:r>
           </w:p>
         </w:tc>
@@ -7049,7 +8099,7 @@
                 <w:sz w:val="17"/>
                 <w:szCs w:val="17"/>
               </w:rPr>
-              <w:t xml:space="preserve">―</w:t>
+              <w:t xml:space="preserve">村内に住宅型有料老人ホーム・サービス付き高齢者向け住宅があるかどうかを、県にご照会いただきたい。有無だけで足り、あれば戸数と入居者数もいただきたい。</w:t>
             </w:r>
           </w:p>
         </w:tc>
@@ -7167,7 +8217,7 @@
                 <w:sz w:val="17"/>
                 <w:szCs w:val="17"/>
               </w:rPr>
-              <w:t xml:space="preserve">村内の認知症対応型共同生活介護の入退所の状況（年度ごとの入所者数・退所者数と退所の理由）</w:t>
+              <w:t xml:space="preserve">村内の居宅介護支援事業所は1か所か2か所か</w:t>
             </w:r>
           </w:p>
         </w:tc>
@@ -7195,7 +8245,7 @@
                 <w:sz w:val="17"/>
                 <w:szCs w:val="17"/>
               </w:rPr>
-              <w:t xml:space="preserve">村内の認知症対応型共同生活介護（定員27人）について、年度ごとの入所者数・退所者数と退所の理由を、把握されている範囲でご提供いただきたい。定員の見直しを行うかどうか（施策3-2）の判断に用いる。</w:t>
+              <w:t xml:space="preserve">―</w:t>
             </w:r>
           </w:p>
         </w:tc>
@@ -7313,7 +8363,7 @@
                 <w:sz w:val="17"/>
                 <w:szCs w:val="17"/>
               </w:rPr>
-              <w:t xml:space="preserve">村外事業所の通常の事業実施地域（重要事項説明書または指定情報）</w:t>
+              <w:t xml:space="preserve">村内の認知症対応型共同生活介護の入退所の状況（年度ごとの入所者数・退所者数と退所の理由）</w:t>
             </w:r>
           </w:p>
         </w:tc>
@@ -7341,7 +8391,7 @@
                 <w:sz w:val="17"/>
                 <w:szCs w:val="17"/>
               </w:rPr>
-              <w:t xml:space="preserve">別表第七。村内にほぼ事業所がないため、どの村外事業所が本村を事業実施地域に含むかが供給の範囲を決める。5-4(14)の24時間対応サービスの確保方策①の可否に直結する。</w:t>
+              <w:t xml:space="preserve">村内の認知症対応型共同生活介護（定員27人）について、年度ごとの入所者数・退所者数と退所の理由を、把握されている範囲でご提供いただきたい。定員の見直しを行うかどうか（施策3-2）の判断に用いる。</w:t>
             </w:r>
           </w:p>
         </w:tc>
@@ -7459,7 +8509,7 @@
                 <w:sz w:val="17"/>
                 <w:szCs w:val="17"/>
               </w:rPr>
-              <w:t xml:space="preserve">村外施設の入退所・待機の実績（介護老人福祉施設・介護老人保健施設・介護医療院）</w:t>
+              <w:t xml:space="preserve">村外事業所の通常の事業実施地域（重要事項説明書または指定情報）</w:t>
             </w:r>
           </w:p>
         </w:tc>
@@ -7487,7 +8537,7 @@
                 <w:sz w:val="17"/>
                 <w:szCs w:val="17"/>
               </w:rPr>
-              <w:t xml:space="preserve">村外の介護老人福祉施設・介護老人保健施設・介護医療院について、本村の被保険者の入退所と待機の実績を、把握されている範囲でご提供いただきたい。5-4(13)の真に入所が必要と判断される被保険者の把握と、認知症対応型共同生活介護27人分の定員を変えるかどうかの判断に用いる。基本指針の別表 事項七が求める入所率・入退所の状況にあたる。</w:t>
+              <w:t xml:space="preserve">別表第七。村内にほぼ事業所がないため、どの村外事業所が本村を事業実施地域に含むかが供給の範囲を決める。5-4(14)の24時間対応サービスの確保方策①の可否に直結する。</w:t>
             </w:r>
           </w:p>
         </w:tc>
@@ -7605,7 +8655,7 @@
                 <w:sz w:val="17"/>
                 <w:szCs w:val="17"/>
               </w:rPr>
-              <w:t xml:space="preserve">特別会計の歳入内訳の区分変更の有無（令和3→4年度）</w:t>
+              <w:t xml:space="preserve">村外施設の入退所・待機の実績（介護老人福祉施設・介護老人保健施設・介護医療院）</w:t>
             </w:r>
           </w:p>
         </w:tc>
@@ -7633,7 +8683,7 @@
                 <w:sz w:val="17"/>
                 <w:szCs w:val="17"/>
               </w:rPr>
-              <w:t xml:space="preserve">総務費繰入金・低所得者保険料軽減繰入金が0になり一般会計繰入金が急増。時系列グラフが不連続になる。</w:t>
+              <w:t xml:space="preserve">村外の介護老人福祉施設・介護老人保健施設・介護医療院について、本村の被保険者の入退所と待機の実績を、把握されている範囲でご提供いただきたい。5-4(13)の真に入所が必要と判断される被保険者の把握と、認知症対応型共同生活介護27人分の定員を変えるかどうかの判断に用いる。基本指針の別表 事項七が求める入所率・入退所の状況にあたる。</w:t>
             </w:r>
           </w:p>
         </w:tc>
@@ -7751,7 +8801,7 @@
                 <w:sz w:val="17"/>
                 <w:szCs w:val="17"/>
               </w:rPr>
-              <w:t xml:space="preserve">特定健診・後期高齢者健診の受診率、特定保健指導の実施率</w:t>
+              <w:t xml:space="preserve">特別会計の歳入内訳の区分変更の有無（令和3→4年度）</w:t>
             </w:r>
           </w:p>
         </w:tc>
@@ -7779,7 +8829,7 @@
                 <w:sz w:val="17"/>
                 <w:szCs w:val="17"/>
               </w:rPr>
-              <w:t xml:space="preserve">介護予防と保健事業の一体的実施（施策1-6）の評価に必要。</w:t>
+              <w:t xml:space="preserve">総務費繰入金・低所得者保険料軽減繰入金が0になり一般会計繰入金が急増。時系列グラフが不連続になる。</w:t>
             </w:r>
           </w:p>
         </w:tc>
@@ -7897,7 +8947,7 @@
                 <w:sz w:val="17"/>
                 <w:szCs w:val="17"/>
               </w:rPr>
-              <w:t xml:space="preserve">特定健診・後期高齢者健診の受診率は見える化に系列がない</w:t>
+              <w:t xml:space="preserve">特定健診・後期高齢者健診の受診率、特定保健指導の実施率</w:t>
             </w:r>
           </w:p>
         </w:tc>
@@ -7925,7 +8975,7 @@
                 <w:sz w:val="17"/>
                 <w:szCs w:val="17"/>
               </w:rPr>
-              <w:t xml:space="preserve">施策1-6（保健事業と介護予防の一体的実施）の指標に用いる。見える化に系列がないため、村または国保データベース（KDB）システムから取る。KDBは見える化とは別のシステムであり、アクセスの可否を村に確認する。</w:t>
+              <w:t xml:space="preserve">介護予防と保健事業の一体的実施（施策1-6）の評価に必要。</w:t>
             </w:r>
           </w:p>
         </w:tc>
@@ -8043,7 +9093,7 @@
                 <w:sz w:val="17"/>
                 <w:szCs w:val="17"/>
               </w:rPr>
-              <w:t xml:space="preserve">特定福祉用具販売・住宅改修の件数（令和5〜7年度）</w:t>
+              <w:t xml:space="preserve">特定健診・後期高齢者健診の受診率は見える化に系列がない</w:t>
             </w:r>
           </w:p>
         </w:tc>
@@ -8071,7 +9121,7 @@
                 <w:sz w:val="17"/>
                 <w:szCs w:val="17"/>
               </w:rPr>
-              <w:t xml:space="preserve">計画の様式は「件／年」で記載する。見える化は給付費のみで件数の系列がない。</w:t>
+              <w:t xml:space="preserve">施策1-6（保健事業と介護予防の一体的実施）の指標に用いる。見える化に系列がないため、村または国保データベース（KDB）システムから取る。KDBは見える化とは別のシステムであり、アクセスの可否を村に確認する。</w:t>
             </w:r>
           </w:p>
         </w:tc>
@@ -8189,7 +9239,7 @@
                 <w:sz w:val="17"/>
                 <w:szCs w:val="17"/>
               </w:rPr>
-              <w:t xml:space="preserve">福島県保健医療計画（第八次）の会津・南会津区域に関する記載</w:t>
+              <w:t xml:space="preserve">特定福祉用具販売・住宅改修の件数（令和5〜7年度）</w:t>
             </w:r>
           </w:p>
         </w:tc>
@@ -8217,7 +9267,7 @@
                 <w:sz w:val="17"/>
                 <w:szCs w:val="17"/>
               </w:rPr>
-              <w:t xml:space="preserve">介護保険法第117条第5項により本計画は医療計画と整合が図られたものでなければならない。素案1-4に整合の記述を追加したが内容が未確定。</w:t>
+              <w:t xml:space="preserve">計画の様式は「件／年」で記載する。見える化は給付費のみで件数の系列がない。</w:t>
             </w:r>
           </w:p>
         </w:tc>
@@ -8335,7 +9385,7 @@
                 <w:sz w:val="17"/>
                 <w:szCs w:val="17"/>
               </w:rPr>
-              <w:t xml:space="preserve">第9期概要版④「地域支援事業費」の集計範囲（任意事業の扱い）</w:t>
+              <w:t xml:space="preserve">福島県保健医療計画（第八次）の会津・南会津区域に関する記載</w:t>
             </w:r>
           </w:p>
         </w:tc>
@@ -8363,7 +9413,7 @@
                 <w:sz w:val="17"/>
                 <w:szCs w:val="17"/>
               </w:rPr>
-              <w:t xml:space="preserve">決算と6,300〜10,100千円ずれる。揃えないと第10期が第9期と比較不能になる。</w:t>
+              <w:t xml:space="preserve">介護保険法第117条第5項により本計画は医療計画と整合が図られたものでなければならない。素案1-4に整合の記述を追加したが内容が未確定。</w:t>
             </w:r>
           </w:p>
         </w:tc>
@@ -8481,7 +9531,7 @@
                 <w:sz w:val="17"/>
                 <w:szCs w:val="17"/>
               </w:rPr>
-              <w:t xml:space="preserve">第9期計画の本文（第5章81〜92ページ）</w:t>
+              <w:t xml:space="preserve">第9期概要版④「地域支援事業費」の集計範囲（任意事業の扱い）</w:t>
             </w:r>
           </w:p>
         </w:tc>
@@ -8509,7 +9559,7 @@
                 <w:sz w:val="17"/>
                 <w:szCs w:val="17"/>
               </w:rPr>
-              <w:t xml:space="preserve">老人福祉事業の量の目標を第9期計画のどこに記載していたかを確認し、第10期の配置を揃えるために必要。現在は第4章末（4-6）に置いている。</w:t>
+              <w:t xml:space="preserve">決算と6,300〜10,100千円ずれる。揃えないと第10期が第9期と比較不能になる。</w:t>
             </w:r>
           </w:p>
         </w:tc>
@@ -8627,7 +9677,7 @@
                 <w:sz w:val="17"/>
                 <w:szCs w:val="17"/>
               </w:rPr>
-              <w:t xml:space="preserve">老人福祉事業の量の実績（養護老人ホーム措置・軽費老人ホーム・老人クラブ）</w:t>
+              <w:t xml:space="preserve">第9期計画の本文（第5章81〜92ページ）</w:t>
             </w:r>
           </w:p>
         </w:tc>
@@ -8655,7 +9705,7 @@
                 <w:sz w:val="17"/>
                 <w:szCs w:val="17"/>
               </w:rPr>
-              <w:t xml:space="preserve">老人福祉法第20条の8第2項が「定めるものとする」とする義務的記載事項。素案に量の目標の表がなかったため4-6を新設したが、実績値がないと目標が置けない。</w:t>
+              <w:t xml:space="preserve">老人福祉事業の量の目標を第9期計画のどこに記載していたかを確認し、第10期の配置を揃えるために必要。現在は第4章末（4-6）に置いている。</w:t>
             </w:r>
           </w:p>
         </w:tc>
@@ -8773,7 +9823,7 @@
                 <w:sz w:val="17"/>
                 <w:szCs w:val="17"/>
               </w:rPr>
-              <w:t xml:space="preserve">要介護2の3区分の利用率の合計が101.5%となること</w:t>
+              <w:t xml:space="preserve">老人福祉事業の量の実績（養護老人ホーム措置・軽費老人ホーム・老人クラブ）</w:t>
             </w:r>
           </w:p>
         </w:tc>
@@ -8801,7 +9851,7 @@
                 <w:sz w:val="17"/>
                 <w:szCs w:val="17"/>
               </w:rPr>
-              <w:t xml:space="preserve">在宅73.5%＋居住系15.7%＋施設12.3%＝101.5%。年度の途中で在宅から施設へ移った方が両方に数えられているためとみられる（受給者数は年度の延べ）。重複は1.5%。給付実績により実人数を確認する。他の要介護度で100%に届かない分はサービスを使っていない方の割合（要介護1で13.1%、要介護5で21.0%）。</w:t>
+              <w:t xml:space="preserve">老人福祉法第20条の8第2項が「定めるものとする」とする義務的記載事項。素案に量の目標の表がなかったため4-6を新設したが、実績値がないと目標が置けない。</w:t>
             </w:r>
           </w:p>
         </w:tc>
@@ -8919,7 +9969,7 @@
                 <w:sz w:val="17"/>
                 <w:szCs w:val="17"/>
               </w:rPr>
-              <w:t xml:space="preserve">訪問入浴介護・地域密着型通所介護を0に戻すかどうか</w:t>
+              <w:t xml:space="preserve">要介護2の3区分の利用率の合計が101.5%となること</w:t>
             </w:r>
           </w:p>
         </w:tc>
@@ -8947,7 +9997,7 @@
                 <w:sz w:val="17"/>
                 <w:szCs w:val="17"/>
               </w:rPr>
-              <w:t xml:space="preserve">令和7年度の利用は0だが、3か年平均により令和9年度以降も0.6人／月・0.3人／月が立っている。直近に利用のないサービスを3か年平均で復活させてよいかの判断。利用の見込みの有無を村に確認する。</w:t>
+              <w:t xml:space="preserve">在宅73.5%＋居住系15.7%＋施設12.3%＝101.5%。年度の途中で在宅から施設へ移った方が両方に数えられているためとみられる（受給者数は年度の延べ）。重複は1.5%。給付実績により実人数を確認する。他の要介護度で100%に届かない分はサービスを使っていない方の割合（要介護1で13.1%、要介護5で21.0%）。</w:t>
             </w:r>
           </w:p>
         </w:tc>
@@ -9065,7 +10115,7 @@
                 <w:sz w:val="17"/>
                 <w:szCs w:val="17"/>
               </w:rPr>
-              <w:t xml:space="preserve">訪問診療・訪問看護の提供実績（村内外の事業所別・令和6〜7年度）</w:t>
+              <w:t xml:space="preserve">訪問入浴介護・地域密着型通所介護を0に戻すかどうか</w:t>
             </w:r>
           </w:p>
         </w:tc>
@@ -9093,7 +10143,7 @@
                 <w:sz w:val="17"/>
                 <w:szCs w:val="17"/>
               </w:rPr>
-              <w:t xml:space="preserve">素案の施策4-3に在宅医療・介護連携の4場面ごとの目指すべき姿を新設し、①日常の療養支援の現状を【要確認】としている。村内は南東北裏磐梯診療所・桧原診療所の2か所で訪問看護事業所は村内にない。訪問診療の実施状況と村外からの訪問看護の提供量が分からないと、日常の療養支援の余力を示せない。県への提供依頼で把握できる範囲もあわせてご相談したい。</w:t>
+              <w:t xml:space="preserve">令和7年度の利用は0だが、3か年平均により令和9年度以降も0.6人／月・0.3人／月が立っている。直近に利用のないサービスを3か年平均で復活させてよいかの判断。利用の見込みの有無を村に確認する。</w:t>
             </w:r>
           </w:p>
         </w:tc>
@@ -9211,7 +10261,7 @@
                 <w:sz w:val="17"/>
                 <w:szCs w:val="17"/>
               </w:rPr>
-              <w:t xml:space="preserve">診療所（南東北裏磐梯・桧原）の診療日数および患者数</w:t>
+              <w:t xml:space="preserve">訪問診療・訪問看護の提供実績（村内外の事業所別・令和6〜7年度）</w:t>
             </w:r>
           </w:p>
         </w:tc>
@@ -9239,7 +10289,7 @@
                 <w:sz w:val="17"/>
                 <w:szCs w:val="17"/>
               </w:rPr>
-              <w:t xml:space="preserve">在宅医療・介護連携の分析に直結するがこれまで把握していなかった。</w:t>
+              <w:t xml:space="preserve">素案の施策4-3に在宅医療・介護連携の4場面ごとの目指すべき姿を新設し、①日常の療養支援の現状を【要確認】としている。村内は南東北裏磐梯診療所・桧原診療所の2か所で訪問看護事業所は村内にない。訪問診療の実施状況と村外からの訪問看護の提供量が分からないと、日常の療養支援の余力を示せない。県への提供依頼で把握できる範囲もあわせてご相談したい。</w:t>
             </w:r>
           </w:p>
         </w:tc>
@@ -9357,7 +10407,7 @@
                 <w:sz w:val="17"/>
                 <w:szCs w:val="17"/>
               </w:rPr>
-              <w:t xml:space="preserve">認定率の分母をB1（第1号被保険者数）に統一することの可否</w:t>
+              <w:t xml:space="preserve">診療所（南東北裏磐梯・桧原）の診療日数および患者数</w:t>
             </w:r>
           </w:p>
         </w:tc>
@@ -9385,7 +10435,7 @@
                 <w:sz w:val="17"/>
                 <w:szCs w:val="17"/>
               </w:rPr>
-              <w:t xml:space="preserve">第9期は同一計画書内に19.0%（193/1,016）と19.7%（197/1,002）が併記されていた。統一すると第9期の公表値と異なる数値を示すことになる。</w:t>
+              <w:t xml:space="preserve">在宅医療・介護連携の分析に直結するがこれまで把握していなかった。</w:t>
             </w:r>
           </w:p>
         </w:tc>
@@ -9503,7 +10553,7 @@
                 <w:sz w:val="17"/>
                 <w:szCs w:val="17"/>
               </w:rPr>
-              <w:t xml:space="preserve">認知症の人および家族等の意見聴取の方法（認知症基本法第13条）</w:t>
+              <w:t xml:space="preserve">認定率の分母をB1（第1号被保険者数）に統一することの可否</w:t>
             </w:r>
           </w:p>
         </w:tc>
@@ -9531,7 +10581,7 @@
                 <w:sz w:val="17"/>
                 <w:szCs w:val="17"/>
               </w:rPr>
-              <w:t xml:space="preserve">策定委員会の委員に認知症の本人・家族が含まれるかを確認する必要がある。含まれない場合は家族会・認知症カフェ等での意見聴取の機会が要る。記述の追加では埋まらず策定過程に関わるため、第2回策定委員会までに方針決定が必要。</w:t>
+              <w:t xml:space="preserve">第9期は同一計画書内に19.0%（193/1,016）と19.7%（197/1,002）が併記されていた。統一すると第9期の公表値と異なる数値を示すことになる。</w:t>
             </w:r>
           </w:p>
         </w:tc>

--- a/output/13-2_北塩原村第10期_照会票_束2_給付実績・決算と第9期の計画値.docx
+++ b/output/13-2_北塩原村第10期_照会票_束2_給付実績・決算と第9期の計画値.docx
@@ -3989,7 +3989,7 @@
                 <w:sz w:val="17"/>
                 <w:szCs w:val="17"/>
               </w:rPr>
-              <w:t xml:space="preserve">障がい福祉計画との連携の節を双方の計画に置くこと（現在はどちらにも無い）</w:t>
+              <w:t xml:space="preserve">障がい福祉計画との連携の節を双方の計画に置くこと（障がい計画の側は新設済み。本計画は1-4の小見出しと資9で対応）</w:t>
             </w:r>
           </w:p>
         </w:tc>
@@ -4017,7 +4017,7 @@
                 <w:sz w:val="17"/>
                 <w:szCs w:val="17"/>
               </w:rPr>
-              <w:t xml:space="preserve">10/13に本計画の側の記載を加えた（1-4に障がい福祉計画との関係、施策4-1に制度間の移行・世帯単位の支援・用具の移行の確認、施策3-1に共生型サービスの協議、資9に関連計画との対照）。記載は済んでおり数値は動かない。ご回答により、障がい福祉計画の側に本計画との連携の節を置くかどうかが決まる。置かない場合も本計画の記載はそのままお示しする。</w:t>
+              <w:t xml:space="preserve">10/10に本計画の側の記載を加えた（1-4に障がい福祉計画との関係、施策4-1に制度間の移行・世帯単位の支援・用具の移行の確認、施策3-1に共生型サービスの協議、資9に関連計画との対照）。記載は済んでおり数値は動かない。10/13に、障がい計画の側が令和8年10月10日に第7章3として連携の節を新設済みであることが分かった（申し送り§2）。</w:t>
             </w:r>
           </w:p>
         </w:tc>

--- a/output/13-2_北塩原村第10期_照会票_束2_給付実績・決算と第9期の計画値.docx
+++ b/output/13-2_北塩原村第10期_照会票_束2_給付実績・決算と第9期の計画値.docx
@@ -108,7 +108,7 @@
           <w:sz w:val="22"/>
           <w:szCs w:val="22"/>
         </w:rPr>
-        <w:t xml:space="preserve">ご確認・ご提供をお願いしたい事項　60件</w:t>
+        <w:t xml:space="preserve">ご確認・ご提供をお願いしたい事項　62件</w:t>
       </w:r>
     </w:p>
     <w:p>
@@ -838,7 +838,7 @@
                 <w:sz w:val="17"/>
                 <w:szCs w:val="17"/>
               </w:rPr>
-              <w:t xml:space="preserve">10件</w:t>
+              <w:t xml:space="preserve">11件</w:t>
             </w:r>
           </w:p>
         </w:tc>
@@ -1108,7 +1108,7 @@
                 <w:sz w:val="17"/>
                 <w:szCs w:val="17"/>
               </w:rPr>
-              <w:t xml:space="preserve">40件</w:t>
+              <w:t xml:space="preserve">41件</w:t>
             </w:r>
           </w:p>
         </w:tc>
@@ -2312,7 +2312,7 @@
                 <w:szCs w:val="17"/>
               </w:rPr>
               <w:t xml:space="preserve">4
-Ｄ</w:t>
+Ｃ</w:t>
             </w:r>
           </w:p>
         </w:tc>
@@ -2340,7 +2340,7 @@
                 <w:sz w:val="17"/>
                 <w:szCs w:val="17"/>
               </w:rPr>
-              <w:t xml:space="preserve">地域支援事業費・総合事業費の決算の複数年の推移（可能な範囲で5か年以上）</w:t>
+              <w:t xml:space="preserve">地域支援事業費が国の推計（3か年147,654千円）と当方の算定（119,658千円）で23.4%食い違う</w:t>
             </w:r>
           </w:p>
         </w:tc>
@@ -2368,7 +2368,7 @@
                 <w:sz w:val="17"/>
                 <w:szCs w:val="17"/>
               </w:rPr>
-              <w:t xml:space="preserve">国の推計ワークシートの値を正として5-6を書き換える。据え置きが外れたため、決算の推移は伸びの根拠の裏づけとして用いる。</w:t>
+              <w:t xml:space="preserve">国の値（47,686／49,218／50,751千円）を正として5-6を書き換える。伸びの根拠が分かるまでは「国の推計ワークシートの値による」と注記する。</w:t>
             </w:r>
           </w:p>
         </w:tc>
@@ -2459,7 +2459,7 @@
                 <w:szCs w:val="17"/>
               </w:rPr>
               <w:t xml:space="preserve">5
-Ｃ</w:t>
+Ｄ</w:t>
             </w:r>
           </w:p>
         </w:tc>
@@ -2487,7 +2487,7 @@
                 <w:sz w:val="17"/>
                 <w:szCs w:val="17"/>
               </w:rPr>
-              <w:t xml:space="preserve">居宅療養管理指導・短期入所生活介護を3か年平均と令和7年度水準のどちらで置くか</w:t>
+              <w:t xml:space="preserve">地域支援事業費・総合事業費の決算の複数年の推移（可能な範囲で5か年以上）</w:t>
             </w:r>
           </w:p>
         </w:tc>
@@ -2515,7 +2515,7 @@
                 <w:sz w:val="17"/>
                 <w:szCs w:val="17"/>
               </w:rPr>
-              <w:t xml:space="preserve">居宅療養管理指導・短期入所生活介護を3か年平均で置いている。令和7年度水準に替えると見込量と給付費が動く。</w:t>
+              <w:t xml:space="preserve">国の推計ワークシートの値を正として5-6を書き換える。据え置きが外れたため、決算の推移は伸びの根拠の裏づけとして用いる。</w:t>
             </w:r>
           </w:p>
         </w:tc>
@@ -2543,7 +2543,7 @@
                 <w:sz w:val="17"/>
                 <w:szCs w:val="17"/>
               </w:rPr>
-              <w:t xml:space="preserve">10月中旬</w:t>
+              <w:t xml:space="preserve">10月下旬</w:t>
             </w:r>
           </w:p>
         </w:tc>
@@ -2606,7 +2606,7 @@
                 <w:szCs w:val="17"/>
               </w:rPr>
               <w:t xml:space="preserve">6
-Ｄ</w:t>
+Ｃ</w:t>
             </w:r>
           </w:p>
         </w:tc>
@@ -2634,7 +2634,7 @@
                 <w:sz w:val="17"/>
                 <w:szCs w:val="17"/>
               </w:rPr>
-              <w:t xml:space="preserve">特定地域サービス・特定地域居宅サービス等事業を活用するかどうか</w:t>
+              <w:t xml:space="preserve">居宅療養管理指導・短期入所生活介護を3か年平均と令和7年度水準のどちらで置くか</w:t>
             </w:r>
           </w:p>
         </w:tc>
@@ -2662,7 +2662,7 @@
                 <w:sz w:val="17"/>
                 <w:szCs w:val="17"/>
               </w:rPr>
-              <w:t xml:space="preserve">特定地域サービス・特定地域居宅サービス等事業を0で仮置きしている。活用するならサービス種類が増え、見込量の表の行が増える。</w:t>
+              <w:t xml:space="preserve">居宅療養管理指導・短期入所生活介護を3か年平均で置いている。令和7年度水準に替えると見込量と給付費が動く。</w:t>
             </w:r>
           </w:p>
         </w:tc>
@@ -2781,7 +2781,7 @@
                 <w:sz w:val="17"/>
                 <w:szCs w:val="17"/>
               </w:rPr>
-              <w:t xml:space="preserve">特定地域居宅サービス等事業・介護情報利活用事業が0で入っていることの扱い</w:t>
+              <w:t xml:space="preserve">特定地域サービス・特定地域居宅サービス等事業を活用するかどうか</w:t>
             </w:r>
           </w:p>
         </w:tc>
@@ -2809,7 +2809,7 @@
                 <w:sz w:val="17"/>
                 <w:szCs w:val="17"/>
               </w:rPr>
-              <w:t xml:space="preserve">0のまま（取り組まない）として記載し、中山間・人口減少地域の指定の意向とあわせて「第10期中に検討する」とする案を用意する。</w:t>
+              <w:t xml:space="preserve">特定地域サービス・特定地域居宅サービス等事業を0で仮置きしている。活用するならサービス種類が増え、見込量の表の行が増える。</w:t>
             </w:r>
           </w:p>
         </w:tc>
@@ -2837,7 +2837,7 @@
                 <w:sz w:val="17"/>
                 <w:szCs w:val="17"/>
               </w:rPr>
-              <w:t xml:space="preserve">11月上旬（第2回策定委員会まで）</w:t>
+              <w:t xml:space="preserve">10月中旬</w:t>
             </w:r>
           </w:p>
         </w:tc>
@@ -2900,7 +2900,7 @@
                 <w:szCs w:val="17"/>
               </w:rPr>
               <w:t xml:space="preserve">8
-Ｃ</w:t>
+Ｄ</w:t>
             </w:r>
           </w:p>
         </w:tc>
@@ -2928,7 +2928,7 @@
                 <w:sz w:val="17"/>
                 <w:szCs w:val="17"/>
               </w:rPr>
-              <w:t xml:space="preserve">福島県高齢者居住安定確保計画の改定の予定と、本村の住まいの計画の有無</w:t>
+              <w:t xml:space="preserve">特定地域居宅サービス等事業・介護情報利活用事業が0で入っていることの扱い</w:t>
             </w:r>
           </w:p>
         </w:tc>
@@ -2956,7 +2956,7 @@
                 <w:sz w:val="17"/>
                 <w:szCs w:val="17"/>
               </w:rPr>
-              <w:t xml:space="preserve">10/15 起票。介護保険法第117条が本計画と他の計画との調和を求めていることを条文として引いていなかったため、1-4と資9に加えた。県計画（令和4年3月）の会津地域の対策に即して施策2-3・施策2-6を組んでいるが、同計画は令和8年度で満了するため改定の内容により記述が動き得る。</w:t>
+              <w:t xml:space="preserve">0のまま（取り組まない）として記載し、中山間・人口減少地域の指定の意向とあわせて「第10期中に検討する」とする案を用意する。</w:t>
             </w:r>
           </w:p>
         </w:tc>
@@ -2984,7 +2984,7 @@
                 <w:sz w:val="17"/>
                 <w:szCs w:val="17"/>
               </w:rPr>
-              <w:t xml:space="preserve">11月上旬（第2回策定委員会資料の確定前）</w:t>
+              <w:t xml:space="preserve">11月上旬（第2回策定委員会まで）</w:t>
             </w:r>
           </w:p>
         </w:tc>
@@ -3075,7 +3075,7 @@
                 <w:sz w:val="17"/>
                 <w:szCs w:val="17"/>
               </w:rPr>
-              <w:t xml:space="preserve">第9期計画の本文（サービス別見込量の表を含む全体）</w:t>
+              <w:t xml:space="preserve">福島県高齢者居住安定確保計画の改定の予定と、本村の住まいの計画の有無</w:t>
             </w:r>
           </w:p>
         </w:tc>
@@ -3103,7 +3103,7 @@
                 <w:sz w:val="17"/>
                 <w:szCs w:val="17"/>
               </w:rPr>
-              <w:t xml:space="preserve">第9期のサービス別見込量は概要版と復元値で代替している。本文があれば復元の当否を確かめられる。</w:t>
+              <w:t xml:space="preserve">10/15 起票。介護保険法第117条が本計画と他の計画との調和を求めていることを条文として引いていなかったため、1-4と資9に加えた。県計画（令和4年3月）の会津地域の対策に即して施策2-3・施策2-6を組んでいるが、同計画は令和8年度で満了するため改定の内容により記述が動き得る。</w:t>
             </w:r>
           </w:p>
         </w:tc>
@@ -3131,7 +3131,7 @@
                 <w:sz w:val="17"/>
                 <w:szCs w:val="17"/>
               </w:rPr>
-              <w:t xml:space="preserve">10月中旬</w:t>
+              <w:t xml:space="preserve">11月上旬（第2回策定委員会資料の確定前）</w:t>
             </w:r>
           </w:p>
         </w:tc>
@@ -3194,6 +3194,153 @@
                 <w:szCs w:val="17"/>
               </w:rPr>
               <w:t xml:space="preserve">10
+Ｃ</w:t>
+            </w:r>
+          </w:p>
+        </w:tc>
+        <w:tc>
+          <w:tcPr>
+            <w:tcW w:type="dxa" w:w="3089"/>
+            <w:shd w:fill="FFFFFF" w:val="clear"/>
+            <w:tcMar>
+              <w:top w:type="dxa" w:w="70"/>
+              <w:left w:type="dxa" w:w="90"/>
+              <w:bottom w:type="dxa" w:w="70"/>
+              <w:right w:type="dxa" w:w="90"/>
+            </w:tcMar>
+          </w:tcPr>
+          <w:p>
+            <w:pPr>
+              <w:spacing w:after="0" w:line="250" w:lineRule="exact"/>
+            </w:pPr>
+            <w:r>
+              <w:rPr>
+                <w:rFonts w:ascii="游ゴシック" w:cs="游ゴシック" w:eastAsia="游ゴシック" w:hAnsi="游ゴシック"/>
+                <w:b w:val="false"/>
+                <w:bCs w:val="false"/>
+                <w:color w:val="000000"/>
+                <w:sz w:val="17"/>
+                <w:szCs w:val="17"/>
+              </w:rPr>
+              <w:t xml:space="preserve">第9期計画の本文（サービス別見込量の表を含む全体）</w:t>
+            </w:r>
+          </w:p>
+        </w:tc>
+        <w:tc>
+          <w:tcPr>
+            <w:tcW w:type="dxa" w:w="2714"/>
+            <w:shd w:fill="FFFFFF" w:val="clear"/>
+            <w:tcMar>
+              <w:top w:type="dxa" w:w="70"/>
+              <w:left w:type="dxa" w:w="90"/>
+              <w:bottom w:type="dxa" w:w="70"/>
+              <w:right w:type="dxa" w:w="90"/>
+            </w:tcMar>
+          </w:tcPr>
+          <w:p>
+            <w:pPr>
+              <w:spacing w:after="0" w:line="250" w:lineRule="exact"/>
+            </w:pPr>
+            <w:r>
+              <w:rPr>
+                <w:rFonts w:ascii="游ゴシック" w:cs="游ゴシック" w:eastAsia="游ゴシック" w:hAnsi="游ゴシック"/>
+                <w:b w:val="false"/>
+                <w:bCs w:val="false"/>
+                <w:color w:val="000000"/>
+                <w:sz w:val="17"/>
+                <w:szCs w:val="17"/>
+              </w:rPr>
+              <w:t xml:space="preserve">第9期のサービス別見込量は概要版と復元値で代替している。本文があれば復元の当否を確かめられる。</w:t>
+            </w:r>
+          </w:p>
+        </w:tc>
+        <w:tc>
+          <w:tcPr>
+            <w:tcW w:type="dxa" w:w="1217"/>
+            <w:shd w:fill="FFFFFF" w:val="clear"/>
+            <w:tcMar>
+              <w:top w:type="dxa" w:w="70"/>
+              <w:left w:type="dxa" w:w="90"/>
+              <w:bottom w:type="dxa" w:w="70"/>
+              <w:right w:type="dxa" w:w="90"/>
+            </w:tcMar>
+          </w:tcPr>
+          <w:p>
+            <w:pPr>
+              <w:spacing w:after="0" w:line="250" w:lineRule="exact"/>
+            </w:pPr>
+            <w:r>
+              <w:rPr>
+                <w:rFonts w:ascii="游ゴシック" w:cs="游ゴシック" w:eastAsia="游ゴシック" w:hAnsi="游ゴシック"/>
+                <w:b w:val="false"/>
+                <w:bCs w:val="false"/>
+                <w:color w:val="000000"/>
+                <w:sz w:val="17"/>
+                <w:szCs w:val="17"/>
+              </w:rPr>
+              <w:t xml:space="preserve">10月中旬</w:t>
+            </w:r>
+          </w:p>
+        </w:tc>
+        <w:tc>
+          <w:tcPr>
+            <w:tcW w:type="dxa" w:w="1872"/>
+            <w:shd w:fill="FFFFFF" w:val="clear"/>
+            <w:tcMar>
+              <w:top w:type="dxa" w:w="70"/>
+              <w:left w:type="dxa" w:w="90"/>
+              <w:bottom w:type="dxa" w:w="70"/>
+              <w:right w:type="dxa" w:w="90"/>
+            </w:tcMar>
+          </w:tcPr>
+          <w:p>
+            <w:pPr>
+              <w:spacing w:after="0" w:line="250" w:lineRule="exact"/>
+            </w:pPr>
+            <w:r>
+              <w:rPr>
+                <w:rFonts w:ascii="游ゴシック" w:cs="游ゴシック" w:eastAsia="游ゴシック" w:hAnsi="游ゴシック"/>
+                <w:b w:val="false"/>
+                <w:bCs w:val="false"/>
+                <w:color w:val="000000"/>
+                <w:sz w:val="17"/>
+                <w:szCs w:val="17"/>
+              </w:rPr>
+              <w:t xml:space="preserve"/>
+            </w:r>
+          </w:p>
+        </w:tc>
+      </w:tr>
+      <w:tr>
+        <w:trPr>
+          <w:cantSplit/>
+          <w:trHeight w:val="700" w:hRule="atLeast"/>
+        </w:trPr>
+        <w:tc>
+          <w:tcPr>
+            <w:tcW w:type="dxa" w:w="468"/>
+            <w:shd w:fill="FFFFFF" w:val="clear"/>
+            <w:tcMar>
+              <w:top w:type="dxa" w:w="70"/>
+              <w:left w:type="dxa" w:w="90"/>
+              <w:bottom w:type="dxa" w:w="70"/>
+              <w:right w:type="dxa" w:w="90"/>
+            </w:tcMar>
+          </w:tcPr>
+          <w:p>
+            <w:pPr>
+              <w:spacing w:after="0" w:line="250" w:lineRule="exact"/>
+            </w:pPr>
+            <w:r>
+              <w:rPr>
+                <w:rFonts w:ascii="游ゴシック" w:cs="游ゴシック" w:eastAsia="游ゴシック" w:hAnsi="游ゴシック"/>
+                <w:b w:val="false"/>
+                <w:bCs w:val="false"/>
+                <w:color w:val="000000"/>
+                <w:sz w:val="17"/>
+                <w:szCs w:val="17"/>
+              </w:rPr>
+              <w:t xml:space="preserve">11
 Ｄ</w:t>
             </w:r>
           </w:p>
@@ -8108,7 +8255,7 @@
                 <w:szCs w:val="17"/>
               </w:rPr>
               <w:t xml:space="preserve">21
-Ｄ</w:t>
+Ｃ</w:t>
             </w:r>
           </w:p>
         </w:tc>
@@ -8136,7 +8283,7 @@
                 <w:sz w:val="17"/>
                 <w:szCs w:val="17"/>
               </w:rPr>
-              <w:t xml:space="preserve">村内の認知症対応型共同生活介護の入退所の状況（年度ごとの入所者数・退所者数と退所の理由）</w:t>
+              <w:t xml:space="preserve">村内の居宅介護支援事業所は1か所か2か所か</w:t>
             </w:r>
           </w:p>
         </w:tc>
@@ -8164,7 +8311,7 @@
                 <w:sz w:val="17"/>
                 <w:szCs w:val="17"/>
               </w:rPr>
-              <w:t xml:space="preserve">村内の認知症対応型共同生活介護（定員27人）について、年度ごとの入所者数・退所者数と退所の理由を、把握されている範囲でご提供いただきたい。定員の見直しを行うかどうか（施策3-2）の判断に用いる。</w:t>
+              <w:t xml:space="preserve">―</w:t>
             </w:r>
           </w:p>
         </w:tc>
@@ -8255,7 +8402,7 @@
                 <w:szCs w:val="17"/>
               </w:rPr>
               <w:t xml:space="preserve">22
-Ｃ</w:t>
+Ｄ</w:t>
             </w:r>
           </w:p>
         </w:tc>
@@ -8283,7 +8430,7 @@
                 <w:sz w:val="17"/>
                 <w:szCs w:val="17"/>
               </w:rPr>
-              <w:t xml:space="preserve">村外事業所の通常の事業実施地域（重要事項説明書または指定情報）</w:t>
+              <w:t xml:space="preserve">村内の認知症対応型共同生活介護の入退所の状況（年度ごとの入所者数・退所者数と退所の理由）</w:t>
             </w:r>
           </w:p>
         </w:tc>
@@ -8311,7 +8458,7 @@
                 <w:sz w:val="17"/>
                 <w:szCs w:val="17"/>
               </w:rPr>
-              <w:t xml:space="preserve">別表第七。村内にほぼ事業所がないため、どの村外事業所が本村を事業実施地域に含むかが供給の範囲を決める。5-4(14)の24時間対応サービスの確保方策①の可否に直結する。</w:t>
+              <w:t xml:space="preserve">村内の認知症対応型共同生活介護（定員27人）について、年度ごとの入所者数・退所者数と退所の理由を、把握されている範囲でご提供いただきたい。定員の見直しを行うかどうか（施策3-2）の判断に用いる。</w:t>
             </w:r>
           </w:p>
         </w:tc>
@@ -8402,7 +8549,7 @@
                 <w:szCs w:val="17"/>
               </w:rPr>
               <w:t xml:space="preserve">23
-Ｄ</w:t>
+Ｃ</w:t>
             </w:r>
           </w:p>
         </w:tc>
@@ -8430,7 +8577,7 @@
                 <w:sz w:val="17"/>
                 <w:szCs w:val="17"/>
               </w:rPr>
-              <w:t xml:space="preserve">村外施設の入退所・待機の実績（介護老人福祉施設・介護老人保健施設・介護医療院）</w:t>
+              <w:t xml:space="preserve">村外事業所の通常の事業実施地域（重要事項説明書または指定情報）</w:t>
             </w:r>
           </w:p>
         </w:tc>
@@ -8458,7 +8605,7 @@
                 <w:sz w:val="17"/>
                 <w:szCs w:val="17"/>
               </w:rPr>
-              <w:t xml:space="preserve">村外の介護老人福祉施設・介護老人保健施設・介護医療院について、本村の被保険者の入退所と待機の実績を、把握されている範囲でご提供いただきたい。5-4(13)の真に入所が必要と判断される被保険者の把握と、認知症対応型共同生活介護27人分の定員を変えるかどうかの判断に用いる。基本指針の別表 事項七が求める入所率・入退所の状況にあたる。</w:t>
+              <w:t xml:space="preserve">別表第七。村内にほぼ事業所がないため、どの村外事業所が本村を事業実施地域に含むかが供給の範囲を決める。5-4(14)の24時間対応サービスの確保方策①の可否に直結する。</w:t>
             </w:r>
           </w:p>
         </w:tc>
@@ -8577,7 +8724,7 @@
                 <w:sz w:val="17"/>
                 <w:szCs w:val="17"/>
               </w:rPr>
-              <w:t xml:space="preserve">特別会計の歳入内訳の区分変更の有無（令和3→4年度）</w:t>
+              <w:t xml:space="preserve">村外施設の入退所・待機の実績（介護老人福祉施設・介護老人保健施設・介護医療院）</w:t>
             </w:r>
           </w:p>
         </w:tc>
@@ -8605,7 +8752,7 @@
                 <w:sz w:val="17"/>
                 <w:szCs w:val="17"/>
               </w:rPr>
-              <w:t xml:space="preserve">総務費繰入金・低所得者保険料軽減繰入金が0になり一般会計繰入金が急増。時系列グラフが不連続になる。</w:t>
+              <w:t xml:space="preserve">村外の介護老人福祉施設・介護老人保健施設・介護医療院について、本村の被保険者の入退所と待機の実績を、把握されている範囲でご提供いただきたい。5-4(13)の真に入所が必要と判断される被保険者の把握と、認知症対応型共同生活介護27人分の定員を変えるかどうかの判断に用いる。基本指針の別表 事項七が求める入所率・入退所の状況にあたる。</w:t>
             </w:r>
           </w:p>
         </w:tc>
@@ -8696,7 +8843,7 @@
                 <w:szCs w:val="17"/>
               </w:rPr>
               <w:t xml:space="preserve">25
-Ｃ</w:t>
+Ｄ</w:t>
             </w:r>
           </w:p>
         </w:tc>
@@ -8724,7 +8871,7 @@
                 <w:sz w:val="17"/>
                 <w:szCs w:val="17"/>
               </w:rPr>
-              <w:t xml:space="preserve">特定健診・後期高齢者健診の受診率、特定保健指導の実施率</w:t>
+              <w:t xml:space="preserve">特別会計の歳入内訳の区分変更の有無（令和3→4年度）</w:t>
             </w:r>
           </w:p>
         </w:tc>
@@ -8752,7 +8899,7 @@
                 <w:sz w:val="17"/>
                 <w:szCs w:val="17"/>
               </w:rPr>
-              <w:t xml:space="preserve">介護予防と保健事業の一体的実施（施策1-6）の評価に必要。</w:t>
+              <w:t xml:space="preserve">総務費繰入金・低所得者保険料軽減繰入金が0になり一般会計繰入金が急増。時系列グラフが不連続になる。</w:t>
             </w:r>
           </w:p>
         </w:tc>
@@ -8871,7 +9018,7 @@
                 <w:sz w:val="17"/>
                 <w:szCs w:val="17"/>
               </w:rPr>
-              <w:t xml:space="preserve">特定健診・後期高齢者健診の受診率は見える化に系列がない</w:t>
+              <w:t xml:space="preserve">特定健診・後期高齢者健診の受診率、特定保健指導の実施率</w:t>
             </w:r>
           </w:p>
         </w:tc>
@@ -8899,7 +9046,7 @@
                 <w:sz w:val="17"/>
                 <w:szCs w:val="17"/>
               </w:rPr>
-              <w:t xml:space="preserve">施策1-6（保健事業と介護予防の一体的実施）の指標に用いる。見える化に系列がないため、村または国保データベース（KDB）システムから取る。KDBは見える化とは別のシステムであり、アクセスの可否を村に確認する。</w:t>
+              <w:t xml:space="preserve">介護予防と保健事業の一体的実施（施策1-6）の評価に必要。</w:t>
             </w:r>
           </w:p>
         </w:tc>
@@ -8990,7 +9137,7 @@
                 <w:szCs w:val="17"/>
               </w:rPr>
               <w:t xml:space="preserve">27
-Ｄ</w:t>
+Ｃ</w:t>
             </w:r>
           </w:p>
         </w:tc>
@@ -9018,7 +9165,7 @@
                 <w:sz w:val="17"/>
                 <w:szCs w:val="17"/>
               </w:rPr>
-              <w:t xml:space="preserve">特定福祉用具販売・住宅改修の件数（令和5〜7年度）</w:t>
+              <w:t xml:space="preserve">特定健診・後期高齢者健診の受診率は見える化に系列がない</w:t>
             </w:r>
           </w:p>
         </w:tc>
@@ -9046,7 +9193,7 @@
                 <w:sz w:val="17"/>
                 <w:szCs w:val="17"/>
               </w:rPr>
-              <w:t xml:space="preserve">計画の様式は「件／年」で記載する。見える化は給付費のみで件数の系列がない。</w:t>
+              <w:t xml:space="preserve">施策1-6（保健事業と介護予防の一体的実施）の指標に用いる。見える化に系列がないため、村または国保データベース（KDB）システムから取る。KDBは見える化とは別のシステムであり、アクセスの可否を村に確認する。</w:t>
             </w:r>
           </w:p>
         </w:tc>
@@ -9137,7 +9284,7 @@
                 <w:szCs w:val="17"/>
               </w:rPr>
               <w:t xml:space="preserve">28
-Ｃ</w:t>
+Ｄ</w:t>
             </w:r>
           </w:p>
         </w:tc>
@@ -9165,7 +9312,7 @@
                 <w:sz w:val="17"/>
                 <w:szCs w:val="17"/>
               </w:rPr>
-              <w:t xml:space="preserve">福島県保健医療計画（第八次）の会津・南会津区域に関する記載</w:t>
+              <w:t xml:space="preserve">特定福祉用具販売・住宅改修の件数（令和5〜7年度）</w:t>
             </w:r>
           </w:p>
         </w:tc>
@@ -9193,7 +9340,7 @@
                 <w:sz w:val="17"/>
                 <w:szCs w:val="17"/>
               </w:rPr>
-              <w:t xml:space="preserve">介護保険法第117条第5項により本計画は医療計画と整合が図られたものでなければならない。素案1-4に整合の記述を追加したが内容が未確定。</w:t>
+              <w:t xml:space="preserve">計画の様式は「件／年」で記載する。見える化は給付費のみで件数の系列がない。</w:t>
             </w:r>
           </w:p>
         </w:tc>
@@ -9312,7 +9459,7 @@
                 <w:sz w:val="17"/>
                 <w:szCs w:val="17"/>
               </w:rPr>
-              <w:t xml:space="preserve">第9期概要版④「地域支援事業費」の集計範囲（任意事業の扱い）</w:t>
+              <w:t xml:space="preserve">福島県保健医療計画（第八次）の会津・南会津区域に関する記載</w:t>
             </w:r>
           </w:p>
         </w:tc>
@@ -9340,7 +9487,7 @@
                 <w:sz w:val="17"/>
                 <w:szCs w:val="17"/>
               </w:rPr>
-              <w:t xml:space="preserve">決算と6,300〜10,100千円ずれる。揃えないと第10期が第9期と比較不能になる。</w:t>
+              <w:t xml:space="preserve">介護保険法第117条により本計画は医療計画と整合が図られたものでなければならない（引いていた「第117条第5項」は誤りであり、10/15に項番号を落とした。素案1-4に整合の記述を追加したが内容が未確定。</w:t>
             </w:r>
           </w:p>
         </w:tc>
@@ -9459,7 +9606,7 @@
                 <w:sz w:val="17"/>
                 <w:szCs w:val="17"/>
               </w:rPr>
-              <w:t xml:space="preserve">第9期計画の本文（第5章81〜92ページ）</w:t>
+              <w:t xml:space="preserve">第9期概要版④「地域支援事業費」の集計範囲（任意事業の扱い）</w:t>
             </w:r>
           </w:p>
         </w:tc>
@@ -9487,7 +9634,7 @@
                 <w:sz w:val="17"/>
                 <w:szCs w:val="17"/>
               </w:rPr>
-              <w:t xml:space="preserve">老人福祉事業の量の目標を第9期計画のどこに記載していたかを確認し、第10期の配置を揃えるために必要。現在は第4章末（4-6）に置いている。</w:t>
+              <w:t xml:space="preserve">決算と6,300〜10,100千円ずれる。揃えないと第10期が第9期と比較不能になる。</w:t>
             </w:r>
           </w:p>
         </w:tc>
@@ -9578,7 +9725,7 @@
                 <w:szCs w:val="17"/>
               </w:rPr>
               <w:t xml:space="preserve">31
-Ｄ</w:t>
+Ｃ</w:t>
             </w:r>
           </w:p>
         </w:tc>
@@ -9606,7 +9753,7 @@
                 <w:sz w:val="17"/>
                 <w:szCs w:val="17"/>
               </w:rPr>
-              <w:t xml:space="preserve">老人福祉事業の量の実績（養護老人ホーム措置・軽費老人ホーム・老人クラブ）</w:t>
+              <w:t xml:space="preserve">第9期計画の本文（第5章81〜92ページ）</w:t>
             </w:r>
           </w:p>
         </w:tc>
@@ -9634,7 +9781,7 @@
                 <w:sz w:val="17"/>
                 <w:szCs w:val="17"/>
               </w:rPr>
-              <w:t xml:space="preserve">老人福祉法第20条の8第2項が「定めるものとする」とする義務的記載事項。素案に量の目標の表がなかったため4-6を新設したが、実績値がないと目標が置けない。</w:t>
+              <w:t xml:space="preserve">老人福祉事業の量の目標を第9期計画のどこに記載していたかを確認し、第10期の配置を揃えるために必要。現在は第4章末（4-6）に置いている。</w:t>
             </w:r>
           </w:p>
         </w:tc>
@@ -9753,7 +9900,7 @@
                 <w:sz w:val="17"/>
                 <w:szCs w:val="17"/>
               </w:rPr>
-              <w:t xml:space="preserve">訪問入浴介護・地域密着型通所介護を0に戻すかどうか</w:t>
+              <w:t xml:space="preserve">老人福祉事業の量の実績（養護老人ホーム措置・軽費老人ホーム・老人クラブ）</w:t>
             </w:r>
           </w:p>
         </w:tc>
@@ -9781,7 +9928,7 @@
                 <w:sz w:val="17"/>
                 <w:szCs w:val="17"/>
               </w:rPr>
-              <w:t xml:space="preserve">令和7年度の利用は0だが、3か年平均により令和9年度以降も0.6人／月・0.3人／月が立っている。直近に利用のないサービスを3か年平均で復活させてよいかの判断。利用の見込みの有無を村に確認する。</w:t>
+              <w:t xml:space="preserve">老人福祉法第20条の8第2項が「定めるものとする」とする義務的記載事項。素案に量の目標の表がなかったため4-6を新設したが、実績値がないと目標が置けない。</w:t>
             </w:r>
           </w:p>
         </w:tc>
@@ -9900,7 +10047,7 @@
                 <w:sz w:val="17"/>
                 <w:szCs w:val="17"/>
               </w:rPr>
-              <w:t xml:space="preserve">訪問診療・訪問看護の提供実績（村内外の事業所別・令和6〜7年度）</w:t>
+              <w:t xml:space="preserve">訪問入浴介護・地域密着型通所介護を0に戻すかどうか</w:t>
             </w:r>
           </w:p>
         </w:tc>
@@ -9928,7 +10075,7 @@
                 <w:sz w:val="17"/>
                 <w:szCs w:val="17"/>
               </w:rPr>
-              <w:t xml:space="preserve">素案の施策4-3に在宅医療・介護連携の4場面ごとの目指すべき姿を新設し、①日常の療養支援の現状を【要確認】としている。村内は南東北裏磐梯診療所・桧原診療所の2か所で訪問看護事業所は村内にない。訪問診療の実施状況と村外からの訪問看護の提供量が分からないと、日常の療養支援の余力を示せない。県への提供依頼で把握できる範囲もあわせてご相談したい。</w:t>
+              <w:t xml:space="preserve">令和7年度の利用は0だが、3か年平均により令和9年度以降も0.6人／月・0.3人／月が立っている。直近に利用のないサービスを3か年平均で復活させてよいかの判断。利用の見込みの有無を村に確認する。</w:t>
             </w:r>
           </w:p>
         </w:tc>
@@ -10047,7 +10194,7 @@
                 <w:sz w:val="17"/>
                 <w:szCs w:val="17"/>
               </w:rPr>
-              <w:t xml:space="preserve">診療所（南東北裏磐梯・桧原）の診療日数および患者数</w:t>
+              <w:t xml:space="preserve">訪問診療・訪問看護の提供実績（村内外の事業所別・令和6〜7年度）</w:t>
             </w:r>
           </w:p>
         </w:tc>
@@ -10075,7 +10222,7 @@
                 <w:sz w:val="17"/>
                 <w:szCs w:val="17"/>
               </w:rPr>
-              <w:t xml:space="preserve">在宅医療・介護連携の分析に直結するがこれまで把握していなかった。</w:t>
+              <w:t xml:space="preserve">素案の施策4-3に在宅医療・介護連携の4場面ごとの目指すべき姿を新設し、①日常の療養支援の現状を【要確認】としている。村内は南東北裏磐梯診療所・桧原診療所の2か所で訪問看護事業所は村内にない。訪問診療の実施状況と村外からの訪問看護の提供量が分からないと、日常の療養支援の余力を示せない。県への提供依頼で把握できる範囲もあわせてご相談したい。</w:t>
             </w:r>
           </w:p>
         </w:tc>
@@ -10194,7 +10341,7 @@
                 <w:sz w:val="17"/>
                 <w:szCs w:val="17"/>
               </w:rPr>
-              <w:t xml:space="preserve">認知症対応型共同生活介護の定員（27人）を超える需要への対応方針</w:t>
+              <w:t xml:space="preserve">診療所（南東北裏磐梯・桧原）の診療日数および患者数</w:t>
             </w:r>
           </w:p>
         </w:tc>
@@ -10222,7 +10369,7 @@
                 <w:sz w:val="17"/>
                 <w:szCs w:val="17"/>
               </w:rPr>
-              <w:t xml:space="preserve">令和7年度の居住系受給者は26.9人／月で、村内GHの定員27人に対する稼働率は93%。第10期に居住系の利用が増える見込みだが村内に受け皿の余地がない。施設整備の意向、村外施設での対応、在宅での対応のいずれを取るかで見込量と施策の両方が変わる。</w:t>
+              <w:t xml:space="preserve">在宅医療・介護連携の分析に直結するがこれまで把握していなかった。</w:t>
             </w:r>
           </w:p>
         </w:tc>
@@ -10341,7 +10488,7 @@
                 <w:sz w:val="17"/>
                 <w:szCs w:val="17"/>
               </w:rPr>
-              <w:t xml:space="preserve">認知症対応型共同生活介護の待機の状況（定員27人に対し令和9〜11年度の利用者数が27人で到達率100%）</w:t>
+              <w:t xml:space="preserve">認知症対応型共同生活介護の定員（27人）を超える需要への対応方針</w:t>
             </w:r>
           </w:p>
         </w:tc>
@@ -10369,7 +10516,7 @@
                 <w:sz w:val="17"/>
                 <w:szCs w:val="17"/>
               </w:rPr>
-              <w:t xml:space="preserve">県の整備量見込みシートにより、村内の認知症高齢者グループホームは定員27人・整備数0で、利用者数は令和8年度26人から令和9年度以降27人（到達率100%）となることが確定した。満床の見込みであるため、待機者がいる場合は村外の施設または在宅での対応になる。</w:t>
+              <w:t xml:space="preserve">令和7年度の居住系受給者は26.9人／月で、村内GHの定員27人に対する稼働率は93%。第10期に居住系の利用が増える見込みだが村内に受け皿の余地がない。施設整備の意向、村外施設での対応、在宅での対応のいずれを取るかで見込量と施策の両方が変わる。</w:t>
             </w:r>
           </w:p>
         </w:tc>
@@ -10488,7 +10635,7 @@
                 <w:sz w:val="17"/>
                 <w:szCs w:val="17"/>
               </w:rPr>
-              <w:t xml:space="preserve">認知症対応型通所介護を再開するかどうか</w:t>
+              <w:t xml:space="preserve">認知症対応型共同生活介護の待機の状況（定員27人に対し令和9〜11年度の利用者数が27人で到達率100%）</w:t>
             </w:r>
           </w:p>
         </w:tc>
@@ -10516,7 +10663,7 @@
                 <w:sz w:val="17"/>
                 <w:szCs w:val="17"/>
               </w:rPr>
-              <w:t xml:space="preserve">平成30年度を最後に実績がない。地域密着型サービスは村の指定によりはじめて提供されるため村の判断による。認知症高齢者が増えるなかで在宅を支える類型として検討の余地がある。</w:t>
+              <w:t xml:space="preserve">県の整備量見込みシートにより、村内の認知症高齢者グループホームは定員27人・整備数0で、利用者数は令和8年度26人から令和9年度以降27人（到達率100%）となることが確定した。満床の見込みであるため、待機者がいる場合は村外の施設または在宅での対応になる。</w:t>
             </w:r>
           </w:p>
         </w:tc>
@@ -10635,7 +10782,7 @@
                 <w:sz w:val="17"/>
                 <w:szCs w:val="17"/>
               </w:rPr>
-              <w:t xml:space="preserve">高齢者生きがい健康づくり事業・高齢者教室の実施状況（開催回数・参加人数）</w:t>
+              <w:t xml:space="preserve">認知症対応型通所介護を再開するかどうか</w:t>
             </w:r>
           </w:p>
         </w:tc>
@@ -10663,7 +10810,7 @@
                 <w:sz w:val="17"/>
                 <w:szCs w:val="17"/>
               </w:rPr>
-              <w:t xml:space="preserve">教育委員会所管。介護予防（通いの場）の実績にカウントできるものがあるかを確認。</w:t>
+              <w:t xml:space="preserve">平成30年度を最後に実績がない。地域密着型サービスは村の指定によりはじめて提供されるため村の判断による。認知症高齢者が増えるなかで在宅を支える類型として検討の余地がある。</w:t>
             </w:r>
           </w:p>
         </w:tc>
@@ -10782,7 +10929,7 @@
                 <w:sz w:val="17"/>
                 <w:szCs w:val="17"/>
               </w:rPr>
-              <w:t xml:space="preserve">高齢者福祉事業（村単独事業）の実績資料</w:t>
+              <w:t xml:space="preserve">高齢者生きがい健康づくり事業・高齢者教室の実施状況（開催回数・参加人数）</w:t>
             </w:r>
           </w:p>
         </w:tc>
@@ -10810,7 +10957,7 @@
                 <w:sz w:val="17"/>
                 <w:szCs w:val="17"/>
               </w:rPr>
-              <w:t xml:space="preserve">現行計画の評価に必要。</w:t>
+              <w:t xml:space="preserve">教育委員会所管。介護予防（通いの場）の実績にカウントできるものがあるかを確認。</w:t>
             </w:r>
           </w:p>
         </w:tc>
@@ -10901,6 +11048,153 @@
                 <w:szCs w:val="17"/>
               </w:rPr>
               <w:t xml:space="preserve">40
+Ｄ</w:t>
+            </w:r>
+          </w:p>
+        </w:tc>
+        <w:tc>
+          <w:tcPr>
+            <w:tcW w:type="dxa" w:w="3089"/>
+            <w:shd w:fill="FFFFFF" w:val="clear"/>
+            <w:tcMar>
+              <w:top w:type="dxa" w:w="70"/>
+              <w:left w:type="dxa" w:w="90"/>
+              <w:bottom w:type="dxa" w:w="70"/>
+              <w:right w:type="dxa" w:w="90"/>
+            </w:tcMar>
+          </w:tcPr>
+          <w:p>
+            <w:pPr>
+              <w:spacing w:after="0" w:line="250" w:lineRule="exact"/>
+            </w:pPr>
+            <w:r>
+              <w:rPr>
+                <w:rFonts w:ascii="游ゴシック" w:cs="游ゴシック" w:eastAsia="游ゴシック" w:hAnsi="游ゴシック"/>
+                <w:b w:val="false"/>
+                <w:bCs w:val="false"/>
+                <w:color w:val="000000"/>
+                <w:sz w:val="17"/>
+                <w:szCs w:val="17"/>
+              </w:rPr>
+              <w:t xml:space="preserve">高齢者福祉事業（村単独事業）の実績資料</w:t>
+            </w:r>
+          </w:p>
+        </w:tc>
+        <w:tc>
+          <w:tcPr>
+            <w:tcW w:type="dxa" w:w="2714"/>
+            <w:shd w:fill="FFFFFF" w:val="clear"/>
+            <w:tcMar>
+              <w:top w:type="dxa" w:w="70"/>
+              <w:left w:type="dxa" w:w="90"/>
+              <w:bottom w:type="dxa" w:w="70"/>
+              <w:right w:type="dxa" w:w="90"/>
+            </w:tcMar>
+          </w:tcPr>
+          <w:p>
+            <w:pPr>
+              <w:spacing w:after="0" w:line="250" w:lineRule="exact"/>
+            </w:pPr>
+            <w:r>
+              <w:rPr>
+                <w:rFonts w:ascii="游ゴシック" w:cs="游ゴシック" w:eastAsia="游ゴシック" w:hAnsi="游ゴシック"/>
+                <w:b w:val="false"/>
+                <w:bCs w:val="false"/>
+                <w:color w:val="000000"/>
+                <w:sz w:val="17"/>
+                <w:szCs w:val="17"/>
+              </w:rPr>
+              <w:t xml:space="preserve">現行計画の評価に必要。</w:t>
+            </w:r>
+          </w:p>
+        </w:tc>
+        <w:tc>
+          <w:tcPr>
+            <w:tcW w:type="dxa" w:w="1217"/>
+            <w:shd w:fill="FFFFFF" w:val="clear"/>
+            <w:tcMar>
+              <w:top w:type="dxa" w:w="70"/>
+              <w:left w:type="dxa" w:w="90"/>
+              <w:bottom w:type="dxa" w:w="70"/>
+              <w:right w:type="dxa" w:w="90"/>
+            </w:tcMar>
+          </w:tcPr>
+          <w:p>
+            <w:pPr>
+              <w:spacing w:after="0" w:line="250" w:lineRule="exact"/>
+            </w:pPr>
+            <w:r>
+              <w:rPr>
+                <w:rFonts w:ascii="游ゴシック" w:cs="游ゴシック" w:eastAsia="游ゴシック" w:hAnsi="游ゴシック"/>
+                <w:b w:val="false"/>
+                <w:bCs w:val="false"/>
+                <w:color w:val="000000"/>
+                <w:sz w:val="17"/>
+                <w:szCs w:val="17"/>
+              </w:rPr>
+              <w:t xml:space="preserve">―</w:t>
+            </w:r>
+          </w:p>
+        </w:tc>
+        <w:tc>
+          <w:tcPr>
+            <w:tcW w:type="dxa" w:w="1872"/>
+            <w:shd w:fill="FFFFFF" w:val="clear"/>
+            <w:tcMar>
+              <w:top w:type="dxa" w:w="70"/>
+              <w:left w:type="dxa" w:w="90"/>
+              <w:bottom w:type="dxa" w:w="70"/>
+              <w:right w:type="dxa" w:w="90"/>
+            </w:tcMar>
+          </w:tcPr>
+          <w:p>
+            <w:pPr>
+              <w:spacing w:after="0" w:line="250" w:lineRule="exact"/>
+            </w:pPr>
+            <w:r>
+              <w:rPr>
+                <w:rFonts w:ascii="游ゴシック" w:cs="游ゴシック" w:eastAsia="游ゴシック" w:hAnsi="游ゴシック"/>
+                <w:b w:val="false"/>
+                <w:bCs w:val="false"/>
+                <w:color w:val="000000"/>
+                <w:sz w:val="17"/>
+                <w:szCs w:val="17"/>
+              </w:rPr>
+              <w:t xml:space="preserve"/>
+            </w:r>
+          </w:p>
+        </w:tc>
+      </w:tr>
+      <w:tr>
+        <w:trPr>
+          <w:cantSplit/>
+          <w:trHeight w:val="700" w:hRule="atLeast"/>
+        </w:trPr>
+        <w:tc>
+          <w:tcPr>
+            <w:tcW w:type="dxa" w:w="468"/>
+            <w:shd w:fill="FFFFFF" w:val="clear"/>
+            <w:tcMar>
+              <w:top w:type="dxa" w:w="70"/>
+              <w:left w:type="dxa" w:w="90"/>
+              <w:bottom w:type="dxa" w:w="70"/>
+              <w:right w:type="dxa" w:w="90"/>
+            </w:tcMar>
+          </w:tcPr>
+          <w:p>
+            <w:pPr>
+              <w:spacing w:after="0" w:line="250" w:lineRule="exact"/>
+            </w:pPr>
+            <w:r>
+              <w:rPr>
+                <w:rFonts w:ascii="游ゴシック" w:cs="游ゴシック" w:eastAsia="游ゴシック" w:hAnsi="游ゴシック"/>
+                <w:b w:val="false"/>
+                <w:bCs w:val="false"/>
+                <w:color w:val="000000"/>
+                <w:sz w:val="17"/>
+                <w:szCs w:val="17"/>
+              </w:rPr>
+              <w:t xml:space="preserve">41
 Ｄ</w:t>
             </w:r>
           </w:p>
@@ -11040,7 +11334,7 @@
           <w:sz w:val="26"/>
           <w:szCs w:val="26"/>
         </w:rPr>
-        <w:t xml:space="preserve">参考　当方で進める事項（21件）　―　ご回答は不要です</w:t>
+        <w:t xml:space="preserve">参考　当方で進める事項（10件）　―　ご回答は不要です</w:t>
       </w:r>
     </w:p>
     <w:p>
@@ -11224,7 +11518,7 @@
                 <w:sz w:val="17"/>
                 <w:szCs w:val="17"/>
               </w:rPr>
-              <w:t xml:space="preserve">令和8年法律第51号により介護保険法第117条に加わった記載事項の第10期計画への適用</w:t>
+              <w:t xml:space="preserve">ICF分析は標準設問のみで完結することの確認</w:t>
             </w:r>
           </w:p>
         </w:tc>
@@ -11252,7 +11546,7 @@
                 <w:sz w:val="17"/>
                 <w:szCs w:val="17"/>
               </w:rPr>
-              <w:t xml:space="preserve">法律案要綱・新旧対照条文・課長会議資料を受領済みであり、当方が確定した（doc92〜94）</w:t>
+              <w:t xml:space="preserve">当方の分析の設計である。標準設問の範囲で完結させる</w:t>
             </w:r>
           </w:p>
         </w:tc>
@@ -11314,7 +11608,7 @@
                 <w:sz w:val="17"/>
                 <w:szCs w:val="17"/>
               </w:rPr>
-              <w:t xml:space="preserve">ICF分析は標準設問のみで完結することの確認</w:t>
+              <w:t xml:space="preserve">リスク判定10種の該当基準（見える化システムの算出方法との突合）</w:t>
             </w:r>
           </w:p>
         </w:tc>
@@ -11342,7 +11636,7 @@
                 <w:sz w:val="17"/>
                 <w:szCs w:val="17"/>
               </w:rPr>
-              <w:t xml:space="preserve">当方の分析の設計である。標準設問の範囲で完結させる</w:t>
+              <w:t xml:space="preserve">見える化システムの指標の算出方法は公表されている。当方が突き合わせる</w:t>
             </w:r>
           </w:p>
         </w:tc>
@@ -11404,7 +11698,7 @@
                 <w:sz w:val="17"/>
                 <w:szCs w:val="17"/>
               </w:rPr>
-              <w:t xml:space="preserve">リスク判定10種の該当基準（見える化システムの算出方法との突合）</w:t>
+              <w:t xml:space="preserve">国の推計ワークシートが求める在宅サービス利用率の分母</w:t>
             </w:r>
           </w:p>
         </w:tc>
@@ -11432,7 +11726,7 @@
                 <w:sz w:val="17"/>
                 <w:szCs w:val="17"/>
               </w:rPr>
-              <w:t xml:space="preserve">見える化システムの指標の算出方法は公表されている。当方が突き合わせる</w:t>
+              <w:t xml:space="preserve">国の推計ワークシートの手引きに書かれている。当方が確かめる</w:t>
             </w:r>
           </w:p>
         </w:tc>
@@ -11494,7 +11788,7 @@
                 <w:sz w:val="17"/>
                 <w:szCs w:val="17"/>
               </w:rPr>
-              <w:t xml:space="preserve">国の推計ワークシートが求める在宅サービス利用率の分母</w:t>
+              <w:t xml:space="preserve">在宅介護実態調査の集計設計（要介護度3区分×介護者勤務形態3区分のセル数）</w:t>
             </w:r>
           </w:p>
         </w:tc>
@@ -11522,7 +11816,7 @@
                 <w:sz w:val="17"/>
                 <w:szCs w:val="17"/>
               </w:rPr>
-              <w:t xml:space="preserve">国の推計ワークシートの手引きに書かれている。当方が確かめる</w:t>
+              <w:t xml:space="preserve">当方の集計の設計である。セル数は当方が決め、doc16§6の非表示の基準で運用する</w:t>
             </w:r>
           </w:p>
         </w:tc>
@@ -11584,7 +11878,7 @@
                 <w:sz w:val="17"/>
                 <w:szCs w:val="17"/>
               </w:rPr>
-              <w:t xml:space="preserve">在宅介護実態調査の集計設計（要介護度3区分×介護者勤務形態3区分のセル数）</w:t>
+              <w:t xml:space="preserve">後期高齢者加入割合補正係数（F）の算出方法（当方の復元が国の値と一致しない）</w:t>
             </w:r>
           </w:p>
         </w:tc>
@@ -11612,7 +11906,7 @@
                 <w:sz w:val="17"/>
                 <w:szCs w:val="17"/>
               </w:rPr>
-              <w:t xml:space="preserve">当方の集計の設計である。セル数は当方が決め、doc16§6の非表示の基準で運用する</w:t>
+              <w:t xml:space="preserve">当方の復元の手順の問題である。国の様式と手引きで当方が確かめる</w:t>
             </w:r>
           </w:p>
         </w:tc>
@@ -11674,7 +11968,7 @@
                 <w:sz w:val="17"/>
                 <w:szCs w:val="17"/>
               </w:rPr>
-              <w:t xml:space="preserve">地域支援事業費が国の推計（3か年147,654千円）と当方の算定（119,658千円）で23.4%食い違う</w:t>
+              <w:t xml:space="preserve">本村の介護報酬の地域区分（級地）と、令和9年度の改定における見直しの有無</w:t>
             </w:r>
           </w:p>
         </w:tc>
@@ -11702,7 +11996,7 @@
                 <w:sz w:val="17"/>
                 <w:szCs w:val="17"/>
               </w:rPr>
-              <w:t xml:space="preserve">当方の算定と国の推計の差である。算定の範囲を当方で洗う</w:t>
+              <w:t xml:space="preserve">地域区分は告示で公表されている。当方が確かめる</w:t>
             </w:r>
           </w:p>
         </w:tc>
@@ -11764,7 +12058,7 @@
                 <w:sz w:val="17"/>
                 <w:szCs w:val="17"/>
               </w:rPr>
-              <w:t xml:space="preserve">後期高齢者加入割合補正係数（F）の算出方法（当方の復元が国の値と一致しない）</w:t>
+              <w:t xml:space="preserve">図2-9の平成29年度の1人1月あたり費用額（25,039円）の出所</w:t>
             </w:r>
           </w:p>
         </w:tc>
@@ -11792,7 +12086,7 @@
                 <w:sz w:val="17"/>
                 <w:szCs w:val="17"/>
               </w:rPr>
-              <w:t xml:space="preserve">当方の復元の手順の問題である。国の様式と手引きで当方が確かめる</w:t>
+              <w:t xml:space="preserve">当方が組んだ図の出所である。算定の根拠の綴りで示す</w:t>
             </w:r>
           </w:p>
         </w:tc>
@@ -11854,7 +12148,7 @@
                 <w:sz w:val="17"/>
                 <w:szCs w:val="17"/>
               </w:rPr>
-              <w:t xml:space="preserve">本村の介護報酬の地域区分（級地）と、令和9年度の改定における見直しの有無</w:t>
+              <w:t xml:space="preserve">要介護2の3区分の利用率の合計が101.5%となること</w:t>
             </w:r>
           </w:p>
         </w:tc>
@@ -11882,7 +12176,7 @@
                 <w:sz w:val="17"/>
                 <w:szCs w:val="17"/>
               </w:rPr>
-              <w:t xml:space="preserve">地域区分は告示で公表されている。当方が確かめる</w:t>
+              <w:t xml:space="preserve">当方の算定の端数処理の問題である。当方で整える</w:t>
             </w:r>
           </w:p>
         </w:tc>
@@ -11944,7 +12238,7 @@
                 <w:sz w:val="17"/>
                 <w:szCs w:val="17"/>
               </w:rPr>
-              <w:t xml:space="preserve">第1号被保険者数の前期・後期の内訳が国の様式（3区分）と素案5-2（2区分）で食い違う</w:t>
+              <w:t xml:space="preserve">認知症高齢者自立度（B7）の認定者数合計が認定者数（B4-a）と一致しない</w:t>
             </w:r>
           </w:p>
         </w:tc>
@@ -11972,7 +12266,7 @@
                 <w:sz w:val="17"/>
                 <w:szCs w:val="17"/>
               </w:rPr>
-              <w:t xml:space="preserve">国の推計ワークシートの様式が3区分で持つことが分かっている。当方で素案5-2を揃える</w:t>
+              <w:t xml:space="preserve">見える化システムのB7とB4-aの定義の差である。当方が指標の説明で確かめる</w:t>
             </w:r>
           </w:p>
         </w:tc>
@@ -12007,996 +12301,6 @@
                 <w:szCs w:val="17"/>
               </w:rPr>
               <w:t xml:space="preserve">10</w:t>
-            </w:r>
-          </w:p>
-        </w:tc>
-        <w:tc>
-          <w:tcPr>
-            <w:tcW w:type="dxa" w:w="4118"/>
-            <w:shd w:fill="FFFFFF" w:val="clear"/>
-            <w:tcMar>
-              <w:top w:type="dxa" w:w="70"/>
-              <w:left w:type="dxa" w:w="90"/>
-              <w:bottom w:type="dxa" w:w="70"/>
-              <w:right w:type="dxa" w:w="90"/>
-            </w:tcMar>
-          </w:tcPr>
-          <w:p>
-            <w:pPr>
-              <w:spacing w:after="0" w:line="250" w:lineRule="exact"/>
-            </w:pPr>
-            <w:r>
-              <w:rPr>
-                <w:rFonts w:ascii="游ゴシック" w:cs="游ゴシック" w:eastAsia="游ゴシック" w:hAnsi="游ゴシック"/>
-                <w:b w:val="false"/>
-                <w:bCs w:val="false"/>
-                <w:color w:val="000000"/>
-                <w:sz w:val="17"/>
-                <w:szCs w:val="17"/>
-              </w:rPr>
-              <w:t xml:space="preserve">認定者数が国の推計（3か年計629人）と当方の算定（651人）で3.4%食い違う</w:t>
-            </w:r>
-          </w:p>
-        </w:tc>
-        <w:tc>
-          <w:tcPr>
-            <w:tcW w:type="dxa" w:w="4868"/>
-            <w:shd w:fill="FFFFFF" w:val="clear"/>
-            <w:tcMar>
-              <w:top w:type="dxa" w:w="70"/>
-              <w:left w:type="dxa" w:w="90"/>
-              <w:bottom w:type="dxa" w:w="70"/>
-              <w:right w:type="dxa" w:w="90"/>
-            </w:tcMar>
-          </w:tcPr>
-          <w:p>
-            <w:pPr>
-              <w:spacing w:after="0" w:line="250" w:lineRule="exact"/>
-            </w:pPr>
-            <w:r>
-              <w:rPr>
-                <w:rFonts w:ascii="游ゴシック" w:cs="游ゴシック" w:eastAsia="游ゴシック" w:hAnsi="游ゴシック"/>
-                <w:b w:val="false"/>
-                <w:bCs w:val="false"/>
-                <w:color w:val="000000"/>
-                <w:sz w:val="17"/>
-                <w:szCs w:val="17"/>
-              </w:rPr>
-              <w:t xml:space="preserve">当方の算定と国の推計の差である。算定の過程を当方で洗う</w:t>
-            </w:r>
-          </w:p>
-        </w:tc>
-      </w:tr>
-      <w:tr>
-        <w:trPr>
-          <w:cantSplit/>
-          <w:trHeight w:val="700" w:hRule="atLeast"/>
-        </w:trPr>
-        <w:tc>
-          <w:tcPr>
-            <w:tcW w:type="dxa" w:w="374"/>
-            <w:shd w:fill="FFFFFF" w:val="clear"/>
-            <w:tcMar>
-              <w:top w:type="dxa" w:w="70"/>
-              <w:left w:type="dxa" w:w="90"/>
-              <w:bottom w:type="dxa" w:w="70"/>
-              <w:right w:type="dxa" w:w="90"/>
-            </w:tcMar>
-          </w:tcPr>
-          <w:p>
-            <w:pPr>
-              <w:spacing w:after="0" w:line="250" w:lineRule="exact"/>
-            </w:pPr>
-            <w:r>
-              <w:rPr>
-                <w:rFonts w:ascii="游ゴシック" w:cs="游ゴシック" w:eastAsia="游ゴシック" w:hAnsi="游ゴシック"/>
-                <w:b w:val="false"/>
-                <w:bCs w:val="false"/>
-                <w:color w:val="000000"/>
-                <w:sz w:val="17"/>
-                <w:szCs w:val="17"/>
-              </w:rPr>
-              <w:t xml:space="preserve">11</w:t>
-            </w:r>
-          </w:p>
-        </w:tc>
-        <w:tc>
-          <w:tcPr>
-            <w:tcW w:type="dxa" w:w="4118"/>
-            <w:shd w:fill="FFFFFF" w:val="clear"/>
-            <w:tcMar>
-              <w:top w:type="dxa" w:w="70"/>
-              <w:left w:type="dxa" w:w="90"/>
-              <w:bottom w:type="dxa" w:w="70"/>
-              <w:right w:type="dxa" w:w="90"/>
-            </w:tcMar>
-          </w:tcPr>
-          <w:p>
-            <w:pPr>
-              <w:spacing w:after="0" w:line="250" w:lineRule="exact"/>
-            </w:pPr>
-            <w:r>
-              <w:rPr>
-                <w:rFonts w:ascii="游ゴシック" w:cs="游ゴシック" w:eastAsia="游ゴシック" w:hAnsi="游ゴシック"/>
-                <w:b w:val="false"/>
-                <w:bCs w:val="false"/>
-                <w:color w:val="000000"/>
-                <w:sz w:val="17"/>
-                <w:szCs w:val="17"/>
-              </w:rPr>
-              <w:t xml:space="preserve">サービス見込量の前提（受給率を3か年平均とするか令和7年度水準とするか）</w:t>
-            </w:r>
-          </w:p>
-        </w:tc>
-        <w:tc>
-          <w:tcPr>
-            <w:tcW w:type="dxa" w:w="4868"/>
-            <w:shd w:fill="FFFFFF" w:val="clear"/>
-            <w:tcMar>
-              <w:top w:type="dxa" w:w="70"/>
-              <w:left w:type="dxa" w:w="90"/>
-              <w:bottom w:type="dxa" w:w="70"/>
-              <w:right w:type="dxa" w:w="90"/>
-            </w:tcMar>
-          </w:tcPr>
-          <w:p>
-            <w:pPr>
-              <w:spacing w:after="0" w:line="250" w:lineRule="exact"/>
-            </w:pPr>
-            <w:r>
-              <w:rPr>
-                <w:rFonts w:ascii="游ゴシック" w:cs="游ゴシック" w:eastAsia="游ゴシック" w:hAnsi="游ゴシック"/>
-                <w:b w:val="false"/>
-                <w:bCs w:val="false"/>
-                <w:color w:val="000000"/>
-                <w:sz w:val="17"/>
-                <w:szCs w:val="17"/>
-              </w:rPr>
-              <w:t xml:space="preserve">当方の算定方針である。3か年平均を本則とし、感応度で示す</w:t>
-            </w:r>
-          </w:p>
-        </w:tc>
-      </w:tr>
-      <w:tr>
-        <w:trPr>
-          <w:cantSplit/>
-          <w:trHeight w:val="700" w:hRule="atLeast"/>
-        </w:trPr>
-        <w:tc>
-          <w:tcPr>
-            <w:tcW w:type="dxa" w:w="374"/>
-            <w:shd w:fill="FFFFFF" w:val="clear"/>
-            <w:tcMar>
-              <w:top w:type="dxa" w:w="70"/>
-              <w:left w:type="dxa" w:w="90"/>
-              <w:bottom w:type="dxa" w:w="70"/>
-              <w:right w:type="dxa" w:w="90"/>
-            </w:tcMar>
-          </w:tcPr>
-          <w:p>
-            <w:pPr>
-              <w:spacing w:after="0" w:line="250" w:lineRule="exact"/>
-            </w:pPr>
-            <w:r>
-              <w:rPr>
-                <w:rFonts w:ascii="游ゴシック" w:cs="游ゴシック" w:eastAsia="游ゴシック" w:hAnsi="游ゴシック"/>
-                <w:b w:val="false"/>
-                <w:bCs w:val="false"/>
-                <w:color w:val="000000"/>
-                <w:sz w:val="17"/>
-                <w:szCs w:val="17"/>
-              </w:rPr>
-              <w:t xml:space="preserve">12</w:t>
-            </w:r>
-          </w:p>
-        </w:tc>
-        <w:tc>
-          <w:tcPr>
-            <w:tcW w:type="dxa" w:w="4118"/>
-            <w:shd w:fill="FFFFFF" w:val="clear"/>
-            <w:tcMar>
-              <w:top w:type="dxa" w:w="70"/>
-              <w:left w:type="dxa" w:w="90"/>
-              <w:bottom w:type="dxa" w:w="70"/>
-              <w:right w:type="dxa" w:w="90"/>
-            </w:tcMar>
-          </w:tcPr>
-          <w:p>
-            <w:pPr>
-              <w:spacing w:after="0" w:line="250" w:lineRule="exact"/>
-            </w:pPr>
-            <w:r>
-              <w:rPr>
-                <w:rFonts w:ascii="游ゴシック" w:cs="游ゴシック" w:eastAsia="游ゴシック" w:hAnsi="游ゴシック"/>
-                <w:b w:val="false"/>
-                <w:bCs w:val="false"/>
-                <w:color w:val="000000"/>
-                <w:sz w:val="17"/>
-                <w:szCs w:val="17"/>
-              </w:rPr>
-              <w:t xml:space="preserve">人口データの出所の統一（住基／国勢調査／福島県現住人口調査）</w:t>
-            </w:r>
-          </w:p>
-        </w:tc>
-        <w:tc>
-          <w:tcPr>
-            <w:tcW w:type="dxa" w:w="4868"/>
-            <w:shd w:fill="FFFFFF" w:val="clear"/>
-            <w:tcMar>
-              <w:top w:type="dxa" w:w="70"/>
-              <w:left w:type="dxa" w:w="90"/>
-              <w:bottom w:type="dxa" w:w="70"/>
-              <w:right w:type="dxa" w:w="90"/>
-            </w:tcMar>
-          </w:tcPr>
-          <w:p>
-            <w:pPr>
-              <w:spacing w:after="0" w:line="250" w:lineRule="exact"/>
-            </w:pPr>
-            <w:r>
-              <w:rPr>
-                <w:rFonts w:ascii="游ゴシック" w:cs="游ゴシック" w:eastAsia="游ゴシック" w:hAnsi="游ゴシック"/>
-                <w:b w:val="false"/>
-                <w:bCs w:val="false"/>
-                <w:color w:val="000000"/>
-                <w:sz w:val="17"/>
-                <w:szCs w:val="17"/>
-              </w:rPr>
-              <w:t xml:space="preserve">出所の統一は当方の整理である。用いる系列を素案に明記する</w:t>
-            </w:r>
-          </w:p>
-        </w:tc>
-      </w:tr>
-      <w:tr>
-        <w:trPr>
-          <w:cantSplit/>
-          <w:trHeight w:val="700" w:hRule="atLeast"/>
-        </w:trPr>
-        <w:tc>
-          <w:tcPr>
-            <w:tcW w:type="dxa" w:w="374"/>
-            <w:shd w:fill="FFFFFF" w:val="clear"/>
-            <w:tcMar>
-              <w:top w:type="dxa" w:w="70"/>
-              <w:left w:type="dxa" w:w="90"/>
-              <w:bottom w:type="dxa" w:w="70"/>
-              <w:right w:type="dxa" w:w="90"/>
-            </w:tcMar>
-          </w:tcPr>
-          <w:p>
-            <w:pPr>
-              <w:spacing w:after="0" w:line="250" w:lineRule="exact"/>
-            </w:pPr>
-            <w:r>
-              <w:rPr>
-                <w:rFonts w:ascii="游ゴシック" w:cs="游ゴシック" w:eastAsia="游ゴシック" w:hAnsi="游ゴシック"/>
-                <w:b w:val="false"/>
-                <w:bCs w:val="false"/>
-                <w:color w:val="000000"/>
-                <w:sz w:val="17"/>
-                <w:szCs w:val="17"/>
-              </w:rPr>
-              <w:t xml:space="preserve">13</w:t>
-            </w:r>
-          </w:p>
-        </w:tc>
-        <w:tc>
-          <w:tcPr>
-            <w:tcW w:type="dxa" w:w="4118"/>
-            <w:shd w:fill="FFFFFF" w:val="clear"/>
-            <w:tcMar>
-              <w:top w:type="dxa" w:w="70"/>
-              <w:left w:type="dxa" w:w="90"/>
-              <w:bottom w:type="dxa" w:w="70"/>
-              <w:right w:type="dxa" w:w="90"/>
-            </w:tcMar>
-          </w:tcPr>
-          <w:p>
-            <w:pPr>
-              <w:spacing w:after="0" w:line="250" w:lineRule="exact"/>
-            </w:pPr>
-            <w:r>
-              <w:rPr>
-                <w:rFonts w:ascii="游ゴシック" w:cs="游ゴシック" w:eastAsia="游ゴシック" w:hAnsi="游ゴシック"/>
-                <w:b w:val="false"/>
-                <w:bCs w:val="false"/>
-                <w:color w:val="000000"/>
-                <w:sz w:val="17"/>
-                <w:szCs w:val="17"/>
-              </w:rPr>
-              <w:t xml:space="preserve">介護保険法第117条第2項各号・第3項各号および基本指針の記載事項の条項番号の照合</w:t>
-            </w:r>
-          </w:p>
-        </w:tc>
-        <w:tc>
-          <w:tcPr>
-            <w:tcW w:type="dxa" w:w="4868"/>
-            <w:shd w:fill="FFFFFF" w:val="clear"/>
-            <w:tcMar>
-              <w:top w:type="dxa" w:w="70"/>
-              <w:left w:type="dxa" w:w="90"/>
-              <w:bottom w:type="dxa" w:w="70"/>
-              <w:right w:type="dxa" w:w="90"/>
-            </w:tcMar>
-          </w:tcPr>
-          <w:p>
-            <w:pPr>
-              <w:spacing w:after="0" w:line="250" w:lineRule="exact"/>
-            </w:pPr>
-            <w:r>
-              <w:rPr>
-                <w:rFonts w:ascii="游ゴシック" w:cs="游ゴシック" w:eastAsia="游ゴシック" w:hAnsi="游ゴシック"/>
-                <w:b w:val="false"/>
-                <w:bCs w:val="false"/>
-                <w:color w:val="000000"/>
-                <w:sz w:val="17"/>
-                <w:szCs w:val="17"/>
-              </w:rPr>
-              <w:t xml:space="preserve">新旧対照条文（令和8年法律第51号）を受領済みであり、条項番号は当方が確定できる</w:t>
-            </w:r>
-          </w:p>
-        </w:tc>
-      </w:tr>
-      <w:tr>
-        <w:trPr>
-          <w:cantSplit/>
-          <w:trHeight w:val="700" w:hRule="atLeast"/>
-        </w:trPr>
-        <w:tc>
-          <w:tcPr>
-            <w:tcW w:type="dxa" w:w="374"/>
-            <w:shd w:fill="FFFFFF" w:val="clear"/>
-            <w:tcMar>
-              <w:top w:type="dxa" w:w="70"/>
-              <w:left w:type="dxa" w:w="90"/>
-              <w:bottom w:type="dxa" w:w="70"/>
-              <w:right w:type="dxa" w:w="90"/>
-            </w:tcMar>
-          </w:tcPr>
-          <w:p>
-            <w:pPr>
-              <w:spacing w:after="0" w:line="250" w:lineRule="exact"/>
-            </w:pPr>
-            <w:r>
-              <w:rPr>
-                <w:rFonts w:ascii="游ゴシック" w:cs="游ゴシック" w:eastAsia="游ゴシック" w:hAnsi="游ゴシック"/>
-                <w:b w:val="false"/>
-                <w:bCs w:val="false"/>
-                <w:color w:val="000000"/>
-                <w:sz w:val="17"/>
-                <w:szCs w:val="17"/>
-              </w:rPr>
-              <w:t xml:space="preserve">14</w:t>
-            </w:r>
-          </w:p>
-        </w:tc>
-        <w:tc>
-          <w:tcPr>
-            <w:tcW w:type="dxa" w:w="4118"/>
-            <w:shd w:fill="FFFFFF" w:val="clear"/>
-            <w:tcMar>
-              <w:top w:type="dxa" w:w="70"/>
-              <w:left w:type="dxa" w:w="90"/>
-              <w:bottom w:type="dxa" w:w="70"/>
-              <w:right w:type="dxa" w:w="90"/>
-            </w:tcMar>
-          </w:tcPr>
-          <w:p>
-            <w:pPr>
-              <w:spacing w:after="0" w:line="250" w:lineRule="exact"/>
-            </w:pPr>
-            <w:r>
-              <w:rPr>
-                <w:rFonts w:ascii="游ゴシック" w:cs="游ゴシック" w:eastAsia="游ゴシック" w:hAnsi="游ゴシック"/>
-                <w:b w:val="false"/>
-                <w:bCs w:val="false"/>
-                <w:color w:val="000000"/>
-                <w:sz w:val="17"/>
-                <w:szCs w:val="17"/>
-              </w:rPr>
-              <w:t xml:space="preserve">令和2年（2020年）の年齢3区分の計が総人口に1人足りない理由（国勢調査の年齢不詳か入力の誤りか）</w:t>
-            </w:r>
-          </w:p>
-        </w:tc>
-        <w:tc>
-          <w:tcPr>
-            <w:tcW w:type="dxa" w:w="4868"/>
-            <w:shd w:fill="FFFFFF" w:val="clear"/>
-            <w:tcMar>
-              <w:top w:type="dxa" w:w="70"/>
-              <w:left w:type="dxa" w:w="90"/>
-              <w:bottom w:type="dxa" w:w="70"/>
-              <w:right w:type="dxa" w:w="90"/>
-            </w:tcMar>
-          </w:tcPr>
-          <w:p>
-            <w:pPr>
-              <w:spacing w:after="0" w:line="250" w:lineRule="exact"/>
-            </w:pPr>
-            <w:r>
-              <w:rPr>
-                <w:rFonts w:ascii="游ゴシック" w:cs="游ゴシック" w:eastAsia="游ゴシック" w:hAnsi="游ゴシック"/>
-                <w:b w:val="false"/>
-                <w:bCs w:val="false"/>
-                <w:color w:val="000000"/>
-                <w:sz w:val="17"/>
-                <w:szCs w:val="17"/>
-              </w:rPr>
-              <w:t xml:space="preserve">国勢調査の年齢不詳の扱いである。当方が原表で確かめる</w:t>
-            </w:r>
-          </w:p>
-        </w:tc>
-      </w:tr>
-      <w:tr>
-        <w:trPr>
-          <w:cantSplit/>
-          <w:trHeight w:val="700" w:hRule="atLeast"/>
-        </w:trPr>
-        <w:tc>
-          <w:tcPr>
-            <w:tcW w:type="dxa" w:w="374"/>
-            <w:shd w:fill="FFFFFF" w:val="clear"/>
-            <w:tcMar>
-              <w:top w:type="dxa" w:w="70"/>
-              <w:left w:type="dxa" w:w="90"/>
-              <w:bottom w:type="dxa" w:w="70"/>
-              <w:right w:type="dxa" w:w="90"/>
-            </w:tcMar>
-          </w:tcPr>
-          <w:p>
-            <w:pPr>
-              <w:spacing w:after="0" w:line="250" w:lineRule="exact"/>
-            </w:pPr>
-            <w:r>
-              <w:rPr>
-                <w:rFonts w:ascii="游ゴシック" w:cs="游ゴシック" w:eastAsia="游ゴシック" w:hAnsi="游ゴシック"/>
-                <w:b w:val="false"/>
-                <w:bCs w:val="false"/>
-                <w:color w:val="000000"/>
-                <w:sz w:val="17"/>
-                <w:szCs w:val="17"/>
-              </w:rPr>
-              <w:t xml:space="preserve">15</w:t>
-            </w:r>
-          </w:p>
-        </w:tc>
-        <w:tc>
-          <w:tcPr>
-            <w:tcW w:type="dxa" w:w="4118"/>
-            <w:shd w:fill="FFFFFF" w:val="clear"/>
-            <w:tcMar>
-              <w:top w:type="dxa" w:w="70"/>
-              <w:left w:type="dxa" w:w="90"/>
-              <w:bottom w:type="dxa" w:w="70"/>
-              <w:right w:type="dxa" w:w="90"/>
-            </w:tcMar>
-          </w:tcPr>
-          <w:p>
-            <w:pPr>
-              <w:spacing w:after="0" w:line="250" w:lineRule="exact"/>
-            </w:pPr>
-            <w:r>
-              <w:rPr>
-                <w:rFonts w:ascii="游ゴシック" w:cs="游ゴシック" w:eastAsia="游ゴシック" w:hAnsi="游ゴシック"/>
-                <w:b w:val="false"/>
-                <w:bCs w:val="false"/>
-                <w:color w:val="000000"/>
-                <w:sz w:val="17"/>
-                <w:szCs w:val="17"/>
-              </w:rPr>
-              <w:t xml:space="preserve">令和9年4月の介護報酬改定率が示された後の単価の扱い</w:t>
-            </w:r>
-          </w:p>
-        </w:tc>
-        <w:tc>
-          <w:tcPr>
-            <w:tcW w:type="dxa" w:w="4868"/>
-            <w:shd w:fill="FFFFFF" w:val="clear"/>
-            <w:tcMar>
-              <w:top w:type="dxa" w:w="70"/>
-              <w:left w:type="dxa" w:w="90"/>
-              <w:bottom w:type="dxa" w:w="70"/>
-              <w:right w:type="dxa" w:w="90"/>
-            </w:tcMar>
-          </w:tcPr>
-          <w:p>
-            <w:pPr>
-              <w:spacing w:after="0" w:line="250" w:lineRule="exact"/>
-            </w:pPr>
-            <w:r>
-              <w:rPr>
-                <w:rFonts w:ascii="游ゴシック" w:cs="游ゴシック" w:eastAsia="游ゴシック" w:hAnsi="游ゴシック"/>
-                <w:b w:val="false"/>
-                <w:bCs w:val="false"/>
-                <w:color w:val="000000"/>
-                <w:sz w:val="17"/>
-                <w:szCs w:val="17"/>
-              </w:rPr>
-              <w:t xml:space="preserve">改定率は告示で公表される。告示後に当方が単価を補正する</w:t>
-            </w:r>
-          </w:p>
-        </w:tc>
-      </w:tr>
-      <w:tr>
-        <w:trPr>
-          <w:cantSplit/>
-          <w:trHeight w:val="700" w:hRule="atLeast"/>
-        </w:trPr>
-        <w:tc>
-          <w:tcPr>
-            <w:tcW w:type="dxa" w:w="374"/>
-            <w:shd w:fill="FFFFFF" w:val="clear"/>
-            <w:tcMar>
-              <w:top w:type="dxa" w:w="70"/>
-              <w:left w:type="dxa" w:w="90"/>
-              <w:bottom w:type="dxa" w:w="70"/>
-              <w:right w:type="dxa" w:w="90"/>
-            </w:tcMar>
-          </w:tcPr>
-          <w:p>
-            <w:pPr>
-              <w:spacing w:after="0" w:line="250" w:lineRule="exact"/>
-            </w:pPr>
-            <w:r>
-              <w:rPr>
-                <w:rFonts w:ascii="游ゴシック" w:cs="游ゴシック" w:eastAsia="游ゴシック" w:hAnsi="游ゴシック"/>
-                <w:b w:val="false"/>
-                <w:bCs w:val="false"/>
-                <w:color w:val="000000"/>
-                <w:sz w:val="17"/>
-                <w:szCs w:val="17"/>
-              </w:rPr>
-              <w:t xml:space="preserve">16</w:t>
-            </w:r>
-          </w:p>
-        </w:tc>
-        <w:tc>
-          <w:tcPr>
-            <w:tcW w:type="dxa" w:w="4118"/>
-            <w:shd w:fill="FFFFFF" w:val="clear"/>
-            <w:tcMar>
-              <w:top w:type="dxa" w:w="70"/>
-              <w:left w:type="dxa" w:w="90"/>
-              <w:bottom w:type="dxa" w:w="70"/>
-              <w:right w:type="dxa" w:w="90"/>
-            </w:tcMar>
-          </w:tcPr>
-          <w:p>
-            <w:pPr>
-              <w:spacing w:after="0" w:line="250" w:lineRule="exact"/>
-            </w:pPr>
-            <w:r>
-              <w:rPr>
-                <w:rFonts w:ascii="游ゴシック" w:cs="游ゴシック" w:eastAsia="游ゴシック" w:hAnsi="游ゴシック"/>
-                <w:b w:val="false"/>
-                <w:bCs w:val="false"/>
-                <w:color w:val="000000"/>
-                <w:sz w:val="17"/>
-                <w:szCs w:val="17"/>
-              </w:rPr>
-              <w:t xml:space="preserve">図2-9の平成29年度の1人1月あたり費用額（25,039円）の出所</w:t>
-            </w:r>
-          </w:p>
-        </w:tc>
-        <w:tc>
-          <w:tcPr>
-            <w:tcW w:type="dxa" w:w="4868"/>
-            <w:shd w:fill="FFFFFF" w:val="clear"/>
-            <w:tcMar>
-              <w:top w:type="dxa" w:w="70"/>
-              <w:left w:type="dxa" w:w="90"/>
-              <w:bottom w:type="dxa" w:w="70"/>
-              <w:right w:type="dxa" w:w="90"/>
-            </w:tcMar>
-          </w:tcPr>
-          <w:p>
-            <w:pPr>
-              <w:spacing w:after="0" w:line="250" w:lineRule="exact"/>
-            </w:pPr>
-            <w:r>
-              <w:rPr>
-                <w:rFonts w:ascii="游ゴシック" w:cs="游ゴシック" w:eastAsia="游ゴシック" w:hAnsi="游ゴシック"/>
-                <w:b w:val="false"/>
-                <w:bCs w:val="false"/>
-                <w:color w:val="000000"/>
-                <w:sz w:val="17"/>
-                <w:szCs w:val="17"/>
-              </w:rPr>
-              <w:t xml:space="preserve">当方が組んだ図の出所である。算定の根拠の綴りで示す</w:t>
-            </w:r>
-          </w:p>
-        </w:tc>
-      </w:tr>
-      <w:tr>
-        <w:trPr>
-          <w:cantSplit/>
-          <w:trHeight w:val="700" w:hRule="atLeast"/>
-        </w:trPr>
-        <w:tc>
-          <w:tcPr>
-            <w:tcW w:type="dxa" w:w="374"/>
-            <w:shd w:fill="FFFFFF" w:val="clear"/>
-            <w:tcMar>
-              <w:top w:type="dxa" w:w="70"/>
-              <w:left w:type="dxa" w:w="90"/>
-              <w:bottom w:type="dxa" w:w="70"/>
-              <w:right w:type="dxa" w:w="90"/>
-            </w:tcMar>
-          </w:tcPr>
-          <w:p>
-            <w:pPr>
-              <w:spacing w:after="0" w:line="250" w:lineRule="exact"/>
-            </w:pPr>
-            <w:r>
-              <w:rPr>
-                <w:rFonts w:ascii="游ゴシック" w:cs="游ゴシック" w:eastAsia="游ゴシック" w:hAnsi="游ゴシック"/>
-                <w:b w:val="false"/>
-                <w:bCs w:val="false"/>
-                <w:color w:val="000000"/>
-                <w:sz w:val="17"/>
-                <w:szCs w:val="17"/>
-              </w:rPr>
-              <w:t xml:space="preserve">17</w:t>
-            </w:r>
-          </w:p>
-        </w:tc>
-        <w:tc>
-          <w:tcPr>
-            <w:tcW w:type="dxa" w:w="4118"/>
-            <w:shd w:fill="FFFFFF" w:val="clear"/>
-            <w:tcMar>
-              <w:top w:type="dxa" w:w="70"/>
-              <w:left w:type="dxa" w:w="90"/>
-              <w:bottom w:type="dxa" w:w="70"/>
-              <w:right w:type="dxa" w:w="90"/>
-            </w:tcMar>
-          </w:tcPr>
-          <w:p>
-            <w:pPr>
-              <w:spacing w:after="0" w:line="250" w:lineRule="exact"/>
-            </w:pPr>
-            <w:r>
-              <w:rPr>
-                <w:rFonts w:ascii="游ゴシック" w:cs="游ゴシック" w:eastAsia="游ゴシック" w:hAnsi="游ゴシック"/>
-                <w:b w:val="false"/>
-                <w:bCs w:val="false"/>
-                <w:color w:val="000000"/>
-                <w:sz w:val="17"/>
-                <w:szCs w:val="17"/>
-              </w:rPr>
-              <w:t xml:space="preserve">村内の居宅介護支援事業所は1か所か2か所か</w:t>
-            </w:r>
-          </w:p>
-        </w:tc>
-        <w:tc>
-          <w:tcPr>
-            <w:tcW w:type="dxa" w:w="4868"/>
-            <w:shd w:fill="FFFFFF" w:val="clear"/>
-            <w:tcMar>
-              <w:top w:type="dxa" w:w="70"/>
-              <w:left w:type="dxa" w:w="90"/>
-              <w:bottom w:type="dxa" w:w="70"/>
-              <w:right w:type="dxa" w:w="90"/>
-            </w:tcMar>
-          </w:tcPr>
-          <w:p>
-            <w:pPr>
-              <w:spacing w:after="0" w:line="250" w:lineRule="exact"/>
-            </w:pPr>
-            <w:r>
-              <w:rPr>
-                <w:rFonts w:ascii="游ゴシック" w:cs="游ゴシック" w:eastAsia="游ゴシック" w:hAnsi="游ゴシック"/>
-                <w:b w:val="false"/>
-                <w:bCs w:val="false"/>
-                <w:color w:val="000000"/>
-                <w:sz w:val="17"/>
-                <w:szCs w:val="17"/>
-              </w:rPr>
-              <w:t xml:space="preserve">介護サービス情報公表システムで事業所の指定の状況を当方が確かめる</w:t>
-            </w:r>
-          </w:p>
-        </w:tc>
-      </w:tr>
-      <w:tr>
-        <w:trPr>
-          <w:cantSplit/>
-          <w:trHeight w:val="700" w:hRule="atLeast"/>
-        </w:trPr>
-        <w:tc>
-          <w:tcPr>
-            <w:tcW w:type="dxa" w:w="374"/>
-            <w:shd w:fill="FFFFFF" w:val="clear"/>
-            <w:tcMar>
-              <w:top w:type="dxa" w:w="70"/>
-              <w:left w:type="dxa" w:w="90"/>
-              <w:bottom w:type="dxa" w:w="70"/>
-              <w:right w:type="dxa" w:w="90"/>
-            </w:tcMar>
-          </w:tcPr>
-          <w:p>
-            <w:pPr>
-              <w:spacing w:after="0" w:line="250" w:lineRule="exact"/>
-            </w:pPr>
-            <w:r>
-              <w:rPr>
-                <w:rFonts w:ascii="游ゴシック" w:cs="游ゴシック" w:eastAsia="游ゴシック" w:hAnsi="游ゴシック"/>
-                <w:b w:val="false"/>
-                <w:bCs w:val="false"/>
-                <w:color w:val="000000"/>
-                <w:sz w:val="17"/>
-                <w:szCs w:val="17"/>
-              </w:rPr>
-              <w:t xml:space="preserve">18</w:t>
-            </w:r>
-          </w:p>
-        </w:tc>
-        <w:tc>
-          <w:tcPr>
-            <w:tcW w:type="dxa" w:w="4118"/>
-            <w:shd w:fill="FFFFFF" w:val="clear"/>
-            <w:tcMar>
-              <w:top w:type="dxa" w:w="70"/>
-              <w:left w:type="dxa" w:w="90"/>
-              <w:bottom w:type="dxa" w:w="70"/>
-              <w:right w:type="dxa" w:w="90"/>
-            </w:tcMar>
-          </w:tcPr>
-          <w:p>
-            <w:pPr>
-              <w:spacing w:after="0" w:line="250" w:lineRule="exact"/>
-            </w:pPr>
-            <w:r>
-              <w:rPr>
-                <w:rFonts w:ascii="游ゴシック" w:cs="游ゴシック" w:eastAsia="游ゴシック" w:hAnsi="游ゴシック"/>
-                <w:b w:val="false"/>
-                <w:bCs w:val="false"/>
-                <w:color w:val="000000"/>
-                <w:sz w:val="17"/>
-                <w:szCs w:val="17"/>
-              </w:rPr>
-              <w:t xml:space="preserve">要介護2の3区分の利用率の合計が101.5%となること</w:t>
-            </w:r>
-          </w:p>
-        </w:tc>
-        <w:tc>
-          <w:tcPr>
-            <w:tcW w:type="dxa" w:w="4868"/>
-            <w:shd w:fill="FFFFFF" w:val="clear"/>
-            <w:tcMar>
-              <w:top w:type="dxa" w:w="70"/>
-              <w:left w:type="dxa" w:w="90"/>
-              <w:bottom w:type="dxa" w:w="70"/>
-              <w:right w:type="dxa" w:w="90"/>
-            </w:tcMar>
-          </w:tcPr>
-          <w:p>
-            <w:pPr>
-              <w:spacing w:after="0" w:line="250" w:lineRule="exact"/>
-            </w:pPr>
-            <w:r>
-              <w:rPr>
-                <w:rFonts w:ascii="游ゴシック" w:cs="游ゴシック" w:eastAsia="游ゴシック" w:hAnsi="游ゴシック"/>
-                <w:b w:val="false"/>
-                <w:bCs w:val="false"/>
-                <w:color w:val="000000"/>
-                <w:sz w:val="17"/>
-                <w:szCs w:val="17"/>
-              </w:rPr>
-              <w:t xml:space="preserve">当方の算定の端数処理の問題である。当方で整える</w:t>
-            </w:r>
-          </w:p>
-        </w:tc>
-      </w:tr>
-      <w:tr>
-        <w:trPr>
-          <w:cantSplit/>
-          <w:trHeight w:val="700" w:hRule="atLeast"/>
-        </w:trPr>
-        <w:tc>
-          <w:tcPr>
-            <w:tcW w:type="dxa" w:w="374"/>
-            <w:shd w:fill="FFFFFF" w:val="clear"/>
-            <w:tcMar>
-              <w:top w:type="dxa" w:w="70"/>
-              <w:left w:type="dxa" w:w="90"/>
-              <w:bottom w:type="dxa" w:w="70"/>
-              <w:right w:type="dxa" w:w="90"/>
-            </w:tcMar>
-          </w:tcPr>
-          <w:p>
-            <w:pPr>
-              <w:spacing w:after="0" w:line="250" w:lineRule="exact"/>
-            </w:pPr>
-            <w:r>
-              <w:rPr>
-                <w:rFonts w:ascii="游ゴシック" w:cs="游ゴシック" w:eastAsia="游ゴシック" w:hAnsi="游ゴシック"/>
-                <w:b w:val="false"/>
-                <w:bCs w:val="false"/>
-                <w:color w:val="000000"/>
-                <w:sz w:val="17"/>
-                <w:szCs w:val="17"/>
-              </w:rPr>
-              <w:t xml:space="preserve">19</w:t>
-            </w:r>
-          </w:p>
-        </w:tc>
-        <w:tc>
-          <w:tcPr>
-            <w:tcW w:type="dxa" w:w="4118"/>
-            <w:shd w:fill="FFFFFF" w:val="clear"/>
-            <w:tcMar>
-              <w:top w:type="dxa" w:w="70"/>
-              <w:left w:type="dxa" w:w="90"/>
-              <w:bottom w:type="dxa" w:w="70"/>
-              <w:right w:type="dxa" w:w="90"/>
-            </w:tcMar>
-          </w:tcPr>
-          <w:p>
-            <w:pPr>
-              <w:spacing w:after="0" w:line="250" w:lineRule="exact"/>
-            </w:pPr>
-            <w:r>
-              <w:rPr>
-                <w:rFonts w:ascii="游ゴシック" w:cs="游ゴシック" w:eastAsia="游ゴシック" w:hAnsi="游ゴシック"/>
-                <w:b w:val="false"/>
-                <w:bCs w:val="false"/>
-                <w:color w:val="000000"/>
-                <w:sz w:val="17"/>
-                <w:szCs w:val="17"/>
-              </w:rPr>
-              <w:t xml:space="preserve">認定率の分母をB1（第1号被保険者数）に統一することの可否</w:t>
-            </w:r>
-          </w:p>
-        </w:tc>
-        <w:tc>
-          <w:tcPr>
-            <w:tcW w:type="dxa" w:w="4868"/>
-            <w:shd w:fill="FFFFFF" w:val="clear"/>
-            <w:tcMar>
-              <w:top w:type="dxa" w:w="70"/>
-              <w:left w:type="dxa" w:w="90"/>
-              <w:bottom w:type="dxa" w:w="70"/>
-              <w:right w:type="dxa" w:w="90"/>
-            </w:tcMar>
-          </w:tcPr>
-          <w:p>
-            <w:pPr>
-              <w:spacing w:after="0" w:line="250" w:lineRule="exact"/>
-            </w:pPr>
-            <w:r>
-              <w:rPr>
-                <w:rFonts w:ascii="游ゴシック" w:cs="游ゴシック" w:eastAsia="游ゴシック" w:hAnsi="游ゴシック"/>
-                <w:b w:val="false"/>
-                <w:bCs w:val="false"/>
-                <w:color w:val="000000"/>
-                <w:sz w:val="17"/>
-                <w:szCs w:val="17"/>
-              </w:rPr>
-              <w:t xml:space="preserve">当方の算定上の分母の取り方である。素案で統一して示す</w:t>
-            </w:r>
-          </w:p>
-        </w:tc>
-      </w:tr>
-      <w:tr>
-        <w:trPr>
-          <w:cantSplit/>
-          <w:trHeight w:val="700" w:hRule="atLeast"/>
-        </w:trPr>
-        <w:tc>
-          <w:tcPr>
-            <w:tcW w:type="dxa" w:w="374"/>
-            <w:shd w:fill="FFFFFF" w:val="clear"/>
-            <w:tcMar>
-              <w:top w:type="dxa" w:w="70"/>
-              <w:left w:type="dxa" w:w="90"/>
-              <w:bottom w:type="dxa" w:w="70"/>
-              <w:right w:type="dxa" w:w="90"/>
-            </w:tcMar>
-          </w:tcPr>
-          <w:p>
-            <w:pPr>
-              <w:spacing w:after="0" w:line="250" w:lineRule="exact"/>
-            </w:pPr>
-            <w:r>
-              <w:rPr>
-                <w:rFonts w:ascii="游ゴシック" w:cs="游ゴシック" w:eastAsia="游ゴシック" w:hAnsi="游ゴシック"/>
-                <w:b w:val="false"/>
-                <w:bCs w:val="false"/>
-                <w:color w:val="000000"/>
-                <w:sz w:val="17"/>
-                <w:szCs w:val="17"/>
-              </w:rPr>
-              <w:t xml:space="preserve">20</w:t>
-            </w:r>
-          </w:p>
-        </w:tc>
-        <w:tc>
-          <w:tcPr>
-            <w:tcW w:type="dxa" w:w="4118"/>
-            <w:shd w:fill="FFFFFF" w:val="clear"/>
-            <w:tcMar>
-              <w:top w:type="dxa" w:w="70"/>
-              <w:left w:type="dxa" w:w="90"/>
-              <w:bottom w:type="dxa" w:w="70"/>
-              <w:right w:type="dxa" w:w="90"/>
-            </w:tcMar>
-          </w:tcPr>
-          <w:p>
-            <w:pPr>
-              <w:spacing w:after="0" w:line="250" w:lineRule="exact"/>
-            </w:pPr>
-            <w:r>
-              <w:rPr>
-                <w:rFonts w:ascii="游ゴシック" w:cs="游ゴシック" w:eastAsia="游ゴシック" w:hAnsi="游ゴシック"/>
-                <w:b w:val="false"/>
-                <w:bCs w:val="false"/>
-                <w:color w:val="000000"/>
-                <w:sz w:val="17"/>
-                <w:szCs w:val="17"/>
-              </w:rPr>
-              <w:t xml:space="preserve">認知症高齢者自立度（B7）の認定者数合計が認定者数（B4-a）と一致しない</w:t>
-            </w:r>
-          </w:p>
-        </w:tc>
-        <w:tc>
-          <w:tcPr>
-            <w:tcW w:type="dxa" w:w="4868"/>
-            <w:shd w:fill="FFFFFF" w:val="clear"/>
-            <w:tcMar>
-              <w:top w:type="dxa" w:w="70"/>
-              <w:left w:type="dxa" w:w="90"/>
-              <w:bottom w:type="dxa" w:w="70"/>
-              <w:right w:type="dxa" w:w="90"/>
-            </w:tcMar>
-          </w:tcPr>
-          <w:p>
-            <w:pPr>
-              <w:spacing w:after="0" w:line="250" w:lineRule="exact"/>
-            </w:pPr>
-            <w:r>
-              <w:rPr>
-                <w:rFonts w:ascii="游ゴシック" w:cs="游ゴシック" w:eastAsia="游ゴシック" w:hAnsi="游ゴシック"/>
-                <w:b w:val="false"/>
-                <w:bCs w:val="false"/>
-                <w:color w:val="000000"/>
-                <w:sz w:val="17"/>
-                <w:szCs w:val="17"/>
-              </w:rPr>
-              <w:t xml:space="preserve">見える化システムのB7とB4-aの定義の差である。当方が指標の説明で確かめる</w:t>
-            </w:r>
-          </w:p>
-        </w:tc>
-      </w:tr>
-      <w:tr>
-        <w:trPr>
-          <w:cantSplit/>
-          <w:trHeight w:val="700" w:hRule="atLeast"/>
-        </w:trPr>
-        <w:tc>
-          <w:tcPr>
-            <w:tcW w:type="dxa" w:w="374"/>
-            <w:shd w:fill="FFFFFF" w:val="clear"/>
-            <w:tcMar>
-              <w:top w:type="dxa" w:w="70"/>
-              <w:left w:type="dxa" w:w="90"/>
-              <w:bottom w:type="dxa" w:w="70"/>
-              <w:right w:type="dxa" w:w="90"/>
-            </w:tcMar>
-          </w:tcPr>
-          <w:p>
-            <w:pPr>
-              <w:spacing w:after="0" w:line="250" w:lineRule="exact"/>
-            </w:pPr>
-            <w:r>
-              <w:rPr>
-                <w:rFonts w:ascii="游ゴシック" w:cs="游ゴシック" w:eastAsia="游ゴシック" w:hAnsi="游ゴシック"/>
-                <w:b w:val="false"/>
-                <w:bCs w:val="false"/>
-                <w:color w:val="000000"/>
-                <w:sz w:val="17"/>
-                <w:szCs w:val="17"/>
-              </w:rPr>
-              <w:t xml:space="preserve">21</w:t>
             </w:r>
           </w:p>
         </w:tc>

--- a/output/13-2_北塩原村第10期_照会票_束2_給付実績・決算と第9期の計画値.docx
+++ b/output/13-2_北塩原村第10期_照会票_束2_給付実績・決算と第9期の計画値.docx
@@ -11334,7 +11334,7 @@
           <w:sz w:val="26"/>
           <w:szCs w:val="26"/>
         </w:rPr>
-        <w:t xml:space="preserve">参考　当方で進める事項（10件）　―　ご回答は不要です</w:t>
+        <w:t xml:space="preserve">参考　当方で進める事項（3件）　―　ご回答は不要です</w:t>
       </w:r>
     </w:p>
     <w:p>
@@ -11518,7 +11518,7 @@
                 <w:sz w:val="17"/>
                 <w:szCs w:val="17"/>
               </w:rPr>
-              <w:t xml:space="preserve">ICF分析は標準設問のみで完結することの確認</w:t>
+              <w:t xml:space="preserve">リスク判定10種の該当基準（見える化システムの算出方法との突合）</w:t>
             </w:r>
           </w:p>
         </w:tc>
@@ -11546,7 +11546,7 @@
                 <w:sz w:val="17"/>
                 <w:szCs w:val="17"/>
               </w:rPr>
-              <w:t xml:space="preserve">当方の分析の設計である。標準設問の範囲で完結させる</w:t>
+              <w:t xml:space="preserve">見える化システムの指標の算出方法は公表されている。当方が突き合わせる</w:t>
             </w:r>
           </w:p>
         </w:tc>
@@ -11608,7 +11608,7 @@
                 <w:sz w:val="17"/>
                 <w:szCs w:val="17"/>
               </w:rPr>
-              <w:t xml:space="preserve">リスク判定10種の該当基準（見える化システムの算出方法との突合）</w:t>
+              <w:t xml:space="preserve">認知症高齢者自立度（B7）の認定者数合計が認定者数（B4-a）と一致しない</w:t>
             </w:r>
           </w:p>
         </w:tc>
@@ -11636,7 +11636,7 @@
                 <w:sz w:val="17"/>
                 <w:szCs w:val="17"/>
               </w:rPr>
-              <w:t xml:space="preserve">見える化システムの指標の算出方法は公表されている。当方が突き合わせる</w:t>
+              <w:t xml:space="preserve">見える化システムのB7とB4-aの定義の差である。当方が指標の説明で確かめる</w:t>
             </w:r>
           </w:p>
         </w:tc>
@@ -11671,636 +11671,6 @@
                 <w:szCs w:val="17"/>
               </w:rPr>
               <w:t xml:space="preserve">3</w:t>
-            </w:r>
-          </w:p>
-        </w:tc>
-        <w:tc>
-          <w:tcPr>
-            <w:tcW w:type="dxa" w:w="4118"/>
-            <w:shd w:fill="FFFFFF" w:val="clear"/>
-            <w:tcMar>
-              <w:top w:type="dxa" w:w="70"/>
-              <w:left w:type="dxa" w:w="90"/>
-              <w:bottom w:type="dxa" w:w="70"/>
-              <w:right w:type="dxa" w:w="90"/>
-            </w:tcMar>
-          </w:tcPr>
-          <w:p>
-            <w:pPr>
-              <w:spacing w:after="0" w:line="250" w:lineRule="exact"/>
-            </w:pPr>
-            <w:r>
-              <w:rPr>
-                <w:rFonts w:ascii="游ゴシック" w:cs="游ゴシック" w:eastAsia="游ゴシック" w:hAnsi="游ゴシック"/>
-                <w:b w:val="false"/>
-                <w:bCs w:val="false"/>
-                <w:color w:val="000000"/>
-                <w:sz w:val="17"/>
-                <w:szCs w:val="17"/>
-              </w:rPr>
-              <w:t xml:space="preserve">国の推計ワークシートが求める在宅サービス利用率の分母</w:t>
-            </w:r>
-          </w:p>
-        </w:tc>
-        <w:tc>
-          <w:tcPr>
-            <w:tcW w:type="dxa" w:w="4868"/>
-            <w:shd w:fill="FFFFFF" w:val="clear"/>
-            <w:tcMar>
-              <w:top w:type="dxa" w:w="70"/>
-              <w:left w:type="dxa" w:w="90"/>
-              <w:bottom w:type="dxa" w:w="70"/>
-              <w:right w:type="dxa" w:w="90"/>
-            </w:tcMar>
-          </w:tcPr>
-          <w:p>
-            <w:pPr>
-              <w:spacing w:after="0" w:line="250" w:lineRule="exact"/>
-            </w:pPr>
-            <w:r>
-              <w:rPr>
-                <w:rFonts w:ascii="游ゴシック" w:cs="游ゴシック" w:eastAsia="游ゴシック" w:hAnsi="游ゴシック"/>
-                <w:b w:val="false"/>
-                <w:bCs w:val="false"/>
-                <w:color w:val="000000"/>
-                <w:sz w:val="17"/>
-                <w:szCs w:val="17"/>
-              </w:rPr>
-              <w:t xml:space="preserve">国の推計ワークシートの手引きに書かれている。当方が確かめる</w:t>
-            </w:r>
-          </w:p>
-        </w:tc>
-      </w:tr>
-      <w:tr>
-        <w:trPr>
-          <w:cantSplit/>
-          <w:trHeight w:val="700" w:hRule="atLeast"/>
-        </w:trPr>
-        <w:tc>
-          <w:tcPr>
-            <w:tcW w:type="dxa" w:w="374"/>
-            <w:shd w:fill="FFFFFF" w:val="clear"/>
-            <w:tcMar>
-              <w:top w:type="dxa" w:w="70"/>
-              <w:left w:type="dxa" w:w="90"/>
-              <w:bottom w:type="dxa" w:w="70"/>
-              <w:right w:type="dxa" w:w="90"/>
-            </w:tcMar>
-          </w:tcPr>
-          <w:p>
-            <w:pPr>
-              <w:spacing w:after="0" w:line="250" w:lineRule="exact"/>
-            </w:pPr>
-            <w:r>
-              <w:rPr>
-                <w:rFonts w:ascii="游ゴシック" w:cs="游ゴシック" w:eastAsia="游ゴシック" w:hAnsi="游ゴシック"/>
-                <w:b w:val="false"/>
-                <w:bCs w:val="false"/>
-                <w:color w:val="000000"/>
-                <w:sz w:val="17"/>
-                <w:szCs w:val="17"/>
-              </w:rPr>
-              <w:t xml:space="preserve">4</w:t>
-            </w:r>
-          </w:p>
-        </w:tc>
-        <w:tc>
-          <w:tcPr>
-            <w:tcW w:type="dxa" w:w="4118"/>
-            <w:shd w:fill="FFFFFF" w:val="clear"/>
-            <w:tcMar>
-              <w:top w:type="dxa" w:w="70"/>
-              <w:left w:type="dxa" w:w="90"/>
-              <w:bottom w:type="dxa" w:w="70"/>
-              <w:right w:type="dxa" w:w="90"/>
-            </w:tcMar>
-          </w:tcPr>
-          <w:p>
-            <w:pPr>
-              <w:spacing w:after="0" w:line="250" w:lineRule="exact"/>
-            </w:pPr>
-            <w:r>
-              <w:rPr>
-                <w:rFonts w:ascii="游ゴシック" w:cs="游ゴシック" w:eastAsia="游ゴシック" w:hAnsi="游ゴシック"/>
-                <w:b w:val="false"/>
-                <w:bCs w:val="false"/>
-                <w:color w:val="000000"/>
-                <w:sz w:val="17"/>
-                <w:szCs w:val="17"/>
-              </w:rPr>
-              <w:t xml:space="preserve">在宅介護実態調査の集計設計（要介護度3区分×介護者勤務形態3区分のセル数）</w:t>
-            </w:r>
-          </w:p>
-        </w:tc>
-        <w:tc>
-          <w:tcPr>
-            <w:tcW w:type="dxa" w:w="4868"/>
-            <w:shd w:fill="FFFFFF" w:val="clear"/>
-            <w:tcMar>
-              <w:top w:type="dxa" w:w="70"/>
-              <w:left w:type="dxa" w:w="90"/>
-              <w:bottom w:type="dxa" w:w="70"/>
-              <w:right w:type="dxa" w:w="90"/>
-            </w:tcMar>
-          </w:tcPr>
-          <w:p>
-            <w:pPr>
-              <w:spacing w:after="0" w:line="250" w:lineRule="exact"/>
-            </w:pPr>
-            <w:r>
-              <w:rPr>
-                <w:rFonts w:ascii="游ゴシック" w:cs="游ゴシック" w:eastAsia="游ゴシック" w:hAnsi="游ゴシック"/>
-                <w:b w:val="false"/>
-                <w:bCs w:val="false"/>
-                <w:color w:val="000000"/>
-                <w:sz w:val="17"/>
-                <w:szCs w:val="17"/>
-              </w:rPr>
-              <w:t xml:space="preserve">当方の集計の設計である。セル数は当方が決め、doc16§6の非表示の基準で運用する</w:t>
-            </w:r>
-          </w:p>
-        </w:tc>
-      </w:tr>
-      <w:tr>
-        <w:trPr>
-          <w:cantSplit/>
-          <w:trHeight w:val="700" w:hRule="atLeast"/>
-        </w:trPr>
-        <w:tc>
-          <w:tcPr>
-            <w:tcW w:type="dxa" w:w="374"/>
-            <w:shd w:fill="FFFFFF" w:val="clear"/>
-            <w:tcMar>
-              <w:top w:type="dxa" w:w="70"/>
-              <w:left w:type="dxa" w:w="90"/>
-              <w:bottom w:type="dxa" w:w="70"/>
-              <w:right w:type="dxa" w:w="90"/>
-            </w:tcMar>
-          </w:tcPr>
-          <w:p>
-            <w:pPr>
-              <w:spacing w:after="0" w:line="250" w:lineRule="exact"/>
-            </w:pPr>
-            <w:r>
-              <w:rPr>
-                <w:rFonts w:ascii="游ゴシック" w:cs="游ゴシック" w:eastAsia="游ゴシック" w:hAnsi="游ゴシック"/>
-                <w:b w:val="false"/>
-                <w:bCs w:val="false"/>
-                <w:color w:val="000000"/>
-                <w:sz w:val="17"/>
-                <w:szCs w:val="17"/>
-              </w:rPr>
-              <w:t xml:space="preserve">5</w:t>
-            </w:r>
-          </w:p>
-        </w:tc>
-        <w:tc>
-          <w:tcPr>
-            <w:tcW w:type="dxa" w:w="4118"/>
-            <w:shd w:fill="FFFFFF" w:val="clear"/>
-            <w:tcMar>
-              <w:top w:type="dxa" w:w="70"/>
-              <w:left w:type="dxa" w:w="90"/>
-              <w:bottom w:type="dxa" w:w="70"/>
-              <w:right w:type="dxa" w:w="90"/>
-            </w:tcMar>
-          </w:tcPr>
-          <w:p>
-            <w:pPr>
-              <w:spacing w:after="0" w:line="250" w:lineRule="exact"/>
-            </w:pPr>
-            <w:r>
-              <w:rPr>
-                <w:rFonts w:ascii="游ゴシック" w:cs="游ゴシック" w:eastAsia="游ゴシック" w:hAnsi="游ゴシック"/>
-                <w:b w:val="false"/>
-                <w:bCs w:val="false"/>
-                <w:color w:val="000000"/>
-                <w:sz w:val="17"/>
-                <w:szCs w:val="17"/>
-              </w:rPr>
-              <w:t xml:space="preserve">後期高齢者加入割合補正係数（F）の算出方法（当方の復元が国の値と一致しない）</w:t>
-            </w:r>
-          </w:p>
-        </w:tc>
-        <w:tc>
-          <w:tcPr>
-            <w:tcW w:type="dxa" w:w="4868"/>
-            <w:shd w:fill="FFFFFF" w:val="clear"/>
-            <w:tcMar>
-              <w:top w:type="dxa" w:w="70"/>
-              <w:left w:type="dxa" w:w="90"/>
-              <w:bottom w:type="dxa" w:w="70"/>
-              <w:right w:type="dxa" w:w="90"/>
-            </w:tcMar>
-          </w:tcPr>
-          <w:p>
-            <w:pPr>
-              <w:spacing w:after="0" w:line="250" w:lineRule="exact"/>
-            </w:pPr>
-            <w:r>
-              <w:rPr>
-                <w:rFonts w:ascii="游ゴシック" w:cs="游ゴシック" w:eastAsia="游ゴシック" w:hAnsi="游ゴシック"/>
-                <w:b w:val="false"/>
-                <w:bCs w:val="false"/>
-                <w:color w:val="000000"/>
-                <w:sz w:val="17"/>
-                <w:szCs w:val="17"/>
-              </w:rPr>
-              <w:t xml:space="preserve">当方の復元の手順の問題である。国の様式と手引きで当方が確かめる</w:t>
-            </w:r>
-          </w:p>
-        </w:tc>
-      </w:tr>
-      <w:tr>
-        <w:trPr>
-          <w:cantSplit/>
-          <w:trHeight w:val="700" w:hRule="atLeast"/>
-        </w:trPr>
-        <w:tc>
-          <w:tcPr>
-            <w:tcW w:type="dxa" w:w="374"/>
-            <w:shd w:fill="FFFFFF" w:val="clear"/>
-            <w:tcMar>
-              <w:top w:type="dxa" w:w="70"/>
-              <w:left w:type="dxa" w:w="90"/>
-              <w:bottom w:type="dxa" w:w="70"/>
-              <w:right w:type="dxa" w:w="90"/>
-            </w:tcMar>
-          </w:tcPr>
-          <w:p>
-            <w:pPr>
-              <w:spacing w:after="0" w:line="250" w:lineRule="exact"/>
-            </w:pPr>
-            <w:r>
-              <w:rPr>
-                <w:rFonts w:ascii="游ゴシック" w:cs="游ゴシック" w:eastAsia="游ゴシック" w:hAnsi="游ゴシック"/>
-                <w:b w:val="false"/>
-                <w:bCs w:val="false"/>
-                <w:color w:val="000000"/>
-                <w:sz w:val="17"/>
-                <w:szCs w:val="17"/>
-              </w:rPr>
-              <w:t xml:space="preserve">6</w:t>
-            </w:r>
-          </w:p>
-        </w:tc>
-        <w:tc>
-          <w:tcPr>
-            <w:tcW w:type="dxa" w:w="4118"/>
-            <w:shd w:fill="FFFFFF" w:val="clear"/>
-            <w:tcMar>
-              <w:top w:type="dxa" w:w="70"/>
-              <w:left w:type="dxa" w:w="90"/>
-              <w:bottom w:type="dxa" w:w="70"/>
-              <w:right w:type="dxa" w:w="90"/>
-            </w:tcMar>
-          </w:tcPr>
-          <w:p>
-            <w:pPr>
-              <w:spacing w:after="0" w:line="250" w:lineRule="exact"/>
-            </w:pPr>
-            <w:r>
-              <w:rPr>
-                <w:rFonts w:ascii="游ゴシック" w:cs="游ゴシック" w:eastAsia="游ゴシック" w:hAnsi="游ゴシック"/>
-                <w:b w:val="false"/>
-                <w:bCs w:val="false"/>
-                <w:color w:val="000000"/>
-                <w:sz w:val="17"/>
-                <w:szCs w:val="17"/>
-              </w:rPr>
-              <w:t xml:space="preserve">本村の介護報酬の地域区分（級地）と、令和9年度の改定における見直しの有無</w:t>
-            </w:r>
-          </w:p>
-        </w:tc>
-        <w:tc>
-          <w:tcPr>
-            <w:tcW w:type="dxa" w:w="4868"/>
-            <w:shd w:fill="FFFFFF" w:val="clear"/>
-            <w:tcMar>
-              <w:top w:type="dxa" w:w="70"/>
-              <w:left w:type="dxa" w:w="90"/>
-              <w:bottom w:type="dxa" w:w="70"/>
-              <w:right w:type="dxa" w:w="90"/>
-            </w:tcMar>
-          </w:tcPr>
-          <w:p>
-            <w:pPr>
-              <w:spacing w:after="0" w:line="250" w:lineRule="exact"/>
-            </w:pPr>
-            <w:r>
-              <w:rPr>
-                <w:rFonts w:ascii="游ゴシック" w:cs="游ゴシック" w:eastAsia="游ゴシック" w:hAnsi="游ゴシック"/>
-                <w:b w:val="false"/>
-                <w:bCs w:val="false"/>
-                <w:color w:val="000000"/>
-                <w:sz w:val="17"/>
-                <w:szCs w:val="17"/>
-              </w:rPr>
-              <w:t xml:space="preserve">地域区分は告示で公表されている。当方が確かめる</w:t>
-            </w:r>
-          </w:p>
-        </w:tc>
-      </w:tr>
-      <w:tr>
-        <w:trPr>
-          <w:cantSplit/>
-          <w:trHeight w:val="700" w:hRule="atLeast"/>
-        </w:trPr>
-        <w:tc>
-          <w:tcPr>
-            <w:tcW w:type="dxa" w:w="374"/>
-            <w:shd w:fill="FFFFFF" w:val="clear"/>
-            <w:tcMar>
-              <w:top w:type="dxa" w:w="70"/>
-              <w:left w:type="dxa" w:w="90"/>
-              <w:bottom w:type="dxa" w:w="70"/>
-              <w:right w:type="dxa" w:w="90"/>
-            </w:tcMar>
-          </w:tcPr>
-          <w:p>
-            <w:pPr>
-              <w:spacing w:after="0" w:line="250" w:lineRule="exact"/>
-            </w:pPr>
-            <w:r>
-              <w:rPr>
-                <w:rFonts w:ascii="游ゴシック" w:cs="游ゴシック" w:eastAsia="游ゴシック" w:hAnsi="游ゴシック"/>
-                <w:b w:val="false"/>
-                <w:bCs w:val="false"/>
-                <w:color w:val="000000"/>
-                <w:sz w:val="17"/>
-                <w:szCs w:val="17"/>
-              </w:rPr>
-              <w:t xml:space="preserve">7</w:t>
-            </w:r>
-          </w:p>
-        </w:tc>
-        <w:tc>
-          <w:tcPr>
-            <w:tcW w:type="dxa" w:w="4118"/>
-            <w:shd w:fill="FFFFFF" w:val="clear"/>
-            <w:tcMar>
-              <w:top w:type="dxa" w:w="70"/>
-              <w:left w:type="dxa" w:w="90"/>
-              <w:bottom w:type="dxa" w:w="70"/>
-              <w:right w:type="dxa" w:w="90"/>
-            </w:tcMar>
-          </w:tcPr>
-          <w:p>
-            <w:pPr>
-              <w:spacing w:after="0" w:line="250" w:lineRule="exact"/>
-            </w:pPr>
-            <w:r>
-              <w:rPr>
-                <w:rFonts w:ascii="游ゴシック" w:cs="游ゴシック" w:eastAsia="游ゴシック" w:hAnsi="游ゴシック"/>
-                <w:b w:val="false"/>
-                <w:bCs w:val="false"/>
-                <w:color w:val="000000"/>
-                <w:sz w:val="17"/>
-                <w:szCs w:val="17"/>
-              </w:rPr>
-              <w:t xml:space="preserve">図2-9の平成29年度の1人1月あたり費用額（25,039円）の出所</w:t>
-            </w:r>
-          </w:p>
-        </w:tc>
-        <w:tc>
-          <w:tcPr>
-            <w:tcW w:type="dxa" w:w="4868"/>
-            <w:shd w:fill="FFFFFF" w:val="clear"/>
-            <w:tcMar>
-              <w:top w:type="dxa" w:w="70"/>
-              <w:left w:type="dxa" w:w="90"/>
-              <w:bottom w:type="dxa" w:w="70"/>
-              <w:right w:type="dxa" w:w="90"/>
-            </w:tcMar>
-          </w:tcPr>
-          <w:p>
-            <w:pPr>
-              <w:spacing w:after="0" w:line="250" w:lineRule="exact"/>
-            </w:pPr>
-            <w:r>
-              <w:rPr>
-                <w:rFonts w:ascii="游ゴシック" w:cs="游ゴシック" w:eastAsia="游ゴシック" w:hAnsi="游ゴシック"/>
-                <w:b w:val="false"/>
-                <w:bCs w:val="false"/>
-                <w:color w:val="000000"/>
-                <w:sz w:val="17"/>
-                <w:szCs w:val="17"/>
-              </w:rPr>
-              <w:t xml:space="preserve">当方が組んだ図の出所である。算定の根拠の綴りで示す</w:t>
-            </w:r>
-          </w:p>
-        </w:tc>
-      </w:tr>
-      <w:tr>
-        <w:trPr>
-          <w:cantSplit/>
-          <w:trHeight w:val="700" w:hRule="atLeast"/>
-        </w:trPr>
-        <w:tc>
-          <w:tcPr>
-            <w:tcW w:type="dxa" w:w="374"/>
-            <w:shd w:fill="FFFFFF" w:val="clear"/>
-            <w:tcMar>
-              <w:top w:type="dxa" w:w="70"/>
-              <w:left w:type="dxa" w:w="90"/>
-              <w:bottom w:type="dxa" w:w="70"/>
-              <w:right w:type="dxa" w:w="90"/>
-            </w:tcMar>
-          </w:tcPr>
-          <w:p>
-            <w:pPr>
-              <w:spacing w:after="0" w:line="250" w:lineRule="exact"/>
-            </w:pPr>
-            <w:r>
-              <w:rPr>
-                <w:rFonts w:ascii="游ゴシック" w:cs="游ゴシック" w:eastAsia="游ゴシック" w:hAnsi="游ゴシック"/>
-                <w:b w:val="false"/>
-                <w:bCs w:val="false"/>
-                <w:color w:val="000000"/>
-                <w:sz w:val="17"/>
-                <w:szCs w:val="17"/>
-              </w:rPr>
-              <w:t xml:space="preserve">8</w:t>
-            </w:r>
-          </w:p>
-        </w:tc>
-        <w:tc>
-          <w:tcPr>
-            <w:tcW w:type="dxa" w:w="4118"/>
-            <w:shd w:fill="FFFFFF" w:val="clear"/>
-            <w:tcMar>
-              <w:top w:type="dxa" w:w="70"/>
-              <w:left w:type="dxa" w:w="90"/>
-              <w:bottom w:type="dxa" w:w="70"/>
-              <w:right w:type="dxa" w:w="90"/>
-            </w:tcMar>
-          </w:tcPr>
-          <w:p>
-            <w:pPr>
-              <w:spacing w:after="0" w:line="250" w:lineRule="exact"/>
-            </w:pPr>
-            <w:r>
-              <w:rPr>
-                <w:rFonts w:ascii="游ゴシック" w:cs="游ゴシック" w:eastAsia="游ゴシック" w:hAnsi="游ゴシック"/>
-                <w:b w:val="false"/>
-                <w:bCs w:val="false"/>
-                <w:color w:val="000000"/>
-                <w:sz w:val="17"/>
-                <w:szCs w:val="17"/>
-              </w:rPr>
-              <w:t xml:space="preserve">要介護2の3区分の利用率の合計が101.5%となること</w:t>
-            </w:r>
-          </w:p>
-        </w:tc>
-        <w:tc>
-          <w:tcPr>
-            <w:tcW w:type="dxa" w:w="4868"/>
-            <w:shd w:fill="FFFFFF" w:val="clear"/>
-            <w:tcMar>
-              <w:top w:type="dxa" w:w="70"/>
-              <w:left w:type="dxa" w:w="90"/>
-              <w:bottom w:type="dxa" w:w="70"/>
-              <w:right w:type="dxa" w:w="90"/>
-            </w:tcMar>
-          </w:tcPr>
-          <w:p>
-            <w:pPr>
-              <w:spacing w:after="0" w:line="250" w:lineRule="exact"/>
-            </w:pPr>
-            <w:r>
-              <w:rPr>
-                <w:rFonts w:ascii="游ゴシック" w:cs="游ゴシック" w:eastAsia="游ゴシック" w:hAnsi="游ゴシック"/>
-                <w:b w:val="false"/>
-                <w:bCs w:val="false"/>
-                <w:color w:val="000000"/>
-                <w:sz w:val="17"/>
-                <w:szCs w:val="17"/>
-              </w:rPr>
-              <w:t xml:space="preserve">当方の算定の端数処理の問題である。当方で整える</w:t>
-            </w:r>
-          </w:p>
-        </w:tc>
-      </w:tr>
-      <w:tr>
-        <w:trPr>
-          <w:cantSplit/>
-          <w:trHeight w:val="700" w:hRule="atLeast"/>
-        </w:trPr>
-        <w:tc>
-          <w:tcPr>
-            <w:tcW w:type="dxa" w:w="374"/>
-            <w:shd w:fill="FFFFFF" w:val="clear"/>
-            <w:tcMar>
-              <w:top w:type="dxa" w:w="70"/>
-              <w:left w:type="dxa" w:w="90"/>
-              <w:bottom w:type="dxa" w:w="70"/>
-              <w:right w:type="dxa" w:w="90"/>
-            </w:tcMar>
-          </w:tcPr>
-          <w:p>
-            <w:pPr>
-              <w:spacing w:after="0" w:line="250" w:lineRule="exact"/>
-            </w:pPr>
-            <w:r>
-              <w:rPr>
-                <w:rFonts w:ascii="游ゴシック" w:cs="游ゴシック" w:eastAsia="游ゴシック" w:hAnsi="游ゴシック"/>
-                <w:b w:val="false"/>
-                <w:bCs w:val="false"/>
-                <w:color w:val="000000"/>
-                <w:sz w:val="17"/>
-                <w:szCs w:val="17"/>
-              </w:rPr>
-              <w:t xml:space="preserve">9</w:t>
-            </w:r>
-          </w:p>
-        </w:tc>
-        <w:tc>
-          <w:tcPr>
-            <w:tcW w:type="dxa" w:w="4118"/>
-            <w:shd w:fill="FFFFFF" w:val="clear"/>
-            <w:tcMar>
-              <w:top w:type="dxa" w:w="70"/>
-              <w:left w:type="dxa" w:w="90"/>
-              <w:bottom w:type="dxa" w:w="70"/>
-              <w:right w:type="dxa" w:w="90"/>
-            </w:tcMar>
-          </w:tcPr>
-          <w:p>
-            <w:pPr>
-              <w:spacing w:after="0" w:line="250" w:lineRule="exact"/>
-            </w:pPr>
-            <w:r>
-              <w:rPr>
-                <w:rFonts w:ascii="游ゴシック" w:cs="游ゴシック" w:eastAsia="游ゴシック" w:hAnsi="游ゴシック"/>
-                <w:b w:val="false"/>
-                <w:bCs w:val="false"/>
-                <w:color w:val="000000"/>
-                <w:sz w:val="17"/>
-                <w:szCs w:val="17"/>
-              </w:rPr>
-              <w:t xml:space="preserve">認知症高齢者自立度（B7）の認定者数合計が認定者数（B4-a）と一致しない</w:t>
-            </w:r>
-          </w:p>
-        </w:tc>
-        <w:tc>
-          <w:tcPr>
-            <w:tcW w:type="dxa" w:w="4868"/>
-            <w:shd w:fill="FFFFFF" w:val="clear"/>
-            <w:tcMar>
-              <w:top w:type="dxa" w:w="70"/>
-              <w:left w:type="dxa" w:w="90"/>
-              <w:bottom w:type="dxa" w:w="70"/>
-              <w:right w:type="dxa" w:w="90"/>
-            </w:tcMar>
-          </w:tcPr>
-          <w:p>
-            <w:pPr>
-              <w:spacing w:after="0" w:line="250" w:lineRule="exact"/>
-            </w:pPr>
-            <w:r>
-              <w:rPr>
-                <w:rFonts w:ascii="游ゴシック" w:cs="游ゴシック" w:eastAsia="游ゴシック" w:hAnsi="游ゴシック"/>
-                <w:b w:val="false"/>
-                <w:bCs w:val="false"/>
-                <w:color w:val="000000"/>
-                <w:sz w:val="17"/>
-                <w:szCs w:val="17"/>
-              </w:rPr>
-              <w:t xml:space="preserve">見える化システムのB7とB4-aの定義の差である。当方が指標の説明で確かめる</w:t>
-            </w:r>
-          </w:p>
-        </w:tc>
-      </w:tr>
-      <w:tr>
-        <w:trPr>
-          <w:cantSplit/>
-          <w:trHeight w:val="700" w:hRule="atLeast"/>
-        </w:trPr>
-        <w:tc>
-          <w:tcPr>
-            <w:tcW w:type="dxa" w:w="374"/>
-            <w:shd w:fill="FFFFFF" w:val="clear"/>
-            <w:tcMar>
-              <w:top w:type="dxa" w:w="70"/>
-              <w:left w:type="dxa" w:w="90"/>
-              <w:bottom w:type="dxa" w:w="70"/>
-              <w:right w:type="dxa" w:w="90"/>
-            </w:tcMar>
-          </w:tcPr>
-          <w:p>
-            <w:pPr>
-              <w:spacing w:after="0" w:line="250" w:lineRule="exact"/>
-            </w:pPr>
-            <w:r>
-              <w:rPr>
-                <w:rFonts w:ascii="游ゴシック" w:cs="游ゴシック" w:eastAsia="游ゴシック" w:hAnsi="游ゴシック"/>
-                <w:b w:val="false"/>
-                <w:bCs w:val="false"/>
-                <w:color w:val="000000"/>
-                <w:sz w:val="17"/>
-                <w:szCs w:val="17"/>
-              </w:rPr>
-              <w:t xml:space="preserve">10</w:t>
             </w:r>
           </w:p>
         </w:tc>

--- a/output/13-2_北塩原村第10期_照会票_束2_給付実績・決算と第9期の計画値.docx
+++ b/output/13-2_北塩原村第10期_照会票_束2_給付実績・決算と第9期の計画値.docx
@@ -108,7 +108,7 @@
           <w:sz w:val="22"/>
           <w:szCs w:val="22"/>
         </w:rPr>
-        <w:t xml:space="preserve">ご確認・ご提供をお願いしたい事項　62件</w:t>
+        <w:t xml:space="preserve">ご確認・ご提供をお願いしたい事項　63件</w:t>
       </w:r>
     </w:p>
     <w:p>
@@ -1108,7 +1108,7 @@
                 <w:sz w:val="17"/>
                 <w:szCs w:val="17"/>
               </w:rPr>
-              <w:t xml:space="preserve">41件</w:t>
+              <w:t xml:space="preserve">42件</w:t>
             </w:r>
           </w:p>
         </w:tc>
@@ -11312,155 +11312,6 @@
           </w:p>
         </w:tc>
       </w:tr>
-    </w:tbl>
-    <w:p>
-      <w:r>
-        <w:br w:type="page"/>
-      </w:r>
-    </w:p>
-    <w:p>
-      <w:pPr>
-        <w:pStyle w:val="Heading1"/>
-        <w:keepNext/>
-        <w:shd w:fill="1F3864" w:val="clear"/>
-        <w:spacing w:after="240" w:before="0"/>
-      </w:pPr>
-      <w:r>
-        <w:rPr>
-          <w:rFonts w:ascii="游ゴシック" w:cs="游ゴシック" w:eastAsia="游ゴシック" w:hAnsi="游ゴシック"/>
-          <w:b/>
-          <w:bCs/>
-          <w:color w:val="FFFFFF"/>
-          <w:sz w:val="26"/>
-          <w:szCs w:val="26"/>
-        </w:rPr>
-        <w:t xml:space="preserve">参考　当方で進める事項（3件）　―　ご回答は不要です</w:t>
-      </w:r>
-    </w:p>
-    <w:p>
-      <w:pPr>
-        <w:spacing w:after="200" w:line="300" w:lineRule="exact"/>
-      </w:pPr>
-      <w:r>
-        <w:rPr>
-          <w:rFonts w:ascii="游明朝" w:cs="游明朝" w:eastAsia="游明朝" w:hAnsi="游明朝"/>
-          <w:sz w:val="21"/>
-          <w:szCs w:val="21"/>
-        </w:rPr>
-        <w:t xml:space="preserve">次の事項は、国・県の原典および公表資料で当方が確かめられるものです。当方で解消すべき計算上・資料解釈上の疑問を村にお尋ねするのは筋が通らないため、本票から外しております。確認の結果は成果品に反映し、公表資料では村固有の事実を置き換えられないことが分かった場合は、改めてご照会いたします。</w:t>
-      </w:r>
-    </w:p>
-    <w:tbl>
-      <w:tblPr>
-        <w:tblW w:type="dxa" w:w="9360"/>
-        <w:tblBorders>
-          <w:top w:val="single" w:color="auto" w:sz="4"/>
-          <w:left w:val="single" w:color="auto" w:sz="4"/>
-          <w:bottom w:val="single" w:color="auto" w:sz="4"/>
-          <w:right w:val="single" w:color="auto" w:sz="4"/>
-          <w:insideH w:val="single" w:color="auto" w:sz="4"/>
-          <w:insideV w:val="single" w:color="auto" w:sz="4"/>
-        </w:tblBorders>
-        <w:tblLayout w:type="fixed"/>
-      </w:tblPr>
-      <w:tblGrid>
-        <w:gridCol w:w="374"/>
-        <w:gridCol w:w="4118"/>
-        <w:gridCol w:w="4868"/>
-      </w:tblGrid>
-      <w:tr>
-        <w:trPr>
-          <w:cantSplit/>
-          <w:tblHeader/>
-        </w:trPr>
-        <w:tc>
-          <w:tcPr>
-            <w:tcW w:type="dxa" w:w="374"/>
-            <w:shd w:fill="2E75B6" w:val="clear"/>
-            <w:tcMar>
-              <w:top w:type="dxa" w:w="70"/>
-              <w:left w:type="dxa" w:w="90"/>
-              <w:bottom w:type="dxa" w:w="70"/>
-              <w:right w:type="dxa" w:w="90"/>
-            </w:tcMar>
-          </w:tcPr>
-          <w:p>
-            <w:pPr>
-              <w:spacing w:after="0" w:line="250" w:lineRule="exact"/>
-              <w:jc w:val="center"/>
-            </w:pPr>
-            <w:r>
-              <w:rPr>
-                <w:rFonts w:ascii="游ゴシック" w:cs="游ゴシック" w:eastAsia="游ゴシック" w:hAnsi="游ゴシック"/>
-                <w:b/>
-                <w:bCs/>
-                <w:color w:val="FFFFFF"/>
-                <w:sz w:val="17"/>
-                <w:szCs w:val="17"/>
-              </w:rPr>
-              <w:t xml:space="preserve">#</w:t>
-            </w:r>
-          </w:p>
-        </w:tc>
-        <w:tc>
-          <w:tcPr>
-            <w:tcW w:type="dxa" w:w="4118"/>
-            <w:shd w:fill="2E75B6" w:val="clear"/>
-            <w:tcMar>
-              <w:top w:type="dxa" w:w="70"/>
-              <w:left w:type="dxa" w:w="90"/>
-              <w:bottom w:type="dxa" w:w="70"/>
-              <w:right w:type="dxa" w:w="90"/>
-            </w:tcMar>
-          </w:tcPr>
-          <w:p>
-            <w:pPr>
-              <w:spacing w:after="0" w:line="250" w:lineRule="exact"/>
-              <w:jc w:val="center"/>
-            </w:pPr>
-            <w:r>
-              <w:rPr>
-                <w:rFonts w:ascii="游ゴシック" w:cs="游ゴシック" w:eastAsia="游ゴシック" w:hAnsi="游ゴシック"/>
-                <w:b/>
-                <w:bCs/>
-                <w:color w:val="FFFFFF"/>
-                <w:sz w:val="17"/>
-                <w:szCs w:val="17"/>
-              </w:rPr>
-              <w:t xml:space="preserve">事項</w:t>
-            </w:r>
-          </w:p>
-        </w:tc>
-        <w:tc>
-          <w:tcPr>
-            <w:tcW w:type="dxa" w:w="4868"/>
-            <w:shd w:fill="2E75B6" w:val="clear"/>
-            <w:tcMar>
-              <w:top w:type="dxa" w:w="70"/>
-              <w:left w:type="dxa" w:w="90"/>
-              <w:bottom w:type="dxa" w:w="70"/>
-              <w:right w:type="dxa" w:w="90"/>
-            </w:tcMar>
-          </w:tcPr>
-          <w:p>
-            <w:pPr>
-              <w:spacing w:after="0" w:line="250" w:lineRule="exact"/>
-              <w:jc w:val="center"/>
-            </w:pPr>
-            <w:r>
-              <w:rPr>
-                <w:rFonts w:ascii="游ゴシック" w:cs="游ゴシック" w:eastAsia="游ゴシック" w:hAnsi="游ゴシック"/>
-                <w:b/>
-                <w:bCs/>
-                <w:color w:val="FFFFFF"/>
-                <w:sz w:val="17"/>
-                <w:szCs w:val="17"/>
-              </w:rPr>
-              <w:t xml:space="preserve">当方で行うこと</w:t>
-            </w:r>
-          </w:p>
-        </w:tc>
-      </w:tr>
       <w:tr>
         <w:trPr>
           <w:cantSplit/>
@@ -11468,215 +11319,36 @@
         </w:trPr>
         <w:tc>
           <w:tcPr>
-            <w:tcW w:type="dxa" w:w="374"/>
-            <w:shd w:fill="FFFFFF" w:val="clear"/>
-            <w:tcMar>
-              <w:top w:type="dxa" w:w="70"/>
-              <w:left w:type="dxa" w:w="90"/>
-              <w:bottom w:type="dxa" w:w="70"/>
-              <w:right w:type="dxa" w:w="90"/>
-            </w:tcMar>
-          </w:tcPr>
-          <w:p>
-            <w:pPr>
-              <w:spacing w:after="0" w:line="250" w:lineRule="exact"/>
-            </w:pPr>
-            <w:r>
-              <w:rPr>
-                <w:rFonts w:ascii="游ゴシック" w:cs="游ゴシック" w:eastAsia="游ゴシック" w:hAnsi="游ゴシック"/>
-                <w:b w:val="false"/>
-                <w:bCs w:val="false"/>
-                <w:color w:val="000000"/>
-                <w:sz w:val="17"/>
-                <w:szCs w:val="17"/>
-              </w:rPr>
-              <w:t xml:space="preserve">1</w:t>
-            </w:r>
-          </w:p>
-        </w:tc>
-        <w:tc>
-          <w:tcPr>
-            <w:tcW w:type="dxa" w:w="4118"/>
-            <w:shd w:fill="FFFFFF" w:val="clear"/>
-            <w:tcMar>
-              <w:top w:type="dxa" w:w="70"/>
-              <w:left w:type="dxa" w:w="90"/>
-              <w:bottom w:type="dxa" w:w="70"/>
-              <w:right w:type="dxa" w:w="90"/>
-            </w:tcMar>
-          </w:tcPr>
-          <w:p>
-            <w:pPr>
-              <w:spacing w:after="0" w:line="250" w:lineRule="exact"/>
-            </w:pPr>
-            <w:r>
-              <w:rPr>
-                <w:rFonts w:ascii="游ゴシック" w:cs="游ゴシック" w:eastAsia="游ゴシック" w:hAnsi="游ゴシック"/>
-                <w:b w:val="false"/>
-                <w:bCs w:val="false"/>
-                <w:color w:val="000000"/>
-                <w:sz w:val="17"/>
-                <w:szCs w:val="17"/>
-              </w:rPr>
-              <w:t xml:space="preserve">リスク判定10種の該当基準（見える化システムの算出方法との突合）</w:t>
-            </w:r>
-          </w:p>
-        </w:tc>
-        <w:tc>
-          <w:tcPr>
-            <w:tcW w:type="dxa" w:w="4868"/>
-            <w:shd w:fill="FFFFFF" w:val="clear"/>
-            <w:tcMar>
-              <w:top w:type="dxa" w:w="70"/>
-              <w:left w:type="dxa" w:w="90"/>
-              <w:bottom w:type="dxa" w:w="70"/>
-              <w:right w:type="dxa" w:w="90"/>
-            </w:tcMar>
-          </w:tcPr>
-          <w:p>
-            <w:pPr>
-              <w:spacing w:after="0" w:line="250" w:lineRule="exact"/>
-            </w:pPr>
-            <w:r>
-              <w:rPr>
-                <w:rFonts w:ascii="游ゴシック" w:cs="游ゴシック" w:eastAsia="游ゴシック" w:hAnsi="游ゴシック"/>
-                <w:b w:val="false"/>
-                <w:bCs w:val="false"/>
-                <w:color w:val="000000"/>
-                <w:sz w:val="17"/>
-                <w:szCs w:val="17"/>
-              </w:rPr>
-              <w:t xml:space="preserve">見える化システムの指標の算出方法は公表されている。当方が突き合わせる</w:t>
-            </w:r>
-          </w:p>
-        </w:tc>
-      </w:tr>
-      <w:tr>
-        <w:trPr>
-          <w:cantSplit/>
-          <w:trHeight w:val="700" w:hRule="atLeast"/>
-        </w:trPr>
-        <w:tc>
-          <w:tcPr>
-            <w:tcW w:type="dxa" w:w="374"/>
-            <w:shd w:fill="FFFFFF" w:val="clear"/>
-            <w:tcMar>
-              <w:top w:type="dxa" w:w="70"/>
-              <w:left w:type="dxa" w:w="90"/>
-              <w:bottom w:type="dxa" w:w="70"/>
-              <w:right w:type="dxa" w:w="90"/>
-            </w:tcMar>
-          </w:tcPr>
-          <w:p>
-            <w:pPr>
-              <w:spacing w:after="0" w:line="250" w:lineRule="exact"/>
-            </w:pPr>
-            <w:r>
-              <w:rPr>
-                <w:rFonts w:ascii="游ゴシック" w:cs="游ゴシック" w:eastAsia="游ゴシック" w:hAnsi="游ゴシック"/>
-                <w:b w:val="false"/>
-                <w:bCs w:val="false"/>
-                <w:color w:val="000000"/>
-                <w:sz w:val="17"/>
-                <w:szCs w:val="17"/>
-              </w:rPr>
-              <w:t xml:space="preserve">2</w:t>
-            </w:r>
-          </w:p>
-        </w:tc>
-        <w:tc>
-          <w:tcPr>
-            <w:tcW w:type="dxa" w:w="4118"/>
-            <w:shd w:fill="FFFFFF" w:val="clear"/>
-            <w:tcMar>
-              <w:top w:type="dxa" w:w="70"/>
-              <w:left w:type="dxa" w:w="90"/>
-              <w:bottom w:type="dxa" w:w="70"/>
-              <w:right w:type="dxa" w:w="90"/>
-            </w:tcMar>
-          </w:tcPr>
-          <w:p>
-            <w:pPr>
-              <w:spacing w:after="0" w:line="250" w:lineRule="exact"/>
-            </w:pPr>
-            <w:r>
-              <w:rPr>
-                <w:rFonts w:ascii="游ゴシック" w:cs="游ゴシック" w:eastAsia="游ゴシック" w:hAnsi="游ゴシック"/>
-                <w:b w:val="false"/>
-                <w:bCs w:val="false"/>
-                <w:color w:val="000000"/>
-                <w:sz w:val="17"/>
-                <w:szCs w:val="17"/>
-              </w:rPr>
-              <w:t xml:space="preserve">認知症高齢者自立度（B7）の認定者数合計が認定者数（B4-a）と一致しない</w:t>
-            </w:r>
-          </w:p>
-        </w:tc>
-        <w:tc>
-          <w:tcPr>
-            <w:tcW w:type="dxa" w:w="4868"/>
-            <w:shd w:fill="FFFFFF" w:val="clear"/>
-            <w:tcMar>
-              <w:top w:type="dxa" w:w="70"/>
-              <w:left w:type="dxa" w:w="90"/>
-              <w:bottom w:type="dxa" w:w="70"/>
-              <w:right w:type="dxa" w:w="90"/>
-            </w:tcMar>
-          </w:tcPr>
-          <w:p>
-            <w:pPr>
-              <w:spacing w:after="0" w:line="250" w:lineRule="exact"/>
-            </w:pPr>
-            <w:r>
-              <w:rPr>
-                <w:rFonts w:ascii="游ゴシック" w:cs="游ゴシック" w:eastAsia="游ゴシック" w:hAnsi="游ゴシック"/>
-                <w:b w:val="false"/>
-                <w:bCs w:val="false"/>
-                <w:color w:val="000000"/>
-                <w:sz w:val="17"/>
-                <w:szCs w:val="17"/>
-              </w:rPr>
-              <w:t xml:space="preserve">見える化システムのB7とB4-aの定義の差である。当方が指標の説明で確かめる</w:t>
-            </w:r>
-          </w:p>
-        </w:tc>
-      </w:tr>
-      <w:tr>
-        <w:trPr>
-          <w:cantSplit/>
-          <w:trHeight w:val="700" w:hRule="atLeast"/>
-        </w:trPr>
-        <w:tc>
-          <w:tcPr>
-            <w:tcW w:type="dxa" w:w="374"/>
-            <w:shd w:fill="FFFFFF" w:val="clear"/>
-            <w:tcMar>
-              <w:top w:type="dxa" w:w="70"/>
-              <w:left w:type="dxa" w:w="90"/>
-              <w:bottom w:type="dxa" w:w="70"/>
-              <w:right w:type="dxa" w:w="90"/>
-            </w:tcMar>
-          </w:tcPr>
-          <w:p>
-            <w:pPr>
-              <w:spacing w:after="0" w:line="250" w:lineRule="exact"/>
-            </w:pPr>
-            <w:r>
-              <w:rPr>
-                <w:rFonts w:ascii="游ゴシック" w:cs="游ゴシック" w:eastAsia="游ゴシック" w:hAnsi="游ゴシック"/>
-                <w:b w:val="false"/>
-                <w:bCs w:val="false"/>
-                <w:color w:val="000000"/>
-                <w:sz w:val="17"/>
-                <w:szCs w:val="17"/>
-              </w:rPr>
-              <w:t xml:space="preserve">3</w:t>
-            </w:r>
-          </w:p>
-        </w:tc>
-        <w:tc>
-          <w:tcPr>
-            <w:tcW w:type="dxa" w:w="4118"/>
+            <w:tcW w:type="dxa" w:w="468"/>
+            <w:shd w:fill="FFFFFF" w:val="clear"/>
+            <w:tcMar>
+              <w:top w:type="dxa" w:w="70"/>
+              <w:left w:type="dxa" w:w="90"/>
+              <w:bottom w:type="dxa" w:w="70"/>
+              <w:right w:type="dxa" w:w="90"/>
+            </w:tcMar>
+          </w:tcPr>
+          <w:p>
+            <w:pPr>
+              <w:spacing w:after="0" w:line="250" w:lineRule="exact"/>
+            </w:pPr>
+            <w:r>
+              <w:rPr>
+                <w:rFonts w:ascii="游ゴシック" w:cs="游ゴシック" w:eastAsia="游ゴシック" w:hAnsi="游ゴシック"/>
+                <w:b w:val="false"/>
+                <w:bCs w:val="false"/>
+                <w:color w:val="000000"/>
+                <w:sz w:val="17"/>
+                <w:szCs w:val="17"/>
+              </w:rPr>
+              <w:t xml:space="preserve">42
+Ｃ</w:t>
+            </w:r>
+          </w:p>
+        </w:tc>
+        <w:tc>
+          <w:tcPr>
+            <w:tcW w:type="dxa" w:w="3089"/>
             <w:shd w:fill="FFFFFF" w:val="clear"/>
             <w:tcMar>
               <w:top w:type="dxa" w:w="70"/>
@@ -11704,47 +11376,90 @@
         </w:tc>
         <w:tc>
           <w:tcPr>
-            <w:tcW w:type="dxa" w:w="4868"/>
-            <w:shd w:fill="FFFFFF" w:val="clear"/>
-            <w:tcMar>
-              <w:top w:type="dxa" w:w="70"/>
-              <w:left w:type="dxa" w:w="90"/>
-              <w:bottom w:type="dxa" w:w="70"/>
-              <w:right w:type="dxa" w:w="90"/>
-            </w:tcMar>
-          </w:tcPr>
-          <w:p>
-            <w:pPr>
-              <w:spacing w:after="0" w:line="250" w:lineRule="exact"/>
-            </w:pPr>
-            <w:r>
-              <w:rPr>
-                <w:rFonts w:ascii="游ゴシック" w:cs="游ゴシック" w:eastAsia="游ゴシック" w:hAnsi="游ゴシック"/>
-                <w:b w:val="false"/>
-                <w:bCs w:val="false"/>
-                <w:color w:val="000000"/>
-                <w:sz w:val="17"/>
-                <w:szCs w:val="17"/>
-              </w:rPr>
-              <w:t xml:space="preserve">人口動態統計の市町村別の公表の粒度は当方が確かめられる</w:t>
+            <w:tcW w:type="dxa" w:w="2714"/>
+            <w:shd w:fill="FFFFFF" w:val="clear"/>
+            <w:tcMar>
+              <w:top w:type="dxa" w:w="70"/>
+              <w:left w:type="dxa" w:w="90"/>
+              <w:bottom w:type="dxa" w:w="70"/>
+              <w:right w:type="dxa" w:w="90"/>
+            </w:tcMar>
+          </w:tcPr>
+          <w:p>
+            <w:pPr>
+              <w:spacing w:after="0" w:line="250" w:lineRule="exact"/>
+            </w:pPr>
+            <w:r>
+              <w:rPr>
+                <w:rFonts w:ascii="游ゴシック" w:cs="游ゴシック" w:eastAsia="游ゴシック" w:hAnsi="游ゴシック"/>
+                <w:b w:val="false"/>
+                <w:bCs w:val="false"/>
+                <w:color w:val="000000"/>
+                <w:sz w:val="17"/>
+                <w:szCs w:val="17"/>
+              </w:rPr>
+              <w:t xml:space="preserve">人口動態統計で死亡場所別の死亡数が本村の単位で得られるかどうかを、ご確認いただきたい。数そのものではなく、まず得られるかどうかだけで足りる。施策4-3の看取りへの対応の裏付けに用いる。本村の規模では公表の粒度により値が得られない可能性がある。</w:t>
+            </w:r>
+          </w:p>
+        </w:tc>
+        <w:tc>
+          <w:tcPr>
+            <w:tcW w:type="dxa" w:w="1217"/>
+            <w:shd w:fill="FFFFFF" w:val="clear"/>
+            <w:tcMar>
+              <w:top w:type="dxa" w:w="70"/>
+              <w:left w:type="dxa" w:w="90"/>
+              <w:bottom w:type="dxa" w:w="70"/>
+              <w:right w:type="dxa" w:w="90"/>
+            </w:tcMar>
+          </w:tcPr>
+          <w:p>
+            <w:pPr>
+              <w:spacing w:after="0" w:line="250" w:lineRule="exact"/>
+            </w:pPr>
+            <w:r>
+              <w:rPr>
+                <w:rFonts w:ascii="游ゴシック" w:cs="游ゴシック" w:eastAsia="游ゴシック" w:hAnsi="游ゴシック"/>
+                <w:b w:val="false"/>
+                <w:bCs w:val="false"/>
+                <w:color w:val="000000"/>
+                <w:sz w:val="17"/>
+                <w:szCs w:val="17"/>
+              </w:rPr>
+              <w:t xml:space="preserve">―</w:t>
+            </w:r>
+          </w:p>
+        </w:tc>
+        <w:tc>
+          <w:tcPr>
+            <w:tcW w:type="dxa" w:w="1872"/>
+            <w:shd w:fill="FFFFFF" w:val="clear"/>
+            <w:tcMar>
+              <w:top w:type="dxa" w:w="70"/>
+              <w:left w:type="dxa" w:w="90"/>
+              <w:bottom w:type="dxa" w:w="70"/>
+              <w:right w:type="dxa" w:w="90"/>
+            </w:tcMar>
+          </w:tcPr>
+          <w:p>
+            <w:pPr>
+              <w:spacing w:after="0" w:line="250" w:lineRule="exact"/>
+            </w:pPr>
+            <w:r>
+              <w:rPr>
+                <w:rFonts w:ascii="游ゴシック" w:cs="游ゴシック" w:eastAsia="游ゴシック" w:hAnsi="游ゴシック"/>
+                <w:b w:val="false"/>
+                <w:bCs w:val="false"/>
+                <w:color w:val="000000"/>
+                <w:sz w:val="17"/>
+                <w:szCs w:val="17"/>
+              </w:rPr>
+              <w:t xml:space="preserve"/>
             </w:r>
           </w:p>
         </w:tc>
       </w:tr>
     </w:tbl>
-    <w:p>
-      <w:pPr>
-        <w:spacing w:after="200" w:line="300" w:lineRule="exact"/>
-      </w:pPr>
-      <w:r>
-        <w:rPr>
-          <w:rFonts w:ascii="游明朝" w:cs="游明朝" w:eastAsia="游明朝" w:hAnsi="游明朝"/>
-          <w:sz w:val="21"/>
-          <w:szCs w:val="21"/>
-        </w:rPr>
-        <w:t xml:space="preserve"/>
-      </w:r>
-    </w:p>
     <w:p>
       <w:r>
         <w:br w:type="page"/>

--- a/output/13-2_北塩原村第10期_照会票_束2_給付実績・決算と第9期の計画値.docx
+++ b/output/13-2_北塩原村第10期_照会票_束2_給付実績・決算と第9期の計画値.docx
@@ -108,7 +108,7 @@
           <w:sz w:val="22"/>
           <w:szCs w:val="22"/>
         </w:rPr>
-        <w:t xml:space="preserve">ご確認・ご提供をお願いしたい事項　63件</w:t>
+        <w:t xml:space="preserve">ご確認・ご提供をお願いしたい事項　61件</w:t>
       </w:r>
     </w:p>
     <w:p>
@@ -838,7 +838,7 @@
                 <w:sz w:val="17"/>
                 <w:szCs w:val="17"/>
               </w:rPr>
-              <w:t xml:space="preserve">11件</w:t>
+              <w:t xml:space="preserve">10件</w:t>
             </w:r>
           </w:p>
         </w:tc>
@@ -1108,7 +1108,7 @@
                 <w:sz w:val="17"/>
                 <w:szCs w:val="17"/>
               </w:rPr>
-              <w:t xml:space="preserve">42件</w:t>
+              <w:t xml:space="preserve">41件</w:t>
             </w:r>
           </w:p>
         </w:tc>
@@ -2018,7 +2018,7 @@
                 <w:szCs w:val="17"/>
               </w:rPr>
               <w:t xml:space="preserve">2
-Ｄ</w:t>
+Ｃ</w:t>
             </w:r>
           </w:p>
         </w:tc>
@@ -2046,7 +2046,7 @@
                 <w:sz w:val="17"/>
                 <w:szCs w:val="17"/>
               </w:rPr>
-              <w:t xml:space="preserve">介護SCR（標準化給付費比）データの提供</w:t>
+              <w:t xml:space="preserve">共生型サービスの事業所の名寄せ（障がい福祉と介護保険で同一の事業所か）</w:t>
             </w:r>
           </w:p>
         </w:tc>
@@ -2074,7 +2074,7 @@
                 <w:sz w:val="17"/>
                 <w:szCs w:val="17"/>
               </w:rPr>
-              <w:t xml:space="preserve">介護SCR（標準化給付費比）がないため、1人あたり費用額の順位で代替している。給付適正化の目標の置き方に関わる。</w:t>
+              <w:t xml:space="preserve">施策3-1の指標「共生型サービスについて協議した事業所数」の現状値を0か所として仮に置いている。社会福祉協議会がすでに居宅介護・生活介護を担っている場合、現状値は0ではなく、目標値（村内3か所）の立て方も変わる。差替えは施策3-1にとどまる。障がい福祉計画の整合Ｋ-5。</w:t>
             </w:r>
           </w:p>
         </w:tc>
@@ -2102,7 +2102,7 @@
                 <w:sz w:val="17"/>
                 <w:szCs w:val="17"/>
               </w:rPr>
-              <w:t xml:space="preserve">11月</w:t>
+              <w:t xml:space="preserve">10月下旬</w:t>
             </w:r>
           </w:p>
         </w:tc>
@@ -2193,7 +2193,7 @@
                 <w:sz w:val="17"/>
                 <w:szCs w:val="17"/>
               </w:rPr>
-              <w:t xml:space="preserve">共生型サービスの事業所の名寄せ（障がい福祉と介護保険で同一の事業所か）</w:t>
+              <w:t xml:space="preserve">地域支援事業費が国の推計（3か年147,654千円）と当方の算定（119,658千円）で23.4%食い違う</w:t>
             </w:r>
           </w:p>
         </w:tc>
@@ -2221,7 +2221,7 @@
                 <w:sz w:val="17"/>
                 <w:szCs w:val="17"/>
               </w:rPr>
-              <w:t xml:space="preserve">施策3-1の指標「共生型サービスについて協議した事業所数」の現状値を0か所として仮に置いている。社会福祉協議会がすでに居宅介護・生活介護を担っている場合、現状値は0ではなく、目標値（村内3か所）の立て方も変わる。差替えは施策3-1にとどまる。障がい福祉計画の整合Ｋ-5。</w:t>
+              <w:t xml:space="preserve">国の値（47,686／49,218／50,751千円）を正として5-6を書き換える。伸びの根拠が分かるまでは「国の推計ワークシートの値による」と注記する。</w:t>
             </w:r>
           </w:p>
         </w:tc>
@@ -2312,7 +2312,7 @@
                 <w:szCs w:val="17"/>
               </w:rPr>
               <w:t xml:space="preserve">4
-Ｃ</w:t>
+Ｄ</w:t>
             </w:r>
           </w:p>
         </w:tc>
@@ -2340,7 +2340,7 @@
                 <w:sz w:val="17"/>
                 <w:szCs w:val="17"/>
               </w:rPr>
-              <w:t xml:space="preserve">地域支援事業費が国の推計（3か年147,654千円）と当方の算定（119,658千円）で23.4%食い違う</w:t>
+              <w:t xml:space="preserve">地域支援事業費・総合事業費の決算の複数年の推移（可能な範囲で5か年以上）</w:t>
             </w:r>
           </w:p>
         </w:tc>
@@ -2368,7 +2368,7 @@
                 <w:sz w:val="17"/>
                 <w:szCs w:val="17"/>
               </w:rPr>
-              <w:t xml:space="preserve">国の値（47,686／49,218／50,751千円）を正として5-6を書き換える。伸びの根拠が分かるまでは「国の推計ワークシートの値による」と注記する。</w:t>
+              <w:t xml:space="preserve">国の推計ワークシートの値を正として5-6を書き換える。据え置きが外れたため、決算の推移は伸びの根拠の裏づけとして用いる。</w:t>
             </w:r>
           </w:p>
         </w:tc>
@@ -2459,7 +2459,7 @@
                 <w:szCs w:val="17"/>
               </w:rPr>
               <w:t xml:space="preserve">5
-Ｄ</w:t>
+Ｃ</w:t>
             </w:r>
           </w:p>
         </w:tc>
@@ -2487,7 +2487,7 @@
                 <w:sz w:val="17"/>
                 <w:szCs w:val="17"/>
               </w:rPr>
-              <w:t xml:space="preserve">地域支援事業費・総合事業費の決算の複数年の推移（可能な範囲で5か年以上）</w:t>
+              <w:t xml:space="preserve">居宅療養管理指導・短期入所生活介護を3か年平均と令和7年度水準のどちらで置くか</w:t>
             </w:r>
           </w:p>
         </w:tc>
@@ -2515,7 +2515,7 @@
                 <w:sz w:val="17"/>
                 <w:szCs w:val="17"/>
               </w:rPr>
-              <w:t xml:space="preserve">国の推計ワークシートの値を正として5-6を書き換える。据え置きが外れたため、決算の推移は伸びの根拠の裏づけとして用いる。</w:t>
+              <w:t xml:space="preserve">居宅療養管理指導・短期入所生活介護を3か年平均で置いている。令和7年度水準に替えると見込量と給付費が動く。</w:t>
             </w:r>
           </w:p>
         </w:tc>
@@ -2543,7 +2543,7 @@
                 <w:sz w:val="17"/>
                 <w:szCs w:val="17"/>
               </w:rPr>
-              <w:t xml:space="preserve">10月下旬</w:t>
+              <w:t xml:space="preserve">10月中旬</w:t>
             </w:r>
           </w:p>
         </w:tc>
@@ -2606,7 +2606,7 @@
                 <w:szCs w:val="17"/>
               </w:rPr>
               <w:t xml:space="preserve">6
-Ｃ</w:t>
+Ｄ</w:t>
             </w:r>
           </w:p>
         </w:tc>
@@ -2634,7 +2634,7 @@
                 <w:sz w:val="17"/>
                 <w:szCs w:val="17"/>
               </w:rPr>
-              <w:t xml:space="preserve">居宅療養管理指導・短期入所生活介護を3か年平均と令和7年度水準のどちらで置くか</w:t>
+              <w:t xml:space="preserve">特定地域サービス・特定地域居宅サービス等事業を活用するかどうか</w:t>
             </w:r>
           </w:p>
         </w:tc>
@@ -2662,7 +2662,7 @@
                 <w:sz w:val="17"/>
                 <w:szCs w:val="17"/>
               </w:rPr>
-              <w:t xml:space="preserve">居宅療養管理指導・短期入所生活介護を3か年平均で置いている。令和7年度水準に替えると見込量と給付費が動く。</w:t>
+              <w:t xml:space="preserve">特定地域サービス・特定地域居宅サービス等事業を0で仮置きしている。活用するならサービス種類が増え、見込量の表の行が増える。</w:t>
             </w:r>
           </w:p>
         </w:tc>
@@ -2781,7 +2781,7 @@
                 <w:sz w:val="17"/>
                 <w:szCs w:val="17"/>
               </w:rPr>
-              <w:t xml:space="preserve">特定地域サービス・特定地域居宅サービス等事業を活用するかどうか</w:t>
+              <w:t xml:space="preserve">特定地域居宅サービス等事業・介護情報利活用事業が0で入っていることの扱い</w:t>
             </w:r>
           </w:p>
         </w:tc>
@@ -2809,7 +2809,7 @@
                 <w:sz w:val="17"/>
                 <w:szCs w:val="17"/>
               </w:rPr>
-              <w:t xml:space="preserve">特定地域サービス・特定地域居宅サービス等事業を0で仮置きしている。活用するならサービス種類が増え、見込量の表の行が増える。</w:t>
+              <w:t xml:space="preserve">0のまま（取り組まない）として記載し、中山間・人口減少地域の指定の意向とあわせて「第10期中に検討する」とする案を用意する。</w:t>
             </w:r>
           </w:p>
         </w:tc>
@@ -2837,7 +2837,7 @@
                 <w:sz w:val="17"/>
                 <w:szCs w:val="17"/>
               </w:rPr>
-              <w:t xml:space="preserve">10月中旬</w:t>
+              <w:t xml:space="preserve">11月上旬（第2回策定委員会まで）</w:t>
             </w:r>
           </w:p>
         </w:tc>
@@ -2900,7 +2900,7 @@
                 <w:szCs w:val="17"/>
               </w:rPr>
               <w:t xml:space="preserve">8
-Ｄ</w:t>
+Ｃ</w:t>
             </w:r>
           </w:p>
         </w:tc>
@@ -2928,7 +2928,7 @@
                 <w:sz w:val="17"/>
                 <w:szCs w:val="17"/>
               </w:rPr>
-              <w:t xml:space="preserve">特定地域居宅サービス等事業・介護情報利活用事業が0で入っていることの扱い</w:t>
+              <w:t xml:space="preserve">福島県高齢者居住安定確保計画の改定の予定と、本村の住まいの計画の有無</w:t>
             </w:r>
           </w:p>
         </w:tc>
@@ -2956,7 +2956,7 @@
                 <w:sz w:val="17"/>
                 <w:szCs w:val="17"/>
               </w:rPr>
-              <w:t xml:space="preserve">0のまま（取り組まない）として記載し、中山間・人口減少地域の指定の意向とあわせて「第10期中に検討する」とする案を用意する。</w:t>
+              <w:t xml:space="preserve">10/15 起票。介護保険法第117条が本計画と他の計画との調和を求めていることを条文として引いていなかったため、1-4と資9に加えた。県計画（令和4年3月）の会津地域の対策に即して施策2-3・施策2-6を組んでいるが、同計画は令和8年度で満了するため改定の内容により記述が動き得る。</w:t>
             </w:r>
           </w:p>
         </w:tc>
@@ -2984,7 +2984,7 @@
                 <w:sz w:val="17"/>
                 <w:szCs w:val="17"/>
               </w:rPr>
-              <w:t xml:space="preserve">11月上旬（第2回策定委員会まで）</w:t>
+              <w:t xml:space="preserve">11月上旬（第2回策定委員会資料の確定前）</w:t>
             </w:r>
           </w:p>
         </w:tc>
@@ -3075,7 +3075,7 @@
                 <w:sz w:val="17"/>
                 <w:szCs w:val="17"/>
               </w:rPr>
-              <w:t xml:space="preserve">福島県高齢者居住安定確保計画の改定の予定と、本村の住まいの計画の有無</w:t>
+              <w:t xml:space="preserve">第9期計画の本文（サービス別見込量の表を含む全体）</w:t>
             </w:r>
           </w:p>
         </w:tc>
@@ -3103,7 +3103,7 @@
                 <w:sz w:val="17"/>
                 <w:szCs w:val="17"/>
               </w:rPr>
-              <w:t xml:space="preserve">10/15 起票。介護保険法第117条が本計画と他の計画との調和を求めていることを条文として引いていなかったため、1-4と資9に加えた。県計画（令和4年3月）の会津地域の対策に即して施策2-3・施策2-6を組んでいるが、同計画は令和8年度で満了するため改定の内容により記述が動き得る。</w:t>
+              <w:t xml:space="preserve">第9期のサービス別見込量は概要版と復元値で代替している。本文があれば復元の当否を確かめられる。</w:t>
             </w:r>
           </w:p>
         </w:tc>
@@ -3131,7 +3131,7 @@
                 <w:sz w:val="17"/>
                 <w:szCs w:val="17"/>
               </w:rPr>
-              <w:t xml:space="preserve">11月上旬（第2回策定委員会資料の確定前）</w:t>
+              <w:t xml:space="preserve">10月中旬</w:t>
             </w:r>
           </w:p>
         </w:tc>
@@ -3194,153 +3194,6 @@
                 <w:szCs w:val="17"/>
               </w:rPr>
               <w:t xml:space="preserve">10
-Ｃ</w:t>
-            </w:r>
-          </w:p>
-        </w:tc>
-        <w:tc>
-          <w:tcPr>
-            <w:tcW w:type="dxa" w:w="3089"/>
-            <w:shd w:fill="FFFFFF" w:val="clear"/>
-            <w:tcMar>
-              <w:top w:type="dxa" w:w="70"/>
-              <w:left w:type="dxa" w:w="90"/>
-              <w:bottom w:type="dxa" w:w="70"/>
-              <w:right w:type="dxa" w:w="90"/>
-            </w:tcMar>
-          </w:tcPr>
-          <w:p>
-            <w:pPr>
-              <w:spacing w:after="0" w:line="250" w:lineRule="exact"/>
-            </w:pPr>
-            <w:r>
-              <w:rPr>
-                <w:rFonts w:ascii="游ゴシック" w:cs="游ゴシック" w:eastAsia="游ゴシック" w:hAnsi="游ゴシック"/>
-                <w:b w:val="false"/>
-                <w:bCs w:val="false"/>
-                <w:color w:val="000000"/>
-                <w:sz w:val="17"/>
-                <w:szCs w:val="17"/>
-              </w:rPr>
-              <w:t xml:space="preserve">第9期計画の本文（サービス別見込量の表を含む全体）</w:t>
-            </w:r>
-          </w:p>
-        </w:tc>
-        <w:tc>
-          <w:tcPr>
-            <w:tcW w:type="dxa" w:w="2714"/>
-            <w:shd w:fill="FFFFFF" w:val="clear"/>
-            <w:tcMar>
-              <w:top w:type="dxa" w:w="70"/>
-              <w:left w:type="dxa" w:w="90"/>
-              <w:bottom w:type="dxa" w:w="70"/>
-              <w:right w:type="dxa" w:w="90"/>
-            </w:tcMar>
-          </w:tcPr>
-          <w:p>
-            <w:pPr>
-              <w:spacing w:after="0" w:line="250" w:lineRule="exact"/>
-            </w:pPr>
-            <w:r>
-              <w:rPr>
-                <w:rFonts w:ascii="游ゴシック" w:cs="游ゴシック" w:eastAsia="游ゴシック" w:hAnsi="游ゴシック"/>
-                <w:b w:val="false"/>
-                <w:bCs w:val="false"/>
-                <w:color w:val="000000"/>
-                <w:sz w:val="17"/>
-                <w:szCs w:val="17"/>
-              </w:rPr>
-              <w:t xml:space="preserve">第9期のサービス別見込量は概要版と復元値で代替している。本文があれば復元の当否を確かめられる。</w:t>
-            </w:r>
-          </w:p>
-        </w:tc>
-        <w:tc>
-          <w:tcPr>
-            <w:tcW w:type="dxa" w:w="1217"/>
-            <w:shd w:fill="FFFFFF" w:val="clear"/>
-            <w:tcMar>
-              <w:top w:type="dxa" w:w="70"/>
-              <w:left w:type="dxa" w:w="90"/>
-              <w:bottom w:type="dxa" w:w="70"/>
-              <w:right w:type="dxa" w:w="90"/>
-            </w:tcMar>
-          </w:tcPr>
-          <w:p>
-            <w:pPr>
-              <w:spacing w:after="0" w:line="250" w:lineRule="exact"/>
-            </w:pPr>
-            <w:r>
-              <w:rPr>
-                <w:rFonts w:ascii="游ゴシック" w:cs="游ゴシック" w:eastAsia="游ゴシック" w:hAnsi="游ゴシック"/>
-                <w:b w:val="false"/>
-                <w:bCs w:val="false"/>
-                <w:color w:val="000000"/>
-                <w:sz w:val="17"/>
-                <w:szCs w:val="17"/>
-              </w:rPr>
-              <w:t xml:space="preserve">10月中旬</w:t>
-            </w:r>
-          </w:p>
-        </w:tc>
-        <w:tc>
-          <w:tcPr>
-            <w:tcW w:type="dxa" w:w="1872"/>
-            <w:shd w:fill="FFFFFF" w:val="clear"/>
-            <w:tcMar>
-              <w:top w:type="dxa" w:w="70"/>
-              <w:left w:type="dxa" w:w="90"/>
-              <w:bottom w:type="dxa" w:w="70"/>
-              <w:right w:type="dxa" w:w="90"/>
-            </w:tcMar>
-          </w:tcPr>
-          <w:p>
-            <w:pPr>
-              <w:spacing w:after="0" w:line="250" w:lineRule="exact"/>
-            </w:pPr>
-            <w:r>
-              <w:rPr>
-                <w:rFonts w:ascii="游ゴシック" w:cs="游ゴシック" w:eastAsia="游ゴシック" w:hAnsi="游ゴシック"/>
-                <w:b w:val="false"/>
-                <w:bCs w:val="false"/>
-                <w:color w:val="000000"/>
-                <w:sz w:val="17"/>
-                <w:szCs w:val="17"/>
-              </w:rPr>
-              <w:t xml:space="preserve"/>
-            </w:r>
-          </w:p>
-        </w:tc>
-      </w:tr>
-      <w:tr>
-        <w:trPr>
-          <w:cantSplit/>
-          <w:trHeight w:val="700" w:hRule="atLeast"/>
-        </w:trPr>
-        <w:tc>
-          <w:tcPr>
-            <w:tcW w:type="dxa" w:w="468"/>
-            <w:shd w:fill="FFFFFF" w:val="clear"/>
-            <w:tcMar>
-              <w:top w:type="dxa" w:w="70"/>
-              <w:left w:type="dxa" w:w="90"/>
-              <w:bottom w:type="dxa" w:w="70"/>
-              <w:right w:type="dxa" w:w="90"/>
-            </w:tcMar>
-          </w:tcPr>
-          <w:p>
-            <w:pPr>
-              <w:spacing w:after="0" w:line="250" w:lineRule="exact"/>
-            </w:pPr>
-            <w:r>
-              <w:rPr>
-                <w:rFonts w:ascii="游ゴシック" w:cs="游ゴシック" w:eastAsia="游ゴシック" w:hAnsi="游ゴシック"/>
-                <w:b w:val="false"/>
-                <w:bCs w:val="false"/>
-                <w:color w:val="000000"/>
-                <w:sz w:val="17"/>
-                <w:szCs w:val="17"/>
-              </w:rPr>
-              <w:t xml:space="preserve">11
 Ｄ</w:t>
             </w:r>
           </w:p>
@@ -5784,7 +5637,7 @@
                 <w:sz w:val="17"/>
                 <w:szCs w:val="17"/>
               </w:rPr>
-              <w:t xml:space="preserve">「見える化」地域分析の「在宅死亡者数（自宅）」の単位（36.74・単位は「人」とされている）</w:t>
+              <w:t xml:space="preserve">シルバー人材センターの会員数・受注実績</w:t>
             </w:r>
           </w:p>
         </w:tc>
@@ -5812,7 +5665,7 @@
                 <w:sz w:val="17"/>
                 <w:szCs w:val="17"/>
               </w:rPr>
-              <w:t xml:space="preserve">見える化の指標の説明の画面を開き、「在宅死亡者数（自宅）」の分母の記載をご確認いただきたい。村のアカウントでなければ開けない画面であり、当方はファイルの提供を受けて作業しているため開けない。素案2-5および資6の事項三にあたる。δ1-c 医療介護連携に収録されている値で、偏差値は33.68と全国平均を大きく下回る。</w:t>
+              <w:t xml:space="preserve">高齢者の就労的活動の実績として記載可能か。生涯学習推進計画にも施策として位置づけあり。</w:t>
             </w:r>
           </w:p>
         </w:tc>
@@ -5931,7 +5784,7 @@
                 <w:sz w:val="17"/>
                 <w:szCs w:val="17"/>
               </w:rPr>
-              <w:t xml:space="preserve">シルバー人材センターの会員数・受注実績</w:t>
+              <w:t xml:space="preserve">ニーズ調査 問1(4)（住まいの種類）を削除したままとする場合の代替資料</w:t>
             </w:r>
           </w:p>
         </w:tc>
@@ -5959,7 +5812,7 @@
                 <w:sz w:val="17"/>
                 <w:szCs w:val="17"/>
               </w:rPr>
-              <w:t xml:space="preserve">高齢者の就労的活動の実績として記載可能か。生涯学習推進計画にも施策として位置づけあり。</w:t>
+              <w:t xml:space="preserve">基本指針が求める「高齢者の居住安定に係る施策との連携」と施策2-3の根拠になる唯一の設問だった。公営住宅・借家の高齢者を把握する手段がなくなるため、村の住宅施策の資料で補う。</w:t>
             </w:r>
           </w:p>
         </w:tc>
@@ -6078,7 +5931,7 @@
                 <w:sz w:val="17"/>
                 <w:szCs w:val="17"/>
               </w:rPr>
-              <w:t xml:space="preserve">ニーズ調査 問1(4)（住まいの種類）を削除したままとする場合の代替資料</w:t>
+              <w:t xml:space="preserve">交付金「文書負担軽減」が11点→7点に低下した理由（取組の後退か判定基準の変更か）</w:t>
             </w:r>
           </w:p>
         </w:tc>
@@ -6106,7 +5959,7 @@
                 <w:sz w:val="17"/>
                 <w:szCs w:val="17"/>
               </w:rPr>
-              <w:t xml:space="preserve">基本指針が求める「高齢者の居住安定に係る施策との連携」と施策2-3の根拠になる唯一の設問だった。公営住宅・借家の高齢者を把握する手段がなくなるため、村の住宅施策の資料で補う。</w:t>
+              <w:t xml:space="preserve">評価指標の読み方に影響。</w:t>
             </w:r>
           </w:p>
         </w:tc>
@@ -6225,7 +6078,7 @@
                 <w:sz w:val="17"/>
                 <w:szCs w:val="17"/>
               </w:rPr>
-              <w:t xml:space="preserve">交付金「文書負担軽減」が11点→7点に低下した理由（取組の後退か判定基準の変更か）</w:t>
+              <w:t xml:space="preserve">介護サービス事業所のBCP・要配慮者利用施設の避難確保計画の策定状況</w:t>
             </w:r>
           </w:p>
         </w:tc>
@@ -6253,7 +6106,7 @@
                 <w:sz w:val="17"/>
                 <w:szCs w:val="17"/>
               </w:rPr>
-              <w:t xml:space="preserve">評価指標の読み方に影響。</w:t>
+              <w:t xml:space="preserve">基本指針が求める災害・感染症対策の体制整備。村内2事業所（GH・通所介護）が対象になり得る。</w:t>
             </w:r>
           </w:p>
         </w:tc>
@@ -6372,7 +6225,7 @@
                 <w:sz w:val="17"/>
                 <w:szCs w:val="17"/>
               </w:rPr>
-              <w:t xml:space="preserve">介護サービス事業所のBCP・要配慮者利用施設の避難確保計画の策定状況</w:t>
+              <w:t xml:space="preserve">介護人材の確保に関する福島県の事業（介護人材確保対策・修学資金貸付）の内容と本村からの利用実績</w:t>
             </w:r>
           </w:p>
         </w:tc>
@@ -6400,7 +6253,7 @@
                 <w:sz w:val="17"/>
                 <w:szCs w:val="17"/>
               </w:rPr>
-              <w:t xml:space="preserve">基本指針が求める災害・感染症対策の体制整備。村内2事業所（GH・通所介護）が対象になり得る。</w:t>
+              <w:t xml:space="preserve">令和8年度の交付金（都道府県分）により、介護人材の確保・サービス提供基盤の整備は福島県が全国平均を13.1点下回る県全体の課題であることが判明した（本村は▲4.8点）。本村単独では動かしにくいため、施策4-6は県の事業と定住自立圏（喜多方市・西会津町）の研修費用助成を活用する形に組み立てたい。</w:t>
             </w:r>
           </w:p>
         </w:tc>
@@ -6491,7 +6344,7 @@
                 <w:szCs w:val="17"/>
               </w:rPr>
               <w:t xml:space="preserve">9
-Ｃ</w:t>
+Ｄ</w:t>
             </w:r>
           </w:p>
         </w:tc>
@@ -6519,7 +6372,7 @@
                 <w:sz w:val="17"/>
                 <w:szCs w:val="17"/>
               </w:rPr>
-              <w:t xml:space="preserve">介護人材の確保に関する福島県の事業（介護人材確保対策・修学資金貸付）の内容と本村からの利用実績</w:t>
+              <w:t xml:space="preserve">介護保険事業状況報告 月報 第2表・第3表（サービス種類別の受給者数）</w:t>
             </w:r>
           </w:p>
         </w:tc>
@@ -6547,7 +6400,7 @@
                 <w:sz w:val="17"/>
                 <w:szCs w:val="17"/>
               </w:rPr>
-              <w:t xml:space="preserve">令和8年度の交付金（都道府県分）により、介護人材の確保・サービス提供基盤の整備は福島県が全国平均を13.1点下回る県全体の課題であることが判明した（本村は▲4.8点）。本村単独では動かしにくいため、施策4-6は県の事業と定住自立圏（喜多方市・西会津町）の研修費用助成を活用する形に組み立てたい。</w:t>
+              <w:t xml:space="preserve">見込量推計の停止要因。見える化にサービス種類別の受給者数の系列はないが、第1号被保険者1人あたり給付月額（D13系列）に第1号被保険者数を乗じ、受給者1人あたり給付月額（D17系列）で除せば受給者数を算出できる。通所介護で検算したところ素案の値（令和5年度37.2・令和6年度42.2・令和7年度38.9人／月）と一致した。</w:t>
             </w:r>
           </w:p>
         </w:tc>
@@ -6666,7 +6519,7 @@
                 <w:sz w:val="17"/>
                 <w:szCs w:val="17"/>
               </w:rPr>
-              <w:t xml:space="preserve">介護保険事業状況報告 月報 第2表・第3表（サービス種類別の受給者数）</w:t>
+              <w:t xml:space="preserve">介護給付と予防給付を分けたサービス種類別の受給者数・給付費</w:t>
             </w:r>
           </w:p>
         </w:tc>
@@ -6694,7 +6547,7 @@
                 <w:sz w:val="17"/>
                 <w:szCs w:val="17"/>
               </w:rPr>
-              <w:t xml:space="preserve">見込量推計の停止要因。見える化にサービス種類別の受給者数の系列はないが、第1号被保険者1人あたり給付月額（D13系列）に第1号被保険者数を乗じ、受給者1人あたり給付月額（D17系列）で除せば受給者数を算出できる。通所介護で検算したところ素案の値（令和5年度37.2・令和6年度42.2・令和7年度38.9人／月）と一致した。</w:t>
+              <w:t xml:space="preserve">計画の様式は介護給付と予防給付を分けて記載する。見える化は両者を合算した値のみ。要支援1・2の在宅受給者は48.3人／月で在宅全体の43%を占めるため、分離しないと予防給付の見込量が立てられない。</w:t>
             </w:r>
           </w:p>
         </w:tc>
@@ -6785,7 +6638,7 @@
                 <w:szCs w:val="17"/>
               </w:rPr>
               <w:t xml:space="preserve">11
-Ｄ</w:t>
+Ｃ</w:t>
             </w:r>
           </w:p>
         </w:tc>
@@ -6813,7 +6666,7 @@
                 <w:sz w:val="17"/>
                 <w:szCs w:val="17"/>
               </w:rPr>
-              <w:t xml:space="preserve">介護給付と予防給付を分けたサービス種類別の受給者数・給付費</w:t>
+              <w:t xml:space="preserve">介護ＳＣＲの将来推計（SCRPACKRWELPRED2025_2050）の提供</w:t>
             </w:r>
           </w:p>
         </w:tc>
@@ -6841,7 +6694,7 @@
                 <w:sz w:val="17"/>
                 <w:szCs w:val="17"/>
               </w:rPr>
-              <w:t xml:space="preserve">計画の様式は介護給付と予防給付を分けて記載する。見える化は両者を合算した値のみ。要支援1・2の在宅受給者は48.3人／月で在宅全体の43%を占めるため、分離しないと予防給付の見込量が立てられない。</w:t>
+              <w:t xml:space="preserve">10/19に受領した介護ＳＣＲの概説（別添1）により、同じ研究班が将来推計のデータセットも作っていることが分かった。</w:t>
             </w:r>
           </w:p>
         </w:tc>
@@ -11252,153 +11105,6 @@
                 <w:szCs w:val="17"/>
               </w:rPr>
               <w:t xml:space="preserve">国の基本指針が権利擁護として記載を求める事項。地域包括支援センターの権利擁護業務の中核でもある。</w:t>
-            </w:r>
-          </w:p>
-        </w:tc>
-        <w:tc>
-          <w:tcPr>
-            <w:tcW w:type="dxa" w:w="1217"/>
-            <w:shd w:fill="FFFFFF" w:val="clear"/>
-            <w:tcMar>
-              <w:top w:type="dxa" w:w="70"/>
-              <w:left w:type="dxa" w:w="90"/>
-              <w:bottom w:type="dxa" w:w="70"/>
-              <w:right w:type="dxa" w:w="90"/>
-            </w:tcMar>
-          </w:tcPr>
-          <w:p>
-            <w:pPr>
-              <w:spacing w:after="0" w:line="250" w:lineRule="exact"/>
-            </w:pPr>
-            <w:r>
-              <w:rPr>
-                <w:rFonts w:ascii="游ゴシック" w:cs="游ゴシック" w:eastAsia="游ゴシック" w:hAnsi="游ゴシック"/>
-                <w:b w:val="false"/>
-                <w:bCs w:val="false"/>
-                <w:color w:val="000000"/>
-                <w:sz w:val="17"/>
-                <w:szCs w:val="17"/>
-              </w:rPr>
-              <w:t xml:space="preserve">―</w:t>
-            </w:r>
-          </w:p>
-        </w:tc>
-        <w:tc>
-          <w:tcPr>
-            <w:tcW w:type="dxa" w:w="1872"/>
-            <w:shd w:fill="FFFFFF" w:val="clear"/>
-            <w:tcMar>
-              <w:top w:type="dxa" w:w="70"/>
-              <w:left w:type="dxa" w:w="90"/>
-              <w:bottom w:type="dxa" w:w="70"/>
-              <w:right w:type="dxa" w:w="90"/>
-            </w:tcMar>
-          </w:tcPr>
-          <w:p>
-            <w:pPr>
-              <w:spacing w:after="0" w:line="250" w:lineRule="exact"/>
-            </w:pPr>
-            <w:r>
-              <w:rPr>
-                <w:rFonts w:ascii="游ゴシック" w:cs="游ゴシック" w:eastAsia="游ゴシック" w:hAnsi="游ゴシック"/>
-                <w:b w:val="false"/>
-                <w:bCs w:val="false"/>
-                <w:color w:val="000000"/>
-                <w:sz w:val="17"/>
-                <w:szCs w:val="17"/>
-              </w:rPr>
-              <w:t xml:space="preserve"/>
-            </w:r>
-          </w:p>
-        </w:tc>
-      </w:tr>
-      <w:tr>
-        <w:trPr>
-          <w:cantSplit/>
-          <w:trHeight w:val="700" w:hRule="atLeast"/>
-        </w:trPr>
-        <w:tc>
-          <w:tcPr>
-            <w:tcW w:type="dxa" w:w="468"/>
-            <w:shd w:fill="FFFFFF" w:val="clear"/>
-            <w:tcMar>
-              <w:top w:type="dxa" w:w="70"/>
-              <w:left w:type="dxa" w:w="90"/>
-              <w:bottom w:type="dxa" w:w="70"/>
-              <w:right w:type="dxa" w:w="90"/>
-            </w:tcMar>
-          </w:tcPr>
-          <w:p>
-            <w:pPr>
-              <w:spacing w:after="0" w:line="250" w:lineRule="exact"/>
-            </w:pPr>
-            <w:r>
-              <w:rPr>
-                <w:rFonts w:ascii="游ゴシック" w:cs="游ゴシック" w:eastAsia="游ゴシック" w:hAnsi="游ゴシック"/>
-                <w:b w:val="false"/>
-                <w:bCs w:val="false"/>
-                <w:color w:val="000000"/>
-                <w:sz w:val="17"/>
-                <w:szCs w:val="17"/>
-              </w:rPr>
-              <w:t xml:space="preserve">42
-Ｃ</w:t>
-            </w:r>
-          </w:p>
-        </w:tc>
-        <w:tc>
-          <w:tcPr>
-            <w:tcW w:type="dxa" w:w="3089"/>
-            <w:shd w:fill="FFFFFF" w:val="clear"/>
-            <w:tcMar>
-              <w:top w:type="dxa" w:w="70"/>
-              <w:left w:type="dxa" w:w="90"/>
-              <w:bottom w:type="dxa" w:w="70"/>
-              <w:right w:type="dxa" w:w="90"/>
-            </w:tcMar>
-          </w:tcPr>
-          <w:p>
-            <w:pPr>
-              <w:spacing w:after="0" w:line="250" w:lineRule="exact"/>
-            </w:pPr>
-            <w:r>
-              <w:rPr>
-                <w:rFonts w:ascii="游ゴシック" w:cs="游ゴシック" w:eastAsia="游ゴシック" w:hAnsi="游ゴシック"/>
-                <w:b w:val="false"/>
-                <w:bCs w:val="false"/>
-                <w:color w:val="000000"/>
-                <w:sz w:val="17"/>
-                <w:szCs w:val="17"/>
-              </w:rPr>
-              <w:t xml:space="preserve">死亡場所別の死亡数（人口動態統計の市町村別の公表の粒度）</w:t>
-            </w:r>
-          </w:p>
-        </w:tc>
-        <w:tc>
-          <w:tcPr>
-            <w:tcW w:type="dxa" w:w="2714"/>
-            <w:shd w:fill="FFFFFF" w:val="clear"/>
-            <w:tcMar>
-              <w:top w:type="dxa" w:w="70"/>
-              <w:left w:type="dxa" w:w="90"/>
-              <w:bottom w:type="dxa" w:w="70"/>
-              <w:right w:type="dxa" w:w="90"/>
-            </w:tcMar>
-          </w:tcPr>
-          <w:p>
-            <w:pPr>
-              <w:spacing w:after="0" w:line="250" w:lineRule="exact"/>
-            </w:pPr>
-            <w:r>
-              <w:rPr>
-                <w:rFonts w:ascii="游ゴシック" w:cs="游ゴシック" w:eastAsia="游ゴシック" w:hAnsi="游ゴシック"/>
-                <w:b w:val="false"/>
-                <w:bCs w:val="false"/>
-                <w:color w:val="000000"/>
-                <w:sz w:val="17"/>
-                <w:szCs w:val="17"/>
-              </w:rPr>
-              <w:t xml:space="preserve">人口動態統計で死亡場所別の死亡数が本村の単位で得られるかどうかを、ご確認いただきたい。数そのものではなく、まず得られるかどうかだけで足りる。施策4-3の看取りへの対応の裏付けに用いる。本村の規模では公表の粒度により値が得られない可能性がある。</w:t>
             </w:r>
           </w:p>
         </w:tc>

--- a/output/13-2_北塩原村第10期_照会票_束2_給付実績・決算と第9期の計画値.docx
+++ b/output/13-2_北塩原村第10期_照会票_束2_給付実績・決算と第9期の計画値.docx
@@ -108,7 +108,7 @@
           <w:sz w:val="22"/>
           <w:szCs w:val="22"/>
         </w:rPr>
-        <w:t xml:space="preserve">ご確認・ご提供をお願いしたい事項　61件</w:t>
+        <w:t xml:space="preserve">ご確認・ご提供をお願いしたい事項　60件</w:t>
       </w:r>
     </w:p>
     <w:p>
@@ -1108,7 +1108,7 @@
                 <w:sz w:val="17"/>
                 <w:szCs w:val="17"/>
               </w:rPr>
-              <w:t xml:space="preserve">41件</w:t>
+              <w:t xml:space="preserve">40件</w:t>
             </w:r>
           </w:p>
         </w:tc>
@@ -1535,7 +1535,7 @@
                 <w:sz w:val="17"/>
                 <w:szCs w:val="17"/>
               </w:rPr>
-              <w:t xml:space="preserve">養護老人ホーム措置・軽費老人ホーム・老人クラブの実績は見える化に系列が一切ない</w:t>
+              <w:t xml:space="preserve">養護老人ホームへの措置・軽費老人ホームの利用・老人クラブの実績（見える化に系列が一切ない）</w:t>
             </w:r>
           </w:p>
         </w:tc>
@@ -4349,7 +4349,7 @@
                 <w:sz w:val="17"/>
                 <w:szCs w:val="17"/>
               </w:rPr>
-              <w:t xml:space="preserve">―</w:t>
+              <w:t xml:space="preserve">是正済み。移動支援は「既存の仕組み（路線バスICカード・コミュニティバス）の活用と周知、届かない範囲の補い方の検討」に書き改め、施策2-1の本文・取組・指標も改めた。配食は事業名を「ひとり暮らし高齢者弁当配達サービス」に改め、年4回を目標として記入した。記載は済んでおり、数値は動かない。</w:t>
             </w:r>
           </w:p>
         </w:tc>
@@ -4496,7 +4496,7 @@
                 <w:sz w:val="17"/>
                 <w:szCs w:val="17"/>
               </w:rPr>
-              <w:t xml:space="preserve">―</w:t>
+              <w:t xml:space="preserve">是正済み。9件のうち8件を4-6(2)の量の目標に加え、在宅福祉サービスを9事業から17事業に改めた。老人福祉法第20条の8第2項が求める記載であり、村が現に実施している事業を落とすと法定記載事項を欠くためである。帯状疱疹予防接種は予防接種による健康の保持の事業と考え、量の目標には掲げていない。</w:t>
             </w:r>
           </w:p>
         </w:tc>
@@ -6253,7 +6253,7 @@
                 <w:sz w:val="17"/>
                 <w:szCs w:val="17"/>
               </w:rPr>
-              <w:t xml:space="preserve">令和8年度の交付金（都道府県分）により、介護人材の確保・サービス提供基盤の整備は福島県が全国平均を13.1点下回る県全体の課題であることが判明した（本村は▲4.8点）。本村単独では動かしにくいため、施策4-6は県の事業と定住自立圏（喜多方市・西会津町）の研修費用助成を活用する形に組み立てたい。</w:t>
+              <w:t xml:space="preserve">介護人材の確保に関する福島県の事業（介護人材確保対策・修学資金貸付）の内容と、本村からの利用実績をご教示いただきたい。令和8年度の交付金（都道府県分）により、介護人材の確保・サービス提供基盤の整備は福島県が全国平均を13.1点下回る県全体の課題であることが判明した（本村は▲4.8点）。</w:t>
             </w:r>
           </w:p>
         </w:tc>
@@ -6638,7 +6638,7 @@
                 <w:szCs w:val="17"/>
               </w:rPr>
               <w:t xml:space="preserve">11
-Ｃ</w:t>
+Ｄ</w:t>
             </w:r>
           </w:p>
         </w:tc>
@@ -6666,7 +6666,7 @@
                 <w:sz w:val="17"/>
                 <w:szCs w:val="17"/>
               </w:rPr>
-              <w:t xml:space="preserve">介護ＳＣＲの将来推計（SCRPACKRWELPRED2025_2050）の提供</w:t>
+              <w:t xml:space="preserve">令和6年度・令和7年度の介護サービス等諸費／介護予防サービス等諸費の決算額</w:t>
             </w:r>
           </w:p>
         </w:tc>
@@ -6694,7 +6694,7 @@
                 <w:sz w:val="17"/>
                 <w:szCs w:val="17"/>
               </w:rPr>
-              <w:t xml:space="preserve">10/19に受領した介護ＳＣＲの概説（別添1）により、同じ研究班が将来推計のデータセットも作っていることが分かった。</w:t>
+              <w:t xml:space="preserve">介護給付費と予防給付費の分離に用いる単価は、見える化D48-b系により令和3〜5年度までしか把握できない。5-4の受給率（令和5〜7年度の3か年平均）と期間が1年ずれている。令和6・7年度の決算で揃える。</w:t>
             </w:r>
           </w:p>
         </w:tc>
@@ -6813,7 +6813,7 @@
                 <w:sz w:val="17"/>
                 <w:szCs w:val="17"/>
               </w:rPr>
-              <w:t xml:space="preserve">令和6年度・令和7年度の介護サービス等諸費／介護予防サービス等諸費の決算額</w:t>
+              <w:t xml:space="preserve">令和6年度決算および令和7年度の給付費見込</w:t>
             </w:r>
           </w:p>
         </w:tc>
@@ -6841,7 +6841,7 @@
                 <w:sz w:val="17"/>
                 <w:szCs w:val="17"/>
               </w:rPr>
-              <w:t xml:space="preserve">介護給付費と予防給付費の分離に用いる単価は、見える化D48-b系により令和3〜5年度までしか把握できない。5-4の受給率（令和5〜7年度の3か年平均）と期間が1年ずれている。令和6・7年度の決算で揃える。</w:t>
+              <w:t xml:space="preserve">第9期の計画値と実績の乖離を確定させるために必要。</w:t>
             </w:r>
           </w:p>
         </w:tc>
@@ -6960,7 +6960,7 @@
                 <w:sz w:val="17"/>
                 <w:szCs w:val="17"/>
               </w:rPr>
-              <w:t xml:space="preserve">令和6年度決算および令和7年度の給付費見込</w:t>
+              <w:t xml:space="preserve">家族介護者リフレッシュ事業・介護用品支給・サポーター養成講座・成年後見の各実績</w:t>
             </w:r>
           </w:p>
         </w:tc>
@@ -6988,7 +6988,7 @@
                 <w:sz w:val="17"/>
                 <w:szCs w:val="17"/>
               </w:rPr>
-              <w:t xml:space="preserve">第9期の計画値と実績の乖離を確定させるために必要。</w:t>
+              <w:t xml:space="preserve">任意事業・認知症施策・成年後見の評価に必要。令和6年度実績、可能であれば令和7年度。</w:t>
             </w:r>
           </w:p>
         </w:tc>
@@ -7107,7 +7107,7 @@
                 <w:sz w:val="17"/>
                 <w:szCs w:val="17"/>
               </w:rPr>
-              <w:t xml:space="preserve">家族介護者リフレッシュ事業・介護用品支給・サポーター養成講座・成年後見の各実績</w:t>
+              <w:t xml:space="preserve">居宅介護支援・介護予防支援の受給者数（居宅と予防の内訳）</w:t>
             </w:r>
           </w:p>
         </w:tc>
@@ -7135,7 +7135,7 @@
                 <w:sz w:val="17"/>
                 <w:szCs w:val="17"/>
               </w:rPr>
-              <w:t xml:space="preserve">任意事業・認知症施策・成年後見の評価に必要。令和6年度実績、可能であれば令和7年度。</w:t>
+              <w:t xml:space="preserve">合計人数は見える化の2系列から逆算して解決した（D13-r×B1÷D17-l）。令和3〜7年度の逆算値86.7／91.3／98.0／112.0／111.1人は在宅サービス受給者数と0.1人以内で一致する。残るのは居宅介護支援と介護予防支援の内訳のみ。見える化では分けられない。</w:t>
             </w:r>
           </w:p>
         </w:tc>
@@ -7191,7 +7191,7 @@
                 <w:sz w:val="17"/>
                 <w:szCs w:val="17"/>
               </w:rPr>
-              <w:t xml:space="preserve"/>
+              <w:t xml:space="preserve">（一部ご回答済）</w:t>
             </w:r>
           </w:p>
         </w:tc>
@@ -7254,7 +7254,7 @@
                 <w:sz w:val="17"/>
                 <w:szCs w:val="17"/>
               </w:rPr>
-              <w:t xml:space="preserve">居宅介護支援・介護予防支援の受給者数（居宅と予防の内訳）</w:t>
+              <w:t xml:space="preserve">成果目標・活動指標の目標値の設定方針（認定率を据置とするか／トレンド継続か／政策効果を織り込むか）</w:t>
             </w:r>
           </w:p>
         </w:tc>
@@ -7282,40 +7282,40 @@
                 <w:sz w:val="17"/>
                 <w:szCs w:val="17"/>
               </w:rPr>
+              <w:t xml:space="preserve">政策効果を織り込む案を採る場合は、その根拠を指標に置く必要がある。</w:t>
+            </w:r>
+          </w:p>
+        </w:tc>
+        <w:tc>
+          <w:tcPr>
+            <w:tcW w:type="dxa" w:w="1217"/>
+            <w:shd w:fill="FFFFFF" w:val="clear"/>
+            <w:tcMar>
+              <w:top w:type="dxa" w:w="70"/>
+              <w:left w:type="dxa" w:w="90"/>
+              <w:bottom w:type="dxa" w:w="70"/>
+              <w:right w:type="dxa" w:w="90"/>
+            </w:tcMar>
+          </w:tcPr>
+          <w:p>
+            <w:pPr>
+              <w:spacing w:after="0" w:line="250" w:lineRule="exact"/>
+            </w:pPr>
+            <w:r>
+              <w:rPr>
+                <w:rFonts w:ascii="游ゴシック" w:cs="游ゴシック" w:eastAsia="游ゴシック" w:hAnsi="游ゴシック"/>
+                <w:b w:val="false"/>
+                <w:bCs w:val="false"/>
+                <w:color w:val="000000"/>
+                <w:sz w:val="17"/>
+                <w:szCs w:val="17"/>
+              </w:rPr>
               <w:t xml:space="preserve">―</w:t>
             </w:r>
           </w:p>
         </w:tc>
         <w:tc>
           <w:tcPr>
-            <w:tcW w:type="dxa" w:w="1217"/>
-            <w:shd w:fill="FFFFFF" w:val="clear"/>
-            <w:tcMar>
-              <w:top w:type="dxa" w:w="70"/>
-              <w:left w:type="dxa" w:w="90"/>
-              <w:bottom w:type="dxa" w:w="70"/>
-              <w:right w:type="dxa" w:w="90"/>
-            </w:tcMar>
-          </w:tcPr>
-          <w:p>
-            <w:pPr>
-              <w:spacing w:after="0" w:line="250" w:lineRule="exact"/>
-            </w:pPr>
-            <w:r>
-              <w:rPr>
-                <w:rFonts w:ascii="游ゴシック" w:cs="游ゴシック" w:eastAsia="游ゴシック" w:hAnsi="游ゴシック"/>
-                <w:b w:val="false"/>
-                <w:bCs w:val="false"/>
-                <w:color w:val="000000"/>
-                <w:sz w:val="17"/>
-                <w:szCs w:val="17"/>
-              </w:rPr>
-              <w:t xml:space="preserve">―</w:t>
-            </w:r>
-          </w:p>
-        </w:tc>
-        <w:tc>
-          <w:tcPr>
             <w:tcW w:type="dxa" w:w="1872"/>
             <w:shd w:fill="FFFFFF" w:val="clear"/>
             <w:tcMar>
@@ -7338,7 +7338,7 @@
                 <w:sz w:val="17"/>
                 <w:szCs w:val="17"/>
               </w:rPr>
-              <w:t xml:space="preserve">（一部ご回答済）</w:t>
+              <w:t xml:space="preserve"/>
             </w:r>
           </w:p>
         </w:tc>
@@ -7401,7 +7401,7 @@
                 <w:sz w:val="17"/>
                 <w:szCs w:val="17"/>
               </w:rPr>
-              <w:t xml:space="preserve">成果目標・活動指標の目標値の設定方針（認定率を据置とするか／トレンド継続か／政策効果を織り込むか）</w:t>
+              <w:t xml:space="preserve">新高額障害福祉サービス等給付費の対象となる介護保険サービスの種類と本村の該当者</w:t>
             </w:r>
           </w:p>
         </w:tc>
@@ -7429,7 +7429,7 @@
                 <w:sz w:val="17"/>
                 <w:szCs w:val="17"/>
               </w:rPr>
-              <w:t xml:space="preserve">政策効果を織り込む案を採る場合は、その根拠を指標に置く必要がある。</w:t>
+              <w:t xml:space="preserve">65歳に達する前の5年間に相当する障害福祉サービスの支給決定を受けていた方などについて、介護保険の利用者負担が償還される制度である。償還の対象となる介護保険サービスの種類は限られており、障がい福祉計画は介護予防サービスを対象外としている。本村に該当者がいるかをご教示いただきたい。</w:t>
             </w:r>
           </w:p>
         </w:tc>
@@ -7520,7 +7520,7 @@
                 <w:szCs w:val="17"/>
               </w:rPr>
               <w:t xml:space="preserve">17
-Ｄ</w:t>
+Ｃ</w:t>
             </w:r>
           </w:p>
         </w:tc>
@@ -7548,7 +7548,7 @@
                 <w:sz w:val="17"/>
                 <w:szCs w:val="17"/>
               </w:rPr>
-              <w:t xml:space="preserve">新高額障害福祉サービス等給付費の対象となる介護保険サービスの種類と本村の該当者</w:t>
+              <w:t xml:space="preserve">村公式HPに載っている高齢者福祉の取組のうち、本計画に書き込むものの確認</w:t>
             </w:r>
           </w:p>
         </w:tc>
@@ -7576,7 +7576,7 @@
                 <w:sz w:val="17"/>
                 <w:szCs w:val="17"/>
               </w:rPr>
-              <w:t xml:space="preserve">―</w:t>
+              <w:t xml:space="preserve">第8期障がい福祉計画の検討のために村公式HPを整理した資料の提供を受けた。本計画に関わる記述が次のとおりある。いずれも村HPの二次的な整理であり原典ではなく、当方の環境から村HPを開けないため（proxyが403）素案には書き込んでいない。原典（村HPまたは村の資料）でご確認いただくか、記載の可否をご教示いただきたい。</w:t>
             </w:r>
           </w:p>
         </w:tc>
@@ -7695,7 +7695,7 @@
                 <w:sz w:val="17"/>
                 <w:szCs w:val="17"/>
               </w:rPr>
-              <w:t xml:space="preserve">村公式HPに載っている高齢者福祉の取組のうち、本計画に書き込むものの確認</w:t>
+              <w:t xml:space="preserve">村内の介護サービス事業所の従事者数（常勤換算・職種別）</w:t>
             </w:r>
           </w:p>
         </w:tc>
@@ -7723,7 +7723,7 @@
                 <w:sz w:val="17"/>
                 <w:szCs w:val="17"/>
               </w:rPr>
-              <w:t xml:space="preserve">―</w:t>
+              <w:t xml:space="preserve">村内の介護サービス事業所の従事者数（常勤換算・職種別）を、把握されている範囲でご教示いただきたい。いただければ、村内で供給する分の介護人材の必要数を人員配置基準により算定できる。国の基本指針は介護人材の必要数の見通しを踏まえた計画の策定を求めているが、本村は事業所の従事者数の実績を持たないため必要数を直接には算定できない。</w:t>
             </w:r>
           </w:p>
         </w:tc>
@@ -7842,7 +7842,7 @@
                 <w:sz w:val="17"/>
                 <w:szCs w:val="17"/>
               </w:rPr>
-              <w:t xml:space="preserve">村内の介護サービス事業所の従事者数（常勤換算・職種別）</w:t>
+              <w:t xml:space="preserve">村内の住宅型有料老人ホーム・サービス付き高齢者向け住宅の有無（老人福祉法第29条の届出・高齢者住まい法の登録。県の所管）</w:t>
             </w:r>
           </w:p>
         </w:tc>
@@ -7870,7 +7870,7 @@
                 <w:sz w:val="17"/>
                 <w:szCs w:val="17"/>
               </w:rPr>
-              <w:t xml:space="preserve">村内の介護サービス事業所の従事者数（常勤換算・職種別）を、把握されている範囲でご教示いただきたい。いただければ、村内で供給する分の介護人材の必要数を人員配置基準により算定できる。国の基本指針は介護人材の必要数の見通しを踏まえた計画の策定を求めているが、本村は事業所の従事者数の実績を持たないため必要数を直接には算定できない。</w:t>
+              <w:t xml:space="preserve">村内に住宅型有料老人ホーム・サービス付き高齢者向け住宅があるかどうかを、県にご照会いただきたい。有無だけで足り、あれば戸数と入居者数もいただきたい。</w:t>
             </w:r>
           </w:p>
         </w:tc>
@@ -7989,7 +7989,7 @@
                 <w:sz w:val="17"/>
                 <w:szCs w:val="17"/>
               </w:rPr>
-              <w:t xml:space="preserve">村内の住宅型有料老人ホーム・サービス付き高齢者向け住宅の有無（老人福祉法第29条の届出・高齢者住まい法の登録。県の所管）</w:t>
+              <w:t xml:space="preserve">村内の居宅介護支援事業所は1か所か2か所か</w:t>
             </w:r>
           </w:p>
         </w:tc>
@@ -8017,7 +8017,7 @@
                 <w:sz w:val="17"/>
                 <w:szCs w:val="17"/>
               </w:rPr>
-              <w:t xml:space="preserve">村内に住宅型有料老人ホーム・サービス付き高齢者向け住宅があるかどうかを、県にご照会いただきたい。有無だけで足り、あれば戸数と入居者数もいただきたい。</w:t>
+              <w:t xml:space="preserve">素案2-5の事業所数の表は見える化システムにより令和5年度から2か所としているが、高齢者サービスの手引き（令和8年度版）のサービス事業者一覧には北塩原村社会福祉協議会 居宅介護支援事業所の1事業所しか載っていない。令和6年度以降に1か所になったのか、手引きが主なものだけを載せているのかをご教示いただきたい。</w:t>
             </w:r>
           </w:p>
         </w:tc>
@@ -8108,7 +8108,7 @@
                 <w:szCs w:val="17"/>
               </w:rPr>
               <w:t xml:space="preserve">21
-Ｃ</w:t>
+Ｄ</w:t>
             </w:r>
           </w:p>
         </w:tc>
@@ -8136,7 +8136,7 @@
                 <w:sz w:val="17"/>
                 <w:szCs w:val="17"/>
               </w:rPr>
-              <w:t xml:space="preserve">村内の居宅介護支援事業所は1か所か2か所か</w:t>
+              <w:t xml:space="preserve">村内の認知症対応型共同生活介護の入退所の状況（年度ごとの入所者数・退所者数と退所の理由）</w:t>
             </w:r>
           </w:p>
         </w:tc>
@@ -8164,7 +8164,7 @@
                 <w:sz w:val="17"/>
                 <w:szCs w:val="17"/>
               </w:rPr>
-              <w:t xml:space="preserve">―</w:t>
+              <w:t xml:space="preserve">村内の認知症対応型共同生活介護（定員27人）について、年度ごとの入所者数・退所者数と退所の理由を、把握されている範囲でご提供いただきたい。定員の見直しを行うかどうか（施策3-2）の判断に用いる。</w:t>
             </w:r>
           </w:p>
         </w:tc>
@@ -8255,7 +8255,7 @@
                 <w:szCs w:val="17"/>
               </w:rPr>
               <w:t xml:space="preserve">22
-Ｄ</w:t>
+Ｃ</w:t>
             </w:r>
           </w:p>
         </w:tc>
@@ -8283,7 +8283,7 @@
                 <w:sz w:val="17"/>
                 <w:szCs w:val="17"/>
               </w:rPr>
-              <w:t xml:space="preserve">村内の認知症対応型共同生活介護の入退所の状況（年度ごとの入所者数・退所者数と退所の理由）</w:t>
+              <w:t xml:space="preserve">村外事業所の通常の事業実施地域（重要事項説明書または指定情報）</w:t>
             </w:r>
           </w:p>
         </w:tc>
@@ -8311,7 +8311,7 @@
                 <w:sz w:val="17"/>
                 <w:szCs w:val="17"/>
               </w:rPr>
-              <w:t xml:space="preserve">村内の認知症対応型共同生活介護（定員27人）について、年度ごとの入所者数・退所者数と退所の理由を、把握されている範囲でご提供いただきたい。定員の見直しを行うかどうか（施策3-2）の判断に用いる。</w:t>
+              <w:t xml:space="preserve">別表第七。村内にほぼ事業所がないため、どの村外事業所が本村を事業実施地域に含むかが供給の範囲を決める。5-4(14)の24時間対応サービスの確保方策①の可否に直結する。</w:t>
             </w:r>
           </w:p>
         </w:tc>
@@ -8402,7 +8402,7 @@
                 <w:szCs w:val="17"/>
               </w:rPr>
               <w:t xml:space="preserve">23
-Ｃ</w:t>
+Ｄ</w:t>
             </w:r>
           </w:p>
         </w:tc>
@@ -8430,7 +8430,7 @@
                 <w:sz w:val="17"/>
                 <w:szCs w:val="17"/>
               </w:rPr>
-              <w:t xml:space="preserve">村外事業所の通常の事業実施地域（重要事項説明書または指定情報）</w:t>
+              <w:t xml:space="preserve">村外施設の入退所・待機の実績（介護老人福祉施設・介護老人保健施設・介護医療院）</w:t>
             </w:r>
           </w:p>
         </w:tc>
@@ -8458,7 +8458,7 @@
                 <w:sz w:val="17"/>
                 <w:szCs w:val="17"/>
               </w:rPr>
-              <w:t xml:space="preserve">別表第七。村内にほぼ事業所がないため、どの村外事業所が本村を事業実施地域に含むかが供給の範囲を決める。5-4(14)の24時間対応サービスの確保方策①の可否に直結する。</w:t>
+              <w:t xml:space="preserve">村外の介護老人福祉施設・介護老人保健施設・介護医療院について、本村の被保険者の入退所と待機の実績を、把握されている範囲でご提供いただきたい。5-4(13)の真に入所が必要と判断される被保険者の把握と、認知症対応型共同生活介護27人分の定員を変えるかどうかの判断に用いる。基本指針の別表 事項七が求める入所率・入退所の状況にあたる。</w:t>
             </w:r>
           </w:p>
         </w:tc>
@@ -8577,7 +8577,7 @@
                 <w:sz w:val="17"/>
                 <w:szCs w:val="17"/>
               </w:rPr>
-              <w:t xml:space="preserve">村外施設の入退所・待機の実績（介護老人福祉施設・介護老人保健施設・介護医療院）</w:t>
+              <w:t xml:space="preserve">特別会計の歳入内訳の区分変更の有無（令和3→4年度）</w:t>
             </w:r>
           </w:p>
         </w:tc>
@@ -8605,7 +8605,7 @@
                 <w:sz w:val="17"/>
                 <w:szCs w:val="17"/>
               </w:rPr>
-              <w:t xml:space="preserve">村外の介護老人福祉施設・介護老人保健施設・介護医療院について、本村の被保険者の入退所と待機の実績を、把握されている範囲でご提供いただきたい。5-4(13)の真に入所が必要と判断される被保険者の把握と、認知症対応型共同生活介護27人分の定員を変えるかどうかの判断に用いる。基本指針の別表 事項七が求める入所率・入退所の状況にあたる。</w:t>
+              <w:t xml:space="preserve">総務費繰入金・低所得者保険料軽減繰入金が0になり一般会計繰入金が急増。時系列グラフが不連続になる。</w:t>
             </w:r>
           </w:p>
         </w:tc>
@@ -8696,7 +8696,7 @@
                 <w:szCs w:val="17"/>
               </w:rPr>
               <w:t xml:space="preserve">25
-Ｄ</w:t>
+Ｃ</w:t>
             </w:r>
           </w:p>
         </w:tc>
@@ -8724,7 +8724,7 @@
                 <w:sz w:val="17"/>
                 <w:szCs w:val="17"/>
               </w:rPr>
-              <w:t xml:space="preserve">特別会計の歳入内訳の区分変更の有無（令和3→4年度）</w:t>
+              <w:t xml:space="preserve">特定健診・後期高齢者健診の受診率、特定保健指導の実施率</w:t>
             </w:r>
           </w:p>
         </w:tc>
@@ -8752,7 +8752,7 @@
                 <w:sz w:val="17"/>
                 <w:szCs w:val="17"/>
               </w:rPr>
-              <w:t xml:space="preserve">総務費繰入金・低所得者保険料軽減繰入金が0になり一般会計繰入金が急増。時系列グラフが不連続になる。</w:t>
+              <w:t xml:space="preserve">介護予防と保健事業の一体的実施（施策1-6）の評価に必要。</w:t>
             </w:r>
           </w:p>
         </w:tc>
@@ -8871,7 +8871,7 @@
                 <w:sz w:val="17"/>
                 <w:szCs w:val="17"/>
               </w:rPr>
-              <w:t xml:space="preserve">特定健診・後期高齢者健診の受診率、特定保健指導の実施率</w:t>
+              <w:t xml:space="preserve">特定健診・後期高齢者健診の受診率（見える化に系列がない）</w:t>
             </w:r>
           </w:p>
         </w:tc>
@@ -8899,7 +8899,7 @@
                 <w:sz w:val="17"/>
                 <w:szCs w:val="17"/>
               </w:rPr>
-              <w:t xml:space="preserve">介護予防と保健事業の一体的実施（施策1-6）の評価に必要。</w:t>
+              <w:t xml:space="preserve">特定健診・後期高齢者健診の受診率をご提供いただきたい。施策1-6（保健事業と介護予防の一体的実施）の指標に用いる。見える化に系列がないため、村または国保データベース（KDB）システムから取る。KDBは見える化とは別のシステムであり、アクセスの可否を村に確認する。</w:t>
             </w:r>
           </w:p>
         </w:tc>
@@ -8990,7 +8990,7 @@
                 <w:szCs w:val="17"/>
               </w:rPr>
               <w:t xml:space="preserve">27
-Ｃ</w:t>
+Ｄ</w:t>
             </w:r>
           </w:p>
         </w:tc>
@@ -9018,7 +9018,7 @@
                 <w:sz w:val="17"/>
                 <w:szCs w:val="17"/>
               </w:rPr>
-              <w:t xml:space="preserve">特定健診・後期高齢者健診の受診率は見える化に系列がない</w:t>
+              <w:t xml:space="preserve">特定福祉用具販売・住宅改修の件数（令和5〜7年度）</w:t>
             </w:r>
           </w:p>
         </w:tc>
@@ -9046,7 +9046,7 @@
                 <w:sz w:val="17"/>
                 <w:szCs w:val="17"/>
               </w:rPr>
-              <w:t xml:space="preserve">施策1-6（保健事業と介護予防の一体的実施）の指標に用いる。見える化に系列がないため、村または国保データベース（KDB）システムから取る。KDBは見える化とは別のシステムであり、アクセスの可否を村に確認する。</w:t>
+              <w:t xml:space="preserve">計画の様式は「件／年」で記載する。見える化は給付費のみで件数の系列がない。</w:t>
             </w:r>
           </w:p>
         </w:tc>
@@ -9137,7 +9137,7 @@
                 <w:szCs w:val="17"/>
               </w:rPr>
               <w:t xml:space="preserve">28
-Ｄ</w:t>
+Ｃ</w:t>
             </w:r>
           </w:p>
         </w:tc>
@@ -9165,7 +9165,7 @@
                 <w:sz w:val="17"/>
                 <w:szCs w:val="17"/>
               </w:rPr>
-              <w:t xml:space="preserve">特定福祉用具販売・住宅改修の件数（令和5〜7年度）</w:t>
+              <w:t xml:space="preserve">福島県保健医療計画（第八次）の会津・南会津区域に関する記載</w:t>
             </w:r>
           </w:p>
         </w:tc>
@@ -9193,7 +9193,7 @@
                 <w:sz w:val="17"/>
                 <w:szCs w:val="17"/>
               </w:rPr>
-              <w:t xml:space="preserve">計画の様式は「件／年」で記載する。見える化は給付費のみで件数の系列がない。</w:t>
+              <w:t xml:space="preserve">介護保険法第117条により本計画は医療計画と整合が図られたものでなければならない（引いていた「第117条第5項」は誤りであり、10/15に項番号を落とした。素案1-4に整合の記述を追加したが内容が未確定。</w:t>
             </w:r>
           </w:p>
         </w:tc>
@@ -9312,7 +9312,7 @@
                 <w:sz w:val="17"/>
                 <w:szCs w:val="17"/>
               </w:rPr>
-              <w:t xml:space="preserve">福島県保健医療計画（第八次）の会津・南会津区域に関する記載</w:t>
+              <w:t xml:space="preserve">第9期概要版④「地域支援事業費」の集計範囲（任意事業の扱い）</w:t>
             </w:r>
           </w:p>
         </w:tc>
@@ -9340,7 +9340,7 @@
                 <w:sz w:val="17"/>
                 <w:szCs w:val="17"/>
               </w:rPr>
-              <w:t xml:space="preserve">介護保険法第117条により本計画は医療計画と整合が図られたものでなければならない（引いていた「第117条第5項」は誤りであり、10/15に項番号を落とした。素案1-4に整合の記述を追加したが内容が未確定。</w:t>
+              <w:t xml:space="preserve">決算と6,300〜10,100千円ずれる。揃えないと第10期が第9期と比較不能になる。</w:t>
             </w:r>
           </w:p>
         </w:tc>
@@ -9459,7 +9459,7 @@
                 <w:sz w:val="17"/>
                 <w:szCs w:val="17"/>
               </w:rPr>
-              <w:t xml:space="preserve">第9期概要版④「地域支援事業費」の集計範囲（任意事業の扱い）</w:t>
+              <w:t xml:space="preserve">第9期計画の本文（第5章81〜92ページ）</w:t>
             </w:r>
           </w:p>
         </w:tc>
@@ -9487,7 +9487,7 @@
                 <w:sz w:val="17"/>
                 <w:szCs w:val="17"/>
               </w:rPr>
-              <w:t xml:space="preserve">決算と6,300〜10,100千円ずれる。揃えないと第10期が第9期と比較不能になる。</w:t>
+              <w:t xml:space="preserve">老人福祉事業の量の目標を第9期計画のどこに記載していたかを確認し、第10期の配置を揃えるために必要。現在は第4章末（4-6）に置いている。</w:t>
             </w:r>
           </w:p>
         </w:tc>
@@ -9578,7 +9578,7 @@
                 <w:szCs w:val="17"/>
               </w:rPr>
               <w:t xml:space="preserve">31
-Ｃ</w:t>
+Ｄ</w:t>
             </w:r>
           </w:p>
         </w:tc>
@@ -9606,7 +9606,7 @@
                 <w:sz w:val="17"/>
                 <w:szCs w:val="17"/>
               </w:rPr>
-              <w:t xml:space="preserve">第9期計画の本文（第5章81〜92ページ）</w:t>
+              <w:t xml:space="preserve">老人福祉事業の量の実績（養護老人ホーム措置・軽費老人ホーム・老人クラブ）</w:t>
             </w:r>
           </w:p>
         </w:tc>
@@ -9634,7 +9634,7 @@
                 <w:sz w:val="17"/>
                 <w:szCs w:val="17"/>
               </w:rPr>
-              <w:t xml:space="preserve">老人福祉事業の量の目標を第9期計画のどこに記載していたかを確認し、第10期の配置を揃えるために必要。現在は第4章末（4-6）に置いている。</w:t>
+              <w:t xml:space="preserve">老人福祉法第20条の8第2項が「定めるものとする」とする義務的記載事項。素案に量の目標の表がなかったため4-6を新設したが、実績値がないと目標が置けない。</w:t>
             </w:r>
           </w:p>
         </w:tc>
@@ -9753,7 +9753,7 @@
                 <w:sz w:val="17"/>
                 <w:szCs w:val="17"/>
               </w:rPr>
-              <w:t xml:space="preserve">老人福祉事業の量の実績（養護老人ホーム措置・軽費老人ホーム・老人クラブ）</w:t>
+              <w:t xml:space="preserve">訪問入浴介護・地域密着型通所介護を0に戻すかどうか</w:t>
             </w:r>
           </w:p>
         </w:tc>
@@ -9781,7 +9781,7 @@
                 <w:sz w:val="17"/>
                 <w:szCs w:val="17"/>
               </w:rPr>
-              <w:t xml:space="preserve">老人福祉法第20条の8第2項が「定めるものとする」とする義務的記載事項。素案に量の目標の表がなかったため4-6を新設したが、実績値がないと目標が置けない。</w:t>
+              <w:t xml:space="preserve">令和7年度の利用は0だが、3か年平均により令和9年度以降も0.6人／月・0.3人／月が立っている。直近に利用のないサービスを3か年平均で復活させてよいかの判断。利用の見込みの有無を村に確認する。</w:t>
             </w:r>
           </w:p>
         </w:tc>
@@ -9900,7 +9900,7 @@
                 <w:sz w:val="17"/>
                 <w:szCs w:val="17"/>
               </w:rPr>
-              <w:t xml:space="preserve">訪問入浴介護・地域密着型通所介護を0に戻すかどうか</w:t>
+              <w:t xml:space="preserve">訪問診療・訪問看護の提供実績（村内外の事業所別・令和6〜7年度）</w:t>
             </w:r>
           </w:p>
         </w:tc>
@@ -9928,7 +9928,7 @@
                 <w:sz w:val="17"/>
                 <w:szCs w:val="17"/>
               </w:rPr>
-              <w:t xml:space="preserve">令和7年度の利用は0だが、3か年平均により令和9年度以降も0.6人／月・0.3人／月が立っている。直近に利用のないサービスを3か年平均で復活させてよいかの判断。利用の見込みの有無を村に確認する。</w:t>
+              <w:t xml:space="preserve">素案の施策4-3に在宅医療・介護連携の4場面ごとの目指すべき姿を新設し、①日常の療養支援の現状を【要確認】としている。村内は南東北裏磐梯診療所・桧原診療所の2か所で訪問看護事業所は村内にない。訪問診療の実施状況と村外からの訪問看護の提供量が分からないと、日常の療養支援の余力を示せない。県への提供依頼で把握できる範囲もあわせてご相談したい。</w:t>
             </w:r>
           </w:p>
         </w:tc>
@@ -10047,7 +10047,7 @@
                 <w:sz w:val="17"/>
                 <w:szCs w:val="17"/>
               </w:rPr>
-              <w:t xml:space="preserve">訪問診療・訪問看護の提供実績（村内外の事業所別・令和6〜7年度）</w:t>
+              <w:t xml:space="preserve">診療所（南東北裏磐梯・桧原）の診療日数および患者数</w:t>
             </w:r>
           </w:p>
         </w:tc>
@@ -10075,7 +10075,7 @@
                 <w:sz w:val="17"/>
                 <w:szCs w:val="17"/>
               </w:rPr>
-              <w:t xml:space="preserve">素案の施策4-3に在宅医療・介護連携の4場面ごとの目指すべき姿を新設し、①日常の療養支援の現状を【要確認】としている。村内は南東北裏磐梯診療所・桧原診療所の2か所で訪問看護事業所は村内にない。訪問診療の実施状況と村外からの訪問看護の提供量が分からないと、日常の療養支援の余力を示せない。県への提供依頼で把握できる範囲もあわせてご相談したい。</w:t>
+              <w:t xml:space="preserve">在宅医療・介護連携の分析に直結するがこれまで把握していなかった。</w:t>
             </w:r>
           </w:p>
         </w:tc>
@@ -10194,7 +10194,7 @@
                 <w:sz w:val="17"/>
                 <w:szCs w:val="17"/>
               </w:rPr>
-              <w:t xml:space="preserve">診療所（南東北裏磐梯・桧原）の診療日数および患者数</w:t>
+              <w:t xml:space="preserve">認知症対応型共同生活介護の定員（27人）を超える需要への対応方針</w:t>
             </w:r>
           </w:p>
         </w:tc>
@@ -10222,7 +10222,7 @@
                 <w:sz w:val="17"/>
                 <w:szCs w:val="17"/>
               </w:rPr>
-              <w:t xml:space="preserve">在宅医療・介護連携の分析に直結するがこれまで把握していなかった。</w:t>
+              <w:t xml:space="preserve">令和7年度の居住系受給者は26.9人／月で、村内GHの定員27人に対する稼働率は93%。第10期に居住系の利用が増える見込みだが村内に受け皿の余地がない。施設整備の意向、村外施設での対応、在宅での対応のいずれを取るかで見込量と施策の両方が変わる。</w:t>
             </w:r>
           </w:p>
         </w:tc>
@@ -10341,7 +10341,7 @@
                 <w:sz w:val="17"/>
                 <w:szCs w:val="17"/>
               </w:rPr>
-              <w:t xml:space="preserve">認知症対応型共同生活介護の定員（27人）を超える需要への対応方針</w:t>
+              <w:t xml:space="preserve">認知症対応型共同生活介護の待機の状況（定員27人に対し令和9〜11年度の利用者数が27人で到達率100%）</w:t>
             </w:r>
           </w:p>
         </w:tc>
@@ -10369,7 +10369,7 @@
                 <w:sz w:val="17"/>
                 <w:szCs w:val="17"/>
               </w:rPr>
-              <w:t xml:space="preserve">令和7年度の居住系受給者は26.9人／月で、村内GHの定員27人に対する稼働率は93%。第10期に居住系の利用が増える見込みだが村内に受け皿の余地がない。施設整備の意向、村外施設での対応、在宅での対応のいずれを取るかで見込量と施策の両方が変わる。</w:t>
+              <w:t xml:space="preserve">村内の認知症高齢者グループホームの待機の状況（人数・待機期間）をご教示いただきたい。県の整備量見込みシートにより、村内の認知症高齢者グループホームは定員27人・整備数0で、利用者数は令和8年度26人から令和9年度以降27人（到達率100%）となることが確定した。満床の見込みであるため、待機者がいる場合は村外の施設または在宅での対応になる。</w:t>
             </w:r>
           </w:p>
         </w:tc>
@@ -10488,7 +10488,7 @@
                 <w:sz w:val="17"/>
                 <w:szCs w:val="17"/>
               </w:rPr>
-              <w:t xml:space="preserve">認知症対応型共同生活介護の待機の状況（定員27人に対し令和9〜11年度の利用者数が27人で到達率100%）</w:t>
+              <w:t xml:space="preserve">認知症対応型通所介護を再開するかどうか</w:t>
             </w:r>
           </w:p>
         </w:tc>
@@ -10516,7 +10516,7 @@
                 <w:sz w:val="17"/>
                 <w:szCs w:val="17"/>
               </w:rPr>
-              <w:t xml:space="preserve">県の整備量見込みシートにより、村内の認知症高齢者グループホームは定員27人・整備数0で、利用者数は令和8年度26人から令和9年度以降27人（到達率100%）となることが確定した。満床の見込みであるため、待機者がいる場合は村外の施設または在宅での対応になる。</w:t>
+              <w:t xml:space="preserve">平成30年度を最後に実績がない。地域密着型サービスは村の指定によりはじめて提供されるため村の判断による。認知症高齢者が増えるなかで在宅を支える類型として検討の余地がある。</w:t>
             </w:r>
           </w:p>
         </w:tc>
@@ -10635,7 +10635,7 @@
                 <w:sz w:val="17"/>
                 <w:szCs w:val="17"/>
               </w:rPr>
-              <w:t xml:space="preserve">認知症対応型通所介護を再開するかどうか</w:t>
+              <w:t xml:space="preserve">高齢者生きがい健康づくり事業・高齢者教室の実施状況（開催回数・参加人数）</w:t>
             </w:r>
           </w:p>
         </w:tc>
@@ -10663,7 +10663,7 @@
                 <w:sz w:val="17"/>
                 <w:szCs w:val="17"/>
               </w:rPr>
-              <w:t xml:space="preserve">平成30年度を最後に実績がない。地域密着型サービスは村の指定によりはじめて提供されるため村の判断による。認知症高齢者が増えるなかで在宅を支える類型として検討の余地がある。</w:t>
+              <w:t xml:space="preserve">教育委員会所管。介護予防（通いの場）の実績にカウントできるものがあるかを確認。</w:t>
             </w:r>
           </w:p>
         </w:tc>
@@ -10782,7 +10782,7 @@
                 <w:sz w:val="17"/>
                 <w:szCs w:val="17"/>
               </w:rPr>
-              <w:t xml:space="preserve">高齢者生きがい健康づくり事業・高齢者教室の実施状況（開催回数・参加人数）</w:t>
+              <w:t xml:space="preserve">高齢者福祉事業（村単独事業）の実績資料</w:t>
             </w:r>
           </w:p>
         </w:tc>
@@ -10810,7 +10810,7 @@
                 <w:sz w:val="17"/>
                 <w:szCs w:val="17"/>
               </w:rPr>
-              <w:t xml:space="preserve">教育委員会所管。介護予防（通いの場）の実績にカウントできるものがあるかを確認。</w:t>
+              <w:t xml:space="preserve">現行計画の評価に必要。</w:t>
             </w:r>
           </w:p>
         </w:tc>
@@ -10901,153 +10901,6 @@
                 <w:szCs w:val="17"/>
               </w:rPr>
               <w:t xml:space="preserve">40
-Ｄ</w:t>
-            </w:r>
-          </w:p>
-        </w:tc>
-        <w:tc>
-          <w:tcPr>
-            <w:tcW w:type="dxa" w:w="3089"/>
-            <w:shd w:fill="FFFFFF" w:val="clear"/>
-            <w:tcMar>
-              <w:top w:type="dxa" w:w="70"/>
-              <w:left w:type="dxa" w:w="90"/>
-              <w:bottom w:type="dxa" w:w="70"/>
-              <w:right w:type="dxa" w:w="90"/>
-            </w:tcMar>
-          </w:tcPr>
-          <w:p>
-            <w:pPr>
-              <w:spacing w:after="0" w:line="250" w:lineRule="exact"/>
-            </w:pPr>
-            <w:r>
-              <w:rPr>
-                <w:rFonts w:ascii="游ゴシック" w:cs="游ゴシック" w:eastAsia="游ゴシック" w:hAnsi="游ゴシック"/>
-                <w:b w:val="false"/>
-                <w:bCs w:val="false"/>
-                <w:color w:val="000000"/>
-                <w:sz w:val="17"/>
-                <w:szCs w:val="17"/>
-              </w:rPr>
-              <w:t xml:space="preserve">高齢者福祉事業（村単独事業）の実績資料</w:t>
-            </w:r>
-          </w:p>
-        </w:tc>
-        <w:tc>
-          <w:tcPr>
-            <w:tcW w:type="dxa" w:w="2714"/>
-            <w:shd w:fill="FFFFFF" w:val="clear"/>
-            <w:tcMar>
-              <w:top w:type="dxa" w:w="70"/>
-              <w:left w:type="dxa" w:w="90"/>
-              <w:bottom w:type="dxa" w:w="70"/>
-              <w:right w:type="dxa" w:w="90"/>
-            </w:tcMar>
-          </w:tcPr>
-          <w:p>
-            <w:pPr>
-              <w:spacing w:after="0" w:line="250" w:lineRule="exact"/>
-            </w:pPr>
-            <w:r>
-              <w:rPr>
-                <w:rFonts w:ascii="游ゴシック" w:cs="游ゴシック" w:eastAsia="游ゴシック" w:hAnsi="游ゴシック"/>
-                <w:b w:val="false"/>
-                <w:bCs w:val="false"/>
-                <w:color w:val="000000"/>
-                <w:sz w:val="17"/>
-                <w:szCs w:val="17"/>
-              </w:rPr>
-              <w:t xml:space="preserve">現行計画の評価に必要。</w:t>
-            </w:r>
-          </w:p>
-        </w:tc>
-        <w:tc>
-          <w:tcPr>
-            <w:tcW w:type="dxa" w:w="1217"/>
-            <w:shd w:fill="FFFFFF" w:val="clear"/>
-            <w:tcMar>
-              <w:top w:type="dxa" w:w="70"/>
-              <w:left w:type="dxa" w:w="90"/>
-              <w:bottom w:type="dxa" w:w="70"/>
-              <w:right w:type="dxa" w:w="90"/>
-            </w:tcMar>
-          </w:tcPr>
-          <w:p>
-            <w:pPr>
-              <w:spacing w:after="0" w:line="250" w:lineRule="exact"/>
-            </w:pPr>
-            <w:r>
-              <w:rPr>
-                <w:rFonts w:ascii="游ゴシック" w:cs="游ゴシック" w:eastAsia="游ゴシック" w:hAnsi="游ゴシック"/>
-                <w:b w:val="false"/>
-                <w:bCs w:val="false"/>
-                <w:color w:val="000000"/>
-                <w:sz w:val="17"/>
-                <w:szCs w:val="17"/>
-              </w:rPr>
-              <w:t xml:space="preserve">―</w:t>
-            </w:r>
-          </w:p>
-        </w:tc>
-        <w:tc>
-          <w:tcPr>
-            <w:tcW w:type="dxa" w:w="1872"/>
-            <w:shd w:fill="FFFFFF" w:val="clear"/>
-            <w:tcMar>
-              <w:top w:type="dxa" w:w="70"/>
-              <w:left w:type="dxa" w:w="90"/>
-              <w:bottom w:type="dxa" w:w="70"/>
-              <w:right w:type="dxa" w:w="90"/>
-            </w:tcMar>
-          </w:tcPr>
-          <w:p>
-            <w:pPr>
-              <w:spacing w:after="0" w:line="250" w:lineRule="exact"/>
-            </w:pPr>
-            <w:r>
-              <w:rPr>
-                <w:rFonts w:ascii="游ゴシック" w:cs="游ゴシック" w:eastAsia="游ゴシック" w:hAnsi="游ゴシック"/>
-                <w:b w:val="false"/>
-                <w:bCs w:val="false"/>
-                <w:color w:val="000000"/>
-                <w:sz w:val="17"/>
-                <w:szCs w:val="17"/>
-              </w:rPr>
-              <w:t xml:space="preserve"/>
-            </w:r>
-          </w:p>
-        </w:tc>
-      </w:tr>
-      <w:tr>
-        <w:trPr>
-          <w:cantSplit/>
-          <w:trHeight w:val="700" w:hRule="atLeast"/>
-        </w:trPr>
-        <w:tc>
-          <w:tcPr>
-            <w:tcW w:type="dxa" w:w="468"/>
-            <w:shd w:fill="FFFFFF" w:val="clear"/>
-            <w:tcMar>
-              <w:top w:type="dxa" w:w="70"/>
-              <w:left w:type="dxa" w:w="90"/>
-              <w:bottom w:type="dxa" w:w="70"/>
-              <w:right w:type="dxa" w:w="90"/>
-            </w:tcMar>
-          </w:tcPr>
-          <w:p>
-            <w:pPr>
-              <w:spacing w:after="0" w:line="250" w:lineRule="exact"/>
-            </w:pPr>
-            <w:r>
-              <w:rPr>
-                <w:rFonts w:ascii="游ゴシック" w:cs="游ゴシック" w:eastAsia="游ゴシック" w:hAnsi="游ゴシック"/>
-                <w:b w:val="false"/>
-                <w:bCs w:val="false"/>
-                <w:color w:val="000000"/>
-                <w:sz w:val="17"/>
-                <w:szCs w:val="17"/>
-              </w:rPr>
-              <w:t xml:space="preserve">41
 Ｄ</w:t>
             </w:r>
           </w:p>

--- a/output/13-2_北塩原村第10期_照会票_束2_給付実績・決算と第9期の計画値.docx
+++ b/output/13-2_北塩原村第10期_照会票_束2_給付実績・決算と第9期の計画値.docx
@@ -108,7 +108,7 @@
           <w:sz w:val="22"/>
           <w:szCs w:val="22"/>
         </w:rPr>
-        <w:t xml:space="preserve">ご確認・ご提供をお願いしたい事項　60件</w:t>
+        <w:t xml:space="preserve">ご確認・ご提供をお願いしたい事項　58件</w:t>
       </w:r>
     </w:p>
     <w:p>
@@ -1108,7 +1108,7 @@
                 <w:sz w:val="17"/>
                 <w:szCs w:val="17"/>
               </w:rPr>
-              <w:t xml:space="preserve">40件</w:t>
+              <w:t xml:space="preserve">38件</w:t>
             </w:r>
           </w:p>
         </w:tc>
@@ -5812,7 +5812,7 @@
                 <w:sz w:val="17"/>
                 <w:szCs w:val="17"/>
               </w:rPr>
-              <w:t xml:space="preserve">基本指針が求める「高齢者の居住安定に係る施策との連携」と施策2-3の根拠になる唯一の設問だった。公営住宅・借家の高齢者を把握する手段がなくなるため、村の住宅施策の資料で補う。</w:t>
+              <w:t xml:space="preserve">国勢調査を住まいの種類の代替として用いてよいかをご確認いただき、あわせて村営住宅の高齢者の入居の実績をご提供いただきたい。</w:t>
             </w:r>
           </w:p>
         </w:tc>
@@ -5931,7 +5931,7 @@
                 <w:sz w:val="17"/>
                 <w:szCs w:val="17"/>
               </w:rPr>
-              <w:t xml:space="preserve">交付金「文書負担軽減」が11点→7点に低下した理由（取組の後退か判定基準の変更か）</w:t>
+              <w:t xml:space="preserve">介護サービス事業所のBCP・要配慮者利用施設の避難確保計画の策定状況</w:t>
             </w:r>
           </w:p>
         </w:tc>
@@ -5959,7 +5959,7 @@
                 <w:sz w:val="17"/>
                 <w:szCs w:val="17"/>
               </w:rPr>
-              <w:t xml:space="preserve">評価指標の読み方に影響。</w:t>
+              <w:t xml:space="preserve">基本指針が求める災害・感染症対策の体制整備。村内2事業所（GH・通所介護）が対象になり得る。</w:t>
             </w:r>
           </w:p>
         </w:tc>
@@ -6078,7 +6078,7 @@
                 <w:sz w:val="17"/>
                 <w:szCs w:val="17"/>
               </w:rPr>
-              <w:t xml:space="preserve">介護サービス事業所のBCP・要配慮者利用施設の避難確保計画の策定状況</w:t>
+              <w:t xml:space="preserve">介護人材の確保に関する福島県の事業（介護人材確保対策・修学資金貸付）の内容と本村からの利用実績</w:t>
             </w:r>
           </w:p>
         </w:tc>
@@ -6106,7 +6106,7 @@
                 <w:sz w:val="17"/>
                 <w:szCs w:val="17"/>
               </w:rPr>
-              <w:t xml:space="preserve">基本指針が求める災害・感染症対策の体制整備。村内2事業所（GH・通所介護）が対象になり得る。</w:t>
+              <w:t xml:space="preserve">介護人材の確保に関する福島県の事業（介護人材確保対策・修学資金貸付）の内容と、本村からの利用実績をご教示いただきたい。令和8年度の交付金（都道府県分）により、介護人材の確保・サービス提供基盤の整備は福島県が全国平均を13.1点下回る県全体の課題であることが判明した（本村は▲4.8点）。</w:t>
             </w:r>
           </w:p>
         </w:tc>
@@ -6197,7 +6197,7 @@
                 <w:szCs w:val="17"/>
               </w:rPr>
               <w:t xml:space="preserve">8
-Ｃ</w:t>
+Ｄ</w:t>
             </w:r>
           </w:p>
         </w:tc>
@@ -6225,7 +6225,7 @@
                 <w:sz w:val="17"/>
                 <w:szCs w:val="17"/>
               </w:rPr>
-              <w:t xml:space="preserve">介護人材の確保に関する福島県の事業（介護人材確保対策・修学資金貸付）の内容と本村からの利用実績</w:t>
+              <w:t xml:space="preserve">介護保険事業状況報告 月報 第2表・第3表（サービス種類別の受給者数）</w:t>
             </w:r>
           </w:p>
         </w:tc>
@@ -6253,7 +6253,7 @@
                 <w:sz w:val="17"/>
                 <w:szCs w:val="17"/>
               </w:rPr>
-              <w:t xml:space="preserve">介護人材の確保に関する福島県の事業（介護人材確保対策・修学資金貸付）の内容と、本村からの利用実績をご教示いただきたい。令和8年度の交付金（都道府県分）により、介護人材の確保・サービス提供基盤の整備は福島県が全国平均を13.1点下回る県全体の課題であることが判明した（本村は▲4.8点）。</w:t>
+              <w:t xml:space="preserve">見込量推計の停止要因。見える化にサービス種類別の受給者数の系列はないが、第1号被保険者1人あたり給付月額（D13系列）に第1号被保険者数を乗じ、受給者1人あたり給付月額（D17系列）で除せば受給者数を算出できる。通所介護で検算したところ素案の値（令和5年度37.2・令和6年度42.2・令和7年度38.9人／月）と一致した。</w:t>
             </w:r>
           </w:p>
         </w:tc>
@@ -6372,7 +6372,7 @@
                 <w:sz w:val="17"/>
                 <w:szCs w:val="17"/>
               </w:rPr>
-              <w:t xml:space="preserve">介護保険事業状況報告 月報 第2表・第3表（サービス種類別の受給者数）</w:t>
+              <w:t xml:space="preserve">介護給付と予防給付を分けたサービス種類別の受給者数・給付費</w:t>
             </w:r>
           </w:p>
         </w:tc>
@@ -6400,7 +6400,7 @@
                 <w:sz w:val="17"/>
                 <w:szCs w:val="17"/>
               </w:rPr>
-              <w:t xml:space="preserve">見込量推計の停止要因。見える化にサービス種類別の受給者数の系列はないが、第1号被保険者1人あたり給付月額（D13系列）に第1号被保険者数を乗じ、受給者1人あたり給付月額（D17系列）で除せば受給者数を算出できる。通所介護で検算したところ素案の値（令和5年度37.2・令和6年度42.2・令和7年度38.9人／月）と一致した。</w:t>
+              <w:t xml:space="preserve">計画の様式は介護給付と予防給付を分けて記載する。見える化は両者を合算した値のみ。要支援1・2の在宅受給者は48.3人／月で在宅全体の43%を占めるため、分離しないと予防給付の見込量が立てられない。</w:t>
             </w:r>
           </w:p>
         </w:tc>
@@ -6519,7 +6519,7 @@
                 <w:sz w:val="17"/>
                 <w:szCs w:val="17"/>
               </w:rPr>
-              <w:t xml:space="preserve">介護給付と予防給付を分けたサービス種類別の受給者数・給付費</w:t>
+              <w:t xml:space="preserve">令和6年度・令和7年度の介護サービス等諸費／介護予防サービス等諸費の決算額</w:t>
             </w:r>
           </w:p>
         </w:tc>
@@ -6547,7 +6547,7 @@
                 <w:sz w:val="17"/>
                 <w:szCs w:val="17"/>
               </w:rPr>
-              <w:t xml:space="preserve">計画の様式は介護給付と予防給付を分けて記載する。見える化は両者を合算した値のみ。要支援1・2の在宅受給者は48.3人／月で在宅全体の43%を占めるため、分離しないと予防給付の見込量が立てられない。</w:t>
+              <w:t xml:space="preserve">介護給付費と予防給付費の分離に用いる単価は、見える化D48-b系により令和3〜5年度までしか把握できない。5-4の受給率（令和5〜7年度の3か年平均）と期間が1年ずれている。令和6・7年度の決算で揃える。</w:t>
             </w:r>
           </w:p>
         </w:tc>
@@ -6666,7 +6666,7 @@
                 <w:sz w:val="17"/>
                 <w:szCs w:val="17"/>
               </w:rPr>
-              <w:t xml:space="preserve">令和6年度・令和7年度の介護サービス等諸費／介護予防サービス等諸費の決算額</w:t>
+              <w:t xml:space="preserve">令和6年度決算および令和7年度の給付費見込</w:t>
             </w:r>
           </w:p>
         </w:tc>
@@ -6694,7 +6694,7 @@
                 <w:sz w:val="17"/>
                 <w:szCs w:val="17"/>
               </w:rPr>
-              <w:t xml:space="preserve">介護給付費と予防給付費の分離に用いる単価は、見える化D48-b系により令和3〜5年度までしか把握できない。5-4の受給率（令和5〜7年度の3か年平均）と期間が1年ずれている。令和6・7年度の決算で揃える。</w:t>
+              <w:t xml:space="preserve">第9期の計画値と実績の乖離を確定させるために必要。</w:t>
             </w:r>
           </w:p>
         </w:tc>
@@ -6813,7 +6813,7 @@
                 <w:sz w:val="17"/>
                 <w:szCs w:val="17"/>
               </w:rPr>
-              <w:t xml:space="preserve">令和6年度決算および令和7年度の給付費見込</w:t>
+              <w:t xml:space="preserve">家族介護者リフレッシュ事業・介護用品支給・サポーター養成講座・成年後見の各実績</w:t>
             </w:r>
           </w:p>
         </w:tc>
@@ -6841,7 +6841,7 @@
                 <w:sz w:val="17"/>
                 <w:szCs w:val="17"/>
               </w:rPr>
-              <w:t xml:space="preserve">第9期の計画値と実績の乖離を確定させるために必要。</w:t>
+              <w:t xml:space="preserve">任意事業・認知症施策・成年後見の評価に必要。令和6年度実績、可能であれば令和7年度。</w:t>
             </w:r>
           </w:p>
         </w:tc>
@@ -6960,7 +6960,7 @@
                 <w:sz w:val="17"/>
                 <w:szCs w:val="17"/>
               </w:rPr>
-              <w:t xml:space="preserve">家族介護者リフレッシュ事業・介護用品支給・サポーター養成講座・成年後見の各実績</w:t>
+              <w:t xml:space="preserve">居宅介護支援・介護予防支援の受給者数（居宅と予防の内訳）</w:t>
             </w:r>
           </w:p>
         </w:tc>
@@ -6988,7 +6988,7 @@
                 <w:sz w:val="17"/>
                 <w:szCs w:val="17"/>
               </w:rPr>
-              <w:t xml:space="preserve">任意事業・認知症施策・成年後見の評価に必要。令和6年度実績、可能であれば令和7年度。</w:t>
+              <w:t xml:space="preserve">合計人数は見える化の2系列から逆算して解決した（D13-r×B1÷D17-l）。令和3〜7年度の逆算値86.7／91.3／98.0／112.0／111.1人は在宅サービス受給者数と0.1人以内で一致する。残るのは居宅介護支援と介護予防支援の内訳のみ。見える化では分けられない。</w:t>
             </w:r>
           </w:p>
         </w:tc>
@@ -7044,7 +7044,7 @@
                 <w:sz w:val="17"/>
                 <w:szCs w:val="17"/>
               </w:rPr>
-              <w:t xml:space="preserve"/>
+              <w:t xml:space="preserve">（一部ご回答済）</w:t>
             </w:r>
           </w:p>
         </w:tc>
@@ -7107,7 +7107,7 @@
                 <w:sz w:val="17"/>
                 <w:szCs w:val="17"/>
               </w:rPr>
-              <w:t xml:space="preserve">居宅介護支援・介護予防支援の受給者数（居宅と予防の内訳）</w:t>
+              <w:t xml:space="preserve">成果目標・活動指標の目標値の設定方針（認定率を据置とするか／トレンド継続か／政策効果を織り込むか）</w:t>
             </w:r>
           </w:p>
         </w:tc>
@@ -7135,7 +7135,7 @@
                 <w:sz w:val="17"/>
                 <w:szCs w:val="17"/>
               </w:rPr>
-              <w:t xml:space="preserve">合計人数は見える化の2系列から逆算して解決した（D13-r×B1÷D17-l）。令和3〜7年度の逆算値86.7／91.3／98.0／112.0／111.1人は在宅サービス受給者数と0.1人以内で一致する。残るのは居宅介護支援と介護予防支援の内訳のみ。見える化では分けられない。</w:t>
+              <w:t xml:space="preserve">政策効果を織り込む案を採る場合は、その根拠を指標に置く必要がある。</w:t>
             </w:r>
           </w:p>
         </w:tc>
@@ -7191,7 +7191,7 @@
                 <w:sz w:val="17"/>
                 <w:szCs w:val="17"/>
               </w:rPr>
-              <w:t xml:space="preserve">（一部ご回答済）</w:t>
+              <w:t xml:space="preserve"/>
             </w:r>
           </w:p>
         </w:tc>
@@ -7254,7 +7254,7 @@
                 <w:sz w:val="17"/>
                 <w:szCs w:val="17"/>
               </w:rPr>
-              <w:t xml:space="preserve">成果目標・活動指標の目標値の設定方針（認定率を据置とするか／トレンド継続か／政策効果を織り込むか）</w:t>
+              <w:t xml:space="preserve">新高額障害福祉サービス等給付費の対象となる介護保険サービスの種類と本村の該当者</w:t>
             </w:r>
           </w:p>
         </w:tc>
@@ -7282,7 +7282,7 @@
                 <w:sz w:val="17"/>
                 <w:szCs w:val="17"/>
               </w:rPr>
-              <w:t xml:space="preserve">政策効果を織り込む案を採る場合は、その根拠を指標に置く必要がある。</w:t>
+              <w:t xml:space="preserve">65歳に達する前の5年間に相当する障害福祉サービスの支給決定を受けていた方などについて、介護保険の利用者負担が償還される制度である。償還の対象となる介護保険サービスの種類は限られており、障がい福祉計画は介護予防サービスを対象外としている。本村に該当者がいるかをご教示いただきたい。</w:t>
             </w:r>
           </w:p>
         </w:tc>
@@ -7373,7 +7373,7 @@
                 <w:szCs w:val="17"/>
               </w:rPr>
               <w:t xml:space="preserve">16
-Ｄ</w:t>
+Ｃ</w:t>
             </w:r>
           </w:p>
         </w:tc>
@@ -7401,7 +7401,7 @@
                 <w:sz w:val="17"/>
                 <w:szCs w:val="17"/>
               </w:rPr>
-              <w:t xml:space="preserve">新高額障害福祉サービス等給付費の対象となる介護保険サービスの種類と本村の該当者</w:t>
+              <w:t xml:space="preserve">村公式HPに載っている高齢者福祉の取組のうち、本計画に書き込むものの確認</w:t>
             </w:r>
           </w:p>
         </w:tc>
@@ -7429,7 +7429,7 @@
                 <w:sz w:val="17"/>
                 <w:szCs w:val="17"/>
               </w:rPr>
-              <w:t xml:space="preserve">65歳に達する前の5年間に相当する障害福祉サービスの支給決定を受けていた方などについて、介護保険の利用者負担が償還される制度である。償還の対象となる介護保険サービスの種類は限られており、障がい福祉計画は介護予防サービスを対象外としている。本村に該当者がいるかをご教示いただきたい。</w:t>
+              <w:t xml:space="preserve">第8期障がい福祉計画の検討のために村公式HPを整理した資料の提供を受けた。本計画に関わる記述が次のとおりある。いずれも村HPの二次的な整理であり原典ではなく、当方の環境から村HPを開けないため（proxyが403）素案には書き込んでいない。原典（村HPまたは村の資料）でご確認いただくか、記載の可否をご教示いただきたい。</w:t>
             </w:r>
           </w:p>
         </w:tc>
@@ -7548,7 +7548,7 @@
                 <w:sz w:val="17"/>
                 <w:szCs w:val="17"/>
               </w:rPr>
-              <w:t xml:space="preserve">村公式HPに載っている高齢者福祉の取組のうち、本計画に書き込むものの確認</w:t>
+              <w:t xml:space="preserve">村内の介護サービス事業所の従事者数（常勤換算・職種別）</w:t>
             </w:r>
           </w:p>
         </w:tc>
@@ -7576,7 +7576,7 @@
                 <w:sz w:val="17"/>
                 <w:szCs w:val="17"/>
               </w:rPr>
-              <w:t xml:space="preserve">第8期障がい福祉計画の検討のために村公式HPを整理した資料の提供を受けた。本計画に関わる記述が次のとおりある。いずれも村HPの二次的な整理であり原典ではなく、当方の環境から村HPを開けないため（proxyが403）素案には書き込んでいない。原典（村HPまたは村の資料）でご確認いただくか、記載の可否をご教示いただきたい。</w:t>
+              <w:t xml:space="preserve">村内の介護サービス事業所の従事者数（常勤換算・職種別）を、把握されている範囲でご教示いただきたい。いただければ、村内で供給する分の介護人材の必要数を人員配置基準により算定できる。国の基本指針は介護人材の必要数の見通しを踏まえた計画の策定を求めているが、本村は事業所の従事者数の実績を持たないため必要数を直接には算定できない。</w:t>
             </w:r>
           </w:p>
         </w:tc>
@@ -7695,7 +7695,7 @@
                 <w:sz w:val="17"/>
                 <w:szCs w:val="17"/>
               </w:rPr>
-              <w:t xml:space="preserve">村内の介護サービス事業所の従事者数（常勤換算・職種別）</w:t>
+              <w:t xml:space="preserve">村内の住宅型有料老人ホーム・サービス付き高齢者向け住宅の有無（老人福祉法第29条の届出・高齢者住まい法の登録。県の所管）</w:t>
             </w:r>
           </w:p>
         </w:tc>
@@ -7723,7 +7723,7 @@
                 <w:sz w:val="17"/>
                 <w:szCs w:val="17"/>
               </w:rPr>
-              <w:t xml:space="preserve">村内の介護サービス事業所の従事者数（常勤換算・職種別）を、把握されている範囲でご教示いただきたい。いただければ、村内で供給する分の介護人材の必要数を人員配置基準により算定できる。国の基本指針は介護人材の必要数の見通しを踏まえた計画の策定を求めているが、本村は事業所の従事者数の実績を持たないため必要数を直接には算定できない。</w:t>
+              <w:t xml:space="preserve">村内に住宅型有料老人ホーム・サービス付き高齢者向け住宅があるかどうかを、県にご照会いただきたい。有無だけで足り、あれば戸数と入居者数もいただきたい。</w:t>
             </w:r>
           </w:p>
         </w:tc>
@@ -7814,7 +7814,7 @@
                 <w:szCs w:val="17"/>
               </w:rPr>
               <w:t xml:space="preserve">19
-Ｃ</w:t>
+Ｄ</w:t>
             </w:r>
           </w:p>
         </w:tc>
@@ -7842,7 +7842,7 @@
                 <w:sz w:val="17"/>
                 <w:szCs w:val="17"/>
               </w:rPr>
-              <w:t xml:space="preserve">村内の住宅型有料老人ホーム・サービス付き高齢者向け住宅の有無（老人福祉法第29条の届出・高齢者住まい法の登録。県の所管）</w:t>
+              <w:t xml:space="preserve">村内の認知症対応型共同生活介護の入退所の状況（年度ごとの入所者数・退所者数と退所の理由）</w:t>
             </w:r>
           </w:p>
         </w:tc>
@@ -7870,7 +7870,7 @@
                 <w:sz w:val="17"/>
                 <w:szCs w:val="17"/>
               </w:rPr>
-              <w:t xml:space="preserve">村内に住宅型有料老人ホーム・サービス付き高齢者向け住宅があるかどうかを、県にご照会いただきたい。有無だけで足り、あれば戸数と入居者数もいただきたい。</w:t>
+              <w:t xml:space="preserve">村内の認知症対応型共同生活介護（定員27人）について、年度ごとの入所者数・退所者数と退所の理由を、把握されている範囲でご提供いただきたい。定員の見直しを行うかどうか（施策3-2）の判断に用いる。</w:t>
             </w:r>
           </w:p>
         </w:tc>
@@ -7989,7 +7989,7 @@
                 <w:sz w:val="17"/>
                 <w:szCs w:val="17"/>
               </w:rPr>
-              <w:t xml:space="preserve">村内の居宅介護支援事業所は1か所か2か所か</w:t>
+              <w:t xml:space="preserve">村外事業所の通常の事業実施地域（重要事項説明書または指定情報）</w:t>
             </w:r>
           </w:p>
         </w:tc>
@@ -8017,7 +8017,7 @@
                 <w:sz w:val="17"/>
                 <w:szCs w:val="17"/>
               </w:rPr>
-              <w:t xml:space="preserve">素案2-5の事業所数の表は見える化システムにより令和5年度から2か所としているが、高齢者サービスの手引き（令和8年度版）のサービス事業者一覧には北塩原村社会福祉協議会 居宅介護支援事業所の1事業所しか載っていない。令和6年度以降に1か所になったのか、手引きが主なものだけを載せているのかをご教示いただきたい。</w:t>
+              <w:t xml:space="preserve">別表第七。村内にほぼ事業所がないため、どの村外事業所が本村を事業実施地域に含むかが供給の範囲を決める。5-4(14)の24時間対応サービスの確保方策①の可否に直結する。</w:t>
             </w:r>
           </w:p>
         </w:tc>
@@ -8136,7 +8136,7 @@
                 <w:sz w:val="17"/>
                 <w:szCs w:val="17"/>
               </w:rPr>
-              <w:t xml:space="preserve">村内の認知症対応型共同生活介護の入退所の状況（年度ごとの入所者数・退所者数と退所の理由）</w:t>
+              <w:t xml:space="preserve">村外施設の入退所・待機の実績（介護老人福祉施設・介護老人保健施設・介護医療院）</w:t>
             </w:r>
           </w:p>
         </w:tc>
@@ -8164,7 +8164,7 @@
                 <w:sz w:val="17"/>
                 <w:szCs w:val="17"/>
               </w:rPr>
-              <w:t xml:space="preserve">村内の認知症対応型共同生活介護（定員27人）について、年度ごとの入所者数・退所者数と退所の理由を、把握されている範囲でご提供いただきたい。定員の見直しを行うかどうか（施策3-2）の判断に用いる。</w:t>
+              <w:t xml:space="preserve">村外の介護老人福祉施設・介護老人保健施設・介護医療院について、本村の被保険者の入退所と待機の実績を、把握されている範囲でご提供いただきたい。5-4(13)の真に入所が必要と判断される被保険者の把握と、認知症対応型共同生活介護27人分の定員を変えるかどうかの判断に用いる。基本指針の別表 事項七が求める入所率・入退所の状況にあたる。</w:t>
             </w:r>
           </w:p>
         </w:tc>
@@ -8255,7 +8255,7 @@
                 <w:szCs w:val="17"/>
               </w:rPr>
               <w:t xml:space="preserve">22
-Ｃ</w:t>
+Ｄ</w:t>
             </w:r>
           </w:p>
         </w:tc>
@@ -8283,7 +8283,7 @@
                 <w:sz w:val="17"/>
                 <w:szCs w:val="17"/>
               </w:rPr>
-              <w:t xml:space="preserve">村外事業所の通常の事業実施地域（重要事項説明書または指定情報）</w:t>
+              <w:t xml:space="preserve">特別会計の歳入内訳の区分変更の有無（令和3→4年度）</w:t>
             </w:r>
           </w:p>
         </w:tc>
@@ -8311,7 +8311,7 @@
                 <w:sz w:val="17"/>
                 <w:szCs w:val="17"/>
               </w:rPr>
-              <w:t xml:space="preserve">別表第七。村内にほぼ事業所がないため、どの村外事業所が本村を事業実施地域に含むかが供給の範囲を決める。5-4(14)の24時間対応サービスの確保方策①の可否に直結する。</w:t>
+              <w:t xml:space="preserve">総務費繰入金・低所得者保険料軽減繰入金が0になり一般会計繰入金が急増。時系列グラフが不連続になる。</w:t>
             </w:r>
           </w:p>
         </w:tc>
@@ -8402,7 +8402,7 @@
                 <w:szCs w:val="17"/>
               </w:rPr>
               <w:t xml:space="preserve">23
-Ｄ</w:t>
+Ｃ</w:t>
             </w:r>
           </w:p>
         </w:tc>
@@ -8430,7 +8430,7 @@
                 <w:sz w:val="17"/>
                 <w:szCs w:val="17"/>
               </w:rPr>
-              <w:t xml:space="preserve">村外施設の入退所・待機の実績（介護老人福祉施設・介護老人保健施設・介護医療院）</w:t>
+              <w:t xml:space="preserve">特定健診・後期高齢者健診の受診率、特定保健指導の実施率</w:t>
             </w:r>
           </w:p>
         </w:tc>
@@ -8458,7 +8458,7 @@
                 <w:sz w:val="17"/>
                 <w:szCs w:val="17"/>
               </w:rPr>
-              <w:t xml:space="preserve">村外の介護老人福祉施設・介護老人保健施設・介護医療院について、本村の被保険者の入退所と待機の実績を、把握されている範囲でご提供いただきたい。5-4(13)の真に入所が必要と判断される被保険者の把握と、認知症対応型共同生活介護27人分の定員を変えるかどうかの判断に用いる。基本指針の別表 事項七が求める入所率・入退所の状況にあたる。</w:t>
+              <w:t xml:space="preserve">介護予防と保健事業の一体的実施（施策1-6）の評価に必要。</w:t>
             </w:r>
           </w:p>
         </w:tc>
@@ -8549,7 +8549,7 @@
                 <w:szCs w:val="17"/>
               </w:rPr>
               <w:t xml:space="preserve">24
-Ｄ</w:t>
+Ｃ</w:t>
             </w:r>
           </w:p>
         </w:tc>
@@ -8577,7 +8577,7 @@
                 <w:sz w:val="17"/>
                 <w:szCs w:val="17"/>
               </w:rPr>
-              <w:t xml:space="preserve">特別会計の歳入内訳の区分変更の有無（令和3→4年度）</w:t>
+              <w:t xml:space="preserve">特定健診・後期高齢者健診の受診率（見える化に系列がない）</w:t>
             </w:r>
           </w:p>
         </w:tc>
@@ -8605,7 +8605,7 @@
                 <w:sz w:val="17"/>
                 <w:szCs w:val="17"/>
               </w:rPr>
-              <w:t xml:space="preserve">総務費繰入金・低所得者保険料軽減繰入金が0になり一般会計繰入金が急増。時系列グラフが不連続になる。</w:t>
+              <w:t xml:space="preserve">特定健診・後期高齢者健診の受診率（市町村国保）をご提供いただきたい。</w:t>
             </w:r>
           </w:p>
         </w:tc>
@@ -8696,7 +8696,7 @@
                 <w:szCs w:val="17"/>
               </w:rPr>
               <w:t xml:space="preserve">25
-Ｃ</w:t>
+Ｄ</w:t>
             </w:r>
           </w:p>
         </w:tc>
@@ -8724,7 +8724,7 @@
                 <w:sz w:val="17"/>
                 <w:szCs w:val="17"/>
               </w:rPr>
-              <w:t xml:space="preserve">特定健診・後期高齢者健診の受診率、特定保健指導の実施率</w:t>
+              <w:t xml:space="preserve">特定福祉用具販売・住宅改修の件数（令和5〜7年度）</w:t>
             </w:r>
           </w:p>
         </w:tc>
@@ -8752,7 +8752,7 @@
                 <w:sz w:val="17"/>
                 <w:szCs w:val="17"/>
               </w:rPr>
-              <w:t xml:space="preserve">介護予防と保健事業の一体的実施（施策1-6）の評価に必要。</w:t>
+              <w:t xml:space="preserve">計画の様式は「件／年」で記載する。見える化は給付費のみで件数の系列がない。</w:t>
             </w:r>
           </w:p>
         </w:tc>
@@ -8871,7 +8871,7 @@
                 <w:sz w:val="17"/>
                 <w:szCs w:val="17"/>
               </w:rPr>
-              <w:t xml:space="preserve">特定健診・後期高齢者健診の受診率（見える化に系列がない）</w:t>
+              <w:t xml:space="preserve">福島県保健医療計画（第八次）の会津・南会津区域に関する記載</w:t>
             </w:r>
           </w:p>
         </w:tc>
@@ -8899,7 +8899,7 @@
                 <w:sz w:val="17"/>
                 <w:szCs w:val="17"/>
               </w:rPr>
-              <w:t xml:space="preserve">特定健診・後期高齢者健診の受診率をご提供いただきたい。施策1-6（保健事業と介護予防の一体的実施）の指標に用いる。見える化に系列がないため、村または国保データベース（KDB）システムから取る。KDBは見える化とは別のシステムであり、アクセスの可否を村に確認する。</w:t>
+              <w:t xml:space="preserve">介護保険法第117条により本計画は医療計画と整合が図られたものでなければならない（引いていた「第117条第5項」は誤りであり、10/15に項番号を落とした。素案1-4に整合の記述を追加したが内容が未確定。</w:t>
             </w:r>
           </w:p>
         </w:tc>
@@ -8990,7 +8990,7 @@
                 <w:szCs w:val="17"/>
               </w:rPr>
               <w:t xml:space="preserve">27
-Ｄ</w:t>
+Ｃ</w:t>
             </w:r>
           </w:p>
         </w:tc>
@@ -9018,7 +9018,7 @@
                 <w:sz w:val="17"/>
                 <w:szCs w:val="17"/>
               </w:rPr>
-              <w:t xml:space="preserve">特定福祉用具販売・住宅改修の件数（令和5〜7年度）</w:t>
+              <w:t xml:space="preserve">第9期概要版④「地域支援事業費」の集計範囲（任意事業の扱い）</w:t>
             </w:r>
           </w:p>
         </w:tc>
@@ -9046,7 +9046,7 @@
                 <w:sz w:val="17"/>
                 <w:szCs w:val="17"/>
               </w:rPr>
-              <w:t xml:space="preserve">計画の様式は「件／年」で記載する。見える化は給付費のみで件数の系列がない。</w:t>
+              <w:t xml:space="preserve">決算と6,300〜10,100千円ずれる。揃えないと第10期が第9期と比較不能になる。</w:t>
             </w:r>
           </w:p>
         </w:tc>
@@ -9165,7 +9165,7 @@
                 <w:sz w:val="17"/>
                 <w:szCs w:val="17"/>
               </w:rPr>
-              <w:t xml:space="preserve">福島県保健医療計画（第八次）の会津・南会津区域に関する記載</w:t>
+              <w:t xml:space="preserve">第9期計画の本文（第5章81〜92ページ）</w:t>
             </w:r>
           </w:p>
         </w:tc>
@@ -9193,7 +9193,7 @@
                 <w:sz w:val="17"/>
                 <w:szCs w:val="17"/>
               </w:rPr>
-              <w:t xml:space="preserve">介護保険法第117条により本計画は医療計画と整合が図られたものでなければならない（引いていた「第117条第5項」は誤りであり、10/15に項番号を落とした。素案1-4に整合の記述を追加したが内容が未確定。</w:t>
+              <w:t xml:space="preserve">老人福祉事業の量の目標を第9期計画のどこに記載していたかを確認し、第10期の配置を揃えるために必要。現在は第4章末（4-6）に置いている。</w:t>
             </w:r>
           </w:p>
         </w:tc>
@@ -9284,7 +9284,7 @@
                 <w:szCs w:val="17"/>
               </w:rPr>
               <w:t xml:space="preserve">29
-Ｃ</w:t>
+Ｄ</w:t>
             </w:r>
           </w:p>
         </w:tc>
@@ -9312,7 +9312,7 @@
                 <w:sz w:val="17"/>
                 <w:szCs w:val="17"/>
               </w:rPr>
-              <w:t xml:space="preserve">第9期概要版④「地域支援事業費」の集計範囲（任意事業の扱い）</w:t>
+              <w:t xml:space="preserve">老人福祉事業の量の実績（養護老人ホーム措置・軽費老人ホーム・老人クラブ）</w:t>
             </w:r>
           </w:p>
         </w:tc>
@@ -9340,7 +9340,7 @@
                 <w:sz w:val="17"/>
                 <w:szCs w:val="17"/>
               </w:rPr>
-              <w:t xml:space="preserve">決算と6,300〜10,100千円ずれる。揃えないと第10期が第9期と比較不能になる。</w:t>
+              <w:t xml:space="preserve">老人福祉法第20条の8第2項が「定めるものとする」とする義務的記載事項。素案に量の目標の表がなかったため4-6を新設したが、実績値がないと目標が置けない。</w:t>
             </w:r>
           </w:p>
         </w:tc>
@@ -9431,7 +9431,7 @@
                 <w:szCs w:val="17"/>
               </w:rPr>
               <w:t xml:space="preserve">30
-Ｃ</w:t>
+Ｄ</w:t>
             </w:r>
           </w:p>
         </w:tc>
@@ -9459,7 +9459,7 @@
                 <w:sz w:val="17"/>
                 <w:szCs w:val="17"/>
               </w:rPr>
-              <w:t xml:space="preserve">第9期計画の本文（第5章81〜92ページ）</w:t>
+              <w:t xml:space="preserve">訪問入浴介護・地域密着型通所介護を0に戻すかどうか</w:t>
             </w:r>
           </w:p>
         </w:tc>
@@ -9487,7 +9487,7 @@
                 <w:sz w:val="17"/>
                 <w:szCs w:val="17"/>
               </w:rPr>
-              <w:t xml:space="preserve">老人福祉事業の量の目標を第9期計画のどこに記載していたかを確認し、第10期の配置を揃えるために必要。現在は第4章末（4-6）に置いている。</w:t>
+              <w:t xml:space="preserve">令和7年度の利用は0だが、3か年平均により令和9年度以降も0.6人／月・0.3人／月が立っている。直近に利用のないサービスを3か年平均で復活させてよいかの判断。利用の見込みの有無を村に確認する。</w:t>
             </w:r>
           </w:p>
         </w:tc>
@@ -9606,7 +9606,7 @@
                 <w:sz w:val="17"/>
                 <w:szCs w:val="17"/>
               </w:rPr>
-              <w:t xml:space="preserve">老人福祉事業の量の実績（養護老人ホーム措置・軽費老人ホーム・老人クラブ）</w:t>
+              <w:t xml:space="preserve">訪問診療・訪問看護の提供実績（村内外の事業所別・令和6〜7年度）</w:t>
             </w:r>
           </w:p>
         </w:tc>
@@ -9634,7 +9634,7 @@
                 <w:sz w:val="17"/>
                 <w:szCs w:val="17"/>
               </w:rPr>
-              <w:t xml:space="preserve">老人福祉法第20条の8第2項が「定めるものとする」とする義務的記載事項。素案に量の目標の表がなかったため4-6を新設したが、実績値がないと目標が置けない。</w:t>
+              <w:t xml:space="preserve">素案の施策4-3に在宅医療・介護連携の4場面ごとの目指すべき姿を新設し、①日常の療養支援の現状を【要確認】としている。村内は南東北裏磐梯診療所・桧原診療所の2か所で訪問看護事業所は村内にない。訪問診療の実施状況と村外からの訪問看護の提供量が分からないと、日常の療養支援の余力を示せない。県への提供依頼で把握できる範囲もあわせてご相談したい。</w:t>
             </w:r>
           </w:p>
         </w:tc>
@@ -9753,7 +9753,7 @@
                 <w:sz w:val="17"/>
                 <w:szCs w:val="17"/>
               </w:rPr>
-              <w:t xml:space="preserve">訪問入浴介護・地域密着型通所介護を0に戻すかどうか</w:t>
+              <w:t xml:space="preserve">診療所（南東北裏磐梯・桧原）の診療日数および患者数</w:t>
             </w:r>
           </w:p>
         </w:tc>
@@ -9781,7 +9781,7 @@
                 <w:sz w:val="17"/>
                 <w:szCs w:val="17"/>
               </w:rPr>
-              <w:t xml:space="preserve">令和7年度の利用は0だが、3か年平均により令和9年度以降も0.6人／月・0.3人／月が立っている。直近に利用のないサービスを3か年平均で復活させてよいかの判断。利用の見込みの有無を村に確認する。</w:t>
+              <w:t xml:space="preserve">在宅医療・介護連携の分析に直結するがこれまで把握していなかった。</w:t>
             </w:r>
           </w:p>
         </w:tc>
@@ -9900,7 +9900,7 @@
                 <w:sz w:val="17"/>
                 <w:szCs w:val="17"/>
               </w:rPr>
-              <w:t xml:space="preserve">訪問診療・訪問看護の提供実績（村内外の事業所別・令和6〜7年度）</w:t>
+              <w:t xml:space="preserve">認知症対応型共同生活介護の定員（27人）を超える需要への対応方針</w:t>
             </w:r>
           </w:p>
         </w:tc>
@@ -9928,7 +9928,7 @@
                 <w:sz w:val="17"/>
                 <w:szCs w:val="17"/>
               </w:rPr>
-              <w:t xml:space="preserve">素案の施策4-3に在宅医療・介護連携の4場面ごとの目指すべき姿を新設し、①日常の療養支援の現状を【要確認】としている。村内は南東北裏磐梯診療所・桧原診療所の2か所で訪問看護事業所は村内にない。訪問診療の実施状況と村外からの訪問看護の提供量が分からないと、日常の療養支援の余力を示せない。県への提供依頼で把握できる範囲もあわせてご相談したい。</w:t>
+              <w:t xml:space="preserve">令和7年度の居住系受給者は26.9人／月で、村内GHの定員27人に対する稼働率は93%。第10期に居住系の利用が増える見込みだが村内に受け皿の余地がない。施設整備の意向、村外施設での対応、在宅での対応のいずれを取るかで見込量と施策の両方が変わる。</w:t>
             </w:r>
           </w:p>
         </w:tc>
@@ -10047,7 +10047,7 @@
                 <w:sz w:val="17"/>
                 <w:szCs w:val="17"/>
               </w:rPr>
-              <w:t xml:space="preserve">診療所（南東北裏磐梯・桧原）の診療日数および患者数</w:t>
+              <w:t xml:space="preserve">認知症対応型共同生活介護の待機の状況（定員27人に対し令和9〜11年度の利用者数が27人で到達率100%）</w:t>
             </w:r>
           </w:p>
         </w:tc>
@@ -10075,7 +10075,7 @@
                 <w:sz w:val="17"/>
                 <w:szCs w:val="17"/>
               </w:rPr>
-              <w:t xml:space="preserve">在宅医療・介護連携の分析に直結するがこれまで把握していなかった。</w:t>
+              <w:t xml:space="preserve">村内の認知症高齢者グループホームの待機の状況（人数・待機期間）をご教示いただきたい。県の整備量見込みシートにより、村内の認知症高齢者グループホームは定員27人・整備数0で、利用者数は令和8年度26人から令和9年度以降27人（到達率100%）となることが確定した。満床の見込みであるため、待機者がいる場合は村外の施設または在宅での対応になる。</w:t>
             </w:r>
           </w:p>
         </w:tc>
@@ -10194,7 +10194,7 @@
                 <w:sz w:val="17"/>
                 <w:szCs w:val="17"/>
               </w:rPr>
-              <w:t xml:space="preserve">認知症対応型共同生活介護の定員（27人）を超える需要への対応方針</w:t>
+              <w:t xml:space="preserve">認知症対応型通所介護を再開するかどうか</w:t>
             </w:r>
           </w:p>
         </w:tc>
@@ -10222,7 +10222,7 @@
                 <w:sz w:val="17"/>
                 <w:szCs w:val="17"/>
               </w:rPr>
-              <w:t xml:space="preserve">令和7年度の居住系受給者は26.9人／月で、村内GHの定員27人に対する稼働率は93%。第10期に居住系の利用が増える見込みだが村内に受け皿の余地がない。施設整備の意向、村外施設での対応、在宅での対応のいずれを取るかで見込量と施策の両方が変わる。</w:t>
+              <w:t xml:space="preserve">平成30年度を最後に実績がない。地域密着型サービスは村の指定によりはじめて提供されるため村の判断による。認知症高齢者が増えるなかで在宅を支える類型として検討の余地がある。</w:t>
             </w:r>
           </w:p>
         </w:tc>
@@ -10341,7 +10341,7 @@
                 <w:sz w:val="17"/>
                 <w:szCs w:val="17"/>
               </w:rPr>
-              <w:t xml:space="preserve">認知症対応型共同生活介護の待機の状況（定員27人に対し令和9〜11年度の利用者数が27人で到達率100%）</w:t>
+              <w:t xml:space="preserve">高齢者生きがい健康づくり事業・高齢者教室の実施状況（開催回数・参加人数）</w:t>
             </w:r>
           </w:p>
         </w:tc>
@@ -10369,7 +10369,7 @@
                 <w:sz w:val="17"/>
                 <w:szCs w:val="17"/>
               </w:rPr>
-              <w:t xml:space="preserve">村内の認知症高齢者グループホームの待機の状況（人数・待機期間）をご教示いただきたい。県の整備量見込みシートにより、村内の認知症高齢者グループホームは定員27人・整備数0で、利用者数は令和8年度26人から令和9年度以降27人（到達率100%）となることが確定した。満床の見込みであるため、待機者がいる場合は村外の施設または在宅での対応になる。</w:t>
+              <w:t xml:space="preserve">教育委員会所管。介護予防（通いの場）の実績にカウントできるものがあるかを確認。</w:t>
             </w:r>
           </w:p>
         </w:tc>
@@ -10488,7 +10488,7 @@
                 <w:sz w:val="17"/>
                 <w:szCs w:val="17"/>
               </w:rPr>
-              <w:t xml:space="preserve">認知症対応型通所介護を再開するかどうか</w:t>
+              <w:t xml:space="preserve">高齢者福祉事業（村単独事業）の実績資料</w:t>
             </w:r>
           </w:p>
         </w:tc>
@@ -10516,7 +10516,7 @@
                 <w:sz w:val="17"/>
                 <w:szCs w:val="17"/>
               </w:rPr>
-              <w:t xml:space="preserve">平成30年度を最後に実績がない。地域密着型サービスは村の指定によりはじめて提供されるため村の判断による。認知症高齢者が増えるなかで在宅を支える類型として検討の余地がある。</w:t>
+              <w:t xml:space="preserve">現行計画の評価に必要。</w:t>
             </w:r>
           </w:p>
         </w:tc>
@@ -10607,300 +10607,6 @@
                 <w:szCs w:val="17"/>
               </w:rPr>
               <w:t xml:space="preserve">38
-Ｄ</w:t>
-            </w:r>
-          </w:p>
-        </w:tc>
-        <w:tc>
-          <w:tcPr>
-            <w:tcW w:type="dxa" w:w="3089"/>
-            <w:shd w:fill="FFFFFF" w:val="clear"/>
-            <w:tcMar>
-              <w:top w:type="dxa" w:w="70"/>
-              <w:left w:type="dxa" w:w="90"/>
-              <w:bottom w:type="dxa" w:w="70"/>
-              <w:right w:type="dxa" w:w="90"/>
-            </w:tcMar>
-          </w:tcPr>
-          <w:p>
-            <w:pPr>
-              <w:spacing w:after="0" w:line="250" w:lineRule="exact"/>
-            </w:pPr>
-            <w:r>
-              <w:rPr>
-                <w:rFonts w:ascii="游ゴシック" w:cs="游ゴシック" w:eastAsia="游ゴシック" w:hAnsi="游ゴシック"/>
-                <w:b w:val="false"/>
-                <w:bCs w:val="false"/>
-                <w:color w:val="000000"/>
-                <w:sz w:val="17"/>
-                <w:szCs w:val="17"/>
-              </w:rPr>
-              <w:t xml:space="preserve">高齢者生きがい健康づくり事業・高齢者教室の実施状況（開催回数・参加人数）</w:t>
-            </w:r>
-          </w:p>
-        </w:tc>
-        <w:tc>
-          <w:tcPr>
-            <w:tcW w:type="dxa" w:w="2714"/>
-            <w:shd w:fill="FFFFFF" w:val="clear"/>
-            <w:tcMar>
-              <w:top w:type="dxa" w:w="70"/>
-              <w:left w:type="dxa" w:w="90"/>
-              <w:bottom w:type="dxa" w:w="70"/>
-              <w:right w:type="dxa" w:w="90"/>
-            </w:tcMar>
-          </w:tcPr>
-          <w:p>
-            <w:pPr>
-              <w:spacing w:after="0" w:line="250" w:lineRule="exact"/>
-            </w:pPr>
-            <w:r>
-              <w:rPr>
-                <w:rFonts w:ascii="游ゴシック" w:cs="游ゴシック" w:eastAsia="游ゴシック" w:hAnsi="游ゴシック"/>
-                <w:b w:val="false"/>
-                <w:bCs w:val="false"/>
-                <w:color w:val="000000"/>
-                <w:sz w:val="17"/>
-                <w:szCs w:val="17"/>
-              </w:rPr>
-              <w:t xml:space="preserve">教育委員会所管。介護予防（通いの場）の実績にカウントできるものがあるかを確認。</w:t>
-            </w:r>
-          </w:p>
-        </w:tc>
-        <w:tc>
-          <w:tcPr>
-            <w:tcW w:type="dxa" w:w="1217"/>
-            <w:shd w:fill="FFFFFF" w:val="clear"/>
-            <w:tcMar>
-              <w:top w:type="dxa" w:w="70"/>
-              <w:left w:type="dxa" w:w="90"/>
-              <w:bottom w:type="dxa" w:w="70"/>
-              <w:right w:type="dxa" w:w="90"/>
-            </w:tcMar>
-          </w:tcPr>
-          <w:p>
-            <w:pPr>
-              <w:spacing w:after="0" w:line="250" w:lineRule="exact"/>
-            </w:pPr>
-            <w:r>
-              <w:rPr>
-                <w:rFonts w:ascii="游ゴシック" w:cs="游ゴシック" w:eastAsia="游ゴシック" w:hAnsi="游ゴシック"/>
-                <w:b w:val="false"/>
-                <w:bCs w:val="false"/>
-                <w:color w:val="000000"/>
-                <w:sz w:val="17"/>
-                <w:szCs w:val="17"/>
-              </w:rPr>
-              <w:t xml:space="preserve">―</w:t>
-            </w:r>
-          </w:p>
-        </w:tc>
-        <w:tc>
-          <w:tcPr>
-            <w:tcW w:type="dxa" w:w="1872"/>
-            <w:shd w:fill="FFFFFF" w:val="clear"/>
-            <w:tcMar>
-              <w:top w:type="dxa" w:w="70"/>
-              <w:left w:type="dxa" w:w="90"/>
-              <w:bottom w:type="dxa" w:w="70"/>
-              <w:right w:type="dxa" w:w="90"/>
-            </w:tcMar>
-          </w:tcPr>
-          <w:p>
-            <w:pPr>
-              <w:spacing w:after="0" w:line="250" w:lineRule="exact"/>
-            </w:pPr>
-            <w:r>
-              <w:rPr>
-                <w:rFonts w:ascii="游ゴシック" w:cs="游ゴシック" w:eastAsia="游ゴシック" w:hAnsi="游ゴシック"/>
-                <w:b w:val="false"/>
-                <w:bCs w:val="false"/>
-                <w:color w:val="000000"/>
-                <w:sz w:val="17"/>
-                <w:szCs w:val="17"/>
-              </w:rPr>
-              <w:t xml:space="preserve"/>
-            </w:r>
-          </w:p>
-        </w:tc>
-      </w:tr>
-      <w:tr>
-        <w:trPr>
-          <w:cantSplit/>
-          <w:trHeight w:val="700" w:hRule="atLeast"/>
-        </w:trPr>
-        <w:tc>
-          <w:tcPr>
-            <w:tcW w:type="dxa" w:w="468"/>
-            <w:shd w:fill="FFFFFF" w:val="clear"/>
-            <w:tcMar>
-              <w:top w:type="dxa" w:w="70"/>
-              <w:left w:type="dxa" w:w="90"/>
-              <w:bottom w:type="dxa" w:w="70"/>
-              <w:right w:type="dxa" w:w="90"/>
-            </w:tcMar>
-          </w:tcPr>
-          <w:p>
-            <w:pPr>
-              <w:spacing w:after="0" w:line="250" w:lineRule="exact"/>
-            </w:pPr>
-            <w:r>
-              <w:rPr>
-                <w:rFonts w:ascii="游ゴシック" w:cs="游ゴシック" w:eastAsia="游ゴシック" w:hAnsi="游ゴシック"/>
-                <w:b w:val="false"/>
-                <w:bCs w:val="false"/>
-                <w:color w:val="000000"/>
-                <w:sz w:val="17"/>
-                <w:szCs w:val="17"/>
-              </w:rPr>
-              <w:t xml:space="preserve">39
-Ｄ</w:t>
-            </w:r>
-          </w:p>
-        </w:tc>
-        <w:tc>
-          <w:tcPr>
-            <w:tcW w:type="dxa" w:w="3089"/>
-            <w:shd w:fill="FFFFFF" w:val="clear"/>
-            <w:tcMar>
-              <w:top w:type="dxa" w:w="70"/>
-              <w:left w:type="dxa" w:w="90"/>
-              <w:bottom w:type="dxa" w:w="70"/>
-              <w:right w:type="dxa" w:w="90"/>
-            </w:tcMar>
-          </w:tcPr>
-          <w:p>
-            <w:pPr>
-              <w:spacing w:after="0" w:line="250" w:lineRule="exact"/>
-            </w:pPr>
-            <w:r>
-              <w:rPr>
-                <w:rFonts w:ascii="游ゴシック" w:cs="游ゴシック" w:eastAsia="游ゴシック" w:hAnsi="游ゴシック"/>
-                <w:b w:val="false"/>
-                <w:bCs w:val="false"/>
-                <w:color w:val="000000"/>
-                <w:sz w:val="17"/>
-                <w:szCs w:val="17"/>
-              </w:rPr>
-              <w:t xml:space="preserve">高齢者福祉事業（村単独事業）の実績資料</w:t>
-            </w:r>
-          </w:p>
-        </w:tc>
-        <w:tc>
-          <w:tcPr>
-            <w:tcW w:type="dxa" w:w="2714"/>
-            <w:shd w:fill="FFFFFF" w:val="clear"/>
-            <w:tcMar>
-              <w:top w:type="dxa" w:w="70"/>
-              <w:left w:type="dxa" w:w="90"/>
-              <w:bottom w:type="dxa" w:w="70"/>
-              <w:right w:type="dxa" w:w="90"/>
-            </w:tcMar>
-          </w:tcPr>
-          <w:p>
-            <w:pPr>
-              <w:spacing w:after="0" w:line="250" w:lineRule="exact"/>
-            </w:pPr>
-            <w:r>
-              <w:rPr>
-                <w:rFonts w:ascii="游ゴシック" w:cs="游ゴシック" w:eastAsia="游ゴシック" w:hAnsi="游ゴシック"/>
-                <w:b w:val="false"/>
-                <w:bCs w:val="false"/>
-                <w:color w:val="000000"/>
-                <w:sz w:val="17"/>
-                <w:szCs w:val="17"/>
-              </w:rPr>
-              <w:t xml:space="preserve">現行計画の評価に必要。</w:t>
-            </w:r>
-          </w:p>
-        </w:tc>
-        <w:tc>
-          <w:tcPr>
-            <w:tcW w:type="dxa" w:w="1217"/>
-            <w:shd w:fill="FFFFFF" w:val="clear"/>
-            <w:tcMar>
-              <w:top w:type="dxa" w:w="70"/>
-              <w:left w:type="dxa" w:w="90"/>
-              <w:bottom w:type="dxa" w:w="70"/>
-              <w:right w:type="dxa" w:w="90"/>
-            </w:tcMar>
-          </w:tcPr>
-          <w:p>
-            <w:pPr>
-              <w:spacing w:after="0" w:line="250" w:lineRule="exact"/>
-            </w:pPr>
-            <w:r>
-              <w:rPr>
-                <w:rFonts w:ascii="游ゴシック" w:cs="游ゴシック" w:eastAsia="游ゴシック" w:hAnsi="游ゴシック"/>
-                <w:b w:val="false"/>
-                <w:bCs w:val="false"/>
-                <w:color w:val="000000"/>
-                <w:sz w:val="17"/>
-                <w:szCs w:val="17"/>
-              </w:rPr>
-              <w:t xml:space="preserve">―</w:t>
-            </w:r>
-          </w:p>
-        </w:tc>
-        <w:tc>
-          <w:tcPr>
-            <w:tcW w:type="dxa" w:w="1872"/>
-            <w:shd w:fill="FFFFFF" w:val="clear"/>
-            <w:tcMar>
-              <w:top w:type="dxa" w:w="70"/>
-              <w:left w:type="dxa" w:w="90"/>
-              <w:bottom w:type="dxa" w:w="70"/>
-              <w:right w:type="dxa" w:w="90"/>
-            </w:tcMar>
-          </w:tcPr>
-          <w:p>
-            <w:pPr>
-              <w:spacing w:after="0" w:line="250" w:lineRule="exact"/>
-            </w:pPr>
-            <w:r>
-              <w:rPr>
-                <w:rFonts w:ascii="游ゴシック" w:cs="游ゴシック" w:eastAsia="游ゴシック" w:hAnsi="游ゴシック"/>
-                <w:b w:val="false"/>
-                <w:bCs w:val="false"/>
-                <w:color w:val="000000"/>
-                <w:sz w:val="17"/>
-                <w:szCs w:val="17"/>
-              </w:rPr>
-              <w:t xml:space="preserve"/>
-            </w:r>
-          </w:p>
-        </w:tc>
-      </w:tr>
-      <w:tr>
-        <w:trPr>
-          <w:cantSplit/>
-          <w:trHeight w:val="700" w:hRule="atLeast"/>
-        </w:trPr>
-        <w:tc>
-          <w:tcPr>
-            <w:tcW w:type="dxa" w:w="468"/>
-            <w:shd w:fill="FFFFFF" w:val="clear"/>
-            <w:tcMar>
-              <w:top w:type="dxa" w:w="70"/>
-              <w:left w:type="dxa" w:w="90"/>
-              <w:bottom w:type="dxa" w:w="70"/>
-              <w:right w:type="dxa" w:w="90"/>
-            </w:tcMar>
-          </w:tcPr>
-          <w:p>
-            <w:pPr>
-              <w:spacing w:after="0" w:line="250" w:lineRule="exact"/>
-            </w:pPr>
-            <w:r>
-              <w:rPr>
-                <w:rFonts w:ascii="游ゴシック" w:cs="游ゴシック" w:eastAsia="游ゴシック" w:hAnsi="游ゴシック"/>
-                <w:b w:val="false"/>
-                <w:bCs w:val="false"/>
-                <w:color w:val="000000"/>
-                <w:sz w:val="17"/>
-                <w:szCs w:val="17"/>
-              </w:rPr>
-              <w:t xml:space="preserve">40
 Ｄ</w:t>
             </w:r>
           </w:p>

--- a/output/13-2_北塩原村第10期_照会票_束2_給付実績・決算と第9期の計画値.docx
+++ b/output/13-2_北塩原村第10期_照会票_束2_給付実績・決算と第9期の計画値.docx
@@ -108,7 +108,7 @@
           <w:sz w:val="22"/>
           <w:szCs w:val="22"/>
         </w:rPr>
-        <w:t xml:space="preserve">ご確認・ご提供をお願いしたい事項　58件</w:t>
+        <w:t xml:space="preserve">ご確認・ご提供をお願いしたい事項　54件</w:t>
       </w:r>
     </w:p>
     <w:p>
@@ -838,7 +838,7 @@
                 <w:sz w:val="17"/>
                 <w:szCs w:val="17"/>
               </w:rPr>
-              <w:t xml:space="preserve">10件</w:t>
+              <w:t xml:space="preserve">9件</w:t>
             </w:r>
           </w:p>
         </w:tc>
@@ -1108,7 +1108,7 @@
                 <w:sz w:val="17"/>
                 <w:szCs w:val="17"/>
               </w:rPr>
-              <w:t xml:space="preserve">38件</w:t>
+              <w:t xml:space="preserve">35件</w:t>
             </w:r>
           </w:p>
         </w:tc>
@@ -3047,153 +3047,6 @@
                 <w:szCs w:val="17"/>
               </w:rPr>
               <w:t xml:space="preserve">9
-Ｃ</w:t>
-            </w:r>
-          </w:p>
-        </w:tc>
-        <w:tc>
-          <w:tcPr>
-            <w:tcW w:type="dxa" w:w="3089"/>
-            <w:shd w:fill="FFFFFF" w:val="clear"/>
-            <w:tcMar>
-              <w:top w:type="dxa" w:w="70"/>
-              <w:left w:type="dxa" w:w="90"/>
-              <w:bottom w:type="dxa" w:w="70"/>
-              <w:right w:type="dxa" w:w="90"/>
-            </w:tcMar>
-          </w:tcPr>
-          <w:p>
-            <w:pPr>
-              <w:spacing w:after="0" w:line="250" w:lineRule="exact"/>
-            </w:pPr>
-            <w:r>
-              <w:rPr>
-                <w:rFonts w:ascii="游ゴシック" w:cs="游ゴシック" w:eastAsia="游ゴシック" w:hAnsi="游ゴシック"/>
-                <w:b w:val="false"/>
-                <w:bCs w:val="false"/>
-                <w:color w:val="000000"/>
-                <w:sz w:val="17"/>
-                <w:szCs w:val="17"/>
-              </w:rPr>
-              <w:t xml:space="preserve">第9期計画の本文（サービス別見込量の表を含む全体）</w:t>
-            </w:r>
-          </w:p>
-        </w:tc>
-        <w:tc>
-          <w:tcPr>
-            <w:tcW w:type="dxa" w:w="2714"/>
-            <w:shd w:fill="FFFFFF" w:val="clear"/>
-            <w:tcMar>
-              <w:top w:type="dxa" w:w="70"/>
-              <w:left w:type="dxa" w:w="90"/>
-              <w:bottom w:type="dxa" w:w="70"/>
-              <w:right w:type="dxa" w:w="90"/>
-            </w:tcMar>
-          </w:tcPr>
-          <w:p>
-            <w:pPr>
-              <w:spacing w:after="0" w:line="250" w:lineRule="exact"/>
-            </w:pPr>
-            <w:r>
-              <w:rPr>
-                <w:rFonts w:ascii="游ゴシック" w:cs="游ゴシック" w:eastAsia="游ゴシック" w:hAnsi="游ゴシック"/>
-                <w:b w:val="false"/>
-                <w:bCs w:val="false"/>
-                <w:color w:val="000000"/>
-                <w:sz w:val="17"/>
-                <w:szCs w:val="17"/>
-              </w:rPr>
-              <w:t xml:space="preserve">第9期のサービス別見込量は概要版と復元値で代替している。本文があれば復元の当否を確かめられる。</w:t>
-            </w:r>
-          </w:p>
-        </w:tc>
-        <w:tc>
-          <w:tcPr>
-            <w:tcW w:type="dxa" w:w="1217"/>
-            <w:shd w:fill="FFFFFF" w:val="clear"/>
-            <w:tcMar>
-              <w:top w:type="dxa" w:w="70"/>
-              <w:left w:type="dxa" w:w="90"/>
-              <w:bottom w:type="dxa" w:w="70"/>
-              <w:right w:type="dxa" w:w="90"/>
-            </w:tcMar>
-          </w:tcPr>
-          <w:p>
-            <w:pPr>
-              <w:spacing w:after="0" w:line="250" w:lineRule="exact"/>
-            </w:pPr>
-            <w:r>
-              <w:rPr>
-                <w:rFonts w:ascii="游ゴシック" w:cs="游ゴシック" w:eastAsia="游ゴシック" w:hAnsi="游ゴシック"/>
-                <w:b w:val="false"/>
-                <w:bCs w:val="false"/>
-                <w:color w:val="000000"/>
-                <w:sz w:val="17"/>
-                <w:szCs w:val="17"/>
-              </w:rPr>
-              <w:t xml:space="preserve">10月中旬</w:t>
-            </w:r>
-          </w:p>
-        </w:tc>
-        <w:tc>
-          <w:tcPr>
-            <w:tcW w:type="dxa" w:w="1872"/>
-            <w:shd w:fill="FFFFFF" w:val="clear"/>
-            <w:tcMar>
-              <w:top w:type="dxa" w:w="70"/>
-              <w:left w:type="dxa" w:w="90"/>
-              <w:bottom w:type="dxa" w:w="70"/>
-              <w:right w:type="dxa" w:w="90"/>
-            </w:tcMar>
-          </w:tcPr>
-          <w:p>
-            <w:pPr>
-              <w:spacing w:after="0" w:line="250" w:lineRule="exact"/>
-            </w:pPr>
-            <w:r>
-              <w:rPr>
-                <w:rFonts w:ascii="游ゴシック" w:cs="游ゴシック" w:eastAsia="游ゴシック" w:hAnsi="游ゴシック"/>
-                <w:b w:val="false"/>
-                <w:bCs w:val="false"/>
-                <w:color w:val="000000"/>
-                <w:sz w:val="17"/>
-                <w:szCs w:val="17"/>
-              </w:rPr>
-              <w:t xml:space="preserve"/>
-            </w:r>
-          </w:p>
-        </w:tc>
-      </w:tr>
-      <w:tr>
-        <w:trPr>
-          <w:cantSplit/>
-          <w:trHeight w:val="700" w:hRule="atLeast"/>
-        </w:trPr>
-        <w:tc>
-          <w:tcPr>
-            <w:tcW w:type="dxa" w:w="468"/>
-            <w:shd w:fill="FFFFFF" w:val="clear"/>
-            <w:tcMar>
-              <w:top w:type="dxa" w:w="70"/>
-              <w:left w:type="dxa" w:w="90"/>
-              <w:bottom w:type="dxa" w:w="70"/>
-              <w:right w:type="dxa" w:w="90"/>
-            </w:tcMar>
-          </w:tcPr>
-          <w:p>
-            <w:pPr>
-              <w:spacing w:after="0" w:line="250" w:lineRule="exact"/>
-            </w:pPr>
-            <w:r>
-              <w:rPr>
-                <w:rFonts w:ascii="游ゴシック" w:cs="游ゴシック" w:eastAsia="游ゴシック" w:hAnsi="游ゴシック"/>
-                <w:b w:val="false"/>
-                <w:bCs w:val="false"/>
-                <w:color w:val="000000"/>
-                <w:sz w:val="17"/>
-                <w:szCs w:val="17"/>
-              </w:rPr>
-              <w:t xml:space="preserve">10
 Ｄ</w:t>
             </w:r>
           </w:p>
@@ -6106,7 +5959,7 @@
                 <w:sz w:val="17"/>
                 <w:szCs w:val="17"/>
               </w:rPr>
-              <w:t xml:space="preserve">介護人材の確保に関する福島県の事業（介護人材確保対策・修学資金貸付）の内容と、本村からの利用実績をご教示いただきたい。令和8年度の交付金（都道府県分）により、介護人材の確保・サービス提供基盤の整備は福島県が全国平均を13.1点下回る県全体の課題であることが判明した（本村は▲4.8点）。</w:t>
+              <w:t xml:space="preserve">会津地方介護福祉士養成貸付事業ほか県の制度について、本村からの利用実績の有無をご教示いただきたい。</w:t>
             </w:r>
           </w:p>
         </w:tc>
@@ -8843,7 +8696,7 @@
                 <w:szCs w:val="17"/>
               </w:rPr>
               <w:t xml:space="preserve">26
-Ｃ</w:t>
+Ｄ</w:t>
             </w:r>
           </w:p>
         </w:tc>
@@ -8871,7 +8724,7 @@
                 <w:sz w:val="17"/>
                 <w:szCs w:val="17"/>
               </w:rPr>
-              <w:t xml:space="preserve">福島県保健医療計画（第八次）の会津・南会津区域に関する記載</w:t>
+              <w:t xml:space="preserve">老人福祉事業の量の実績（養護老人ホーム措置・軽費老人ホーム・老人クラブ）</w:t>
             </w:r>
           </w:p>
         </w:tc>
@@ -8899,7 +8752,7 @@
                 <w:sz w:val="17"/>
                 <w:szCs w:val="17"/>
               </w:rPr>
-              <w:t xml:space="preserve">介護保険法第117条により本計画は医療計画と整合が図られたものでなければならない（引いていた「第117条第5項」は誤りであり、10/15に項番号を落とした。素案1-4に整合の記述を追加したが内容が未確定。</w:t>
+              <w:t xml:space="preserve">老人福祉法第20条の8第2項が「定めるものとする」とする義務的記載事項。素案に量の目標の表がなかったため4-6を新設したが、実績値がないと目標が置けない。</w:t>
             </w:r>
           </w:p>
         </w:tc>
@@ -8990,7 +8843,7 @@
                 <w:szCs w:val="17"/>
               </w:rPr>
               <w:t xml:space="preserve">27
-Ｃ</w:t>
+Ｄ</w:t>
             </w:r>
           </w:p>
         </w:tc>
@@ -9018,7 +8871,7 @@
                 <w:sz w:val="17"/>
                 <w:szCs w:val="17"/>
               </w:rPr>
-              <w:t xml:space="preserve">第9期概要版④「地域支援事業費」の集計範囲（任意事業の扱い）</w:t>
+              <w:t xml:space="preserve">訪問入浴介護・地域密着型通所介護を0に戻すかどうか</w:t>
             </w:r>
           </w:p>
         </w:tc>
@@ -9046,7 +8899,7 @@
                 <w:sz w:val="17"/>
                 <w:szCs w:val="17"/>
               </w:rPr>
-              <w:t xml:space="preserve">決算と6,300〜10,100千円ずれる。揃えないと第10期が第9期と比較不能になる。</w:t>
+              <w:t xml:space="preserve">令和7年度の利用は0だが、3か年平均により令和9年度以降も0.6人／月・0.3人／月が立っている。直近に利用のないサービスを3か年平均で復活させてよいかの判断。利用の見込みの有無を村に確認する。</w:t>
             </w:r>
           </w:p>
         </w:tc>
@@ -9137,7 +8990,7 @@
                 <w:szCs w:val="17"/>
               </w:rPr>
               <w:t xml:space="preserve">28
-Ｃ</w:t>
+Ｄ</w:t>
             </w:r>
           </w:p>
         </w:tc>
@@ -9165,7 +9018,7 @@
                 <w:sz w:val="17"/>
                 <w:szCs w:val="17"/>
               </w:rPr>
-              <w:t xml:space="preserve">第9期計画の本文（第5章81〜92ページ）</w:t>
+              <w:t xml:space="preserve">訪問診療・訪問看護の提供実績（村内外の事業所別・令和6〜7年度）</w:t>
             </w:r>
           </w:p>
         </w:tc>
@@ -9193,7 +9046,7 @@
                 <w:sz w:val="17"/>
                 <w:szCs w:val="17"/>
               </w:rPr>
-              <w:t xml:space="preserve">老人福祉事業の量の目標を第9期計画のどこに記載していたかを確認し、第10期の配置を揃えるために必要。現在は第4章末（4-6）に置いている。</w:t>
+              <w:t xml:space="preserve">素案の施策4-3に在宅医療・介護連携の4場面ごとの目指すべき姿を新設し、①日常の療養支援の現状を【要確認】としている。村内は南東北裏磐梯診療所・桧原診療所の2か所で訪問看護事業所は村内にない。訪問診療の実施状況と村外からの訪問看護の提供量が分からないと、日常の療養支援の余力を示せない。県への提供依頼で把握できる範囲もあわせてご相談したい。</w:t>
             </w:r>
           </w:p>
         </w:tc>
@@ -9312,7 +9165,7 @@
                 <w:sz w:val="17"/>
                 <w:szCs w:val="17"/>
               </w:rPr>
-              <w:t xml:space="preserve">老人福祉事業の量の実績（養護老人ホーム措置・軽費老人ホーム・老人クラブ）</w:t>
+              <w:t xml:space="preserve">診療所（南東北裏磐梯・桧原）の診療日数および患者数</w:t>
             </w:r>
           </w:p>
         </w:tc>
@@ -9340,7 +9193,7 @@
                 <w:sz w:val="17"/>
                 <w:szCs w:val="17"/>
               </w:rPr>
-              <w:t xml:space="preserve">老人福祉法第20条の8第2項が「定めるものとする」とする義務的記載事項。素案に量の目標の表がなかったため4-6を新設したが、実績値がないと目標が置けない。</w:t>
+              <w:t xml:space="preserve">在宅医療・介護連携の分析に直結するがこれまで把握していなかった。</w:t>
             </w:r>
           </w:p>
         </w:tc>
@@ -9459,7 +9312,7 @@
                 <w:sz w:val="17"/>
                 <w:szCs w:val="17"/>
               </w:rPr>
-              <w:t xml:space="preserve">訪問入浴介護・地域密着型通所介護を0に戻すかどうか</w:t>
+              <w:t xml:space="preserve">認知症対応型共同生活介護の定員（27人）を超える需要への対応方針</w:t>
             </w:r>
           </w:p>
         </w:tc>
@@ -9487,7 +9340,7 @@
                 <w:sz w:val="17"/>
                 <w:szCs w:val="17"/>
               </w:rPr>
-              <w:t xml:space="preserve">令和7年度の利用は0だが、3か年平均により令和9年度以降も0.6人／月・0.3人／月が立っている。直近に利用のないサービスを3か年平均で復活させてよいかの判断。利用の見込みの有無を村に確認する。</w:t>
+              <w:t xml:space="preserve">令和7年度の居住系受給者は26.9人／月で、村内GHの定員27人に対する稼働率は93%。第10期に居住系の利用が増える見込みだが村内に受け皿の余地がない。施設整備の意向、村外施設での対応、在宅での対応のいずれを取るかで見込量と施策の両方が変わる。</w:t>
             </w:r>
           </w:p>
         </w:tc>
@@ -9606,7 +9459,7 @@
                 <w:sz w:val="17"/>
                 <w:szCs w:val="17"/>
               </w:rPr>
-              <w:t xml:space="preserve">訪問診療・訪問看護の提供実績（村内外の事業所別・令和6〜7年度）</w:t>
+              <w:t xml:space="preserve">認知症対応型共同生活介護の待機の状況（定員27人に対し令和9〜11年度の利用者数が27人で到達率100%）</w:t>
             </w:r>
           </w:p>
         </w:tc>
@@ -9634,7 +9487,7 @@
                 <w:sz w:val="17"/>
                 <w:szCs w:val="17"/>
               </w:rPr>
-              <w:t xml:space="preserve">素案の施策4-3に在宅医療・介護連携の4場面ごとの目指すべき姿を新設し、①日常の療養支援の現状を【要確認】としている。村内は南東北裏磐梯診療所・桧原診療所の2か所で訪問看護事業所は村内にない。訪問診療の実施状況と村外からの訪問看護の提供量が分からないと、日常の療養支援の余力を示せない。県への提供依頼で把握できる範囲もあわせてご相談したい。</w:t>
+              <w:t xml:space="preserve">村内の認知症高齢者グループホームの待機の状況（人数・待機期間）をご教示いただきたい。県の整備量見込みシートにより、村内の認知症高齢者グループホームは定員27人・整備数0で、利用者数は令和8年度26人から令和9年度以降27人（到達率100%）となることが確定した。満床の見込みであるため、待機者がいる場合は村外の施設または在宅での対応になる。</w:t>
             </w:r>
           </w:p>
         </w:tc>
@@ -9753,7 +9606,7 @@
                 <w:sz w:val="17"/>
                 <w:szCs w:val="17"/>
               </w:rPr>
-              <w:t xml:space="preserve">診療所（南東北裏磐梯・桧原）の診療日数および患者数</w:t>
+              <w:t xml:space="preserve">認知症対応型通所介護を再開するかどうか</w:t>
             </w:r>
           </w:p>
         </w:tc>
@@ -9781,7 +9634,7 @@
                 <w:sz w:val="17"/>
                 <w:szCs w:val="17"/>
               </w:rPr>
-              <w:t xml:space="preserve">在宅医療・介護連携の分析に直結するがこれまで把握していなかった。</w:t>
+              <w:t xml:space="preserve">平成30年度を最後に実績がない。地域密着型サービスは村の指定によりはじめて提供されるため村の判断による。認知症高齢者が増えるなかで在宅を支える類型として検討の余地がある。</w:t>
             </w:r>
           </w:p>
         </w:tc>
@@ -9900,7 +9753,7 @@
                 <w:sz w:val="17"/>
                 <w:szCs w:val="17"/>
               </w:rPr>
-              <w:t xml:space="preserve">認知症対応型共同生活介護の定員（27人）を超える需要への対応方針</w:t>
+              <w:t xml:space="preserve">高齢者生きがい健康づくり事業・高齢者教室の実施状況（開催回数・参加人数）</w:t>
             </w:r>
           </w:p>
         </w:tc>
@@ -9928,7 +9781,7 @@
                 <w:sz w:val="17"/>
                 <w:szCs w:val="17"/>
               </w:rPr>
-              <w:t xml:space="preserve">令和7年度の居住系受給者は26.9人／月で、村内GHの定員27人に対する稼働率は93%。第10期に居住系の利用が増える見込みだが村内に受け皿の余地がない。施設整備の意向、村外施設での対応、在宅での対応のいずれを取るかで見込量と施策の両方が変わる。</w:t>
+              <w:t xml:space="preserve">教育委員会所管。介護予防（通いの場）の実績にカウントできるものがあるかを確認。</w:t>
             </w:r>
           </w:p>
         </w:tc>
@@ -10047,7 +9900,7 @@
                 <w:sz w:val="17"/>
                 <w:szCs w:val="17"/>
               </w:rPr>
-              <w:t xml:space="preserve">認知症対応型共同生活介護の待機の状況（定員27人に対し令和9〜11年度の利用者数が27人で到達率100%）</w:t>
+              <w:t xml:space="preserve">高齢者福祉事業（村単独事業）の実績資料</w:t>
             </w:r>
           </w:p>
         </w:tc>
@@ -10075,7 +9928,7 @@
                 <w:sz w:val="17"/>
                 <w:szCs w:val="17"/>
               </w:rPr>
-              <w:t xml:space="preserve">村内の認知症高齢者グループホームの待機の状況（人数・待機期間）をご教示いただきたい。県の整備量見込みシートにより、村内の認知症高齢者グループホームは定員27人・整備数0で、利用者数は令和8年度26人から令和9年度以降27人（到達率100%）となることが確定した。満床の見込みであるため、待機者がいる場合は村外の施設または在宅での対応になる。</w:t>
+              <w:t xml:space="preserve">現行計画の評価に必要。</w:t>
             </w:r>
           </w:p>
         </w:tc>
@@ -10166,447 +10019,6 @@
                 <w:szCs w:val="17"/>
               </w:rPr>
               <w:t xml:space="preserve">35
-Ｄ</w:t>
-            </w:r>
-          </w:p>
-        </w:tc>
-        <w:tc>
-          <w:tcPr>
-            <w:tcW w:type="dxa" w:w="3089"/>
-            <w:shd w:fill="FFFFFF" w:val="clear"/>
-            <w:tcMar>
-              <w:top w:type="dxa" w:w="70"/>
-              <w:left w:type="dxa" w:w="90"/>
-              <w:bottom w:type="dxa" w:w="70"/>
-              <w:right w:type="dxa" w:w="90"/>
-            </w:tcMar>
-          </w:tcPr>
-          <w:p>
-            <w:pPr>
-              <w:spacing w:after="0" w:line="250" w:lineRule="exact"/>
-            </w:pPr>
-            <w:r>
-              <w:rPr>
-                <w:rFonts w:ascii="游ゴシック" w:cs="游ゴシック" w:eastAsia="游ゴシック" w:hAnsi="游ゴシック"/>
-                <w:b w:val="false"/>
-                <w:bCs w:val="false"/>
-                <w:color w:val="000000"/>
-                <w:sz w:val="17"/>
-                <w:szCs w:val="17"/>
-              </w:rPr>
-              <w:t xml:space="preserve">認知症対応型通所介護を再開するかどうか</w:t>
-            </w:r>
-          </w:p>
-        </w:tc>
-        <w:tc>
-          <w:tcPr>
-            <w:tcW w:type="dxa" w:w="2714"/>
-            <w:shd w:fill="FFFFFF" w:val="clear"/>
-            <w:tcMar>
-              <w:top w:type="dxa" w:w="70"/>
-              <w:left w:type="dxa" w:w="90"/>
-              <w:bottom w:type="dxa" w:w="70"/>
-              <w:right w:type="dxa" w:w="90"/>
-            </w:tcMar>
-          </w:tcPr>
-          <w:p>
-            <w:pPr>
-              <w:spacing w:after="0" w:line="250" w:lineRule="exact"/>
-            </w:pPr>
-            <w:r>
-              <w:rPr>
-                <w:rFonts w:ascii="游ゴシック" w:cs="游ゴシック" w:eastAsia="游ゴシック" w:hAnsi="游ゴシック"/>
-                <w:b w:val="false"/>
-                <w:bCs w:val="false"/>
-                <w:color w:val="000000"/>
-                <w:sz w:val="17"/>
-                <w:szCs w:val="17"/>
-              </w:rPr>
-              <w:t xml:space="preserve">平成30年度を最後に実績がない。地域密着型サービスは村の指定によりはじめて提供されるため村の判断による。認知症高齢者が増えるなかで在宅を支える類型として検討の余地がある。</w:t>
-            </w:r>
-          </w:p>
-        </w:tc>
-        <w:tc>
-          <w:tcPr>
-            <w:tcW w:type="dxa" w:w="1217"/>
-            <w:shd w:fill="FFFFFF" w:val="clear"/>
-            <w:tcMar>
-              <w:top w:type="dxa" w:w="70"/>
-              <w:left w:type="dxa" w:w="90"/>
-              <w:bottom w:type="dxa" w:w="70"/>
-              <w:right w:type="dxa" w:w="90"/>
-            </w:tcMar>
-          </w:tcPr>
-          <w:p>
-            <w:pPr>
-              <w:spacing w:after="0" w:line="250" w:lineRule="exact"/>
-            </w:pPr>
-            <w:r>
-              <w:rPr>
-                <w:rFonts w:ascii="游ゴシック" w:cs="游ゴシック" w:eastAsia="游ゴシック" w:hAnsi="游ゴシック"/>
-                <w:b w:val="false"/>
-                <w:bCs w:val="false"/>
-                <w:color w:val="000000"/>
-                <w:sz w:val="17"/>
-                <w:szCs w:val="17"/>
-              </w:rPr>
-              <w:t xml:space="preserve">―</w:t>
-            </w:r>
-          </w:p>
-        </w:tc>
-        <w:tc>
-          <w:tcPr>
-            <w:tcW w:type="dxa" w:w="1872"/>
-            <w:shd w:fill="FFFFFF" w:val="clear"/>
-            <w:tcMar>
-              <w:top w:type="dxa" w:w="70"/>
-              <w:left w:type="dxa" w:w="90"/>
-              <w:bottom w:type="dxa" w:w="70"/>
-              <w:right w:type="dxa" w:w="90"/>
-            </w:tcMar>
-          </w:tcPr>
-          <w:p>
-            <w:pPr>
-              <w:spacing w:after="0" w:line="250" w:lineRule="exact"/>
-            </w:pPr>
-            <w:r>
-              <w:rPr>
-                <w:rFonts w:ascii="游ゴシック" w:cs="游ゴシック" w:eastAsia="游ゴシック" w:hAnsi="游ゴシック"/>
-                <w:b w:val="false"/>
-                <w:bCs w:val="false"/>
-                <w:color w:val="000000"/>
-                <w:sz w:val="17"/>
-                <w:szCs w:val="17"/>
-              </w:rPr>
-              <w:t xml:space="preserve"/>
-            </w:r>
-          </w:p>
-        </w:tc>
-      </w:tr>
-      <w:tr>
-        <w:trPr>
-          <w:cantSplit/>
-          <w:trHeight w:val="700" w:hRule="atLeast"/>
-        </w:trPr>
-        <w:tc>
-          <w:tcPr>
-            <w:tcW w:type="dxa" w:w="468"/>
-            <w:shd w:fill="FFFFFF" w:val="clear"/>
-            <w:tcMar>
-              <w:top w:type="dxa" w:w="70"/>
-              <w:left w:type="dxa" w:w="90"/>
-              <w:bottom w:type="dxa" w:w="70"/>
-              <w:right w:type="dxa" w:w="90"/>
-            </w:tcMar>
-          </w:tcPr>
-          <w:p>
-            <w:pPr>
-              <w:spacing w:after="0" w:line="250" w:lineRule="exact"/>
-            </w:pPr>
-            <w:r>
-              <w:rPr>
-                <w:rFonts w:ascii="游ゴシック" w:cs="游ゴシック" w:eastAsia="游ゴシック" w:hAnsi="游ゴシック"/>
-                <w:b w:val="false"/>
-                <w:bCs w:val="false"/>
-                <w:color w:val="000000"/>
-                <w:sz w:val="17"/>
-                <w:szCs w:val="17"/>
-              </w:rPr>
-              <w:t xml:space="preserve">36
-Ｄ</w:t>
-            </w:r>
-          </w:p>
-        </w:tc>
-        <w:tc>
-          <w:tcPr>
-            <w:tcW w:type="dxa" w:w="3089"/>
-            <w:shd w:fill="FFFFFF" w:val="clear"/>
-            <w:tcMar>
-              <w:top w:type="dxa" w:w="70"/>
-              <w:left w:type="dxa" w:w="90"/>
-              <w:bottom w:type="dxa" w:w="70"/>
-              <w:right w:type="dxa" w:w="90"/>
-            </w:tcMar>
-          </w:tcPr>
-          <w:p>
-            <w:pPr>
-              <w:spacing w:after="0" w:line="250" w:lineRule="exact"/>
-            </w:pPr>
-            <w:r>
-              <w:rPr>
-                <w:rFonts w:ascii="游ゴシック" w:cs="游ゴシック" w:eastAsia="游ゴシック" w:hAnsi="游ゴシック"/>
-                <w:b w:val="false"/>
-                <w:bCs w:val="false"/>
-                <w:color w:val="000000"/>
-                <w:sz w:val="17"/>
-                <w:szCs w:val="17"/>
-              </w:rPr>
-              <w:t xml:space="preserve">高齢者生きがい健康づくり事業・高齢者教室の実施状況（開催回数・参加人数）</w:t>
-            </w:r>
-          </w:p>
-        </w:tc>
-        <w:tc>
-          <w:tcPr>
-            <w:tcW w:type="dxa" w:w="2714"/>
-            <w:shd w:fill="FFFFFF" w:val="clear"/>
-            <w:tcMar>
-              <w:top w:type="dxa" w:w="70"/>
-              <w:left w:type="dxa" w:w="90"/>
-              <w:bottom w:type="dxa" w:w="70"/>
-              <w:right w:type="dxa" w:w="90"/>
-            </w:tcMar>
-          </w:tcPr>
-          <w:p>
-            <w:pPr>
-              <w:spacing w:after="0" w:line="250" w:lineRule="exact"/>
-            </w:pPr>
-            <w:r>
-              <w:rPr>
-                <w:rFonts w:ascii="游ゴシック" w:cs="游ゴシック" w:eastAsia="游ゴシック" w:hAnsi="游ゴシック"/>
-                <w:b w:val="false"/>
-                <w:bCs w:val="false"/>
-                <w:color w:val="000000"/>
-                <w:sz w:val="17"/>
-                <w:szCs w:val="17"/>
-              </w:rPr>
-              <w:t xml:space="preserve">教育委員会所管。介護予防（通いの場）の実績にカウントできるものがあるかを確認。</w:t>
-            </w:r>
-          </w:p>
-        </w:tc>
-        <w:tc>
-          <w:tcPr>
-            <w:tcW w:type="dxa" w:w="1217"/>
-            <w:shd w:fill="FFFFFF" w:val="clear"/>
-            <w:tcMar>
-              <w:top w:type="dxa" w:w="70"/>
-              <w:left w:type="dxa" w:w="90"/>
-              <w:bottom w:type="dxa" w:w="70"/>
-              <w:right w:type="dxa" w:w="90"/>
-            </w:tcMar>
-          </w:tcPr>
-          <w:p>
-            <w:pPr>
-              <w:spacing w:after="0" w:line="250" w:lineRule="exact"/>
-            </w:pPr>
-            <w:r>
-              <w:rPr>
-                <w:rFonts w:ascii="游ゴシック" w:cs="游ゴシック" w:eastAsia="游ゴシック" w:hAnsi="游ゴシック"/>
-                <w:b w:val="false"/>
-                <w:bCs w:val="false"/>
-                <w:color w:val="000000"/>
-                <w:sz w:val="17"/>
-                <w:szCs w:val="17"/>
-              </w:rPr>
-              <w:t xml:space="preserve">―</w:t>
-            </w:r>
-          </w:p>
-        </w:tc>
-        <w:tc>
-          <w:tcPr>
-            <w:tcW w:type="dxa" w:w="1872"/>
-            <w:shd w:fill="FFFFFF" w:val="clear"/>
-            <w:tcMar>
-              <w:top w:type="dxa" w:w="70"/>
-              <w:left w:type="dxa" w:w="90"/>
-              <w:bottom w:type="dxa" w:w="70"/>
-              <w:right w:type="dxa" w:w="90"/>
-            </w:tcMar>
-          </w:tcPr>
-          <w:p>
-            <w:pPr>
-              <w:spacing w:after="0" w:line="250" w:lineRule="exact"/>
-            </w:pPr>
-            <w:r>
-              <w:rPr>
-                <w:rFonts w:ascii="游ゴシック" w:cs="游ゴシック" w:eastAsia="游ゴシック" w:hAnsi="游ゴシック"/>
-                <w:b w:val="false"/>
-                <w:bCs w:val="false"/>
-                <w:color w:val="000000"/>
-                <w:sz w:val="17"/>
-                <w:szCs w:val="17"/>
-              </w:rPr>
-              <w:t xml:space="preserve"/>
-            </w:r>
-          </w:p>
-        </w:tc>
-      </w:tr>
-      <w:tr>
-        <w:trPr>
-          <w:cantSplit/>
-          <w:trHeight w:val="700" w:hRule="atLeast"/>
-        </w:trPr>
-        <w:tc>
-          <w:tcPr>
-            <w:tcW w:type="dxa" w:w="468"/>
-            <w:shd w:fill="FFFFFF" w:val="clear"/>
-            <w:tcMar>
-              <w:top w:type="dxa" w:w="70"/>
-              <w:left w:type="dxa" w:w="90"/>
-              <w:bottom w:type="dxa" w:w="70"/>
-              <w:right w:type="dxa" w:w="90"/>
-            </w:tcMar>
-          </w:tcPr>
-          <w:p>
-            <w:pPr>
-              <w:spacing w:after="0" w:line="250" w:lineRule="exact"/>
-            </w:pPr>
-            <w:r>
-              <w:rPr>
-                <w:rFonts w:ascii="游ゴシック" w:cs="游ゴシック" w:eastAsia="游ゴシック" w:hAnsi="游ゴシック"/>
-                <w:b w:val="false"/>
-                <w:bCs w:val="false"/>
-                <w:color w:val="000000"/>
-                <w:sz w:val="17"/>
-                <w:szCs w:val="17"/>
-              </w:rPr>
-              <w:t xml:space="preserve">37
-Ｄ</w:t>
-            </w:r>
-          </w:p>
-        </w:tc>
-        <w:tc>
-          <w:tcPr>
-            <w:tcW w:type="dxa" w:w="3089"/>
-            <w:shd w:fill="FFFFFF" w:val="clear"/>
-            <w:tcMar>
-              <w:top w:type="dxa" w:w="70"/>
-              <w:left w:type="dxa" w:w="90"/>
-              <w:bottom w:type="dxa" w:w="70"/>
-              <w:right w:type="dxa" w:w="90"/>
-            </w:tcMar>
-          </w:tcPr>
-          <w:p>
-            <w:pPr>
-              <w:spacing w:after="0" w:line="250" w:lineRule="exact"/>
-            </w:pPr>
-            <w:r>
-              <w:rPr>
-                <w:rFonts w:ascii="游ゴシック" w:cs="游ゴシック" w:eastAsia="游ゴシック" w:hAnsi="游ゴシック"/>
-                <w:b w:val="false"/>
-                <w:bCs w:val="false"/>
-                <w:color w:val="000000"/>
-                <w:sz w:val="17"/>
-                <w:szCs w:val="17"/>
-              </w:rPr>
-              <w:t xml:space="preserve">高齢者福祉事業（村単独事業）の実績資料</w:t>
-            </w:r>
-          </w:p>
-        </w:tc>
-        <w:tc>
-          <w:tcPr>
-            <w:tcW w:type="dxa" w:w="2714"/>
-            <w:shd w:fill="FFFFFF" w:val="clear"/>
-            <w:tcMar>
-              <w:top w:type="dxa" w:w="70"/>
-              <w:left w:type="dxa" w:w="90"/>
-              <w:bottom w:type="dxa" w:w="70"/>
-              <w:right w:type="dxa" w:w="90"/>
-            </w:tcMar>
-          </w:tcPr>
-          <w:p>
-            <w:pPr>
-              <w:spacing w:after="0" w:line="250" w:lineRule="exact"/>
-            </w:pPr>
-            <w:r>
-              <w:rPr>
-                <w:rFonts w:ascii="游ゴシック" w:cs="游ゴシック" w:eastAsia="游ゴシック" w:hAnsi="游ゴシック"/>
-                <w:b w:val="false"/>
-                <w:bCs w:val="false"/>
-                <w:color w:val="000000"/>
-                <w:sz w:val="17"/>
-                <w:szCs w:val="17"/>
-              </w:rPr>
-              <w:t xml:space="preserve">現行計画の評価に必要。</w:t>
-            </w:r>
-          </w:p>
-        </w:tc>
-        <w:tc>
-          <w:tcPr>
-            <w:tcW w:type="dxa" w:w="1217"/>
-            <w:shd w:fill="FFFFFF" w:val="clear"/>
-            <w:tcMar>
-              <w:top w:type="dxa" w:w="70"/>
-              <w:left w:type="dxa" w:w="90"/>
-              <w:bottom w:type="dxa" w:w="70"/>
-              <w:right w:type="dxa" w:w="90"/>
-            </w:tcMar>
-          </w:tcPr>
-          <w:p>
-            <w:pPr>
-              <w:spacing w:after="0" w:line="250" w:lineRule="exact"/>
-            </w:pPr>
-            <w:r>
-              <w:rPr>
-                <w:rFonts w:ascii="游ゴシック" w:cs="游ゴシック" w:eastAsia="游ゴシック" w:hAnsi="游ゴシック"/>
-                <w:b w:val="false"/>
-                <w:bCs w:val="false"/>
-                <w:color w:val="000000"/>
-                <w:sz w:val="17"/>
-                <w:szCs w:val="17"/>
-              </w:rPr>
-              <w:t xml:space="preserve">―</w:t>
-            </w:r>
-          </w:p>
-        </w:tc>
-        <w:tc>
-          <w:tcPr>
-            <w:tcW w:type="dxa" w:w="1872"/>
-            <w:shd w:fill="FFFFFF" w:val="clear"/>
-            <w:tcMar>
-              <w:top w:type="dxa" w:w="70"/>
-              <w:left w:type="dxa" w:w="90"/>
-              <w:bottom w:type="dxa" w:w="70"/>
-              <w:right w:type="dxa" w:w="90"/>
-            </w:tcMar>
-          </w:tcPr>
-          <w:p>
-            <w:pPr>
-              <w:spacing w:after="0" w:line="250" w:lineRule="exact"/>
-            </w:pPr>
-            <w:r>
-              <w:rPr>
-                <w:rFonts w:ascii="游ゴシック" w:cs="游ゴシック" w:eastAsia="游ゴシック" w:hAnsi="游ゴシック"/>
-                <w:b w:val="false"/>
-                <w:bCs w:val="false"/>
-                <w:color w:val="000000"/>
-                <w:sz w:val="17"/>
-                <w:szCs w:val="17"/>
-              </w:rPr>
-              <w:t xml:space="preserve"/>
-            </w:r>
-          </w:p>
-        </w:tc>
-      </w:tr>
-      <w:tr>
-        <w:trPr>
-          <w:cantSplit/>
-          <w:trHeight w:val="700" w:hRule="atLeast"/>
-        </w:trPr>
-        <w:tc>
-          <w:tcPr>
-            <w:tcW w:type="dxa" w:w="468"/>
-            <w:shd w:fill="FFFFFF" w:val="clear"/>
-            <w:tcMar>
-              <w:top w:type="dxa" w:w="70"/>
-              <w:left w:type="dxa" w:w="90"/>
-              <w:bottom w:type="dxa" w:w="70"/>
-              <w:right w:type="dxa" w:w="90"/>
-            </w:tcMar>
-          </w:tcPr>
-          <w:p>
-            <w:pPr>
-              <w:spacing w:after="0" w:line="250" w:lineRule="exact"/>
-            </w:pPr>
-            <w:r>
-              <w:rPr>
-                <w:rFonts w:ascii="游ゴシック" w:cs="游ゴシック" w:eastAsia="游ゴシック" w:hAnsi="游ゴシック"/>
-                <w:b w:val="false"/>
-                <w:bCs w:val="false"/>
-                <w:color w:val="000000"/>
-                <w:sz w:val="17"/>
-                <w:szCs w:val="17"/>
-              </w:rPr>
-              <w:t xml:space="preserve">38
 Ｄ</w:t>
             </w:r>
           </w:p>
